--- a/fuentes/124108_CF07_DU.docx
+++ b/fuentes/124108_CF07_DU.docx
@@ -5411,15 +5411,7 @@
         <w:t>marketing</w:t>
       </w:r>
       <w:r>
-        <w:t xml:space="preserve"> digital y gestión de redes sociales. Este enfoque permite comprender el entorno competitivo actual y las dinámicas del consumidor en escenarios digitales y </w:t>
-      </w:r>
-      <w:proofErr w:type="spellStart"/>
-      <w:r>
-        <w:t>omnicanales</w:t>
-      </w:r>
-      <w:proofErr w:type="spellEnd"/>
-      <w:r>
-        <w:t>.</w:t>
+        <w:t xml:space="preserve"> digital y gestión de redes sociales. Este enfoque permite comprender el entorno competitivo actual y las dinámicas del consumidor en escenarios digitales y omnicanales.</w:t>
       </w:r>
     </w:p>
     <w:p>
@@ -5709,31 +5701,13 @@
         </w:rPr>
         <w:t xml:space="preserve">. Nike aplica diferenciación basada en innovación y propósito, en contraste, marcas </w:t>
       </w:r>
-      <w:proofErr w:type="spellStart"/>
       <w:r>
         <w:rPr>
           <w:rStyle w:val="Extranjerismo"/>
           <w:lang w:val="es-419" w:eastAsia="es-CO"/>
         </w:rPr>
-        <w:t>fast</w:t>
-      </w:r>
-      <w:proofErr w:type="spellEnd"/>
-      <w:r>
-        <w:rPr>
-          <w:rStyle w:val="Extranjerismo"/>
-          <w:lang w:val="es-419" w:eastAsia="es-CO"/>
-        </w:rPr>
-        <w:t xml:space="preserve"> </w:t>
-      </w:r>
-      <w:proofErr w:type="spellStart"/>
-      <w:r>
-        <w:rPr>
-          <w:rStyle w:val="Extranjerismo"/>
-          <w:lang w:val="es-419" w:eastAsia="es-CO"/>
-        </w:rPr>
-        <w:t>fashion</w:t>
-      </w:r>
-      <w:proofErr w:type="spellEnd"/>
+        <w:t>fast fashion</w:t>
+      </w:r>
       <w:r>
         <w:rPr>
           <w:lang w:val="es-419" w:eastAsia="es-CO"/>
@@ -5846,6 +5820,8 @@
       </w:pPr>
       <w:r>
         <w:rPr>
+          <w:b/>
+          <w:bCs/>
           <w:lang w:val="es-419" w:eastAsia="es-CO"/>
         </w:rPr>
         <w:t>Ejemplo aplicado</w:t>
@@ -6449,17 +6425,8 @@
           <w:rStyle w:val="Extranjerismo"/>
           <w:lang w:val="es-419" w:eastAsia="es-CO"/>
         </w:rPr>
-        <w:t xml:space="preserve">marketing </w:t>
-      </w:r>
-      <w:proofErr w:type="spellStart"/>
-      <w:r>
-        <w:rPr>
-          <w:rStyle w:val="Extranjerismo"/>
-          <w:lang w:val="es-419" w:eastAsia="es-CO"/>
-        </w:rPr>
-        <w:t>mix</w:t>
-      </w:r>
-      <w:proofErr w:type="spellEnd"/>
+        <w:t>marketing mix</w:t>
+      </w:r>
       <w:r>
         <w:rPr>
           <w:lang w:val="es-419" w:eastAsia="es-CO"/>
@@ -6841,7 +6808,6 @@
         </w:rPr>
         <w:t xml:space="preserve">La coherencia entre lo que la empresa se propone alcanzar y las acciones que ejecuta determina el éxito de la gestión digital. En el sistema moda, esta estrategia permite conectar el </w:t>
       </w:r>
-      <w:proofErr w:type="spellStart"/>
       <w:r>
         <w:rPr>
           <w:rStyle w:val="Extranjerismo"/>
@@ -6849,7 +6815,6 @@
         </w:rPr>
         <w:t>storytelling</w:t>
       </w:r>
-      <w:proofErr w:type="spellEnd"/>
       <w:r>
         <w:rPr>
           <w:lang w:val="es-419" w:eastAsia="es-CO"/>
@@ -6897,7 +6862,6 @@
         </w:rPr>
         <w:t xml:space="preserve">La estrategia digital incorpora la definición de indicadores clave de desempeño que permiten medir resultados y orientar decisiones. Métricas como alcance, </w:t>
       </w:r>
-      <w:proofErr w:type="spellStart"/>
       <w:r>
         <w:rPr>
           <w:rStyle w:val="Extranjerismo"/>
@@ -6905,7 +6869,6 @@
         </w:rPr>
         <w:t>engagement</w:t>
       </w:r>
-      <w:proofErr w:type="spellEnd"/>
       <w:r>
         <w:rPr>
           <w:lang w:val="es-419" w:eastAsia="es-CO"/>
@@ -8250,13 +8213,25 @@
         <w:rPr>
           <w:lang w:val="es-419" w:eastAsia="es-CO"/>
         </w:rPr>
-        <w:t xml:space="preserve">Lo invitamos a escuchar el siguiente </w:t>
-      </w:r>
-      <w:r>
-        <w:rPr>
-          <w:lang w:val="es-419" w:eastAsia="es-CO"/>
-        </w:rPr>
-        <w:t>P</w:t>
+        <w:t xml:space="preserve">Lo invitamos </w:t>
+      </w:r>
+      <w:r>
+        <w:rPr>
+          <w:lang w:val="es-419" w:eastAsia="es-CO"/>
+        </w:rPr>
+        <w:t>a</w:t>
+      </w:r>
+      <w:r>
+        <w:rPr>
+          <w:lang w:val="es-419" w:eastAsia="es-CO"/>
+        </w:rPr>
+        <w:t xml:space="preserve">l siguiente </w:t>
+      </w:r>
+      <w:r>
+        <w:rPr>
+          <w:lang w:val="es-419" w:eastAsia="es-CO"/>
+        </w:rPr>
+        <w:t>p</w:t>
       </w:r>
       <w:r>
         <w:rPr>
@@ -8816,7 +8791,6 @@
         </w:rPr>
         <w:t xml:space="preserve">En la práctica, muchas empresas consolidadas no se limitan a una sola modalidad, sino que operan en múltiples esquemas de manera simultánea. La digitalización ha facilitado esta convergencia de modelos, permitiendo integrar canales físicos y virtuales, </w:t>
       </w:r>
-      <w:proofErr w:type="spellStart"/>
       <w:r>
         <w:rPr>
           <w:rStyle w:val="Extranjerismo"/>
@@ -8824,7 +8798,6 @@
         </w:rPr>
         <w:t>marketplaces</w:t>
       </w:r>
-      <w:proofErr w:type="spellEnd"/>
       <w:r>
         <w:rPr>
           <w:lang w:val="es-419" w:eastAsia="es-CO"/>
@@ -8870,83 +8843,63 @@
           <w:bCs/>
           <w:lang w:val="es-419" w:eastAsia="es-CO"/>
         </w:rPr>
-        <w:t xml:space="preserve">Entre las más utilizadas se encuentran Shopify, </w:t>
-      </w:r>
-      <w:proofErr w:type="spellStart"/>
+        <w:t xml:space="preserve">Entre las más utilizadas se encuentran Shopify, WooCommerce y Magento, cada una diseñada para responder a distintos niveles de complejidad empresarial. </w:t>
+      </w:r>
+    </w:p>
+    <w:p>
+      <w:pPr>
+        <w:rPr>
+          <w:lang w:val="es-419" w:eastAsia="es-CO"/>
+        </w:rPr>
+      </w:pPr>
       <w:r>
         <w:rPr>
           <w:b/>
           <w:bCs/>
           <w:lang w:val="es-419" w:eastAsia="es-CO"/>
         </w:rPr>
-        <w:t>WooCommerce</w:t>
-      </w:r>
-      <w:proofErr w:type="spellEnd"/>
+        <w:t>Shopify</w:t>
+      </w:r>
+      <w:r>
+        <w:rPr>
+          <w:lang w:val="es-419" w:eastAsia="es-CO"/>
+        </w:rPr>
+        <w:t xml:space="preserve"> </w:t>
+      </w:r>
+    </w:p>
+    <w:p>
+      <w:pPr>
+        <w:rPr>
+          <w:lang w:val="es-419" w:eastAsia="es-CO"/>
+        </w:rPr>
+      </w:pPr>
+      <w:r>
+        <w:rPr>
+          <w:lang w:val="es-419" w:eastAsia="es-CO"/>
+        </w:rPr>
+        <w:t>D</w:t>
+      </w:r>
+      <w:r>
+        <w:rPr>
+          <w:lang w:val="es-419" w:eastAsia="es-CO"/>
+        </w:rPr>
+        <w:t xml:space="preserve">estaca por su facilidad de implementación y rapidez de puesta en marcha, lo que la convierte en una alternativa adecuada para emprendedores y pequeñas empresas que buscan agilidad. </w:t>
+      </w:r>
+    </w:p>
+    <w:p>
+      <w:pPr>
+        <w:rPr>
+          <w:lang w:val="es-419" w:eastAsia="es-CO"/>
+        </w:rPr>
+      </w:pPr>
       <w:r>
         <w:rPr>
           <w:b/>
           <w:bCs/>
           <w:lang w:val="es-419" w:eastAsia="es-CO"/>
         </w:rPr>
-        <w:t xml:space="preserve"> y Magento, cada una diseñada para responder a distintos niveles de complejidad empresarial. </w:t>
-      </w:r>
-    </w:p>
-    <w:p>
-      <w:pPr>
-        <w:rPr>
-          <w:lang w:val="es-419" w:eastAsia="es-CO"/>
-        </w:rPr>
-      </w:pPr>
-      <w:r>
-        <w:rPr>
-          <w:b/>
-          <w:bCs/>
-          <w:lang w:val="es-419" w:eastAsia="es-CO"/>
-        </w:rPr>
-        <w:t>Shopify</w:t>
-      </w:r>
-      <w:r>
-        <w:rPr>
-          <w:lang w:val="es-419" w:eastAsia="es-CO"/>
-        </w:rPr>
-        <w:t xml:space="preserve"> </w:t>
-      </w:r>
-    </w:p>
-    <w:p>
-      <w:pPr>
-        <w:rPr>
-          <w:lang w:val="es-419" w:eastAsia="es-CO"/>
-        </w:rPr>
-      </w:pPr>
-      <w:r>
-        <w:rPr>
-          <w:lang w:val="es-419" w:eastAsia="es-CO"/>
-        </w:rPr>
-        <w:t>D</w:t>
-      </w:r>
-      <w:r>
-        <w:rPr>
-          <w:lang w:val="es-419" w:eastAsia="es-CO"/>
-        </w:rPr>
-        <w:t xml:space="preserve">estaca por su facilidad de implementación y rapidez de puesta en marcha, lo que la convierte en una alternativa adecuada para emprendedores y pequeñas empresas que buscan agilidad. </w:t>
-      </w:r>
-    </w:p>
-    <w:p>
-      <w:pPr>
-        <w:rPr>
-          <w:lang w:val="es-419" w:eastAsia="es-CO"/>
-        </w:rPr>
-      </w:pPr>
-      <w:proofErr w:type="spellStart"/>
-      <w:r>
-        <w:rPr>
-          <w:b/>
-          <w:bCs/>
-          <w:lang w:val="es-419" w:eastAsia="es-CO"/>
-        </w:rPr>
         <w:t>WooCommerce</w:t>
       </w:r>
-      <w:proofErr w:type="spellEnd"/>
     </w:p>
     <w:p>
       <w:pPr>
@@ -9083,7 +9036,6 @@
         </w:rPr>
         <w:t>-</w:t>
       </w:r>
-      <w:proofErr w:type="spellStart"/>
       <w:r>
         <w:rPr>
           <w:rStyle w:val="Extranjerismo"/>
@@ -9093,7 +9045,6 @@
         </w:rPr>
         <w:t>commerce</w:t>
       </w:r>
-      <w:proofErr w:type="spellEnd"/>
       <w:r>
         <w:rPr>
           <w:b/>
@@ -9899,15 +9850,7 @@
               </w:rPr>
             </w:pPr>
             <w:r>
-              <w:t xml:space="preserve">Modelo económico basado en la integración de servicios digitales mediante </w:t>
-            </w:r>
-            <w:proofErr w:type="spellStart"/>
-            <w:r>
-              <w:t>APIs</w:t>
-            </w:r>
-            <w:proofErr w:type="spellEnd"/>
-            <w:r>
-              <w:t>.</w:t>
+              <w:t>Modelo económico basado en la integración de servicios digitales mediante APIs.</w:t>
             </w:r>
           </w:p>
         </w:tc>
@@ -10519,15 +10462,7 @@
               </w:rPr>
             </w:pPr>
             <w:r>
-              <w:t xml:space="preserve">Posibilidad de lanzar </w:t>
-            </w:r>
-            <w:proofErr w:type="spellStart"/>
-            <w:r>
-              <w:t>NFTs</w:t>
-            </w:r>
-            <w:proofErr w:type="spellEnd"/>
-            <w:r>
-              <w:t xml:space="preserve"> asociados a colecciones exclusivas o comunidades digitales de marca.</w:t>
+              <w:t>Posibilidad de lanzar NFTs asociados a colecciones exclusivas o comunidades digitales de marca.</w:t>
             </w:r>
           </w:p>
         </w:tc>
@@ -10617,7 +10552,6 @@
         </w:rPr>
         <w:t xml:space="preserve">En el sistema moda, las empresas utilizan la web como plataforma principal de conversión comercial, articulándola estratégicamente con redes sociales y </w:t>
       </w:r>
-      <w:proofErr w:type="spellStart"/>
       <w:r>
         <w:rPr>
           <w:rStyle w:val="Extranjerismo"/>
@@ -10625,7 +10559,6 @@
         </w:rPr>
         <w:t>marketplaces</w:t>
       </w:r>
-      <w:proofErr w:type="spellEnd"/>
       <w:r>
         <w:rPr>
           <w:lang w:val="es-419" w:eastAsia="es-CO"/>
@@ -10667,21 +10600,7 @@
           <w:lang w:val="es-419" w:eastAsia="es-CO"/>
         </w:rPr>
         <w:lastRenderedPageBreak/>
-        <w:t xml:space="preserve">Según </w:t>
-      </w:r>
-      <w:proofErr w:type="spellStart"/>
-      <w:r>
-        <w:rPr>
-          <w:lang w:val="es-419" w:eastAsia="es-CO"/>
-        </w:rPr>
-        <w:t>Coiera</w:t>
-      </w:r>
-      <w:proofErr w:type="spellEnd"/>
-      <w:r>
-        <w:rPr>
-          <w:lang w:val="es-419" w:eastAsia="es-CO"/>
-        </w:rPr>
-        <w:t xml:space="preserve"> (2013) las redes sociales son medios de comunicación, diferentes a los tradicionales, ya que utilizan un conjunto de tecnologías, con el fin de crear espacios virtuales para que los usuarios puedan interactuar entre sí. </w:t>
+        <w:t xml:space="preserve">Según Coiera (2013) las redes sociales son medios de comunicación, diferentes a los tradicionales, ya que utilizan un conjunto de tecnologías, con el fin de crear espacios virtuales para que los usuarios puedan interactuar entre sí. </w:t>
       </w:r>
       <w:r>
         <w:rPr>
@@ -10860,37 +10779,12 @@
         </w:rPr>
         <w:t>Cada categoría presenta características técnicas relacionadas con almacenamiento de datos, integraciones API (</w:t>
       </w:r>
-      <w:proofErr w:type="spellStart"/>
       <w:r>
         <w:rPr>
           <w:rStyle w:val="Extranjerismo"/>
           <w:lang w:val="es-419" w:eastAsia="es-CO"/>
         </w:rPr>
-        <w:t>Application</w:t>
-      </w:r>
-      <w:proofErr w:type="spellEnd"/>
-      <w:r>
-        <w:rPr>
-          <w:rStyle w:val="Extranjerismo"/>
-          <w:lang w:val="es-419" w:eastAsia="es-CO"/>
-        </w:rPr>
-        <w:t xml:space="preserve"> </w:t>
-      </w:r>
-      <w:proofErr w:type="spellStart"/>
-      <w:r>
-        <w:rPr>
-          <w:rStyle w:val="Extranjerismo"/>
-          <w:lang w:val="es-419" w:eastAsia="es-CO"/>
-        </w:rPr>
-        <w:t>Programming</w:t>
-      </w:r>
-      <w:proofErr w:type="spellEnd"/>
-      <w:r>
-        <w:rPr>
-          <w:rStyle w:val="Extranjerismo"/>
-          <w:lang w:val="es-419" w:eastAsia="es-CO"/>
-        </w:rPr>
-        <w:t xml:space="preserve"> Interface</w:t>
+        <w:t>Application Programming Interface</w:t>
       </w:r>
       <w:r>
         <w:rPr>
@@ -11055,7 +10949,6 @@
         </w:rPr>
         <w:t xml:space="preserve">Facilitan la gestión de campañas publicitarias, programación de contenidos y monitoreo de </w:t>
       </w:r>
-      <w:proofErr w:type="spellStart"/>
       <w:r>
         <w:rPr>
           <w:rStyle w:val="Extranjerismo"/>
@@ -11063,7 +10956,6 @@
         </w:rPr>
         <w:t>engagement</w:t>
       </w:r>
-      <w:proofErr w:type="spellEnd"/>
       <w:r>
         <w:rPr>
           <w:lang w:val="es-419" w:eastAsia="es-CO"/>
@@ -11746,21 +11638,7 @@
         <w:rPr>
           <w:lang w:val="es-419" w:eastAsia="es-CO"/>
         </w:rPr>
-        <w:t xml:space="preserve">n la práctica, la forma de realizar el cargue de información no es única ni estándar, sino que depende directamente del sistema tecnológico donde se aloja la información y de los recursos disponibles en la organización. Así como organizar zapatos varía según el espacio —no es lo mismo guardarlos en un nochero, un clóset, una repisa o un organizador especializado—, el cargue de datos se adapta a la “estructura” del sistema: puede hacerse manualmente desde un panel administrativo, mediante archivos masivos como hojas de cálculo, a través de integraciones automáticas o usando </w:t>
-      </w:r>
-      <w:proofErr w:type="spellStart"/>
-      <w:r>
-        <w:rPr>
-          <w:lang w:val="es-419" w:eastAsia="es-CO"/>
-        </w:rPr>
-        <w:t>APIs</w:t>
-      </w:r>
-      <w:proofErr w:type="spellEnd"/>
-      <w:r>
-        <w:rPr>
-          <w:lang w:val="es-419" w:eastAsia="es-CO"/>
-        </w:rPr>
-        <w:t xml:space="preserve"> que sincronizan información en tiempo real. </w:t>
+        <w:t xml:space="preserve">n la práctica, la forma de realizar el cargue de información no es única ni estándar, sino que depende directamente del sistema tecnológico donde se aloja la información y de los recursos disponibles en la organización. Así como organizar zapatos varía según el espacio —no es lo mismo guardarlos en un nochero, un clóset, una repisa o un organizador especializado—, el cargue de datos se adapta a la “estructura” del sistema: puede hacerse manualmente desde un panel administrativo, mediante archivos masivos como hojas de cálculo, a través de integraciones automáticas o usando APIs que sincronizan información en tiempo real. </w:t>
       </w:r>
     </w:p>
     <w:p>
@@ -11978,7 +11856,6 @@
         </w:rPr>
         <w:t xml:space="preserve">. Las empresas que adoptan metodologías de </w:t>
       </w:r>
-      <w:proofErr w:type="spellStart"/>
       <w:r>
         <w:rPr>
           <w:rStyle w:val="Extranjerismo"/>
@@ -11986,7 +11863,6 @@
         </w:rPr>
         <w:t>testing</w:t>
       </w:r>
-      <w:proofErr w:type="spellEnd"/>
       <w:r>
         <w:rPr>
           <w:lang w:val="es-419" w:eastAsia="es-CO"/>
@@ -13417,14 +13293,12 @@
             <w:r>
               <w:t xml:space="preserve"> (</w:t>
             </w:r>
-            <w:proofErr w:type="spellStart"/>
             <w:r>
               <w:rPr>
                 <w:rStyle w:val="Extranjerismo"/>
               </w:rPr>
               <w:t>mailchimp</w:t>
             </w:r>
-            <w:proofErr w:type="spellEnd"/>
             <w:r>
               <w:t>, etc.)</w:t>
             </w:r>
@@ -13479,21 +13353,8 @@
               </w:rPr>
             </w:pPr>
             <w:r>
-              <w:t xml:space="preserve">Google </w:t>
-            </w:r>
-            <w:proofErr w:type="spellStart"/>
-            <w:r>
-              <w:t>Ads</w:t>
-            </w:r>
-            <w:proofErr w:type="spellEnd"/>
-            <w:r>
-              <w:t xml:space="preserve">, Meta </w:t>
-            </w:r>
-            <w:proofErr w:type="spellStart"/>
-            <w:r>
-              <w:t>Ads</w:t>
-            </w:r>
-            <w:proofErr w:type="spellEnd"/>
+              <w:t>Google Ads, Meta Ads</w:t>
+            </w:r>
           </w:p>
         </w:tc>
       </w:tr>
@@ -13878,39 +13739,8 @@
           <w:bCs/>
           <w:lang w:val="es-419" w:eastAsia="es-CO"/>
         </w:rPr>
-        <w:t xml:space="preserve">Search </w:t>
-      </w:r>
-      <w:proofErr w:type="spellStart"/>
-      <w:r>
-        <w:rPr>
-          <w:rStyle w:val="Extranjerismo"/>
-          <w:b/>
-          <w:bCs/>
-          <w:lang w:val="es-419" w:eastAsia="es-CO"/>
-        </w:rPr>
-        <w:t>Engine</w:t>
-      </w:r>
-      <w:proofErr w:type="spellEnd"/>
-      <w:r>
-        <w:rPr>
-          <w:rStyle w:val="Extranjerismo"/>
-          <w:b/>
-          <w:bCs/>
-          <w:lang w:val="es-419" w:eastAsia="es-CO"/>
-        </w:rPr>
-        <w:t xml:space="preserve"> </w:t>
-      </w:r>
-      <w:proofErr w:type="spellStart"/>
-      <w:r>
-        <w:rPr>
-          <w:rStyle w:val="Extranjerismo"/>
-          <w:b/>
-          <w:bCs/>
-          <w:lang w:val="es-419" w:eastAsia="es-CO"/>
-        </w:rPr>
-        <w:t>Optimization</w:t>
-      </w:r>
-      <w:proofErr w:type="spellEnd"/>
+        <w:t>Search Engine Optimization</w:t>
+      </w:r>
       <w:r>
         <w:rPr>
           <w:b/>
@@ -13981,27 +13811,7 @@
           <w:bCs/>
           <w:lang w:val="es-419" w:eastAsia="es-CO"/>
         </w:rPr>
-        <w:t xml:space="preserve">Search </w:t>
-      </w:r>
-      <w:proofErr w:type="spellStart"/>
-      <w:r>
-        <w:rPr>
-          <w:rStyle w:val="Extranjerismo"/>
-          <w:b/>
-          <w:bCs/>
-          <w:lang w:val="es-419" w:eastAsia="es-CO"/>
-        </w:rPr>
-        <w:t>Engine</w:t>
-      </w:r>
-      <w:proofErr w:type="spellEnd"/>
-      <w:r>
-        <w:rPr>
-          <w:rStyle w:val="Extranjerismo"/>
-          <w:b/>
-          <w:bCs/>
-          <w:lang w:val="es-419" w:eastAsia="es-CO"/>
-        </w:rPr>
-        <w:t xml:space="preserve"> Marketing</w:t>
+        <w:t>Search Engine Marketing</w:t>
       </w:r>
       <w:r>
         <w:rPr>
@@ -14343,41 +14153,13 @@
               </w:rPr>
               <w:t>CRM (</w:t>
             </w:r>
-            <w:proofErr w:type="spellStart"/>
             <w:r>
               <w:rPr>
                 <w:rStyle w:val="Extranjerismo"/>
                 <w:b/>
                 <w:lang w:val="es-CO"/>
               </w:rPr>
-              <w:t>Customer</w:t>
-            </w:r>
-            <w:proofErr w:type="spellEnd"/>
-            <w:r>
-              <w:rPr>
-                <w:rStyle w:val="Extranjerismo"/>
-                <w:b/>
-                <w:lang w:val="es-CO"/>
-              </w:rPr>
-              <w:t xml:space="preserve"> </w:t>
-            </w:r>
-            <w:proofErr w:type="spellStart"/>
-            <w:r>
-              <w:rPr>
-                <w:rStyle w:val="Extranjerismo"/>
-                <w:b/>
-                <w:lang w:val="es-CO"/>
-              </w:rPr>
-              <w:t>Relationship</w:t>
-            </w:r>
-            <w:proofErr w:type="spellEnd"/>
-            <w:r>
-              <w:rPr>
-                <w:rStyle w:val="Extranjerismo"/>
-                <w:b/>
-                <w:lang w:val="es-CO"/>
-              </w:rPr>
-              <w:t xml:space="preserve"> Management</w:t>
+              <w:t>Customer Relationship Management</w:t>
             </w:r>
             <w:r>
               <w:rPr>
@@ -14723,21 +14505,12 @@
         </w:rPr>
         <w:t>Entre los principales tipos de estrategias digitales se encuentran la estrategia de atracción (</w:t>
       </w:r>
-      <w:proofErr w:type="spellStart"/>
       <w:r>
         <w:rPr>
           <w:rStyle w:val="Extranjerismo"/>
           <w:lang w:val="es-419" w:eastAsia="es-CO"/>
         </w:rPr>
-        <w:t>inbound</w:t>
-      </w:r>
-      <w:proofErr w:type="spellEnd"/>
-      <w:r>
-        <w:rPr>
-          <w:rStyle w:val="Extranjerismo"/>
-          <w:lang w:val="es-419" w:eastAsia="es-CO"/>
-        </w:rPr>
-        <w:t xml:space="preserve"> marketing</w:t>
+        <w:t>inbound marketing</w:t>
       </w:r>
       <w:r>
         <w:rPr>
@@ -14872,7 +14645,6 @@
         </w:rPr>
         <w:t xml:space="preserve">Zara, marca del grupo Inditex, es uno de los referentes globales del sistema moda en integración de estrategias digitales con </w:t>
       </w:r>
-      <w:proofErr w:type="spellStart"/>
       <w:r>
         <w:rPr>
           <w:rStyle w:val="Extranjerismo"/>
@@ -14880,7 +14652,6 @@
         </w:rPr>
         <w:t>retail</w:t>
       </w:r>
-      <w:proofErr w:type="spellEnd"/>
       <w:r>
         <w:rPr>
           <w:lang w:val="es-419" w:eastAsia="es-CO"/>
@@ -15029,35 +14800,7 @@
         <w:rPr>
           <w:lang w:val="es-419" w:eastAsia="es-CO"/>
         </w:rPr>
-        <w:t xml:space="preserve"> en la temática. Este contenido de </w:t>
-      </w:r>
-      <w:proofErr w:type="spellStart"/>
-      <w:r>
-        <w:rPr>
-          <w:lang w:val="es-419" w:eastAsia="es-CO"/>
-        </w:rPr>
-        <w:t>Edutin</w:t>
-      </w:r>
-      <w:proofErr w:type="spellEnd"/>
-      <w:r>
-        <w:rPr>
-          <w:lang w:val="es-419" w:eastAsia="es-CO"/>
-        </w:rPr>
-        <w:t xml:space="preserve"> </w:t>
-      </w:r>
-      <w:proofErr w:type="spellStart"/>
-      <w:r>
-        <w:rPr>
-          <w:lang w:val="es-419" w:eastAsia="es-CO"/>
-        </w:rPr>
-        <w:t>Academy</w:t>
-      </w:r>
-      <w:proofErr w:type="spellEnd"/>
-      <w:r>
-        <w:rPr>
-          <w:lang w:val="es-419" w:eastAsia="es-CO"/>
-        </w:rPr>
-        <w:t xml:space="preserve"> explica los arquetipos publicitarios y cómo ayudan a crear historias coherentes que conectan emocionalmente con el público.</w:t>
+        <w:t xml:space="preserve"> en la temática. Este contenido de Edutin Academy explica los arquetipos publicitarios y cómo ayudan a crear historias coherentes que conectan emocionalmente con el público.</w:t>
       </w:r>
       <w:r>
         <w:rPr>
@@ -15175,7 +14918,6 @@
         </w:rPr>
         <w:t xml:space="preserve"> visual, </w:t>
       </w:r>
-      <w:proofErr w:type="spellStart"/>
       <w:r>
         <w:rPr>
           <w:rStyle w:val="Extranjerismo"/>
@@ -15183,7 +14925,6 @@
         </w:rPr>
         <w:t>storytelling</w:t>
       </w:r>
-      <w:proofErr w:type="spellEnd"/>
       <w:r>
         <w:rPr>
           <w:lang w:val="es-419" w:eastAsia="es-CO"/>
@@ -15203,7 +14944,6 @@
         </w:rPr>
         <w:t xml:space="preserve"> visual define la identidad gráfica; el </w:t>
       </w:r>
-      <w:proofErr w:type="spellStart"/>
       <w:r>
         <w:rPr>
           <w:rStyle w:val="Extranjerismo"/>
@@ -15211,7 +14951,6 @@
         </w:rPr>
         <w:t>storytelling</w:t>
       </w:r>
-      <w:proofErr w:type="spellEnd"/>
       <w:r>
         <w:rPr>
           <w:lang w:val="es-419" w:eastAsia="es-CO"/>
@@ -15697,7 +15436,6 @@
         </w:rPr>
         <w:t xml:space="preserve">Las técnicas publicitarias digitales comprenden los métodos utilizados para promocionar productos o servicios mediante anuncios en plataformas digitales, estas técnicas incluyen publicidad en buscadores, publicidad en redes sociales, </w:t>
       </w:r>
-      <w:proofErr w:type="spellStart"/>
       <w:r>
         <w:rPr>
           <w:rStyle w:val="Extranjerismo"/>
@@ -15705,7 +15443,6 @@
         </w:rPr>
         <w:t>remarketing</w:t>
       </w:r>
-      <w:proofErr w:type="spellEnd"/>
       <w:r>
         <w:rPr>
           <w:lang w:val="es-419" w:eastAsia="es-CO"/>
@@ -15859,15 +15596,7 @@
               </w:rPr>
             </w:pPr>
             <w:r>
-              <w:t xml:space="preserve">Una marca de ropa deportiva invierte en Google </w:t>
-            </w:r>
-            <w:proofErr w:type="spellStart"/>
-            <w:r>
-              <w:t>Ads</w:t>
-            </w:r>
-            <w:proofErr w:type="spellEnd"/>
-            <w:r>
-              <w:t xml:space="preserve"> para aparecer cuando alguien busca “</w:t>
+              <w:t>Una marca de ropa deportiva invierte en Google Ads para aparecer cuando alguien busca “</w:t>
             </w:r>
             <w:r>
               <w:rPr>
@@ -16348,7 +16077,6 @@
         </w:rPr>
         <w:t xml:space="preserve"> de influencia, </w:t>
       </w:r>
-      <w:proofErr w:type="spellStart"/>
       <w:r>
         <w:rPr>
           <w:rStyle w:val="Extranjerismo"/>
@@ -16356,14 +16084,12 @@
         </w:rPr>
         <w:t>storytelling</w:t>
       </w:r>
-      <w:proofErr w:type="spellEnd"/>
       <w:r>
         <w:rPr>
           <w:lang w:val="es-419" w:eastAsia="es-CO"/>
         </w:rPr>
         <w:t xml:space="preserve"> (contar historias) visual y experiencias interactivas que fortalecen el reconocimiento de marca. La creación de comunidades digitales impulsa la fidelización y proporciona retroalimentación inmediata sobre productos y tendencias, mientras que la analítica social permite medir indicadores como </w:t>
       </w:r>
-      <w:proofErr w:type="spellStart"/>
       <w:r>
         <w:rPr>
           <w:rStyle w:val="Extranjerismo"/>
@@ -16371,7 +16097,6 @@
         </w:rPr>
         <w:t>engagement</w:t>
       </w:r>
-      <w:proofErr w:type="spellEnd"/>
       <w:r>
         <w:rPr>
           <w:lang w:val="es-419" w:eastAsia="es-CO"/>
@@ -16716,7 +16441,6 @@
         </w:rPr>
         <w:t xml:space="preserve">Las expresiones en redes sociales corresponden a las formas comunicativas utilizadas para transmitir mensajes de marca, incluyendo lenguaje visual, tono comunicativo, estilo narrativo y formatos de contenido.  Estas expresiones determinan la personalidad digital de la marca y su capacidad para conectar emocionalmente con las audiencias. En el sistema moda, el uso de imágenes, videos cortos y </w:t>
       </w:r>
-      <w:proofErr w:type="spellStart"/>
       <w:r>
         <w:rPr>
           <w:rStyle w:val="Extranjerismo"/>
@@ -16724,7 +16448,6 @@
         </w:rPr>
         <w:t>storytelling</w:t>
       </w:r>
-      <w:proofErr w:type="spellEnd"/>
       <w:r>
         <w:rPr>
           <w:lang w:val="es-419" w:eastAsia="es-CO"/>
@@ -17622,19 +17345,8 @@
           <w:bCs/>
           <w:lang w:val="es-419" w:eastAsia="es-CO"/>
         </w:rPr>
-        <w:t xml:space="preserve">Social </w:t>
-      </w:r>
-      <w:proofErr w:type="spellStart"/>
-      <w:r>
-        <w:rPr>
-          <w:rStyle w:val="Extranjerismo"/>
-          <w:b/>
-          <w:bCs/>
-          <w:lang w:val="es-419" w:eastAsia="es-CO"/>
-        </w:rPr>
-        <w:t>Ads</w:t>
-      </w:r>
-      <w:proofErr w:type="spellEnd"/>
+        <w:t>Social Ads</w:t>
+      </w:r>
       <w:r>
         <w:rPr>
           <w:b/>
@@ -17992,7 +17704,31 @@
         <w:rPr>
           <w:lang w:val="es-419" w:eastAsia="es-CO"/>
         </w:rPr>
-        <w:t>Lo invitamos a escuchar el siguiente Pódcast:</w:t>
+        <w:t xml:space="preserve">Lo invitamos </w:t>
+      </w:r>
+      <w:r>
+        <w:rPr>
+          <w:lang w:val="es-419" w:eastAsia="es-CO"/>
+        </w:rPr>
+        <w:t>a</w:t>
+      </w:r>
+      <w:r>
+        <w:rPr>
+          <w:lang w:val="es-419" w:eastAsia="es-CO"/>
+        </w:rPr>
+        <w:t xml:space="preserve">l siguiente </w:t>
+      </w:r>
+      <w:r>
+        <w:rPr>
+          <w:lang w:val="es-419" w:eastAsia="es-CO"/>
+        </w:rPr>
+        <w:t>p</w:t>
+      </w:r>
+      <w:r>
+        <w:rPr>
+          <w:lang w:val="es-419" w:eastAsia="es-CO"/>
+        </w:rPr>
+        <w:t>ódcast:</w:t>
       </w:r>
     </w:p>
     <w:tbl>
@@ -18023,14 +17759,7 @@
                 <w:b/>
                 <w:bCs/>
               </w:rPr>
-              <w:t>Transcripción del pódcast. A</w:t>
-            </w:r>
-            <w:r>
-              <w:rPr>
-                <w:b/>
-                <w:bCs/>
-              </w:rPr>
-              <w:t>rticulación estratégica entre interacción digital, posicionamiento y valor de marca</w:t>
+              <w:t>Transcripción del pódcast. Articulación estratégica entre interacción digital, posicionamiento y valor de marca</w:t>
             </w:r>
           </w:p>
         </w:tc>
@@ -18056,10 +17785,7 @@
               <w:t>ujer:</w:t>
             </w:r>
             <w:r>
-              <w:t xml:space="preserve"> a</w:t>
-            </w:r>
-            <w:r>
-              <w:t>rticulación estratégica entre interacción digital, posicionamiento y valor de marca.</w:t>
+              <w:t xml:space="preserve"> articulación estratégica entre interacción digital, posicionamiento y valor de marca.</w:t>
             </w:r>
           </w:p>
           <w:p>
@@ -18071,10 +17797,7 @@
               <w:t>Mujer</w:t>
             </w:r>
             <w:r>
-              <w:t>: l</w:t>
-            </w:r>
-            <w:r>
-              <w:t xml:space="preserve">as redes sociales se han consolidado como un componente central del </w:t>
+              <w:t xml:space="preserve">: las redes sociales se han consolidado como un componente central del </w:t>
             </w:r>
             <w:r>
               <w:rPr>
@@ -18154,10 +17877,7 @@
               <w:t>Mujer</w:t>
             </w:r>
             <w:r>
-              <w:t>:</w:t>
-            </w:r>
-            <w:r>
-              <w:t xml:space="preserve"> p</w:t>
+              <w:t>: p</w:t>
             </w:r>
             <w:r>
               <w:t xml:space="preserve">ero las dinámicas digitales demostraron que la visibilidad no garantiza relevancia y que la interacción no siempre se traduce en valor. La consistencia </w:t>
@@ -18198,10 +17918,7 @@
               <w:t>Mujer</w:t>
             </w:r>
             <w:r>
-              <w:t>:</w:t>
-            </w:r>
-            <w:r>
-              <w:t xml:space="preserve"> p</w:t>
+              <w:t>: p</w:t>
             </w:r>
             <w:r>
               <w:t>or eso la estrategia digital no puede limitarse únicamente a publicar contenido. También requiere análisis, planificación y medición para ajustar las acciones según resultados concretos.</w:t>
@@ -18238,10 +17955,7 @@
               <w:t>Mujer</w:t>
             </w:r>
             <w:r>
-              <w:t>:</w:t>
-            </w:r>
-            <w:r>
-              <w:t xml:space="preserve"> c</w:t>
+              <w:t>: c</w:t>
             </w:r>
             <w:r>
               <w:t>uando la información del comportamiento del consumidor se convierte en decisiones estratégicas, las redes sociales dejan de ser espacios improvisados y se consolidan como un eje que articula comunicación, producto y mercado.</w:t>
@@ -18278,10 +17992,7 @@
               <w:t>Mujer</w:t>
             </w:r>
             <w:r>
-              <w:t>:</w:t>
-            </w:r>
-            <w:r>
-              <w:t xml:space="preserve"> p</w:t>
+              <w:t>: p</w:t>
             </w:r>
             <w:r>
               <w:t>orque el verdadero desafío no consiste solamente en estar presente en las plataformas digitales.</w:t>
@@ -18319,10 +18030,7 @@
               <w:t>Mujer</w:t>
             </w:r>
             <w:r>
-              <w:t>:</w:t>
-            </w:r>
-            <w:r>
-              <w:t xml:space="preserve"> g</w:t>
+              <w:t>: g</w:t>
             </w:r>
             <w:r>
               <w:t>racias por su compañía. Nos escuchamos en el próximo programa.</w:t>
@@ -18923,19 +18631,7 @@
           <w:rPr>
             <w:rStyle w:val="Hipervnculo"/>
           </w:rPr>
-          <w:t>https://w</w:t>
-        </w:r>
-        <w:r>
-          <w:rPr>
-            <w:rStyle w:val="Hipervnculo"/>
-          </w:rPr>
-          <w:t>w</w:t>
-        </w:r>
-        <w:r>
-          <w:rPr>
-            <w:rStyle w:val="Hipervnculo"/>
-          </w:rPr>
-          <w:t>w.ama.org/the-definition-of-marketing/</w:t>
+          <w:t>https://www.ama.org/the-definition-of-marketing/</w:t>
         </w:r>
       </w:hyperlink>
       <w:r>
@@ -18951,19 +18647,7 @@
           <w:rPr>
             <w:rStyle w:val="Hipervnculo"/>
           </w:rPr>
-          <w:t>https://www.redalyc.org/pdf/1942</w:t>
-        </w:r>
-        <w:r>
-          <w:rPr>
-            <w:rStyle w:val="Hipervnculo"/>
-          </w:rPr>
-          <w:t>/</w:t>
-        </w:r>
-        <w:r>
-          <w:rPr>
-            <w:rStyle w:val="Hipervnculo"/>
-          </w:rPr>
-          <w:t>194224362002.pdf</w:t>
+          <w:t>https://www.redalyc.org/pdf/1942/194224362002.pdf</w:t>
         </w:r>
       </w:hyperlink>
       <w:r>
@@ -18979,19 +18663,7 @@
           <w:rPr>
             <w:rStyle w:val="Hipervnculo"/>
           </w:rPr>
-          <w:t>https://www.ute</w:t>
-        </w:r>
-        <w:r>
-          <w:rPr>
-            <w:rStyle w:val="Hipervnculo"/>
-          </w:rPr>
-          <w:t>g</w:t>
-        </w:r>
-        <w:r>
-          <w:rPr>
-            <w:rStyle w:val="Hipervnculo"/>
-          </w:rPr>
-          <w:t>.edu.ec/biblioteca-libros/wp-content/uploads/2023/09/Segmentacion-de-mercados_compressed.pdf</w:t>
+          <w:t>https://www.uteg.edu.ec/biblioteca-libros/wp-content/uploads/2023/09/Segmentacion-de-mercados_compressed.pdf</w:t>
         </w:r>
       </w:hyperlink>
       <w:r>
@@ -19016,19 +18688,7 @@
           <w:rPr>
             <w:rStyle w:val="Hipervnculo"/>
           </w:rPr>
-          <w:t>https://www.youtube.com/watch?v=LnU</w:t>
-        </w:r>
-        <w:r>
-          <w:rPr>
-            <w:rStyle w:val="Hipervnculo"/>
-          </w:rPr>
-          <w:t>X</w:t>
-        </w:r>
-        <w:r>
-          <w:rPr>
-            <w:rStyle w:val="Hipervnculo"/>
-          </w:rPr>
-          <w:t>087fcsk</w:t>
+          <w:t>https://www.youtube.com/watch?v=LnUX087fcsk</w:t>
         </w:r>
       </w:hyperlink>
       <w:r>
@@ -19050,19 +18710,7 @@
           <w:rPr>
             <w:rStyle w:val="Hipervnculo"/>
           </w:rPr>
-          <w:t>https://www.academia.edu/123591709/</w:t>
-        </w:r>
-        <w:r>
-          <w:rPr>
-            <w:rStyle w:val="Hipervnculo"/>
-          </w:rPr>
-          <w:t>C</w:t>
-        </w:r>
-        <w:r>
-          <w:rPr>
-            <w:rStyle w:val="Hipervnculo"/>
-          </w:rPr>
-          <w:t>omportamiento_del_consumidor_Solomon</w:t>
+          <w:t>https://www.academia.edu/123591709/Comportamiento_del_consumidor_Solomon</w:t>
         </w:r>
       </w:hyperlink>
       <w:r>
@@ -19209,7 +18857,10 @@
               </w:rPr>
             </w:pPr>
             <w:r>
-              <w:t>Responsable del Ecosistema de Recursos Educativos Digitales (RED)</w:t>
+              <w:t xml:space="preserve">Profesional 06. </w:t>
+            </w:r>
+            <w:r>
+              <w:t>Responsable del Ecosistema de Recursos Educativos Digitales</w:t>
             </w:r>
           </w:p>
         </w:tc>
@@ -19226,13 +18877,7 @@
               </w:rPr>
             </w:pPr>
             <w:r>
-              <w:t xml:space="preserve">Centro </w:t>
-            </w:r>
-            <w:r>
-              <w:t>Agroturístico</w:t>
-            </w:r>
-            <w:r>
-              <w:t xml:space="preserve"> - Regional Santander</w:t>
+              <w:t>Centro Agroturístico - Regional Santander</w:t>
             </w:r>
           </w:p>
         </w:tc>
@@ -19360,13 +19005,8 @@
               </w:rPr>
             </w:pPr>
             <w:r>
-              <w:t xml:space="preserve">Jair Enrique Coll </w:t>
-            </w:r>
-            <w:proofErr w:type="spellStart"/>
-            <w:r>
-              <w:t>Gallardo</w:t>
-            </w:r>
-            <w:proofErr w:type="spellEnd"/>
+              <w:t>Jair Enrique Coll Gallardo</w:t>
+            </w:r>
           </w:p>
         </w:tc>
         <w:tc>
@@ -19420,13 +19060,8 @@
                 <w:szCs w:val="24"/>
               </w:rPr>
             </w:pPr>
-            <w:proofErr w:type="spellStart"/>
-            <w:r>
-              <w:t>Jesus</w:t>
-            </w:r>
-            <w:proofErr w:type="spellEnd"/>
-            <w:r>
-              <w:t xml:space="preserve"> Antonio Vecino Valero</w:t>
+            <w:r>
+              <w:t>Jesus Antonio Vecino Valero</w:t>
             </w:r>
           </w:p>
         </w:tc>
@@ -24065,6 +23700,7 @@
   <w:style w:type="character" w:default="1" w:styleId="Fuentedeprrafopredeter">
     <w:name w:val="Default Paragraph Font"/>
     <w:uiPriority w:val="1"/>
+    <w:semiHidden/>
     <w:unhideWhenUsed/>
   </w:style>
   <w:style w:type="table" w:default="1" w:styleId="Tablanormal">
@@ -25268,15 +24904,6 @@
 </file>
 
 <file path=customXml/item1.xml><?xml version="1.0" encoding="utf-8"?>
-<?mso-contentType ?>
-<FormTemplates xmlns="http://schemas.microsoft.com/sharepoint/v3/contenttype/forms">
-  <Display>DocumentLibraryForm</Display>
-  <Edit>DocumentLibraryForm</Edit>
-  <New>DocumentLibraryForm</New>
-</FormTemplates>
-</file>
-
-<file path=customXml/item2.xml><?xml version="1.0" encoding="utf-8"?>
 <p:properties xmlns:p="http://schemas.microsoft.com/office/2006/metadata/properties" xmlns:xsi="http://www.w3.org/2001/XMLSchema-instance" xmlns:pc="http://schemas.microsoft.com/office/infopath/2007/PartnerControls">
   <documentManagement>
     <TaxCatchAll xmlns="67a0edcd-0de5-43ed-8c27-e32f38a00c91" xsi:nil="true"/>
@@ -25287,11 +24914,16 @@
 </p:properties>
 </file>
 
-<file path=customXml/item3.xml><?xml version="1.0" encoding="utf-8"?>
-<b:Sources xmlns:b="http://schemas.openxmlformats.org/officeDocument/2006/bibliography" xmlns="http://schemas.openxmlformats.org/officeDocument/2006/bibliography" SelectedStyle="\APASixthEditionOfficeOnline.xsl" StyleName="APA" Version="6"/>
+<file path=customXml/item2.xml><?xml version="1.0" encoding="utf-8"?>
+<?mso-contentType ?>
+<FormTemplates xmlns="http://schemas.microsoft.com/sharepoint/v3/contenttype/forms">
+  <Display>DocumentLibraryForm</Display>
+  <Edit>DocumentLibraryForm</Edit>
+  <New>DocumentLibraryForm</New>
+</FormTemplates>
 </file>
 
-<file path=customXml/item4.xml><?xml version="1.0" encoding="utf-8"?>
+<file path=customXml/item3.xml><?xml version="1.0" encoding="utf-8"?>
 <ct:contentTypeSchema xmlns:ct="http://schemas.microsoft.com/office/2006/metadata/contentType" xmlns:ma="http://schemas.microsoft.com/office/2006/metadata/properties/metaAttributes" ct:_="" ma:_="" ma:contentTypeName="Documento" ma:contentTypeID="0x01010005252A1EF3BD024F856B47B579AB5244" ma:contentTypeVersion="11" ma:contentTypeDescription="Crear nuevo documento." ma:contentTypeScope="" ma:versionID="92b81066167b779aaeee7a3d91bad2fd">
   <xsd:schema xmlns:xsd="http://www.w3.org/2001/XMLSchema" xmlns:xs="http://www.w3.org/2001/XMLSchema" xmlns:p="http://schemas.microsoft.com/office/2006/metadata/properties" xmlns:ns2="42760c81-fd8e-4d59-8953-7cdb9f38b14f" xmlns:ns3="67a0edcd-0de5-43ed-8c27-e32f38a00c91" targetNamespace="http://schemas.microsoft.com/office/2006/metadata/properties" ma:root="true" ma:fieldsID="83cd6766d967e870b9368cac1ade74e6" ns2:_="" ns3:_="">
     <xsd:import namespace="42760c81-fd8e-4d59-8953-7cdb9f38b14f"/>
@@ -25486,15 +25118,11 @@
 </ct:contentTypeSchema>
 </file>
 
-<file path=customXml/itemProps1.xml><?xml version="1.0" encoding="utf-8"?>
-<ds:datastoreItem xmlns:ds="http://schemas.openxmlformats.org/officeDocument/2006/customXml" ds:itemID="{81CBDEC1-3B00-44ED-AD36-0268077980BA}">
-  <ds:schemaRefs>
-    <ds:schemaRef ds:uri="http://schemas.microsoft.com/sharepoint/v3/contenttype/forms"/>
-  </ds:schemaRefs>
-</ds:datastoreItem>
+<file path=customXml/item4.xml><?xml version="1.0" encoding="utf-8"?>
+<b:Sources xmlns:b="http://schemas.openxmlformats.org/officeDocument/2006/bibliography" xmlns="http://schemas.openxmlformats.org/officeDocument/2006/bibliography" SelectedStyle="\APASixthEditionOfficeOnline.xsl" StyleName="APA" Version="6"/>
 </file>
 
-<file path=customXml/itemProps2.xml><?xml version="1.0" encoding="utf-8"?>
+<file path=customXml/itemProps1.xml><?xml version="1.0" encoding="utf-8"?>
 <ds:datastoreItem xmlns:ds="http://schemas.openxmlformats.org/officeDocument/2006/customXml" ds:itemID="{1145D752-ACC1-45E1-AB53-0C756F67FC7F}">
   <ds:schemaRefs>
     <ds:schemaRef ds:uri="http://schemas.microsoft.com/office/2006/metadata/properties"/>
@@ -25505,14 +25133,22 @@
 </ds:datastoreItem>
 </file>
 
+<file path=customXml/itemProps2.xml><?xml version="1.0" encoding="utf-8"?>
+<ds:datastoreItem xmlns:ds="http://schemas.openxmlformats.org/officeDocument/2006/customXml" ds:itemID="{81CBDEC1-3B00-44ED-AD36-0268077980BA}">
+  <ds:schemaRefs>
+    <ds:schemaRef ds:uri="http://schemas.microsoft.com/sharepoint/v3/contenttype/forms"/>
+  </ds:schemaRefs>
+</ds:datastoreItem>
+</file>
+
 <file path=customXml/itemProps3.xml><?xml version="1.0" encoding="utf-8"?>
+<ds:datastoreItem xmlns:ds="http://schemas.openxmlformats.org/officeDocument/2006/customXml" ds:itemID="{D30C96A1-EDF7-4CDA-BB58-7D89BA4DD8CD}"/>
+</file>
+
+<file path=customXml/itemProps4.xml><?xml version="1.0" encoding="utf-8"?>
 <ds:datastoreItem xmlns:ds="http://schemas.openxmlformats.org/officeDocument/2006/customXml" ds:itemID="{E8AB44A3-7C62-4BD2-82ED-8ABC209970FA}">
   <ds:schemaRefs>
     <ds:schemaRef ds:uri="http://schemas.openxmlformats.org/officeDocument/2006/bibliography"/>
   </ds:schemaRefs>
 </ds:datastoreItem>
-</file>
-
-<file path=customXml/itemProps4.xml><?xml version="1.0" encoding="utf-8"?>
-<ds:datastoreItem xmlns:ds="http://schemas.openxmlformats.org/officeDocument/2006/customXml" ds:itemID="{D3B6FD8B-4AE5-4C38-96C6-56EA43A0A370}"/>
 </file>
--- a/fuentes/124108_CF07_DU.docx
+++ b/fuentes/124108_CF07_DU.docx
@@ -5411,7 +5411,15 @@
         <w:t>marketing</w:t>
       </w:r>
       <w:r>
-        <w:t xml:space="preserve"> digital y gestión de redes sociales. Este enfoque permite comprender el entorno competitivo actual y las dinámicas del consumidor en escenarios digitales y omnicanales.</w:t>
+        <w:t xml:space="preserve"> digital y gestión de redes sociales. Este enfoque permite comprender el entorno competitivo actual y las dinámicas del consumidor en escenarios digitales y </w:t>
+      </w:r>
+      <w:proofErr w:type="spellStart"/>
+      <w:r>
+        <w:t>omnicanales</w:t>
+      </w:r>
+      <w:proofErr w:type="spellEnd"/>
+      <w:r>
+        <w:t>.</w:t>
       </w:r>
     </w:p>
     <w:p>
@@ -5701,13 +5709,31 @@
         </w:rPr>
         <w:t xml:space="preserve">. Nike aplica diferenciación basada en innovación y propósito, en contraste, marcas </w:t>
       </w:r>
+      <w:proofErr w:type="spellStart"/>
       <w:r>
         <w:rPr>
           <w:rStyle w:val="Extranjerismo"/>
           <w:lang w:val="es-419" w:eastAsia="es-CO"/>
         </w:rPr>
-        <w:t>fast fashion</w:t>
-      </w:r>
+        <w:t>fast</w:t>
+      </w:r>
+      <w:proofErr w:type="spellEnd"/>
+      <w:r>
+        <w:rPr>
+          <w:rStyle w:val="Extranjerismo"/>
+          <w:lang w:val="es-419" w:eastAsia="es-CO"/>
+        </w:rPr>
+        <w:t xml:space="preserve"> </w:t>
+      </w:r>
+      <w:proofErr w:type="spellStart"/>
+      <w:r>
+        <w:rPr>
+          <w:rStyle w:val="Extranjerismo"/>
+          <w:lang w:val="es-419" w:eastAsia="es-CO"/>
+        </w:rPr>
+        <w:t>fashion</w:t>
+      </w:r>
+      <w:proofErr w:type="spellEnd"/>
       <w:r>
         <w:rPr>
           <w:lang w:val="es-419" w:eastAsia="es-CO"/>
@@ -5747,6 +5773,7 @@
         </w:rPr>
         <w:t xml:space="preserve"> </w:t>
       </w:r>
+      <w:proofErr w:type="spellStart"/>
       <w:r>
         <w:rPr>
           <w:rStyle w:val="Extranjerismo"/>
@@ -5756,6 +5783,7 @@
         </w:rPr>
         <w:t>Insight</w:t>
       </w:r>
+      <w:proofErr w:type="spellEnd"/>
       <w:r>
         <w:rPr>
           <w:lang w:val="es-419" w:eastAsia="es-CO"/>
@@ -5785,6 +5813,7 @@
         </w:rPr>
         <w:t xml:space="preserve">El consumidor es el eje del mercadeo contemporáneo, especialmente en el sistema moda donde la identidad simbólica influye en la decisión de compra. El análisis del consumidor permite identificar motivaciones, comportamientos y preferencias, conllevando a definir las personalidades de compra o </w:t>
       </w:r>
+      <w:proofErr w:type="spellStart"/>
       <w:r>
         <w:rPr>
           <w:rStyle w:val="Extranjerismo"/>
@@ -5792,6 +5821,7 @@
         </w:rPr>
         <w:t>buyer</w:t>
       </w:r>
+      <w:proofErr w:type="spellEnd"/>
       <w:r>
         <w:rPr>
           <w:lang w:val="es-419" w:eastAsia="es-CO"/>
@@ -5832,6 +5862,7 @@
         </w:rPr>
         <w:t xml:space="preserve">. Empresas como Adidas utilizan analítica de comportamiento para personalizar experiencias en sus tiendas virtuales, las recomendaciones automáticas se basan en historial de navegación y compra. En el sector moda colombiano, marcas emergentes segmentan sus audiencias mediante Instagram </w:t>
       </w:r>
+      <w:proofErr w:type="spellStart"/>
       <w:r>
         <w:rPr>
           <w:rStyle w:val="Extranjerismo"/>
@@ -5839,6 +5870,7 @@
         </w:rPr>
         <w:t>Insights</w:t>
       </w:r>
+      <w:proofErr w:type="spellEnd"/>
       <w:r>
         <w:rPr>
           <w:lang w:val="es-419" w:eastAsia="es-CO"/>
@@ -6425,8 +6457,17 @@
           <w:rStyle w:val="Extranjerismo"/>
           <w:lang w:val="es-419" w:eastAsia="es-CO"/>
         </w:rPr>
-        <w:t>marketing mix</w:t>
-      </w:r>
+        <w:t xml:space="preserve">marketing </w:t>
+      </w:r>
+      <w:proofErr w:type="spellStart"/>
+      <w:r>
+        <w:rPr>
+          <w:rStyle w:val="Extranjerismo"/>
+          <w:lang w:val="es-419" w:eastAsia="es-CO"/>
+        </w:rPr>
+        <w:t>mix</w:t>
+      </w:r>
+      <w:proofErr w:type="spellEnd"/>
       <w:r>
         <w:rPr>
           <w:lang w:val="es-419" w:eastAsia="es-CO"/>
@@ -6474,9 +6515,9 @@
           <w:noProof/>
         </w:rPr>
         <w:drawing>
-          <wp:inline distT="0" distB="0" distL="0" distR="0" wp14:anchorId="21D0CBDE" wp14:editId="4B675B6C">
-            <wp:extent cx="6085336" cy="1781298"/>
-            <wp:effectExtent l="0" t="0" r="0" b="0"/>
+          <wp:inline distT="0" distB="0" distL="0" distR="0" wp14:anchorId="21D0CBDE" wp14:editId="705445AD">
+            <wp:extent cx="5400000" cy="1580687"/>
+            <wp:effectExtent l="0" t="0" r="0" b="635"/>
             <wp:docPr id="124685887" name="Imagen 4" descr="La figura describe la mezcla de marketing o 4P, integrada por cuatro elementos principales: Producto, relacionado con la oferta al consumidor; Precio, que define el valor económico; Plaza, enfocada en los canales de distribución; y Promoción, encargada de informar y persuadir al consumidor. Todos estos componentes se integran para apoyar las estrategias comerciales de la empresa."/>
             <wp:cNvGraphicFramePr>
               <a:graphicFrameLocks xmlns:a="http://schemas.openxmlformats.org/drawingml/2006/main" noChangeAspect="1"/>
@@ -6506,7 +6547,7 @@
                   <pic:spPr bwMode="auto">
                     <a:xfrm>
                       <a:off x="0" y="0"/>
-                      <a:ext cx="6113334" cy="1789494"/>
+                      <a:ext cx="5400000" cy="1580687"/>
                     </a:xfrm>
                     <a:prstGeom prst="rect">
                       <a:avLst/>
@@ -6718,6 +6759,7 @@
         </w:rPr>
         <w:t xml:space="preserve"> </w:t>
       </w:r>
+      <w:proofErr w:type="spellStart"/>
       <w:r>
         <w:rPr>
           <w:rStyle w:val="Extranjerismo"/>
@@ -6727,6 +6769,7 @@
         </w:rPr>
         <w:t>Insight</w:t>
       </w:r>
+      <w:proofErr w:type="spellEnd"/>
       <w:r>
         <w:rPr>
           <w:lang w:val="es-419" w:eastAsia="es-CO"/>
@@ -6808,6 +6851,7 @@
         </w:rPr>
         <w:t xml:space="preserve">La coherencia entre lo que la empresa se propone alcanzar y las acciones que ejecuta determina el éxito de la gestión digital. En el sistema moda, esta estrategia permite conectar el </w:t>
       </w:r>
+      <w:proofErr w:type="spellStart"/>
       <w:r>
         <w:rPr>
           <w:rStyle w:val="Extranjerismo"/>
@@ -6815,6 +6859,7 @@
         </w:rPr>
         <w:t>storytelling</w:t>
       </w:r>
+      <w:proofErr w:type="spellEnd"/>
       <w:r>
         <w:rPr>
           <w:lang w:val="es-419" w:eastAsia="es-CO"/>
@@ -6862,6 +6907,7 @@
         </w:rPr>
         <w:t xml:space="preserve">La estrategia digital incorpora la definición de indicadores clave de desempeño que permiten medir resultados y orientar decisiones. Métricas como alcance, </w:t>
       </w:r>
+      <w:proofErr w:type="spellStart"/>
       <w:r>
         <w:rPr>
           <w:rStyle w:val="Extranjerismo"/>
@@ -6869,6 +6915,7 @@
         </w:rPr>
         <w:t>engagement</w:t>
       </w:r>
+      <w:proofErr w:type="spellEnd"/>
       <w:r>
         <w:rPr>
           <w:lang w:val="es-419" w:eastAsia="es-CO"/>
@@ -7938,9 +7985,9 @@
           <w:noProof/>
         </w:rPr>
         <w:drawing>
-          <wp:inline distT="0" distB="0" distL="0" distR="0" wp14:anchorId="6E87B8BE" wp14:editId="6D4337EF">
-            <wp:extent cx="5891764" cy="1729361"/>
-            <wp:effectExtent l="0" t="0" r="0" b="4445"/>
+          <wp:inline distT="0" distB="0" distL="0" distR="0" wp14:anchorId="6E87B8BE" wp14:editId="39CDF96D">
+            <wp:extent cx="5400000" cy="1585018"/>
+            <wp:effectExtent l="0" t="0" r="0" b="0"/>
             <wp:docPr id="1442301047" name="Imagen 5" descr="La figura describe las etapas del proceso de planeación estratégica organizado en un ciclo continuo, conformado por cuatro etapas principales.&#10;El análisis situacional; que estudia el mercado y la competencia. &#10;La formulación estratégica, donde se define la dirección empresarial. &#10;La implementación, que convierte las estrategias en acciones concretas. &#10;El control, encargado de evaluar el desempeño y los resultados obtenidos.&#10;"/>
             <wp:cNvGraphicFramePr>
               <a:graphicFrameLocks xmlns:a="http://schemas.openxmlformats.org/drawingml/2006/main" noChangeAspect="1"/>
@@ -7967,7 +8014,7 @@
                   <pic:spPr>
                     <a:xfrm>
                       <a:off x="0" y="0"/>
-                      <a:ext cx="5933113" cy="1741498"/>
+                      <a:ext cx="5400000" cy="1585018"/>
                     </a:xfrm>
                     <a:prstGeom prst="rect">
                       <a:avLst/>
@@ -8019,6 +8066,7 @@
         </w:rPr>
         <w:t xml:space="preserve"> </w:t>
       </w:r>
+      <w:proofErr w:type="spellStart"/>
       <w:r>
         <w:rPr>
           <w:rStyle w:val="Extranjerismo"/>
@@ -8028,6 +8076,7 @@
         </w:rPr>
         <w:t>Insight</w:t>
       </w:r>
+      <w:proofErr w:type="spellEnd"/>
       <w:r>
         <w:rPr>
           <w:lang w:val="es-419" w:eastAsia="es-CO"/>
@@ -8791,6 +8840,7 @@
         </w:rPr>
         <w:t xml:space="preserve">En la práctica, muchas empresas consolidadas no se limitan a una sola modalidad, sino que operan en múltiples esquemas de manera simultánea. La digitalización ha facilitado esta convergencia de modelos, permitiendo integrar canales físicos y virtuales, </w:t>
       </w:r>
+      <w:proofErr w:type="spellStart"/>
       <w:r>
         <w:rPr>
           <w:rStyle w:val="Extranjerismo"/>
@@ -8798,6 +8848,7 @@
         </w:rPr>
         <w:t>marketplaces</w:t>
       </w:r>
+      <w:proofErr w:type="spellEnd"/>
       <w:r>
         <w:rPr>
           <w:lang w:val="es-419" w:eastAsia="es-CO"/>
@@ -8843,63 +8894,83 @@
           <w:bCs/>
           <w:lang w:val="es-419" w:eastAsia="es-CO"/>
         </w:rPr>
-        <w:t xml:space="preserve">Entre las más utilizadas se encuentran Shopify, WooCommerce y Magento, cada una diseñada para responder a distintos niveles de complejidad empresarial. </w:t>
-      </w:r>
-    </w:p>
-    <w:p>
-      <w:pPr>
-        <w:rPr>
-          <w:lang w:val="es-419" w:eastAsia="es-CO"/>
-        </w:rPr>
-      </w:pPr>
+        <w:t xml:space="preserve">Entre las más utilizadas se encuentran Shopify, </w:t>
+      </w:r>
+      <w:proofErr w:type="spellStart"/>
       <w:r>
         <w:rPr>
           <w:b/>
           <w:bCs/>
           <w:lang w:val="es-419" w:eastAsia="es-CO"/>
         </w:rPr>
-        <w:t>Shopify</w:t>
-      </w:r>
-      <w:r>
-        <w:rPr>
-          <w:lang w:val="es-419" w:eastAsia="es-CO"/>
-        </w:rPr>
-        <w:t xml:space="preserve"> </w:t>
-      </w:r>
-    </w:p>
-    <w:p>
-      <w:pPr>
-        <w:rPr>
-          <w:lang w:val="es-419" w:eastAsia="es-CO"/>
-        </w:rPr>
-      </w:pPr>
-      <w:r>
-        <w:rPr>
-          <w:lang w:val="es-419" w:eastAsia="es-CO"/>
-        </w:rPr>
-        <w:t>D</w:t>
-      </w:r>
-      <w:r>
-        <w:rPr>
-          <w:lang w:val="es-419" w:eastAsia="es-CO"/>
-        </w:rPr>
-        <w:t xml:space="preserve">estaca por su facilidad de implementación y rapidez de puesta en marcha, lo que la convierte en una alternativa adecuada para emprendedores y pequeñas empresas que buscan agilidad. </w:t>
-      </w:r>
-    </w:p>
-    <w:p>
-      <w:pPr>
-        <w:rPr>
-          <w:lang w:val="es-419" w:eastAsia="es-CO"/>
-        </w:rPr>
-      </w:pPr>
+        <w:t>WooCommerce</w:t>
+      </w:r>
+      <w:proofErr w:type="spellEnd"/>
       <w:r>
         <w:rPr>
           <w:b/>
           <w:bCs/>
           <w:lang w:val="es-419" w:eastAsia="es-CO"/>
         </w:rPr>
+        <w:t xml:space="preserve"> y Magento, cada una diseñada para responder a distintos niveles de complejidad empresarial. </w:t>
+      </w:r>
+    </w:p>
+    <w:p>
+      <w:pPr>
+        <w:rPr>
+          <w:lang w:val="es-419" w:eastAsia="es-CO"/>
+        </w:rPr>
+      </w:pPr>
+      <w:r>
+        <w:rPr>
+          <w:b/>
+          <w:bCs/>
+          <w:lang w:val="es-419" w:eastAsia="es-CO"/>
+        </w:rPr>
+        <w:t>Shopify</w:t>
+      </w:r>
+      <w:r>
+        <w:rPr>
+          <w:lang w:val="es-419" w:eastAsia="es-CO"/>
+        </w:rPr>
+        <w:t xml:space="preserve"> </w:t>
+      </w:r>
+    </w:p>
+    <w:p>
+      <w:pPr>
+        <w:rPr>
+          <w:lang w:val="es-419" w:eastAsia="es-CO"/>
+        </w:rPr>
+      </w:pPr>
+      <w:r>
+        <w:rPr>
+          <w:lang w:val="es-419" w:eastAsia="es-CO"/>
+        </w:rPr>
+        <w:t>D</w:t>
+      </w:r>
+      <w:r>
+        <w:rPr>
+          <w:lang w:val="es-419" w:eastAsia="es-CO"/>
+        </w:rPr>
+        <w:t xml:space="preserve">estaca por su facilidad de implementación y rapidez de puesta en marcha, lo que la convierte en una alternativa adecuada para emprendedores y pequeñas empresas que buscan agilidad. </w:t>
+      </w:r>
+    </w:p>
+    <w:p>
+      <w:pPr>
+        <w:rPr>
+          <w:lang w:val="es-419" w:eastAsia="es-CO"/>
+        </w:rPr>
+      </w:pPr>
+      <w:proofErr w:type="spellStart"/>
+      <w:r>
+        <w:rPr>
+          <w:b/>
+          <w:bCs/>
+          <w:lang w:val="es-419" w:eastAsia="es-CO"/>
+        </w:rPr>
         <w:t>WooCommerce</w:t>
       </w:r>
+      <w:proofErr w:type="spellEnd"/>
     </w:p>
     <w:p>
       <w:pPr>
@@ -9036,6 +9107,7 @@
         </w:rPr>
         <w:t>-</w:t>
       </w:r>
+      <w:proofErr w:type="spellStart"/>
       <w:r>
         <w:rPr>
           <w:rStyle w:val="Extranjerismo"/>
@@ -9045,6 +9117,7 @@
         </w:rPr>
         <w:t>commerce</w:t>
       </w:r>
+      <w:proofErr w:type="spellEnd"/>
       <w:r>
         <w:rPr>
           <w:b/>
@@ -9850,7 +9923,15 @@
               </w:rPr>
             </w:pPr>
             <w:r>
-              <w:t>Modelo económico basado en la integración de servicios digitales mediante APIs.</w:t>
+              <w:t xml:space="preserve">Modelo económico basado en la integración de servicios digitales mediante </w:t>
+            </w:r>
+            <w:proofErr w:type="spellStart"/>
+            <w:r>
+              <w:t>APIs</w:t>
+            </w:r>
+            <w:proofErr w:type="spellEnd"/>
+            <w:r>
+              <w:t>.</w:t>
             </w:r>
           </w:p>
         </w:tc>
@@ -10462,7 +10543,15 @@
               </w:rPr>
             </w:pPr>
             <w:r>
-              <w:t>Posibilidad de lanzar NFTs asociados a colecciones exclusivas o comunidades digitales de marca.</w:t>
+              <w:t xml:space="preserve">Posibilidad de lanzar </w:t>
+            </w:r>
+            <w:proofErr w:type="spellStart"/>
+            <w:r>
+              <w:t>NFTs</w:t>
+            </w:r>
+            <w:proofErr w:type="spellEnd"/>
+            <w:r>
+              <w:t xml:space="preserve"> asociados a colecciones exclusivas o comunidades digitales de marca.</w:t>
             </w:r>
           </w:p>
         </w:tc>
@@ -10552,6 +10641,7 @@
         </w:rPr>
         <w:t xml:space="preserve">En el sistema moda, las empresas utilizan la web como plataforma principal de conversión comercial, articulándola estratégicamente con redes sociales y </w:t>
       </w:r>
+      <w:proofErr w:type="spellStart"/>
       <w:r>
         <w:rPr>
           <w:rStyle w:val="Extranjerismo"/>
@@ -10559,6 +10649,7 @@
         </w:rPr>
         <w:t>marketplaces</w:t>
       </w:r>
+      <w:proofErr w:type="spellEnd"/>
       <w:r>
         <w:rPr>
           <w:lang w:val="es-419" w:eastAsia="es-CO"/>
@@ -10600,7 +10691,21 @@
           <w:lang w:val="es-419" w:eastAsia="es-CO"/>
         </w:rPr>
         <w:lastRenderedPageBreak/>
-        <w:t xml:space="preserve">Según Coiera (2013) las redes sociales son medios de comunicación, diferentes a los tradicionales, ya que utilizan un conjunto de tecnologías, con el fin de crear espacios virtuales para que los usuarios puedan interactuar entre sí. </w:t>
+        <w:t xml:space="preserve">Según </w:t>
+      </w:r>
+      <w:proofErr w:type="spellStart"/>
+      <w:r>
+        <w:rPr>
+          <w:lang w:val="es-419" w:eastAsia="es-CO"/>
+        </w:rPr>
+        <w:t>Coiera</w:t>
+      </w:r>
+      <w:proofErr w:type="spellEnd"/>
+      <w:r>
+        <w:rPr>
+          <w:lang w:val="es-419" w:eastAsia="es-CO"/>
+        </w:rPr>
+        <w:t xml:space="preserve"> (2013) las redes sociales son medios de comunicación, diferentes a los tradicionales, ya que utilizan un conjunto de tecnologías, con el fin de crear espacios virtuales para que los usuarios puedan interactuar entre sí. </w:t>
       </w:r>
       <w:r>
         <w:rPr>
@@ -10779,12 +10884,37 @@
         </w:rPr>
         <w:t>Cada categoría presenta características técnicas relacionadas con almacenamiento de datos, integraciones API (</w:t>
       </w:r>
+      <w:proofErr w:type="spellStart"/>
       <w:r>
         <w:rPr>
           <w:rStyle w:val="Extranjerismo"/>
           <w:lang w:val="es-419" w:eastAsia="es-CO"/>
         </w:rPr>
-        <w:t>Application Programming Interface</w:t>
+        <w:t>Application</w:t>
+      </w:r>
+      <w:proofErr w:type="spellEnd"/>
+      <w:r>
+        <w:rPr>
+          <w:rStyle w:val="Extranjerismo"/>
+          <w:lang w:val="es-419" w:eastAsia="es-CO"/>
+        </w:rPr>
+        <w:t xml:space="preserve"> </w:t>
+      </w:r>
+      <w:proofErr w:type="spellStart"/>
+      <w:r>
+        <w:rPr>
+          <w:rStyle w:val="Extranjerismo"/>
+          <w:lang w:val="es-419" w:eastAsia="es-CO"/>
+        </w:rPr>
+        <w:t>Programming</w:t>
+      </w:r>
+      <w:proofErr w:type="spellEnd"/>
+      <w:r>
+        <w:rPr>
+          <w:rStyle w:val="Extranjerismo"/>
+          <w:lang w:val="es-419" w:eastAsia="es-CO"/>
+        </w:rPr>
+        <w:t xml:space="preserve"> Interface</w:t>
       </w:r>
       <w:r>
         <w:rPr>
@@ -10949,6 +11079,7 @@
         </w:rPr>
         <w:t xml:space="preserve">Facilitan la gestión de campañas publicitarias, programación de contenidos y monitoreo de </w:t>
       </w:r>
+      <w:proofErr w:type="spellStart"/>
       <w:r>
         <w:rPr>
           <w:rStyle w:val="Extranjerismo"/>
@@ -10956,6 +11087,7 @@
         </w:rPr>
         <w:t>engagement</w:t>
       </w:r>
+      <w:proofErr w:type="spellEnd"/>
       <w:r>
         <w:rPr>
           <w:lang w:val="es-419" w:eastAsia="es-CO"/>
@@ -11086,6 +11218,7 @@
           <w:lang w:val="es-419" w:eastAsia="es-CO"/>
         </w:rPr>
       </w:pPr>
+      <w:proofErr w:type="spellStart"/>
       <w:r>
         <w:rPr>
           <w:rStyle w:val="Extranjerismo"/>
@@ -11095,6 +11228,7 @@
         </w:rPr>
         <w:t>Insight</w:t>
       </w:r>
+      <w:proofErr w:type="spellEnd"/>
     </w:p>
     <w:p>
       <w:pPr>
@@ -11638,7 +11772,21 @@
         <w:rPr>
           <w:lang w:val="es-419" w:eastAsia="es-CO"/>
         </w:rPr>
-        <w:t xml:space="preserve">n la práctica, la forma de realizar el cargue de información no es única ni estándar, sino que depende directamente del sistema tecnológico donde se aloja la información y de los recursos disponibles en la organización. Así como organizar zapatos varía según el espacio —no es lo mismo guardarlos en un nochero, un clóset, una repisa o un organizador especializado—, el cargue de datos se adapta a la “estructura” del sistema: puede hacerse manualmente desde un panel administrativo, mediante archivos masivos como hojas de cálculo, a través de integraciones automáticas o usando APIs que sincronizan información en tiempo real. </w:t>
+        <w:t xml:space="preserve">n la práctica, la forma de realizar el cargue de información no es única ni estándar, sino que depende directamente del sistema tecnológico donde se aloja la información y de los recursos disponibles en la organización. Así como organizar zapatos varía según el espacio —no es lo mismo guardarlos en un nochero, un clóset, una repisa o un organizador especializado—, el cargue de datos se adapta a la “estructura” del sistema: puede hacerse manualmente desde un panel administrativo, mediante archivos masivos como hojas de cálculo, a través de integraciones automáticas o usando </w:t>
+      </w:r>
+      <w:proofErr w:type="spellStart"/>
+      <w:r>
+        <w:rPr>
+          <w:lang w:val="es-419" w:eastAsia="es-CO"/>
+        </w:rPr>
+        <w:t>APIs</w:t>
+      </w:r>
+      <w:proofErr w:type="spellEnd"/>
+      <w:r>
+        <w:rPr>
+          <w:lang w:val="es-419" w:eastAsia="es-CO"/>
+        </w:rPr>
+        <w:t xml:space="preserve"> que sincronizan información en tiempo real. </w:t>
       </w:r>
     </w:p>
     <w:p>
@@ -11856,6 +12004,7 @@
         </w:rPr>
         <w:t xml:space="preserve">. Las empresas que adoptan metodologías de </w:t>
       </w:r>
+      <w:proofErr w:type="spellStart"/>
       <w:r>
         <w:rPr>
           <w:rStyle w:val="Extranjerismo"/>
@@ -11863,6 +12012,7 @@
         </w:rPr>
         <w:t>testing</w:t>
       </w:r>
+      <w:proofErr w:type="spellEnd"/>
       <w:r>
         <w:rPr>
           <w:lang w:val="es-419" w:eastAsia="es-CO"/>
@@ -11932,6 +12082,7 @@
           <w:lang w:val="es-419" w:eastAsia="es-CO"/>
         </w:rPr>
       </w:pPr>
+      <w:proofErr w:type="spellStart"/>
       <w:r>
         <w:rPr>
           <w:rStyle w:val="Extranjerismo"/>
@@ -11941,6 +12092,7 @@
         </w:rPr>
         <w:t>Insight</w:t>
       </w:r>
+      <w:proofErr w:type="spellEnd"/>
       <w:r>
         <w:rPr>
           <w:lang w:val="es-419" w:eastAsia="es-CO"/>
@@ -13293,12 +13445,14 @@
             <w:r>
               <w:t xml:space="preserve"> (</w:t>
             </w:r>
+            <w:proofErr w:type="spellStart"/>
             <w:r>
               <w:rPr>
                 <w:rStyle w:val="Extranjerismo"/>
               </w:rPr>
               <w:t>mailchimp</w:t>
             </w:r>
+            <w:proofErr w:type="spellEnd"/>
             <w:r>
               <w:t>, etc.)</w:t>
             </w:r>
@@ -13353,8 +13507,21 @@
               </w:rPr>
             </w:pPr>
             <w:r>
-              <w:t>Google Ads, Meta Ads</w:t>
-            </w:r>
+              <w:t xml:space="preserve">Google </w:t>
+            </w:r>
+            <w:proofErr w:type="spellStart"/>
+            <w:r>
+              <w:t>Ads</w:t>
+            </w:r>
+            <w:proofErr w:type="spellEnd"/>
+            <w:r>
+              <w:t xml:space="preserve">, Meta </w:t>
+            </w:r>
+            <w:proofErr w:type="spellStart"/>
+            <w:r>
+              <w:t>Ads</w:t>
+            </w:r>
+            <w:proofErr w:type="spellEnd"/>
           </w:p>
         </w:tc>
       </w:tr>
@@ -13739,8 +13906,39 @@
           <w:bCs/>
           <w:lang w:val="es-419" w:eastAsia="es-CO"/>
         </w:rPr>
-        <w:t>Search Engine Optimization</w:t>
-      </w:r>
+        <w:t xml:space="preserve">Search </w:t>
+      </w:r>
+      <w:proofErr w:type="spellStart"/>
+      <w:r>
+        <w:rPr>
+          <w:rStyle w:val="Extranjerismo"/>
+          <w:b/>
+          <w:bCs/>
+          <w:lang w:val="es-419" w:eastAsia="es-CO"/>
+        </w:rPr>
+        <w:t>Engine</w:t>
+      </w:r>
+      <w:proofErr w:type="spellEnd"/>
+      <w:r>
+        <w:rPr>
+          <w:rStyle w:val="Extranjerismo"/>
+          <w:b/>
+          <w:bCs/>
+          <w:lang w:val="es-419" w:eastAsia="es-CO"/>
+        </w:rPr>
+        <w:t xml:space="preserve"> </w:t>
+      </w:r>
+      <w:proofErr w:type="spellStart"/>
+      <w:r>
+        <w:rPr>
+          <w:rStyle w:val="Extranjerismo"/>
+          <w:b/>
+          <w:bCs/>
+          <w:lang w:val="es-419" w:eastAsia="es-CO"/>
+        </w:rPr>
+        <w:t>Optimization</w:t>
+      </w:r>
+      <w:proofErr w:type="spellEnd"/>
       <w:r>
         <w:rPr>
           <w:b/>
@@ -13811,7 +14009,27 @@
           <w:bCs/>
           <w:lang w:val="es-419" w:eastAsia="es-CO"/>
         </w:rPr>
-        <w:t>Search Engine Marketing</w:t>
+        <w:t xml:space="preserve">Search </w:t>
+      </w:r>
+      <w:proofErr w:type="spellStart"/>
+      <w:r>
+        <w:rPr>
+          <w:rStyle w:val="Extranjerismo"/>
+          <w:b/>
+          <w:bCs/>
+          <w:lang w:val="es-419" w:eastAsia="es-CO"/>
+        </w:rPr>
+        <w:t>Engine</w:t>
+      </w:r>
+      <w:proofErr w:type="spellEnd"/>
+      <w:r>
+        <w:rPr>
+          <w:rStyle w:val="Extranjerismo"/>
+          <w:b/>
+          <w:bCs/>
+          <w:lang w:val="es-419" w:eastAsia="es-CO"/>
+        </w:rPr>
+        <w:t xml:space="preserve"> Marketing</w:t>
       </w:r>
       <w:r>
         <w:rPr>
@@ -14153,13 +14371,41 @@
               </w:rPr>
               <w:t>CRM (</w:t>
             </w:r>
+            <w:proofErr w:type="spellStart"/>
             <w:r>
               <w:rPr>
                 <w:rStyle w:val="Extranjerismo"/>
                 <w:b/>
                 <w:lang w:val="es-CO"/>
               </w:rPr>
-              <w:t>Customer Relationship Management</w:t>
+              <w:t>Customer</w:t>
+            </w:r>
+            <w:proofErr w:type="spellEnd"/>
+            <w:r>
+              <w:rPr>
+                <w:rStyle w:val="Extranjerismo"/>
+                <w:b/>
+                <w:lang w:val="es-CO"/>
+              </w:rPr>
+              <w:t xml:space="preserve"> </w:t>
+            </w:r>
+            <w:proofErr w:type="spellStart"/>
+            <w:r>
+              <w:rPr>
+                <w:rStyle w:val="Extranjerismo"/>
+                <w:b/>
+                <w:lang w:val="es-CO"/>
+              </w:rPr>
+              <w:t>Relationship</w:t>
+            </w:r>
+            <w:proofErr w:type="spellEnd"/>
+            <w:r>
+              <w:rPr>
+                <w:rStyle w:val="Extranjerismo"/>
+                <w:b/>
+                <w:lang w:val="es-CO"/>
+              </w:rPr>
+              <w:t xml:space="preserve"> Management</w:t>
             </w:r>
             <w:r>
               <w:rPr>
@@ -14415,6 +14661,7 @@
               </w:rPr>
               <w:t xml:space="preserve">Una marca programa el lanzamiento de su nueva colección con contenidos coordinados en Instagram, TikTok y Facebook, midiendo </w:t>
             </w:r>
+            <w:proofErr w:type="spellStart"/>
             <w:r>
               <w:rPr>
                 <w:rStyle w:val="Extranjerismo"/>
@@ -14422,6 +14669,7 @@
               </w:rPr>
               <w:t>engagement</w:t>
             </w:r>
+            <w:proofErr w:type="spellEnd"/>
             <w:r>
               <w:rPr>
                 <w:bCs/>
@@ -14505,12 +14753,21 @@
         </w:rPr>
         <w:t>Entre los principales tipos de estrategias digitales se encuentran la estrategia de atracción (</w:t>
       </w:r>
+      <w:proofErr w:type="spellStart"/>
       <w:r>
         <w:rPr>
           <w:rStyle w:val="Extranjerismo"/>
           <w:lang w:val="es-419" w:eastAsia="es-CO"/>
         </w:rPr>
-        <w:t>inbound marketing</w:t>
+        <w:t>inbound</w:t>
+      </w:r>
+      <w:proofErr w:type="spellEnd"/>
+      <w:r>
+        <w:rPr>
+          <w:rStyle w:val="Extranjerismo"/>
+          <w:lang w:val="es-419" w:eastAsia="es-CO"/>
+        </w:rPr>
+        <w:t xml:space="preserve"> marketing</w:t>
       </w:r>
       <w:r>
         <w:rPr>
@@ -14543,15 +14800,16 @@
           <w:ilvl w:val="0"/>
           <w:numId w:val="0"/>
         </w:numPr>
+        <w:jc w:val="center"/>
       </w:pPr>
       <w:r>
         <w:rPr>
           <w:noProof/>
         </w:rPr>
         <w:drawing>
-          <wp:inline distT="0" distB="0" distL="0" distR="0" wp14:anchorId="37E67DC1" wp14:editId="75EF6703">
-            <wp:extent cx="5886002" cy="1995055"/>
-            <wp:effectExtent l="0" t="0" r="635" b="5715"/>
+          <wp:inline distT="0" distB="0" distL="0" distR="0" wp14:anchorId="37E67DC1" wp14:editId="47426505">
+            <wp:extent cx="5400000" cy="1830325"/>
+            <wp:effectExtent l="0" t="0" r="0" b="0"/>
             <wp:docPr id="2090006085" name="Imagen 8" descr="La figura presenta los cuatro tipos de estrategias digitales: atracción, enfocada en generar tráfico mediante contenidos relevantes; conversión, orientada a transformar visitantes en clientes; fidelización, que fortalece la relación con los consumidores actuales; y posicionamiento, centrada en el reconocimiento de marca."/>
             <wp:cNvGraphicFramePr>
               <a:graphicFrameLocks xmlns:a="http://schemas.openxmlformats.org/drawingml/2006/main" noChangeAspect="1"/>
@@ -14578,7 +14836,7 @@
                   <pic:spPr>
                     <a:xfrm>
                       <a:off x="0" y="0"/>
-                      <a:ext cx="5909472" cy="2003010"/>
+                      <a:ext cx="5400000" cy="1830325"/>
                     </a:xfrm>
                     <a:prstGeom prst="rect">
                       <a:avLst/>
@@ -14645,6 +14903,7 @@
         </w:rPr>
         <w:t xml:space="preserve">Zara, marca del grupo Inditex, es uno de los referentes globales del sistema moda en integración de estrategias digitales con </w:t>
       </w:r>
+      <w:proofErr w:type="spellStart"/>
       <w:r>
         <w:rPr>
           <w:rStyle w:val="Extranjerismo"/>
@@ -14652,6 +14911,7 @@
         </w:rPr>
         <w:t>retail</w:t>
       </w:r>
+      <w:proofErr w:type="spellEnd"/>
       <w:r>
         <w:rPr>
           <w:lang w:val="es-419" w:eastAsia="es-CO"/>
@@ -14800,7 +15060,35 @@
         <w:rPr>
           <w:lang w:val="es-419" w:eastAsia="es-CO"/>
         </w:rPr>
-        <w:t xml:space="preserve"> en la temática. Este contenido de Edutin Academy explica los arquetipos publicitarios y cómo ayudan a crear historias coherentes que conectan emocionalmente con el público.</w:t>
+        <w:t xml:space="preserve"> en la temática. Este contenido de </w:t>
+      </w:r>
+      <w:proofErr w:type="spellStart"/>
+      <w:r>
+        <w:rPr>
+          <w:lang w:val="es-419" w:eastAsia="es-CO"/>
+        </w:rPr>
+        <w:t>Edutin</w:t>
+      </w:r>
+      <w:proofErr w:type="spellEnd"/>
+      <w:r>
+        <w:rPr>
+          <w:lang w:val="es-419" w:eastAsia="es-CO"/>
+        </w:rPr>
+        <w:t xml:space="preserve"> </w:t>
+      </w:r>
+      <w:proofErr w:type="spellStart"/>
+      <w:r>
+        <w:rPr>
+          <w:lang w:val="es-419" w:eastAsia="es-CO"/>
+        </w:rPr>
+        <w:t>Academy</w:t>
+      </w:r>
+      <w:proofErr w:type="spellEnd"/>
+      <w:r>
+        <w:rPr>
+          <w:lang w:val="es-419" w:eastAsia="es-CO"/>
+        </w:rPr>
+        <w:t xml:space="preserve"> explica los arquetipos publicitarios y cómo ayudan a crear historias coherentes que conectan emocionalmente con el público.</w:t>
       </w:r>
       <w:r>
         <w:rPr>
@@ -14918,6 +15206,7 @@
         </w:rPr>
         <w:t xml:space="preserve"> visual, </w:t>
       </w:r>
+      <w:proofErr w:type="spellStart"/>
       <w:r>
         <w:rPr>
           <w:rStyle w:val="Extranjerismo"/>
@@ -14925,6 +15214,7 @@
         </w:rPr>
         <w:t>storytelling</w:t>
       </w:r>
+      <w:proofErr w:type="spellEnd"/>
       <w:r>
         <w:rPr>
           <w:lang w:val="es-419" w:eastAsia="es-CO"/>
@@ -14944,6 +15234,7 @@
         </w:rPr>
         <w:t xml:space="preserve"> visual define la identidad gráfica; el </w:t>
       </w:r>
+      <w:proofErr w:type="spellStart"/>
       <w:r>
         <w:rPr>
           <w:rStyle w:val="Extranjerismo"/>
@@ -14951,6 +15242,7 @@
         </w:rPr>
         <w:t>storytelling</w:t>
       </w:r>
+      <w:proofErr w:type="spellEnd"/>
       <w:r>
         <w:rPr>
           <w:lang w:val="es-419" w:eastAsia="es-CO"/>
@@ -15436,6 +15728,7 @@
         </w:rPr>
         <w:t xml:space="preserve">Las técnicas publicitarias digitales comprenden los métodos utilizados para promocionar productos o servicios mediante anuncios en plataformas digitales, estas técnicas incluyen publicidad en buscadores, publicidad en redes sociales, </w:t>
       </w:r>
+      <w:proofErr w:type="spellStart"/>
       <w:r>
         <w:rPr>
           <w:rStyle w:val="Extranjerismo"/>
@@ -15443,6 +15736,7 @@
         </w:rPr>
         <w:t>remarketing</w:t>
       </w:r>
+      <w:proofErr w:type="spellEnd"/>
       <w:r>
         <w:rPr>
           <w:lang w:val="es-419" w:eastAsia="es-CO"/>
@@ -15596,7 +15890,15 @@
               </w:rPr>
             </w:pPr>
             <w:r>
-              <w:t>Una marca de ropa deportiva invierte en Google Ads para aparecer cuando alguien busca “</w:t>
+              <w:t xml:space="preserve">Una marca de ropa deportiva invierte en Google </w:t>
+            </w:r>
+            <w:proofErr w:type="spellStart"/>
+            <w:r>
+              <w:t>Ads</w:t>
+            </w:r>
+            <w:proofErr w:type="spellEnd"/>
+            <w:r>
+              <w:t xml:space="preserve"> para aparecer cuando alguien busca “</w:t>
             </w:r>
             <w:r>
               <w:rPr>
@@ -16077,6 +16379,7 @@
         </w:rPr>
         <w:t xml:space="preserve"> de influencia, </w:t>
       </w:r>
+      <w:proofErr w:type="spellStart"/>
       <w:r>
         <w:rPr>
           <w:rStyle w:val="Extranjerismo"/>
@@ -16084,12 +16387,14 @@
         </w:rPr>
         <w:t>storytelling</w:t>
       </w:r>
+      <w:proofErr w:type="spellEnd"/>
       <w:r>
         <w:rPr>
           <w:lang w:val="es-419" w:eastAsia="es-CO"/>
         </w:rPr>
         <w:t xml:space="preserve"> (contar historias) visual y experiencias interactivas que fortalecen el reconocimiento de marca. La creación de comunidades digitales impulsa la fidelización y proporciona retroalimentación inmediata sobre productos y tendencias, mientras que la analítica social permite medir indicadores como </w:t>
       </w:r>
+      <w:proofErr w:type="spellStart"/>
       <w:r>
         <w:rPr>
           <w:rStyle w:val="Extranjerismo"/>
@@ -16097,6 +16402,7 @@
         </w:rPr>
         <w:t>engagement</w:t>
       </w:r>
+      <w:proofErr w:type="spellEnd"/>
       <w:r>
         <w:rPr>
           <w:lang w:val="es-419" w:eastAsia="es-CO"/>
@@ -16217,9 +16523,9 @@
           <w:lang w:val="es-419" w:eastAsia="es-CO"/>
         </w:rPr>
         <w:drawing>
-          <wp:inline distT="0" distB="0" distL="0" distR="0" wp14:anchorId="479741A1" wp14:editId="5B7B95A6">
-            <wp:extent cx="5643451" cy="2835308"/>
-            <wp:effectExtent l="0" t="0" r="0" b="3175"/>
+          <wp:inline distT="0" distB="0" distL="0" distR="0" wp14:anchorId="479741A1" wp14:editId="4BC9FAF6">
+            <wp:extent cx="5400000" cy="2712997"/>
+            <wp:effectExtent l="0" t="0" r="0" b="0"/>
             <wp:docPr id="1094653725" name="Imagen 10" descr="La figura muestra la ruta de procedimiento en redes sociales ; la cual presenta un proceso estratégico compuesto por varias etapas: inicia con el diagnóstico digital y la definición de objetivos, seguido de la segmentación de audiencia y la planificación de contenidos. Luego continúa con la producción y publicación de contenido, el monitoreo y gestión de comunidad, la medición y análisis de resultados, y finaliza con la optimización continua basada en datos para mejorar el desempeño estratégico."/>
             <wp:cNvGraphicFramePr>
               <a:graphicFrameLocks xmlns:a="http://schemas.openxmlformats.org/drawingml/2006/main" noChangeAspect="1"/>
@@ -16246,7 +16552,7 @@
                   <pic:spPr>
                     <a:xfrm>
                       <a:off x="0" y="0"/>
-                      <a:ext cx="5667744" cy="2847513"/>
+                      <a:ext cx="5400000" cy="2712997"/>
                     </a:xfrm>
                     <a:prstGeom prst="rect">
                       <a:avLst/>
@@ -16315,6 +16621,11 @@
     </w:p>
     <w:p>
       <w:pPr>
+        <w:pStyle w:val="Prrafodelista"/>
+        <w:numPr>
+          <w:ilvl w:val="0"/>
+          <w:numId w:val="33"/>
+        </w:numPr>
         <w:tabs>
           <w:tab w:val="left" w:pos="3686"/>
         </w:tabs>
@@ -16441,6 +16752,7 @@
         </w:rPr>
         <w:t xml:space="preserve">Las expresiones en redes sociales corresponden a las formas comunicativas utilizadas para transmitir mensajes de marca, incluyendo lenguaje visual, tono comunicativo, estilo narrativo y formatos de contenido.  Estas expresiones determinan la personalidad digital de la marca y su capacidad para conectar emocionalmente con las audiencias. En el sistema moda, el uso de imágenes, videos cortos y </w:t>
       </w:r>
+      <w:proofErr w:type="spellStart"/>
       <w:r>
         <w:rPr>
           <w:rStyle w:val="Extranjerismo"/>
@@ -16448,6 +16760,7 @@
         </w:rPr>
         <w:t>storytelling</w:t>
       </w:r>
+      <w:proofErr w:type="spellEnd"/>
       <w:r>
         <w:rPr>
           <w:lang w:val="es-419" w:eastAsia="es-CO"/>
@@ -16584,11 +16897,11 @@
               </w:rPr>
             </w:pPr>
             <w:r>
-              <w:t xml:space="preserve">Comunicación orientada a transmitir datos </w:t>
+              <w:t xml:space="preserve">Comunicación orientada a </w:t>
             </w:r>
             <w:r>
               <w:lastRenderedPageBreak/>
-              <w:t>objetivos y verificables sobre productos o servicios.</w:t>
+              <w:t>transmitir datos objetivos y verificables sobre productos o servicios.</w:t>
             </w:r>
           </w:p>
         </w:tc>
@@ -16605,11 +16918,11 @@
             </w:pPr>
             <w:r>
               <w:lastRenderedPageBreak/>
-              <w:t xml:space="preserve">Publicación en Instagram que detalla </w:t>
+              <w:t xml:space="preserve">Publicación en Instagram que </w:t>
             </w:r>
             <w:r>
               <w:lastRenderedPageBreak/>
-              <w:t>composición de una chaqueta (100 % algodón orgánico), tallas disponibles, precio y política de envío.</w:t>
+              <w:t>detalla composición de una chaqueta (100 % algodón orgánico), tallas disponibles, precio y política de envío.</w:t>
             </w:r>
           </w:p>
         </w:tc>
@@ -16626,11 +16939,11 @@
             </w:pPr>
             <w:r>
               <w:lastRenderedPageBreak/>
-              <w:t xml:space="preserve">Genera confianza, reduce objeciones de compra y </w:t>
+              <w:t xml:space="preserve">Genera confianza, reduce objeciones </w:t>
             </w:r>
             <w:r>
               <w:lastRenderedPageBreak/>
-              <w:t>fortalece la transparencia de marca.</w:t>
+              <w:t>de compra y fortalece la transparencia de marca.</w:t>
             </w:r>
           </w:p>
         </w:tc>
@@ -17345,8 +17658,19 @@
           <w:bCs/>
           <w:lang w:val="es-419" w:eastAsia="es-CO"/>
         </w:rPr>
-        <w:t>Social Ads</w:t>
-      </w:r>
+        <w:t xml:space="preserve">Social </w:t>
+      </w:r>
+      <w:proofErr w:type="spellStart"/>
+      <w:r>
+        <w:rPr>
+          <w:rStyle w:val="Extranjerismo"/>
+          <w:b/>
+          <w:bCs/>
+          <w:lang w:val="es-419" w:eastAsia="es-CO"/>
+        </w:rPr>
+        <w:t>Ads</w:t>
+      </w:r>
+      <w:proofErr w:type="spellEnd"/>
       <w:r>
         <w:rPr>
           <w:b/>
@@ -17943,7 +18267,15 @@
               <w:t>h</w:t>
             </w:r>
             <w:r>
-              <w:t xml:space="preserve">erramientas como la analítica de datos, la segmentación avanzada de audiencias y la gestión de campañas permiten interpretar métricas como el engagement, la conversión y la retención para comprender mejor el comportamiento del consumidor. </w:t>
+              <w:t xml:space="preserve">erramientas como la analítica de datos, la segmentación avanzada de audiencias y la gestión de campañas permiten interpretar métricas como el </w:t>
+            </w:r>
+            <w:proofErr w:type="spellStart"/>
+            <w:r>
+              <w:t>engagement</w:t>
+            </w:r>
+            <w:proofErr w:type="spellEnd"/>
+            <w:r>
+              <w:t xml:space="preserve">, la conversión y la retención para comprender mejor el comportamiento del consumidor. </w:t>
             </w:r>
           </w:p>
           <w:p>
@@ -18153,6 +18485,7 @@
     <w:p>
       <w:pPr>
         <w:ind w:firstLine="0"/>
+        <w:jc w:val="center"/>
         <w:rPr>
           <w:lang w:val="es-419" w:eastAsia="es-CO"/>
         </w:rPr>
@@ -19060,8 +19393,13 @@
                 <w:szCs w:val="24"/>
               </w:rPr>
             </w:pPr>
-            <w:r>
-              <w:t>Jesus Antonio Vecino Valero</w:t>
+            <w:proofErr w:type="spellStart"/>
+            <w:r>
+              <w:t>Jesus</w:t>
+            </w:r>
+            <w:proofErr w:type="spellEnd"/>
+            <w:r>
+              <w:t xml:space="preserve"> Antonio Vecino Valero</w:t>
             </w:r>
           </w:p>
         </w:tc>
@@ -19689,6 +20027,119 @@
     </w:lvl>
   </w:abstractNum>
   <w:abstractNum w:abstractNumId="1" w15:restartNumberingAfterBreak="0">
+    <w:nsid w:val="0175238D"/>
+    <w:multiLevelType w:val="hybridMultilevel"/>
+    <w:tmpl w:val="41A2367A"/>
+    <w:lvl w:ilvl="0" w:tplc="240A0001">
+      <w:start w:val="1"/>
+      <w:numFmt w:val="bullet"/>
+      <w:lvlText w:val=""/>
+      <w:lvlJc w:val="left"/>
+      <w:pPr>
+        <w:ind w:left="1429" w:hanging="360"/>
+      </w:pPr>
+      <w:rPr>
+        <w:rFonts w:ascii="Symbol" w:hAnsi="Symbol" w:hint="default"/>
+      </w:rPr>
+    </w:lvl>
+    <w:lvl w:ilvl="1" w:tplc="240A0003" w:tentative="1">
+      <w:start w:val="1"/>
+      <w:numFmt w:val="bullet"/>
+      <w:lvlText w:val="o"/>
+      <w:lvlJc w:val="left"/>
+      <w:pPr>
+        <w:ind w:left="2149" w:hanging="360"/>
+      </w:pPr>
+      <w:rPr>
+        <w:rFonts w:ascii="Courier New" w:hAnsi="Courier New" w:cs="Courier New" w:hint="default"/>
+      </w:rPr>
+    </w:lvl>
+    <w:lvl w:ilvl="2" w:tplc="240A0005" w:tentative="1">
+      <w:start w:val="1"/>
+      <w:numFmt w:val="bullet"/>
+      <w:lvlText w:val=""/>
+      <w:lvlJc w:val="left"/>
+      <w:pPr>
+        <w:ind w:left="2869" w:hanging="360"/>
+      </w:pPr>
+      <w:rPr>
+        <w:rFonts w:ascii="Wingdings" w:hAnsi="Wingdings" w:hint="default"/>
+      </w:rPr>
+    </w:lvl>
+    <w:lvl w:ilvl="3" w:tplc="240A0001" w:tentative="1">
+      <w:start w:val="1"/>
+      <w:numFmt w:val="bullet"/>
+      <w:lvlText w:val=""/>
+      <w:lvlJc w:val="left"/>
+      <w:pPr>
+        <w:ind w:left="3589" w:hanging="360"/>
+      </w:pPr>
+      <w:rPr>
+        <w:rFonts w:ascii="Symbol" w:hAnsi="Symbol" w:hint="default"/>
+      </w:rPr>
+    </w:lvl>
+    <w:lvl w:ilvl="4" w:tplc="240A0003" w:tentative="1">
+      <w:start w:val="1"/>
+      <w:numFmt w:val="bullet"/>
+      <w:lvlText w:val="o"/>
+      <w:lvlJc w:val="left"/>
+      <w:pPr>
+        <w:ind w:left="4309" w:hanging="360"/>
+      </w:pPr>
+      <w:rPr>
+        <w:rFonts w:ascii="Courier New" w:hAnsi="Courier New" w:cs="Courier New" w:hint="default"/>
+      </w:rPr>
+    </w:lvl>
+    <w:lvl w:ilvl="5" w:tplc="240A0005" w:tentative="1">
+      <w:start w:val="1"/>
+      <w:numFmt w:val="bullet"/>
+      <w:lvlText w:val=""/>
+      <w:lvlJc w:val="left"/>
+      <w:pPr>
+        <w:ind w:left="5029" w:hanging="360"/>
+      </w:pPr>
+      <w:rPr>
+        <w:rFonts w:ascii="Wingdings" w:hAnsi="Wingdings" w:hint="default"/>
+      </w:rPr>
+    </w:lvl>
+    <w:lvl w:ilvl="6" w:tplc="240A0001" w:tentative="1">
+      <w:start w:val="1"/>
+      <w:numFmt w:val="bullet"/>
+      <w:lvlText w:val=""/>
+      <w:lvlJc w:val="left"/>
+      <w:pPr>
+        <w:ind w:left="5749" w:hanging="360"/>
+      </w:pPr>
+      <w:rPr>
+        <w:rFonts w:ascii="Symbol" w:hAnsi="Symbol" w:hint="default"/>
+      </w:rPr>
+    </w:lvl>
+    <w:lvl w:ilvl="7" w:tplc="240A0003" w:tentative="1">
+      <w:start w:val="1"/>
+      <w:numFmt w:val="bullet"/>
+      <w:lvlText w:val="o"/>
+      <w:lvlJc w:val="left"/>
+      <w:pPr>
+        <w:ind w:left="6469" w:hanging="360"/>
+      </w:pPr>
+      <w:rPr>
+        <w:rFonts w:ascii="Courier New" w:hAnsi="Courier New" w:cs="Courier New" w:hint="default"/>
+      </w:rPr>
+    </w:lvl>
+    <w:lvl w:ilvl="8" w:tplc="240A0005" w:tentative="1">
+      <w:start w:val="1"/>
+      <w:numFmt w:val="bullet"/>
+      <w:lvlText w:val=""/>
+      <w:lvlJc w:val="left"/>
+      <w:pPr>
+        <w:ind w:left="7189" w:hanging="360"/>
+      </w:pPr>
+      <w:rPr>
+        <w:rFonts w:ascii="Wingdings" w:hAnsi="Wingdings" w:hint="default"/>
+      </w:rPr>
+    </w:lvl>
+  </w:abstractNum>
+  <w:abstractNum w:abstractNumId="2" w15:restartNumberingAfterBreak="0">
     <w:nsid w:val="09930347"/>
     <w:multiLevelType w:val="hybridMultilevel"/>
     <w:tmpl w:val="DF902808"/>
@@ -19801,7 +20252,7 @@
       </w:rPr>
     </w:lvl>
   </w:abstractNum>
-  <w:abstractNum w:abstractNumId="2" w15:restartNumberingAfterBreak="0">
+  <w:abstractNum w:abstractNumId="3" w15:restartNumberingAfterBreak="0">
     <w:nsid w:val="0E18646A"/>
     <w:multiLevelType w:val="hybridMultilevel"/>
     <w:tmpl w:val="0CB28976"/>
@@ -19914,7 +20365,7 @@
       </w:rPr>
     </w:lvl>
   </w:abstractNum>
-  <w:abstractNum w:abstractNumId="3" w15:restartNumberingAfterBreak="0">
+  <w:abstractNum w:abstractNumId="4" w15:restartNumberingAfterBreak="0">
     <w:nsid w:val="0E341EAB"/>
     <w:multiLevelType w:val="hybridMultilevel"/>
     <w:tmpl w:val="5FCA5306"/>
@@ -20027,7 +20478,7 @@
       </w:rPr>
     </w:lvl>
   </w:abstractNum>
-  <w:abstractNum w:abstractNumId="4" w15:restartNumberingAfterBreak="0">
+  <w:abstractNum w:abstractNumId="5" w15:restartNumberingAfterBreak="0">
     <w:nsid w:val="1EC807BD"/>
     <w:multiLevelType w:val="hybridMultilevel"/>
     <w:tmpl w:val="39386A1A"/>
@@ -20140,7 +20591,7 @@
       </w:rPr>
     </w:lvl>
   </w:abstractNum>
-  <w:abstractNum w:abstractNumId="5" w15:restartNumberingAfterBreak="0">
+  <w:abstractNum w:abstractNumId="6" w15:restartNumberingAfterBreak="0">
     <w:nsid w:val="24D00898"/>
     <w:multiLevelType w:val="hybridMultilevel"/>
     <w:tmpl w:val="D654E60E"/>
@@ -20229,7 +20680,7 @@
       </w:pPr>
     </w:lvl>
   </w:abstractNum>
-  <w:abstractNum w:abstractNumId="6" w15:restartNumberingAfterBreak="0">
+  <w:abstractNum w:abstractNumId="7" w15:restartNumberingAfterBreak="0">
     <w:nsid w:val="251313B4"/>
     <w:multiLevelType w:val="hybridMultilevel"/>
     <w:tmpl w:val="1DD6EF7E"/>
@@ -20342,7 +20793,7 @@
       </w:rPr>
     </w:lvl>
   </w:abstractNum>
-  <w:abstractNum w:abstractNumId="7" w15:restartNumberingAfterBreak="0">
+  <w:abstractNum w:abstractNumId="8" w15:restartNumberingAfterBreak="0">
     <w:nsid w:val="27412B07"/>
     <w:multiLevelType w:val="hybridMultilevel"/>
     <w:tmpl w:val="8D1837FE"/>
@@ -20433,7 +20884,7 @@
       </w:pPr>
     </w:lvl>
   </w:abstractNum>
-  <w:abstractNum w:abstractNumId="8" w15:restartNumberingAfterBreak="0">
+  <w:abstractNum w:abstractNumId="9" w15:restartNumberingAfterBreak="0">
     <w:nsid w:val="2CB8484C"/>
     <w:multiLevelType w:val="hybridMultilevel"/>
     <w:tmpl w:val="7DFA86D2"/>
@@ -20519,7 +20970,7 @@
       </w:pPr>
     </w:lvl>
   </w:abstractNum>
-  <w:abstractNum w:abstractNumId="9" w15:restartNumberingAfterBreak="0">
+  <w:abstractNum w:abstractNumId="10" w15:restartNumberingAfterBreak="0">
     <w:nsid w:val="2D1F2917"/>
     <w:multiLevelType w:val="hybridMultilevel"/>
     <w:tmpl w:val="3864AC00"/>
@@ -20632,7 +21083,7 @@
       </w:rPr>
     </w:lvl>
   </w:abstractNum>
-  <w:abstractNum w:abstractNumId="10" w15:restartNumberingAfterBreak="0">
+  <w:abstractNum w:abstractNumId="11" w15:restartNumberingAfterBreak="0">
     <w:nsid w:val="342642AF"/>
     <w:multiLevelType w:val="hybridMultilevel"/>
     <w:tmpl w:val="CF569C64"/>
@@ -20745,7 +21196,7 @@
       </w:rPr>
     </w:lvl>
   </w:abstractNum>
-  <w:abstractNum w:abstractNumId="11" w15:restartNumberingAfterBreak="0">
+  <w:abstractNum w:abstractNumId="12" w15:restartNumberingAfterBreak="0">
     <w:nsid w:val="368E176E"/>
     <w:multiLevelType w:val="hybridMultilevel"/>
     <w:tmpl w:val="BDF054FE"/>
@@ -20839,7 +21290,7 @@
       </w:pPr>
     </w:lvl>
   </w:abstractNum>
-  <w:abstractNum w:abstractNumId="12" w15:restartNumberingAfterBreak="0">
+  <w:abstractNum w:abstractNumId="13" w15:restartNumberingAfterBreak="0">
     <w:nsid w:val="393F6082"/>
     <w:multiLevelType w:val="hybridMultilevel"/>
     <w:tmpl w:val="387E98F2"/>
@@ -20952,7 +21403,7 @@
       </w:rPr>
     </w:lvl>
   </w:abstractNum>
-  <w:abstractNum w:abstractNumId="13" w15:restartNumberingAfterBreak="0">
+  <w:abstractNum w:abstractNumId="14" w15:restartNumberingAfterBreak="0">
     <w:nsid w:val="421034E2"/>
     <w:multiLevelType w:val="hybridMultilevel"/>
     <w:tmpl w:val="22FCA42A"/>
@@ -21065,7 +21516,7 @@
       </w:rPr>
     </w:lvl>
   </w:abstractNum>
-  <w:abstractNum w:abstractNumId="14" w15:restartNumberingAfterBreak="0">
+  <w:abstractNum w:abstractNumId="15" w15:restartNumberingAfterBreak="0">
     <w:nsid w:val="44E42E1C"/>
     <w:multiLevelType w:val="hybridMultilevel"/>
     <w:tmpl w:val="33580594"/>
@@ -21178,7 +21629,7 @@
       </w:rPr>
     </w:lvl>
   </w:abstractNum>
-  <w:abstractNum w:abstractNumId="15" w15:restartNumberingAfterBreak="0">
+  <w:abstractNum w:abstractNumId="16" w15:restartNumberingAfterBreak="0">
     <w:nsid w:val="4EBE1EF6"/>
     <w:multiLevelType w:val="hybridMultilevel"/>
     <w:tmpl w:val="F6A60586"/>
@@ -21271,7 +21722,7 @@
       </w:pPr>
     </w:lvl>
   </w:abstractNum>
-  <w:abstractNum w:abstractNumId="16" w15:restartNumberingAfterBreak="0">
+  <w:abstractNum w:abstractNumId="17" w15:restartNumberingAfterBreak="0">
     <w:nsid w:val="50895BDE"/>
     <w:multiLevelType w:val="hybridMultilevel"/>
     <w:tmpl w:val="41AAAAB8"/>
@@ -21384,7 +21835,7 @@
       </w:rPr>
     </w:lvl>
   </w:abstractNum>
-  <w:abstractNum w:abstractNumId="17" w15:restartNumberingAfterBreak="0">
+  <w:abstractNum w:abstractNumId="18" w15:restartNumberingAfterBreak="0">
     <w:nsid w:val="59BF5078"/>
     <w:multiLevelType w:val="multilevel"/>
     <w:tmpl w:val="78340210"/>
@@ -21509,7 +21960,7 @@
       </w:rPr>
     </w:lvl>
   </w:abstractNum>
-  <w:abstractNum w:abstractNumId="18" w15:restartNumberingAfterBreak="0">
+  <w:abstractNum w:abstractNumId="19" w15:restartNumberingAfterBreak="0">
     <w:nsid w:val="5BF93C16"/>
     <w:multiLevelType w:val="hybridMultilevel"/>
     <w:tmpl w:val="AA6A3602"/>
@@ -21622,7 +22073,7 @@
       </w:rPr>
     </w:lvl>
   </w:abstractNum>
-  <w:abstractNum w:abstractNumId="19" w15:restartNumberingAfterBreak="0">
+  <w:abstractNum w:abstractNumId="20" w15:restartNumberingAfterBreak="0">
     <w:nsid w:val="64793834"/>
     <w:multiLevelType w:val="hybridMultilevel"/>
     <w:tmpl w:val="D5B88660"/>
@@ -21735,7 +22186,7 @@
       </w:rPr>
     </w:lvl>
   </w:abstractNum>
-  <w:abstractNum w:abstractNumId="20" w15:restartNumberingAfterBreak="0">
+  <w:abstractNum w:abstractNumId="21" w15:restartNumberingAfterBreak="0">
     <w:nsid w:val="647D6816"/>
     <w:multiLevelType w:val="hybridMultilevel"/>
     <w:tmpl w:val="9EB8A09E"/>
@@ -21848,7 +22299,7 @@
       </w:rPr>
     </w:lvl>
   </w:abstractNum>
-  <w:abstractNum w:abstractNumId="21" w15:restartNumberingAfterBreak="0">
+  <w:abstractNum w:abstractNumId="22" w15:restartNumberingAfterBreak="0">
     <w:nsid w:val="66786805"/>
     <w:multiLevelType w:val="hybridMultilevel"/>
     <w:tmpl w:val="9DE4AFEE"/>
@@ -21961,7 +22412,7 @@
       </w:rPr>
     </w:lvl>
   </w:abstractNum>
-  <w:abstractNum w:abstractNumId="22" w15:restartNumberingAfterBreak="0">
+  <w:abstractNum w:abstractNumId="23" w15:restartNumberingAfterBreak="0">
     <w:nsid w:val="66A339BC"/>
     <w:multiLevelType w:val="hybridMultilevel"/>
     <w:tmpl w:val="392CD960"/>
@@ -22074,7 +22525,7 @@
       </w:rPr>
     </w:lvl>
   </w:abstractNum>
-  <w:abstractNum w:abstractNumId="23" w15:restartNumberingAfterBreak="0">
+  <w:abstractNum w:abstractNumId="24" w15:restartNumberingAfterBreak="0">
     <w:nsid w:val="670D1875"/>
     <w:multiLevelType w:val="hybridMultilevel"/>
     <w:tmpl w:val="FD64AA06"/>
@@ -22187,7 +22638,7 @@
       </w:rPr>
     </w:lvl>
   </w:abstractNum>
-  <w:abstractNum w:abstractNumId="24" w15:restartNumberingAfterBreak="0">
+  <w:abstractNum w:abstractNumId="25" w15:restartNumberingAfterBreak="0">
     <w:nsid w:val="67BF47B5"/>
     <w:multiLevelType w:val="hybridMultilevel"/>
     <w:tmpl w:val="51F0B6F6"/>
@@ -22300,7 +22751,7 @@
       </w:rPr>
     </w:lvl>
   </w:abstractNum>
-  <w:abstractNum w:abstractNumId="25" w15:restartNumberingAfterBreak="0">
+  <w:abstractNum w:abstractNumId="26" w15:restartNumberingAfterBreak="0">
     <w:nsid w:val="685017BE"/>
     <w:multiLevelType w:val="hybridMultilevel"/>
     <w:tmpl w:val="0F0A3176"/>
@@ -22413,7 +22864,7 @@
       </w:rPr>
     </w:lvl>
   </w:abstractNum>
-  <w:abstractNum w:abstractNumId="26" w15:restartNumberingAfterBreak="0">
+  <w:abstractNum w:abstractNumId="27" w15:restartNumberingAfterBreak="0">
     <w:nsid w:val="69B51790"/>
     <w:multiLevelType w:val="hybridMultilevel"/>
     <w:tmpl w:val="43301B68"/>
@@ -22499,7 +22950,7 @@
       </w:pPr>
     </w:lvl>
   </w:abstractNum>
-  <w:abstractNum w:abstractNumId="27" w15:restartNumberingAfterBreak="0">
+  <w:abstractNum w:abstractNumId="28" w15:restartNumberingAfterBreak="0">
     <w:nsid w:val="6BD5198D"/>
     <w:multiLevelType w:val="hybridMultilevel"/>
     <w:tmpl w:val="BE64878A"/>
@@ -22612,7 +23063,7 @@
       </w:rPr>
     </w:lvl>
   </w:abstractNum>
-  <w:abstractNum w:abstractNumId="28" w15:restartNumberingAfterBreak="0">
+  <w:abstractNum w:abstractNumId="29" w15:restartNumberingAfterBreak="0">
     <w:nsid w:val="6FCC3AB7"/>
     <w:multiLevelType w:val="hybridMultilevel"/>
     <w:tmpl w:val="9D38F466"/>
@@ -22725,7 +23176,7 @@
       </w:rPr>
     </w:lvl>
   </w:abstractNum>
-  <w:abstractNum w:abstractNumId="29" w15:restartNumberingAfterBreak="0">
+  <w:abstractNum w:abstractNumId="30" w15:restartNumberingAfterBreak="0">
     <w:nsid w:val="788B51F7"/>
     <w:multiLevelType w:val="hybridMultilevel"/>
     <w:tmpl w:val="6EC4D54E"/>
@@ -22838,7 +23289,7 @@
       </w:rPr>
     </w:lvl>
   </w:abstractNum>
-  <w:abstractNum w:abstractNumId="30" w15:restartNumberingAfterBreak="0">
+  <w:abstractNum w:abstractNumId="31" w15:restartNumberingAfterBreak="0">
     <w:nsid w:val="7A5B3DE0"/>
     <w:multiLevelType w:val="hybridMultilevel"/>
     <w:tmpl w:val="F418EBF4"/>
@@ -22951,7 +23402,7 @@
       </w:rPr>
     </w:lvl>
   </w:abstractNum>
-  <w:abstractNum w:abstractNumId="31" w15:restartNumberingAfterBreak="0">
+  <w:abstractNum w:abstractNumId="32" w15:restartNumberingAfterBreak="0">
     <w:nsid w:val="7D1561AE"/>
     <w:multiLevelType w:val="hybridMultilevel"/>
     <w:tmpl w:val="54DC0A6C"/>
@@ -23068,97 +23519,100 @@
     <w:abstractNumId w:val="0"/>
   </w:num>
   <w:num w:numId="2" w16cid:durableId="1264340357">
+    <w:abstractNumId w:val="8"/>
+  </w:num>
+  <w:num w:numId="3" w16cid:durableId="684139429">
+    <w:abstractNumId w:val="16"/>
+  </w:num>
+  <w:num w:numId="4" w16cid:durableId="5985735">
+    <w:abstractNumId w:val="12"/>
+  </w:num>
+  <w:num w:numId="5" w16cid:durableId="997416964">
+    <w:abstractNumId w:val="18"/>
+  </w:num>
+  <w:num w:numId="6" w16cid:durableId="883566586">
+    <w:abstractNumId w:val="24"/>
+  </w:num>
+  <w:num w:numId="7" w16cid:durableId="843515822">
+    <w:abstractNumId w:val="27"/>
+  </w:num>
+  <w:num w:numId="8" w16cid:durableId="1763989838">
+    <w:abstractNumId w:val="32"/>
+  </w:num>
+  <w:num w:numId="9" w16cid:durableId="901260457">
+    <w:abstractNumId w:val="31"/>
+  </w:num>
+  <w:num w:numId="10" w16cid:durableId="2090156235">
+    <w:abstractNumId w:val="5"/>
+  </w:num>
+  <w:num w:numId="11" w16cid:durableId="460149048">
+    <w:abstractNumId w:val="13"/>
+  </w:num>
+  <w:num w:numId="12" w16cid:durableId="251205254">
+    <w:abstractNumId w:val="11"/>
+  </w:num>
+  <w:num w:numId="13" w16cid:durableId="230971850">
+    <w:abstractNumId w:val="2"/>
+  </w:num>
+  <w:num w:numId="14" w16cid:durableId="701905212">
+    <w:abstractNumId w:val="3"/>
+  </w:num>
+  <w:num w:numId="15" w16cid:durableId="555092178">
+    <w:abstractNumId w:val="30"/>
+  </w:num>
+  <w:num w:numId="16" w16cid:durableId="1929338649">
     <w:abstractNumId w:val="7"/>
   </w:num>
-  <w:num w:numId="3" w16cid:durableId="684139429">
+  <w:num w:numId="17" w16cid:durableId="347678653">
+    <w:abstractNumId w:val="29"/>
+  </w:num>
+  <w:num w:numId="18" w16cid:durableId="82341372">
+    <w:abstractNumId w:val="22"/>
+  </w:num>
+  <w:num w:numId="19" w16cid:durableId="800995483">
+    <w:abstractNumId w:val="19"/>
+  </w:num>
+  <w:num w:numId="20" w16cid:durableId="1690643407">
+    <w:abstractNumId w:val="21"/>
+  </w:num>
+  <w:num w:numId="21" w16cid:durableId="16738832">
+    <w:abstractNumId w:val="25"/>
+  </w:num>
+  <w:num w:numId="22" w16cid:durableId="552040762">
+    <w:abstractNumId w:val="6"/>
+  </w:num>
+  <w:num w:numId="23" w16cid:durableId="819687075">
+    <w:abstractNumId w:val="10"/>
+  </w:num>
+  <w:num w:numId="24" w16cid:durableId="1461723351">
+    <w:abstractNumId w:val="4"/>
+  </w:num>
+  <w:num w:numId="25" w16cid:durableId="518742440">
+    <w:abstractNumId w:val="14"/>
+  </w:num>
+  <w:num w:numId="26" w16cid:durableId="699477263">
+    <w:abstractNumId w:val="20"/>
+  </w:num>
+  <w:num w:numId="27" w16cid:durableId="582298712">
+    <w:abstractNumId w:val="28"/>
+  </w:num>
+  <w:num w:numId="28" w16cid:durableId="1180201607">
+    <w:abstractNumId w:val="26"/>
+  </w:num>
+  <w:num w:numId="29" w16cid:durableId="1206257689">
     <w:abstractNumId w:val="15"/>
   </w:num>
-  <w:num w:numId="4" w16cid:durableId="5985735">
-    <w:abstractNumId w:val="11"/>
+  <w:num w:numId="30" w16cid:durableId="1601983549">
+    <w:abstractNumId w:val="23"/>
   </w:num>
-  <w:num w:numId="5" w16cid:durableId="997416964">
+  <w:num w:numId="31" w16cid:durableId="1921015424">
+    <w:abstractNumId w:val="9"/>
+  </w:num>
+  <w:num w:numId="32" w16cid:durableId="2020037942">
     <w:abstractNumId w:val="17"/>
   </w:num>
-  <w:num w:numId="6" w16cid:durableId="883566586">
-    <w:abstractNumId w:val="23"/>
-  </w:num>
-  <w:num w:numId="7" w16cid:durableId="843515822">
-    <w:abstractNumId w:val="26"/>
-  </w:num>
-  <w:num w:numId="8" w16cid:durableId="1763989838">
-    <w:abstractNumId w:val="31"/>
-  </w:num>
-  <w:num w:numId="9" w16cid:durableId="901260457">
-    <w:abstractNumId w:val="30"/>
-  </w:num>
-  <w:num w:numId="10" w16cid:durableId="2090156235">
-    <w:abstractNumId w:val="4"/>
-  </w:num>
-  <w:num w:numId="11" w16cid:durableId="460149048">
-    <w:abstractNumId w:val="12"/>
-  </w:num>
-  <w:num w:numId="12" w16cid:durableId="251205254">
-    <w:abstractNumId w:val="10"/>
-  </w:num>
-  <w:num w:numId="13" w16cid:durableId="230971850">
+  <w:num w:numId="33" w16cid:durableId="1222982012">
     <w:abstractNumId w:val="1"/>
-  </w:num>
-  <w:num w:numId="14" w16cid:durableId="701905212">
-    <w:abstractNumId w:val="2"/>
-  </w:num>
-  <w:num w:numId="15" w16cid:durableId="555092178">
-    <w:abstractNumId w:val="29"/>
-  </w:num>
-  <w:num w:numId="16" w16cid:durableId="1929338649">
-    <w:abstractNumId w:val="6"/>
-  </w:num>
-  <w:num w:numId="17" w16cid:durableId="347678653">
-    <w:abstractNumId w:val="28"/>
-  </w:num>
-  <w:num w:numId="18" w16cid:durableId="82341372">
-    <w:abstractNumId w:val="21"/>
-  </w:num>
-  <w:num w:numId="19" w16cid:durableId="800995483">
-    <w:abstractNumId w:val="18"/>
-  </w:num>
-  <w:num w:numId="20" w16cid:durableId="1690643407">
-    <w:abstractNumId w:val="20"/>
-  </w:num>
-  <w:num w:numId="21" w16cid:durableId="16738832">
-    <w:abstractNumId w:val="24"/>
-  </w:num>
-  <w:num w:numId="22" w16cid:durableId="552040762">
-    <w:abstractNumId w:val="5"/>
-  </w:num>
-  <w:num w:numId="23" w16cid:durableId="819687075">
-    <w:abstractNumId w:val="9"/>
-  </w:num>
-  <w:num w:numId="24" w16cid:durableId="1461723351">
-    <w:abstractNumId w:val="3"/>
-  </w:num>
-  <w:num w:numId="25" w16cid:durableId="518742440">
-    <w:abstractNumId w:val="13"/>
-  </w:num>
-  <w:num w:numId="26" w16cid:durableId="699477263">
-    <w:abstractNumId w:val="19"/>
-  </w:num>
-  <w:num w:numId="27" w16cid:durableId="582298712">
-    <w:abstractNumId w:val="27"/>
-  </w:num>
-  <w:num w:numId="28" w16cid:durableId="1180201607">
-    <w:abstractNumId w:val="25"/>
-  </w:num>
-  <w:num w:numId="29" w16cid:durableId="1206257689">
-    <w:abstractNumId w:val="14"/>
-  </w:num>
-  <w:num w:numId="30" w16cid:durableId="1601983549">
-    <w:abstractNumId w:val="22"/>
-  </w:num>
-  <w:num w:numId="31" w16cid:durableId="1921015424">
-    <w:abstractNumId w:val="8"/>
-  </w:num>
-  <w:num w:numId="32" w16cid:durableId="2020037942">
-    <w:abstractNumId w:val="16"/>
   </w:num>
   <w:numIdMacAtCleanup w:val="21"/>
 </w:numbering>
@@ -24904,6 +25358,15 @@
 </file>
 
 <file path=customXml/item1.xml><?xml version="1.0" encoding="utf-8"?>
+<?mso-contentType ?>
+<FormTemplates xmlns="http://schemas.microsoft.com/sharepoint/v3/contenttype/forms">
+  <Display>DocumentLibraryForm</Display>
+  <Edit>DocumentLibraryForm</Edit>
+  <New>DocumentLibraryForm</New>
+</FormTemplates>
+</file>
+
+<file path=customXml/item2.xml><?xml version="1.0" encoding="utf-8"?>
 <p:properties xmlns:p="http://schemas.microsoft.com/office/2006/metadata/properties" xmlns:xsi="http://www.w3.org/2001/XMLSchema-instance" xmlns:pc="http://schemas.microsoft.com/office/infopath/2007/PartnerControls">
   <documentManagement>
     <TaxCatchAll xmlns="67a0edcd-0de5-43ed-8c27-e32f38a00c91" xsi:nil="true"/>
@@ -24914,16 +25377,11 @@
 </p:properties>
 </file>
 
-<file path=customXml/item2.xml><?xml version="1.0" encoding="utf-8"?>
-<?mso-contentType ?>
-<FormTemplates xmlns="http://schemas.microsoft.com/sharepoint/v3/contenttype/forms">
-  <Display>DocumentLibraryForm</Display>
-  <Edit>DocumentLibraryForm</Edit>
-  <New>DocumentLibraryForm</New>
-</FormTemplates>
+<file path=customXml/item3.xml><?xml version="1.0" encoding="utf-8"?>
+<b:Sources xmlns:b="http://schemas.openxmlformats.org/officeDocument/2006/bibliography" xmlns="http://schemas.openxmlformats.org/officeDocument/2006/bibliography" SelectedStyle="\APASixthEditionOfficeOnline.xsl" StyleName="APA" Version="6"/>
 </file>
 
-<file path=customXml/item3.xml><?xml version="1.0" encoding="utf-8"?>
+<file path=customXml/item4.xml><?xml version="1.0" encoding="utf-8"?>
 <ct:contentTypeSchema xmlns:ct="http://schemas.microsoft.com/office/2006/metadata/contentType" xmlns:ma="http://schemas.microsoft.com/office/2006/metadata/properties/metaAttributes" ct:_="" ma:_="" ma:contentTypeName="Documento" ma:contentTypeID="0x01010005252A1EF3BD024F856B47B579AB5244" ma:contentTypeVersion="11" ma:contentTypeDescription="Crear nuevo documento." ma:contentTypeScope="" ma:versionID="92b81066167b779aaeee7a3d91bad2fd">
   <xsd:schema xmlns:xsd="http://www.w3.org/2001/XMLSchema" xmlns:xs="http://www.w3.org/2001/XMLSchema" xmlns:p="http://schemas.microsoft.com/office/2006/metadata/properties" xmlns:ns2="42760c81-fd8e-4d59-8953-7cdb9f38b14f" xmlns:ns3="67a0edcd-0de5-43ed-8c27-e32f38a00c91" targetNamespace="http://schemas.microsoft.com/office/2006/metadata/properties" ma:root="true" ma:fieldsID="83cd6766d967e870b9368cac1ade74e6" ns2:_="" ns3:_="">
     <xsd:import namespace="42760c81-fd8e-4d59-8953-7cdb9f38b14f"/>
@@ -25118,11 +25576,15 @@
 </ct:contentTypeSchema>
 </file>
 
-<file path=customXml/item4.xml><?xml version="1.0" encoding="utf-8"?>
-<b:Sources xmlns:b="http://schemas.openxmlformats.org/officeDocument/2006/bibliography" xmlns="http://schemas.openxmlformats.org/officeDocument/2006/bibliography" SelectedStyle="\APASixthEditionOfficeOnline.xsl" StyleName="APA" Version="6"/>
+<file path=customXml/itemProps1.xml><?xml version="1.0" encoding="utf-8"?>
+<ds:datastoreItem xmlns:ds="http://schemas.openxmlformats.org/officeDocument/2006/customXml" ds:itemID="{81CBDEC1-3B00-44ED-AD36-0268077980BA}">
+  <ds:schemaRefs>
+    <ds:schemaRef ds:uri="http://schemas.microsoft.com/sharepoint/v3/contenttype/forms"/>
+  </ds:schemaRefs>
+</ds:datastoreItem>
 </file>
 
-<file path=customXml/itemProps1.xml><?xml version="1.0" encoding="utf-8"?>
+<file path=customXml/itemProps2.xml><?xml version="1.0" encoding="utf-8"?>
 <ds:datastoreItem xmlns:ds="http://schemas.openxmlformats.org/officeDocument/2006/customXml" ds:itemID="{1145D752-ACC1-45E1-AB53-0C756F67FC7F}">
   <ds:schemaRefs>
     <ds:schemaRef ds:uri="http://schemas.microsoft.com/office/2006/metadata/properties"/>
@@ -25133,22 +25595,14 @@
 </ds:datastoreItem>
 </file>
 
-<file path=customXml/itemProps2.xml><?xml version="1.0" encoding="utf-8"?>
-<ds:datastoreItem xmlns:ds="http://schemas.openxmlformats.org/officeDocument/2006/customXml" ds:itemID="{81CBDEC1-3B00-44ED-AD36-0268077980BA}">
-  <ds:schemaRefs>
-    <ds:schemaRef ds:uri="http://schemas.microsoft.com/sharepoint/v3/contenttype/forms"/>
-  </ds:schemaRefs>
-</ds:datastoreItem>
-</file>
-
 <file path=customXml/itemProps3.xml><?xml version="1.0" encoding="utf-8"?>
-<ds:datastoreItem xmlns:ds="http://schemas.openxmlformats.org/officeDocument/2006/customXml" ds:itemID="{D30C96A1-EDF7-4CDA-BB58-7D89BA4DD8CD}"/>
-</file>
-
-<file path=customXml/itemProps4.xml><?xml version="1.0" encoding="utf-8"?>
 <ds:datastoreItem xmlns:ds="http://schemas.openxmlformats.org/officeDocument/2006/customXml" ds:itemID="{E8AB44A3-7C62-4BD2-82ED-8ABC209970FA}">
   <ds:schemaRefs>
     <ds:schemaRef ds:uri="http://schemas.openxmlformats.org/officeDocument/2006/bibliography"/>
   </ds:schemaRefs>
 </ds:datastoreItem>
+</file>
+
+<file path=customXml/itemProps4.xml><?xml version="1.0" encoding="utf-8"?>
+<ds:datastoreItem xmlns:ds="http://schemas.openxmlformats.org/officeDocument/2006/customXml" ds:itemID="{D81AE79F-96BE-41AA-B09D-1631372AB30A}"/>
 </file>
--- a/fuentes/124108_CF07_DU.docx
+++ b/fuentes/124108_CF07_DU.docx
@@ -1,6 +1,6 @@
 
 <file path=word/document.xml><?xml version="1.0" encoding="utf-8"?>
-<w:document xmlns:wpc="http://schemas.microsoft.com/office/word/2010/wordprocessingCanvas" xmlns:cx="http://schemas.microsoft.com/office/drawing/2014/chartex" xmlns:cx1="http://schemas.microsoft.com/office/drawing/2015/9/8/chartex" xmlns:cx2="http://schemas.microsoft.com/office/drawing/2015/10/21/chartex" xmlns:cx3="http://schemas.microsoft.com/office/drawing/2016/5/9/chartex" xmlns:cx4="http://schemas.microsoft.com/office/drawing/2016/5/10/chartex" xmlns:cx5="http://schemas.microsoft.com/office/drawing/2016/5/11/chartex" xmlns:cx6="http://schemas.microsoft.com/office/drawing/2016/5/12/chartex" xmlns:cx7="http://schemas.microsoft.com/office/drawing/2016/5/13/chartex" xmlns:cx8="http://schemas.microsoft.com/office/drawing/2016/5/14/chartex" xmlns:mc="http://schemas.openxmlformats.org/markup-compatibility/2006" xmlns:aink="http://schemas.microsoft.com/office/drawing/2016/ink" xmlns:am3d="http://schemas.microsoft.com/office/drawing/2017/model3d" xmlns:o="urn:schemas-microsoft-com:office:office" xmlns:oel="http://schemas.microsoft.com/office/2019/extlst" xmlns:r="http://schemas.openxmlformats.org/officeDocument/2006/relationships" xmlns:m="http://schemas.openxmlformats.org/officeDocument/2006/math" xmlns:v="urn:schemas-microsoft-com:vml" xmlns:wp14="http://schemas.microsoft.com/office/word/2010/wordprocessingDrawing" xmlns:wp="http://schemas.openxmlformats.org/drawingml/2006/wordprocessingDrawing" xmlns:w10="urn:schemas-microsoft-com:office:word" xmlns:w="http://schemas.openxmlformats.org/wordprocessingml/2006/main" xmlns:w14="http://schemas.microsoft.com/office/word/2010/wordml" xmlns:w15="http://schemas.microsoft.com/office/word/2012/wordml" xmlns:w16cex="http://schemas.microsoft.com/office/word/2018/wordml/cex" xmlns:w16cid="http://schemas.microsoft.com/office/word/2016/wordml/cid" xmlns:w16="http://schemas.microsoft.com/office/word/2018/wordml" xmlns:w16du="http://schemas.microsoft.com/office/word/2023/wordml/word16du" xmlns:w16sdtdh="http://schemas.microsoft.com/office/word/2020/wordml/sdtdatahash" xmlns:w16sdtfl="http://schemas.microsoft.com/office/word/2024/wordml/sdtformatlock" xmlns:w16se="http://schemas.microsoft.com/office/word/2015/wordml/symex" xmlns:wpg="http://schemas.microsoft.com/office/word/2010/wordprocessingGroup" xmlns:wpi="http://schemas.microsoft.com/office/word/2010/wordprocessingInk" xmlns:wne="http://schemas.microsoft.com/office/word/2006/wordml" xmlns:wps="http://schemas.microsoft.com/office/word/2010/wordprocessingShape" mc:Ignorable="w14 w15 w16se w16cid w16 w16cex w16sdtdh w16sdtfl w16du wp14">
+<w:document xmlns:wpc="http://schemas.microsoft.com/office/word/2010/wordprocessingCanvas" xmlns:cx="http://schemas.microsoft.com/office/drawing/2014/chartex" xmlns:cx1="http://schemas.microsoft.com/office/drawing/2015/9/8/chartex" xmlns:cx2="http://schemas.microsoft.com/office/drawing/2015/10/21/chartex" xmlns:cx3="http://schemas.microsoft.com/office/drawing/2016/5/9/chartex" xmlns:cx4="http://schemas.microsoft.com/office/drawing/2016/5/10/chartex" xmlns:cx5="http://schemas.microsoft.com/office/drawing/2016/5/11/chartex" xmlns:cx6="http://schemas.microsoft.com/office/drawing/2016/5/12/chartex" xmlns:cx7="http://schemas.microsoft.com/office/drawing/2016/5/13/chartex" xmlns:cx8="http://schemas.microsoft.com/office/drawing/2016/5/14/chartex" xmlns:mc="http://schemas.openxmlformats.org/markup-compatibility/2006" xmlns:aink="http://schemas.microsoft.com/office/drawing/2016/ink" xmlns:am3d="http://schemas.microsoft.com/office/drawing/2017/model3d" xmlns:o="urn:schemas-microsoft-com:office:office" xmlns:oel="http://schemas.microsoft.com/office/2019/extlst" xmlns:r="http://schemas.openxmlformats.org/officeDocument/2006/relationships" xmlns:m="http://schemas.openxmlformats.org/officeDocument/2006/math" xmlns:v="urn:schemas-microsoft-com:vml" xmlns:wp14="http://schemas.microsoft.com/office/word/2010/wordprocessingDrawing" xmlns:wp="http://schemas.openxmlformats.org/drawingml/2006/wordprocessingDrawing" xmlns:w10="urn:schemas-microsoft-com:office:word" xmlns:w="http://schemas.openxmlformats.org/wordprocessingml/2006/main" xmlns:w14="http://schemas.microsoft.com/office/word/2010/wordml" xmlns:w15="http://schemas.microsoft.com/office/word/2012/wordml" xmlns:w16cei="http://schemas.microsoft.com/office/word/2026/wordml/cei" xmlns:w16cex="http://schemas.microsoft.com/office/word/2018/wordml/cex" xmlns:w16cid="http://schemas.microsoft.com/office/word/2016/wordml/cid" xmlns:w16="http://schemas.microsoft.com/office/word/2018/wordml" xmlns:w16du="http://schemas.microsoft.com/office/word/2023/wordml/word16du" xmlns:w16sdtdh="http://schemas.microsoft.com/office/word/2020/wordml/sdtdatahash" xmlns:w16sdtfl="http://schemas.microsoft.com/office/word/2024/wordml/sdtformatlock" xmlns:w16se="http://schemas.microsoft.com/office/word/2015/wordml/symex" xmlns:wpg="http://schemas.microsoft.com/office/word/2010/wordprocessingGroup" xmlns:wpi="http://schemas.microsoft.com/office/word/2010/wordprocessingInk" xmlns:wne="http://schemas.microsoft.com/office/word/2006/wordml" xmlns:wps="http://schemas.microsoft.com/office/word/2010/wordprocessingShape" mc:Ignorable="w14 w15 w16se w16cid w16 w16cex w16sdtdh w16sdtfl w16du wp14">
   <w:body>
     <w:p>
       <w:pPr>
@@ -250,13 +250,13 @@
         <mc:AlternateContent>
           <mc:Choice Requires="wps">
             <w:drawing>
-              <wp:anchor distT="45720" distB="45720" distL="114300" distR="114300" simplePos="0" relativeHeight="251662848" behindDoc="0" locked="0" layoutInCell="1" allowOverlap="1" wp14:anchorId="2E2DABF6" wp14:editId="7B7F722E">
+              <wp:anchor distT="45720" distB="45720" distL="114300" distR="114300" simplePos="0" relativeHeight="251662848" behindDoc="0" locked="0" layoutInCell="1" allowOverlap="1" wp14:anchorId="2E2DABF6" wp14:editId="057228F6">
                 <wp:simplePos x="0" y="0"/>
                 <wp:positionH relativeFrom="column">
                   <wp:posOffset>-91440</wp:posOffset>
                 </wp:positionH>
                 <wp:positionV relativeFrom="paragraph">
-                  <wp:posOffset>429895</wp:posOffset>
+                  <wp:posOffset>192567</wp:posOffset>
                 </wp:positionV>
                 <wp:extent cx="6209665" cy="1819275"/>
                 <wp:effectExtent l="0" t="0" r="0" b="9525"/>
@@ -331,7 +331,7 @@
                 <v:stroke joinstyle="miter"/>
                 <v:path gradientshapeok="t" o:connecttype="rect"/>
               </v:shapetype>
-              <v:shape id="Cuadro de texto 2" o:spid="_x0000_s1026" type="#_x0000_t202" alt="&quot;&quot;" style="position:absolute;left:0;text-align:left;margin-left:-7.2pt;margin-top:33.85pt;width:488.95pt;height:143.25pt;z-index:251662848;visibility:visible;mso-wrap-style:square;mso-width-percent:0;mso-height-percent:0;mso-wrap-distance-left:9pt;mso-wrap-distance-top:3.6pt;mso-wrap-distance-right:9pt;mso-wrap-distance-bottom:3.6pt;mso-position-horizontal:absolute;mso-position-horizontal-relative:text;mso-position-vertical:absolute;mso-position-vertical-relative:text;mso-width-percent:0;mso-height-percent:0;mso-width-relative:margin;mso-height-relative:margin;v-text-anchor:top" o:gfxdata="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" filled="f" stroked="f">
+              <v:shape id="Cuadro de texto 2" o:spid="_x0000_s1026" type="#_x0000_t202" alt="&quot;&quot;" style="position:absolute;left:0;text-align:left;margin-left:-7.2pt;margin-top:15.15pt;width:488.95pt;height:143.25pt;z-index:251662848;visibility:visible;mso-wrap-style:square;mso-width-percent:0;mso-height-percent:0;mso-wrap-distance-left:9pt;mso-wrap-distance-top:3.6pt;mso-wrap-distance-right:9pt;mso-wrap-distance-bottom:3.6pt;mso-position-horizontal:absolute;mso-position-horizontal-relative:text;mso-position-vertical:absolute;mso-position-vertical-relative:text;mso-width-percent:0;mso-height-percent:0;mso-width-relative:margin;mso-height-relative:margin;v-text-anchor:top" o:gfxdata="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" filled="f" stroked="f">
                 <v:textbox>
                   <w:txbxContent>
                     <w:p>
@@ -541,7 +541,7 @@
           <w:lang w:val="es-419"/>
           <w14:ligatures w14:val="none"/>
         </w:rPr>
-        <w:t>m</w:t>
+        <w:t>M</w:t>
       </w:r>
       <w:r>
         <w:rPr>
@@ -644,7 +644,7 @@
           <w:r>
             <w:fldChar w:fldCharType="separate"/>
           </w:r>
-          <w:hyperlink w:anchor="_Toc232080979" w:history="1">
+          <w:hyperlink w:anchor="_Toc236911835" w:history="1">
             <w:r>
               <w:rPr>
                 <w:rStyle w:val="Hipervnculo"/>
@@ -671,7 +671,7 @@
                 <w:noProof/>
                 <w:webHidden/>
               </w:rPr>
-              <w:instrText xml:space="preserve"> PAGEREF _Toc232080979 \h </w:instrText>
+              <w:instrText xml:space="preserve"> PAGEREF _Toc236911835 \h </w:instrText>
             </w:r>
             <w:r>
               <w:rPr>
@@ -717,7 +717,7 @@
               <w:lang w:eastAsia="es-CO"/>
             </w:rPr>
           </w:pPr>
-          <w:hyperlink w:anchor="_Toc232080980" w:history="1">
+          <w:hyperlink w:anchor="_Toc236911836" w:history="1">
             <w:r>
               <w:rPr>
                 <w:rStyle w:val="Hipervnculo"/>
@@ -761,7 +761,7 @@
                 <w:noProof/>
                 <w:webHidden/>
               </w:rPr>
-              <w:instrText xml:space="preserve"> PAGEREF _Toc232080980 \h </w:instrText>
+              <w:instrText xml:space="preserve"> PAGEREF _Toc236911836 \h </w:instrText>
             </w:r>
             <w:r>
               <w:rPr>
@@ -803,7 +803,7 @@
               <w:lang w:eastAsia="es-CO"/>
             </w:rPr>
           </w:pPr>
-          <w:hyperlink w:anchor="_Toc232080981" w:history="1">
+          <w:hyperlink w:anchor="_Toc236911837" w:history="1">
             <w:r>
               <w:rPr>
                 <w:rStyle w:val="Hipervnculo"/>
@@ -847,7 +847,7 @@
                 <w:noProof/>
                 <w:webHidden/>
               </w:rPr>
-              <w:instrText xml:space="preserve"> PAGEREF _Toc232080981 \h </w:instrText>
+              <w:instrText xml:space="preserve"> PAGEREF _Toc236911837 \h </w:instrText>
             </w:r>
             <w:r>
               <w:rPr>
@@ -889,7 +889,7 @@
               <w:lang w:eastAsia="es-CO"/>
             </w:rPr>
           </w:pPr>
-          <w:hyperlink w:anchor="_Toc232080982" w:history="1">
+          <w:hyperlink w:anchor="_Toc236911838" w:history="1">
             <w:r>
               <w:rPr>
                 <w:rStyle w:val="Hipervnculo"/>
@@ -933,7 +933,7 @@
                 <w:noProof/>
                 <w:webHidden/>
               </w:rPr>
-              <w:instrText xml:space="preserve"> PAGEREF _Toc232080982 \h </w:instrText>
+              <w:instrText xml:space="preserve"> PAGEREF _Toc236911838 \h </w:instrText>
             </w:r>
             <w:r>
               <w:rPr>
@@ -975,7 +975,7 @@
               <w:lang w:eastAsia="es-CO"/>
             </w:rPr>
           </w:pPr>
-          <w:hyperlink w:anchor="_Toc232080983" w:history="1">
+          <w:hyperlink w:anchor="_Toc236911839" w:history="1">
             <w:r>
               <w:rPr>
                 <w:rStyle w:val="Hipervnculo"/>
@@ -1019,7 +1019,7 @@
                 <w:noProof/>
                 <w:webHidden/>
               </w:rPr>
-              <w:instrText xml:space="preserve"> PAGEREF _Toc232080983 \h </w:instrText>
+              <w:instrText xml:space="preserve"> PAGEREF _Toc236911839 \h </w:instrText>
             </w:r>
             <w:r>
               <w:rPr>
@@ -1061,7 +1061,7 @@
               <w:lang w:eastAsia="es-CO"/>
             </w:rPr>
           </w:pPr>
-          <w:hyperlink w:anchor="_Toc232080984" w:history="1">
+          <w:hyperlink w:anchor="_Toc236911840" w:history="1">
             <w:r>
               <w:rPr>
                 <w:rStyle w:val="Hipervnculo"/>
@@ -1105,7 +1105,7 @@
                 <w:noProof/>
                 <w:webHidden/>
               </w:rPr>
-              <w:instrText xml:space="preserve"> PAGEREF _Toc232080984 \h </w:instrText>
+              <w:instrText xml:space="preserve"> PAGEREF _Toc236911840 \h </w:instrText>
             </w:r>
             <w:r>
               <w:rPr>
@@ -1125,7 +1125,7 @@
                 <w:noProof/>
                 <w:webHidden/>
               </w:rPr>
-              <w:t>7</w:t>
+              <w:t>6</w:t>
             </w:r>
             <w:r>
               <w:rPr>
@@ -1147,7 +1147,7 @@
               <w:lang w:eastAsia="es-CO"/>
             </w:rPr>
           </w:pPr>
-          <w:hyperlink w:anchor="_Toc232080985" w:history="1">
+          <w:hyperlink w:anchor="_Toc236911841" w:history="1">
             <w:r>
               <w:rPr>
                 <w:rStyle w:val="Hipervnculo"/>
@@ -1191,7 +1191,7 @@
                 <w:noProof/>
                 <w:webHidden/>
               </w:rPr>
-              <w:instrText xml:space="preserve"> PAGEREF _Toc232080985 \h </w:instrText>
+              <w:instrText xml:space="preserve"> PAGEREF _Toc236911841 \h </w:instrText>
             </w:r>
             <w:r>
               <w:rPr>
@@ -1211,7 +1211,7 @@
                 <w:noProof/>
                 <w:webHidden/>
               </w:rPr>
-              <w:t>8</w:t>
+              <w:t>7</w:t>
             </w:r>
             <w:r>
               <w:rPr>
@@ -1233,7 +1233,7 @@
               <w:lang w:eastAsia="es-CO"/>
             </w:rPr>
           </w:pPr>
-          <w:hyperlink w:anchor="_Toc232080986" w:history="1">
+          <w:hyperlink w:anchor="_Toc236911842" w:history="1">
             <w:r>
               <w:rPr>
                 <w:rStyle w:val="Hipervnculo"/>
@@ -1286,7 +1286,7 @@
                 <w:noProof/>
                 <w:webHidden/>
               </w:rPr>
-              <w:instrText xml:space="preserve"> PAGEREF _Toc232080986 \h </w:instrText>
+              <w:instrText xml:space="preserve"> PAGEREF _Toc236911842 \h </w:instrText>
             </w:r>
             <w:r>
               <w:rPr>
@@ -1306,7 +1306,7 @@
                 <w:noProof/>
                 <w:webHidden/>
               </w:rPr>
-              <w:t>9</w:t>
+              <w:t>8</w:t>
             </w:r>
             <w:r>
               <w:rPr>
@@ -1328,7 +1328,7 @@
               <w:lang w:eastAsia="es-CO"/>
             </w:rPr>
           </w:pPr>
-          <w:hyperlink w:anchor="_Toc232080987" w:history="1">
+          <w:hyperlink w:anchor="_Toc236911843" w:history="1">
             <w:r>
               <w:rPr>
                 <w:rStyle w:val="Hipervnculo"/>
@@ -1390,7 +1390,7 @@
                 <w:noProof/>
                 <w:webHidden/>
               </w:rPr>
-              <w:instrText xml:space="preserve"> PAGEREF _Toc232080987 \h </w:instrText>
+              <w:instrText xml:space="preserve"> PAGEREF _Toc236911843 \h </w:instrText>
             </w:r>
             <w:r>
               <w:rPr>
@@ -1432,7 +1432,7 @@
               <w:lang w:eastAsia="es-CO"/>
             </w:rPr>
           </w:pPr>
-          <w:hyperlink w:anchor="_Toc232080988" w:history="1">
+          <w:hyperlink w:anchor="_Toc236911844" w:history="1">
             <w:r>
               <w:rPr>
                 <w:rStyle w:val="Hipervnculo"/>
@@ -1476,7 +1476,7 @@
                 <w:noProof/>
                 <w:webHidden/>
               </w:rPr>
-              <w:instrText xml:space="preserve"> PAGEREF _Toc232080988 \h </w:instrText>
+              <w:instrText xml:space="preserve"> PAGEREF _Toc236911844 \h </w:instrText>
             </w:r>
             <w:r>
               <w:rPr>
@@ -1518,7 +1518,7 @@
               <w:lang w:eastAsia="es-CO"/>
             </w:rPr>
           </w:pPr>
-          <w:hyperlink w:anchor="_Toc232080989" w:history="1">
+          <w:hyperlink w:anchor="_Toc236911845" w:history="1">
             <w:r>
               <w:rPr>
                 <w:rStyle w:val="Hipervnculo"/>
@@ -1562,7 +1562,7 @@
                 <w:noProof/>
                 <w:webHidden/>
               </w:rPr>
-              <w:instrText xml:space="preserve"> PAGEREF _Toc232080989 \h </w:instrText>
+              <w:instrText xml:space="preserve"> PAGEREF _Toc236911845 \h </w:instrText>
             </w:r>
             <w:r>
               <w:rPr>
@@ -1608,7 +1608,7 @@
               <w:lang w:eastAsia="es-CO"/>
             </w:rPr>
           </w:pPr>
-          <w:hyperlink w:anchor="_Toc232080990" w:history="1">
+          <w:hyperlink w:anchor="_Toc236911846" w:history="1">
             <w:r>
               <w:rPr>
                 <w:rStyle w:val="Hipervnculo"/>
@@ -1652,7 +1652,7 @@
                 <w:noProof/>
                 <w:webHidden/>
               </w:rPr>
-              <w:instrText xml:space="preserve"> PAGEREF _Toc232080990 \h </w:instrText>
+              <w:instrText xml:space="preserve"> PAGEREF _Toc236911846 \h </w:instrText>
             </w:r>
             <w:r>
               <w:rPr>
@@ -1672,7 +1672,7 @@
                 <w:noProof/>
                 <w:webHidden/>
               </w:rPr>
-              <w:t>15</w:t>
+              <w:t>14</w:t>
             </w:r>
             <w:r>
               <w:rPr>
@@ -1694,7 +1694,7 @@
               <w:lang w:eastAsia="es-CO"/>
             </w:rPr>
           </w:pPr>
-          <w:hyperlink w:anchor="_Toc232080991" w:history="1">
+          <w:hyperlink w:anchor="_Toc236911847" w:history="1">
             <w:r>
               <w:rPr>
                 <w:rStyle w:val="Hipervnculo"/>
@@ -1738,7 +1738,7 @@
                 <w:noProof/>
                 <w:webHidden/>
               </w:rPr>
-              <w:instrText xml:space="preserve"> PAGEREF _Toc232080991 \h </w:instrText>
+              <w:instrText xml:space="preserve"> PAGEREF _Toc236911847 \h </w:instrText>
             </w:r>
             <w:r>
               <w:rPr>
@@ -1758,7 +1758,7 @@
                 <w:noProof/>
                 <w:webHidden/>
               </w:rPr>
-              <w:t>15</w:t>
+              <w:t>14</w:t>
             </w:r>
             <w:r>
               <w:rPr>
@@ -1780,7 +1780,7 @@
               <w:lang w:eastAsia="es-CO"/>
             </w:rPr>
           </w:pPr>
-          <w:hyperlink w:anchor="_Toc232080992" w:history="1">
+          <w:hyperlink w:anchor="_Toc236911848" w:history="1">
             <w:r>
               <w:rPr>
                 <w:rStyle w:val="Hipervnculo"/>
@@ -1824,7 +1824,7 @@
                 <w:noProof/>
                 <w:webHidden/>
               </w:rPr>
-              <w:instrText xml:space="preserve"> PAGEREF _Toc232080992 \h </w:instrText>
+              <w:instrText xml:space="preserve"> PAGEREF _Toc236911848 \h </w:instrText>
             </w:r>
             <w:r>
               <w:rPr>
@@ -1844,7 +1844,7 @@
                 <w:noProof/>
                 <w:webHidden/>
               </w:rPr>
-              <w:t>16</w:t>
+              <w:t>15</w:t>
             </w:r>
             <w:r>
               <w:rPr>
@@ -1866,7 +1866,7 @@
               <w:lang w:eastAsia="es-CO"/>
             </w:rPr>
           </w:pPr>
-          <w:hyperlink w:anchor="_Toc232080993" w:history="1">
+          <w:hyperlink w:anchor="_Toc236911849" w:history="1">
             <w:r>
               <w:rPr>
                 <w:rStyle w:val="Hipervnculo"/>
@@ -1910,7 +1910,7 @@
                 <w:noProof/>
                 <w:webHidden/>
               </w:rPr>
-              <w:instrText xml:space="preserve"> PAGEREF _Toc232080993 \h </w:instrText>
+              <w:instrText xml:space="preserve"> PAGEREF _Toc236911849 \h </w:instrText>
             </w:r>
             <w:r>
               <w:rPr>
@@ -1930,7 +1930,7 @@
                 <w:noProof/>
                 <w:webHidden/>
               </w:rPr>
-              <w:t>19</w:t>
+              <w:t>17</w:t>
             </w:r>
             <w:r>
               <w:rPr>
@@ -1952,7 +1952,7 @@
               <w:lang w:eastAsia="es-CO"/>
             </w:rPr>
           </w:pPr>
-          <w:hyperlink w:anchor="_Toc232080994" w:history="1">
+          <w:hyperlink w:anchor="_Toc236911850" w:history="1">
             <w:r>
               <w:rPr>
                 <w:rStyle w:val="Hipervnculo"/>
@@ -1996,7 +1996,7 @@
                 <w:noProof/>
                 <w:webHidden/>
               </w:rPr>
-              <w:instrText xml:space="preserve"> PAGEREF _Toc232080994 \h </w:instrText>
+              <w:instrText xml:space="preserve"> PAGEREF _Toc236911850 \h </w:instrText>
             </w:r>
             <w:r>
               <w:rPr>
@@ -2016,7 +2016,7 @@
                 <w:noProof/>
                 <w:webHidden/>
               </w:rPr>
-              <w:t>19</w:t>
+              <w:t>18</w:t>
             </w:r>
             <w:r>
               <w:rPr>
@@ -2042,7 +2042,7 @@
               <w:lang w:eastAsia="es-CO"/>
             </w:rPr>
           </w:pPr>
-          <w:hyperlink w:anchor="_Toc232080995" w:history="1">
+          <w:hyperlink w:anchor="_Toc236911851" w:history="1">
             <w:r>
               <w:rPr>
                 <w:rStyle w:val="Hipervnculo"/>
@@ -2086,7 +2086,7 @@
                 <w:noProof/>
                 <w:webHidden/>
               </w:rPr>
-              <w:instrText xml:space="preserve"> PAGEREF _Toc232080995 \h </w:instrText>
+              <w:instrText xml:space="preserve"> PAGEREF _Toc236911851 \h </w:instrText>
             </w:r>
             <w:r>
               <w:rPr>
@@ -2106,7 +2106,7 @@
                 <w:noProof/>
                 <w:webHidden/>
               </w:rPr>
-              <w:t>23</w:t>
+              <w:t>22</w:t>
             </w:r>
             <w:r>
               <w:rPr>
@@ -2128,7 +2128,7 @@
               <w:lang w:eastAsia="es-CO"/>
             </w:rPr>
           </w:pPr>
-          <w:hyperlink w:anchor="_Toc232080996" w:history="1">
+          <w:hyperlink w:anchor="_Toc236911852" w:history="1">
             <w:r>
               <w:rPr>
                 <w:rStyle w:val="Hipervnculo"/>
@@ -2172,7 +2172,7 @@
                 <w:noProof/>
                 <w:webHidden/>
               </w:rPr>
-              <w:instrText xml:space="preserve"> PAGEREF _Toc232080996 \h </w:instrText>
+              <w:instrText xml:space="preserve"> PAGEREF _Toc236911852 \h </w:instrText>
             </w:r>
             <w:r>
               <w:rPr>
@@ -2192,7 +2192,7 @@
                 <w:noProof/>
                 <w:webHidden/>
               </w:rPr>
-              <w:t>23</w:t>
+              <w:t>22</w:t>
             </w:r>
             <w:r>
               <w:rPr>
@@ -2214,7 +2214,7 @@
               <w:lang w:eastAsia="es-CO"/>
             </w:rPr>
           </w:pPr>
-          <w:hyperlink w:anchor="_Toc232080997" w:history="1">
+          <w:hyperlink w:anchor="_Toc236911853" w:history="1">
             <w:r>
               <w:rPr>
                 <w:rStyle w:val="Hipervnculo"/>
@@ -2258,7 +2258,7 @@
                 <w:noProof/>
                 <w:webHidden/>
               </w:rPr>
-              <w:instrText xml:space="preserve"> PAGEREF _Toc232080997 \h </w:instrText>
+              <w:instrText xml:space="preserve"> PAGEREF _Toc236911853 \h </w:instrText>
             </w:r>
             <w:r>
               <w:rPr>
@@ -2278,7 +2278,7 @@
                 <w:noProof/>
                 <w:webHidden/>
               </w:rPr>
-              <w:t>24</w:t>
+              <w:t>23</w:t>
             </w:r>
             <w:r>
               <w:rPr>
@@ -2300,7 +2300,7 @@
               <w:lang w:eastAsia="es-CO"/>
             </w:rPr>
           </w:pPr>
-          <w:hyperlink w:anchor="_Toc232080998" w:history="1">
+          <w:hyperlink w:anchor="_Toc236911854" w:history="1">
             <w:r>
               <w:rPr>
                 <w:rStyle w:val="Hipervnculo"/>
@@ -2344,7 +2344,7 @@
                 <w:noProof/>
                 <w:webHidden/>
               </w:rPr>
-              <w:instrText xml:space="preserve"> PAGEREF _Toc232080998 \h </w:instrText>
+              <w:instrText xml:space="preserve"> PAGEREF _Toc236911854 \h </w:instrText>
             </w:r>
             <w:r>
               <w:rPr>
@@ -2364,7 +2364,7 @@
                 <w:noProof/>
                 <w:webHidden/>
               </w:rPr>
-              <w:t>26</w:t>
+              <w:t>25</w:t>
             </w:r>
             <w:r>
               <w:rPr>
@@ -2386,7 +2386,7 @@
               <w:lang w:eastAsia="es-CO"/>
             </w:rPr>
           </w:pPr>
-          <w:hyperlink w:anchor="_Toc232080999" w:history="1">
+          <w:hyperlink w:anchor="_Toc236911855" w:history="1">
             <w:r>
               <w:rPr>
                 <w:rStyle w:val="Hipervnculo"/>
@@ -2430,7 +2430,7 @@
                 <w:noProof/>
                 <w:webHidden/>
               </w:rPr>
-              <w:instrText xml:space="preserve"> PAGEREF _Toc232080999 \h </w:instrText>
+              <w:instrText xml:space="preserve"> PAGEREF _Toc236911855 \h </w:instrText>
             </w:r>
             <w:r>
               <w:rPr>
@@ -2450,7 +2450,7 @@
                 <w:noProof/>
                 <w:webHidden/>
               </w:rPr>
-              <w:t>27</w:t>
+              <w:t>26</w:t>
             </w:r>
             <w:r>
               <w:rPr>
@@ -2476,7 +2476,7 @@
               <w:lang w:eastAsia="es-CO"/>
             </w:rPr>
           </w:pPr>
-          <w:hyperlink w:anchor="_Toc232081000" w:history="1">
+          <w:hyperlink w:anchor="_Toc236911856" w:history="1">
             <w:r>
               <w:rPr>
                 <w:rStyle w:val="Hipervnculo"/>
@@ -2520,7 +2520,7 @@
                 <w:noProof/>
                 <w:webHidden/>
               </w:rPr>
-              <w:instrText xml:space="preserve"> PAGEREF _Toc232081000 \h </w:instrText>
+              <w:instrText xml:space="preserve"> PAGEREF _Toc236911856 \h </w:instrText>
             </w:r>
             <w:r>
               <w:rPr>
@@ -2540,7 +2540,7 @@
                 <w:noProof/>
                 <w:webHidden/>
               </w:rPr>
-              <w:t>29</w:t>
+              <w:t>28</w:t>
             </w:r>
             <w:r>
               <w:rPr>
@@ -2562,7 +2562,7 @@
               <w:lang w:eastAsia="es-CO"/>
             </w:rPr>
           </w:pPr>
-          <w:hyperlink w:anchor="_Toc232081001" w:history="1">
+          <w:hyperlink w:anchor="_Toc236911857" w:history="1">
             <w:r>
               <w:rPr>
                 <w:rStyle w:val="Hipervnculo"/>
@@ -2606,7 +2606,7 @@
                 <w:noProof/>
                 <w:webHidden/>
               </w:rPr>
-              <w:instrText xml:space="preserve"> PAGEREF _Toc232081001 \h </w:instrText>
+              <w:instrText xml:space="preserve"> PAGEREF _Toc236911857 \h </w:instrText>
             </w:r>
             <w:r>
               <w:rPr>
@@ -2626,7 +2626,7 @@
                 <w:noProof/>
                 <w:webHidden/>
               </w:rPr>
-              <w:t>29</w:t>
+              <w:t>28</w:t>
             </w:r>
             <w:r>
               <w:rPr>
@@ -2648,7 +2648,7 @@
               <w:lang w:eastAsia="es-CO"/>
             </w:rPr>
           </w:pPr>
-          <w:hyperlink w:anchor="_Toc232081002" w:history="1">
+          <w:hyperlink w:anchor="_Toc236911858" w:history="1">
             <w:r>
               <w:rPr>
                 <w:rStyle w:val="Hipervnculo"/>
@@ -2692,7 +2692,7 @@
                 <w:noProof/>
                 <w:webHidden/>
               </w:rPr>
-              <w:instrText xml:space="preserve"> PAGEREF _Toc232081002 \h </w:instrText>
+              <w:instrText xml:space="preserve"> PAGEREF _Toc236911858 \h </w:instrText>
             </w:r>
             <w:r>
               <w:rPr>
@@ -2712,7 +2712,7 @@
                 <w:noProof/>
                 <w:webHidden/>
               </w:rPr>
-              <w:t>30</w:t>
+              <w:t>29</w:t>
             </w:r>
             <w:r>
               <w:rPr>
@@ -2734,7 +2734,7 @@
               <w:lang w:eastAsia="es-CO"/>
             </w:rPr>
           </w:pPr>
-          <w:hyperlink w:anchor="_Toc232081003" w:history="1">
+          <w:hyperlink w:anchor="_Toc236911859" w:history="1">
             <w:r>
               <w:rPr>
                 <w:rStyle w:val="Hipervnculo"/>
@@ -2778,7 +2778,7 @@
                 <w:noProof/>
                 <w:webHidden/>
               </w:rPr>
-              <w:instrText xml:space="preserve"> PAGEREF _Toc232081003 \h </w:instrText>
+              <w:instrText xml:space="preserve"> PAGEREF _Toc236911859 \h </w:instrText>
             </w:r>
             <w:r>
               <w:rPr>
@@ -2798,7 +2798,7 @@
                 <w:noProof/>
                 <w:webHidden/>
               </w:rPr>
-              <w:t>30</w:t>
+              <w:t>29</w:t>
             </w:r>
             <w:r>
               <w:rPr>
@@ -2820,7 +2820,7 @@
               <w:lang w:eastAsia="es-CO"/>
             </w:rPr>
           </w:pPr>
-          <w:hyperlink w:anchor="_Toc232081004" w:history="1">
+          <w:hyperlink w:anchor="_Toc236911860" w:history="1">
             <w:r>
               <w:rPr>
                 <w:rStyle w:val="Hipervnculo"/>
@@ -2864,7 +2864,7 @@
                 <w:noProof/>
                 <w:webHidden/>
               </w:rPr>
-              <w:instrText xml:space="preserve"> PAGEREF _Toc232081004 \h </w:instrText>
+              <w:instrText xml:space="preserve"> PAGEREF _Toc236911860 \h </w:instrText>
             </w:r>
             <w:r>
               <w:rPr>
@@ -2884,7 +2884,7 @@
                 <w:noProof/>
                 <w:webHidden/>
               </w:rPr>
-              <w:t>34</w:t>
+              <w:t>32</w:t>
             </w:r>
             <w:r>
               <w:rPr>
@@ -2906,7 +2906,7 @@
               <w:lang w:eastAsia="es-CO"/>
             </w:rPr>
           </w:pPr>
-          <w:hyperlink w:anchor="_Toc232081005" w:history="1">
+          <w:hyperlink w:anchor="_Toc236911861" w:history="1">
             <w:r>
               <w:rPr>
                 <w:rStyle w:val="Hipervnculo"/>
@@ -2950,7 +2950,7 @@
                 <w:noProof/>
                 <w:webHidden/>
               </w:rPr>
-              <w:instrText xml:space="preserve"> PAGEREF _Toc232081005 \h </w:instrText>
+              <w:instrText xml:space="preserve"> PAGEREF _Toc236911861 \h </w:instrText>
             </w:r>
             <w:r>
               <w:rPr>
@@ -2970,7 +2970,7 @@
                 <w:noProof/>
                 <w:webHidden/>
               </w:rPr>
-              <w:t>34</w:t>
+              <w:t>33</w:t>
             </w:r>
             <w:r>
               <w:rPr>
@@ -2992,7 +2992,7 @@
               <w:lang w:eastAsia="es-CO"/>
             </w:rPr>
           </w:pPr>
-          <w:hyperlink w:anchor="_Toc232081006" w:history="1">
+          <w:hyperlink w:anchor="_Toc236911862" w:history="1">
             <w:r>
               <w:rPr>
                 <w:rStyle w:val="Hipervnculo"/>
@@ -3036,7 +3036,7 @@
                 <w:noProof/>
                 <w:webHidden/>
               </w:rPr>
-              <w:instrText xml:space="preserve"> PAGEREF _Toc232081006 \h </w:instrText>
+              <w:instrText xml:space="preserve"> PAGEREF _Toc236911862 \h </w:instrText>
             </w:r>
             <w:r>
               <w:rPr>
@@ -3056,7 +3056,7 @@
                 <w:noProof/>
                 <w:webHidden/>
               </w:rPr>
-              <w:t>35</w:t>
+              <w:t>33</w:t>
             </w:r>
             <w:r>
               <w:rPr>
@@ -3078,7 +3078,7 @@
               <w:lang w:eastAsia="es-CO"/>
             </w:rPr>
           </w:pPr>
-          <w:hyperlink w:anchor="_Toc232081007" w:history="1">
+          <w:hyperlink w:anchor="_Toc236911863" w:history="1">
             <w:r>
               <w:rPr>
                 <w:rStyle w:val="Hipervnculo"/>
@@ -3122,7 +3122,7 @@
                 <w:noProof/>
                 <w:webHidden/>
               </w:rPr>
-              <w:instrText xml:space="preserve"> PAGEREF _Toc232081007 \h </w:instrText>
+              <w:instrText xml:space="preserve"> PAGEREF _Toc236911863 \h </w:instrText>
             </w:r>
             <w:r>
               <w:rPr>
@@ -3142,7 +3142,7 @@
                 <w:noProof/>
                 <w:webHidden/>
               </w:rPr>
-              <w:t>37</w:t>
+              <w:t>35</w:t>
             </w:r>
             <w:r>
               <w:rPr>
@@ -3164,7 +3164,7 @@
               <w:lang w:eastAsia="es-CO"/>
             </w:rPr>
           </w:pPr>
-          <w:hyperlink w:anchor="_Toc232081008" w:history="1">
+          <w:hyperlink w:anchor="_Toc236911864" w:history="1">
             <w:r>
               <w:rPr>
                 <w:rStyle w:val="Hipervnculo"/>
@@ -3208,7 +3208,7 @@
                 <w:noProof/>
                 <w:webHidden/>
               </w:rPr>
-              <w:instrText xml:space="preserve"> PAGEREF _Toc232081008 \h </w:instrText>
+              <w:instrText xml:space="preserve"> PAGEREF _Toc236911864 \h </w:instrText>
             </w:r>
             <w:r>
               <w:rPr>
@@ -3228,7 +3228,7 @@
                 <w:noProof/>
                 <w:webHidden/>
               </w:rPr>
-              <w:t>38</w:t>
+              <w:t>37</w:t>
             </w:r>
             <w:r>
               <w:rPr>
@@ -3250,7 +3250,7 @@
               <w:lang w:eastAsia="es-CO"/>
             </w:rPr>
           </w:pPr>
-          <w:hyperlink w:anchor="_Toc232081009" w:history="1">
+          <w:hyperlink w:anchor="_Toc236911865" w:history="1">
             <w:r>
               <w:rPr>
                 <w:rStyle w:val="Hipervnculo"/>
@@ -3294,7 +3294,7 @@
                 <w:noProof/>
                 <w:webHidden/>
               </w:rPr>
-              <w:instrText xml:space="preserve"> PAGEREF _Toc232081009 \h </w:instrText>
+              <w:instrText xml:space="preserve"> PAGEREF _Toc236911865 \h </w:instrText>
             </w:r>
             <w:r>
               <w:rPr>
@@ -3314,7 +3314,7 @@
                 <w:noProof/>
                 <w:webHidden/>
               </w:rPr>
-              <w:t>40</w:t>
+              <w:t>38</w:t>
             </w:r>
             <w:r>
               <w:rPr>
@@ -3336,7 +3336,7 @@
               <w:lang w:eastAsia="es-CO"/>
             </w:rPr>
           </w:pPr>
-          <w:hyperlink w:anchor="_Toc232081010" w:history="1">
+          <w:hyperlink w:anchor="_Toc236911866" w:history="1">
             <w:r>
               <w:rPr>
                 <w:rStyle w:val="Hipervnculo"/>
@@ -3380,7 +3380,7 @@
                 <w:noProof/>
                 <w:webHidden/>
               </w:rPr>
-              <w:instrText xml:space="preserve"> PAGEREF _Toc232081010 \h </w:instrText>
+              <w:instrText xml:space="preserve"> PAGEREF _Toc236911866 \h </w:instrText>
             </w:r>
             <w:r>
               <w:rPr>
@@ -3400,7 +3400,7 @@
                 <w:noProof/>
                 <w:webHidden/>
               </w:rPr>
-              <w:t>42</w:t>
+              <w:t>40</w:t>
             </w:r>
             <w:r>
               <w:rPr>
@@ -3422,7 +3422,7 @@
               <w:lang w:eastAsia="es-CO"/>
             </w:rPr>
           </w:pPr>
-          <w:hyperlink w:anchor="_Toc232081011" w:history="1">
+          <w:hyperlink w:anchor="_Toc236911867" w:history="1">
             <w:r>
               <w:rPr>
                 <w:rStyle w:val="Hipervnculo"/>
@@ -3466,7 +3466,7 @@
                 <w:noProof/>
                 <w:webHidden/>
               </w:rPr>
-              <w:instrText xml:space="preserve"> PAGEREF _Toc232081011 \h </w:instrText>
+              <w:instrText xml:space="preserve"> PAGEREF _Toc236911867 \h </w:instrText>
             </w:r>
             <w:r>
               <w:rPr>
@@ -3486,7 +3486,7 @@
                 <w:noProof/>
                 <w:webHidden/>
               </w:rPr>
-              <w:t>43</w:t>
+              <w:t>41</w:t>
             </w:r>
             <w:r>
               <w:rPr>
@@ -3508,7 +3508,7 @@
               <w:lang w:eastAsia="es-CO"/>
             </w:rPr>
           </w:pPr>
-          <w:hyperlink w:anchor="_Toc232081012" w:history="1">
+          <w:hyperlink w:anchor="_Toc236911868" w:history="1">
             <w:r>
               <w:rPr>
                 <w:rStyle w:val="Hipervnculo"/>
@@ -3552,7 +3552,7 @@
                 <w:noProof/>
                 <w:webHidden/>
               </w:rPr>
-              <w:instrText xml:space="preserve"> PAGEREF _Toc232081012 \h </w:instrText>
+              <w:instrText xml:space="preserve"> PAGEREF _Toc236911868 \h </w:instrText>
             </w:r>
             <w:r>
               <w:rPr>
@@ -3572,7 +3572,7 @@
                 <w:noProof/>
                 <w:webHidden/>
               </w:rPr>
-              <w:t>44</w:t>
+              <w:t>42</w:t>
             </w:r>
             <w:r>
               <w:rPr>
@@ -3598,7 +3598,7 @@
               <w:lang w:eastAsia="es-CO"/>
             </w:rPr>
           </w:pPr>
-          <w:hyperlink w:anchor="_Toc232081013" w:history="1">
+          <w:hyperlink w:anchor="_Toc236911869" w:history="1">
             <w:r>
               <w:rPr>
                 <w:rStyle w:val="Hipervnculo"/>
@@ -3650,7 +3650,7 @@
                 <w:noProof/>
                 <w:webHidden/>
               </w:rPr>
-              <w:instrText xml:space="preserve"> PAGEREF _Toc232081013 \h </w:instrText>
+              <w:instrText xml:space="preserve"> PAGEREF _Toc236911869 \h </w:instrText>
             </w:r>
             <w:r>
               <w:rPr>
@@ -3670,7 +3670,7 @@
                 <w:noProof/>
                 <w:webHidden/>
               </w:rPr>
-              <w:t>49</w:t>
+              <w:t>46</w:t>
             </w:r>
             <w:r>
               <w:rPr>
@@ -3692,7 +3692,7 @@
               <w:lang w:eastAsia="es-CO"/>
             </w:rPr>
           </w:pPr>
-          <w:hyperlink w:anchor="_Toc232081014" w:history="1">
+          <w:hyperlink w:anchor="_Toc236911870" w:history="1">
             <w:r>
               <w:rPr>
                 <w:rStyle w:val="Hipervnculo"/>
@@ -3736,7 +3736,7 @@
                 <w:noProof/>
                 <w:webHidden/>
               </w:rPr>
-              <w:instrText xml:space="preserve"> PAGEREF _Toc232081014 \h </w:instrText>
+              <w:instrText xml:space="preserve"> PAGEREF _Toc236911870 \h </w:instrText>
             </w:r>
             <w:r>
               <w:rPr>
@@ -3756,7 +3756,7 @@
                 <w:noProof/>
                 <w:webHidden/>
               </w:rPr>
-              <w:t>49</w:t>
+              <w:t>46</w:t>
             </w:r>
             <w:r>
               <w:rPr>
@@ -3778,7 +3778,7 @@
               <w:lang w:eastAsia="es-CO"/>
             </w:rPr>
           </w:pPr>
-          <w:hyperlink w:anchor="_Toc232081015" w:history="1">
+          <w:hyperlink w:anchor="_Toc236911871" w:history="1">
             <w:r>
               <w:rPr>
                 <w:rStyle w:val="Hipervnculo"/>
@@ -3822,7 +3822,7 @@
                 <w:noProof/>
                 <w:webHidden/>
               </w:rPr>
-              <w:instrText xml:space="preserve"> PAGEREF _Toc232081015 \h </w:instrText>
+              <w:instrText xml:space="preserve"> PAGEREF _Toc236911871 \h </w:instrText>
             </w:r>
             <w:r>
               <w:rPr>
@@ -3842,7 +3842,7 @@
                 <w:noProof/>
                 <w:webHidden/>
               </w:rPr>
-              <w:t>50</w:t>
+              <w:t>47</w:t>
             </w:r>
             <w:r>
               <w:rPr>
@@ -3864,7 +3864,7 @@
               <w:lang w:eastAsia="es-CO"/>
             </w:rPr>
           </w:pPr>
-          <w:hyperlink w:anchor="_Toc232081016" w:history="1">
+          <w:hyperlink w:anchor="_Toc236911872" w:history="1">
             <w:r>
               <w:rPr>
                 <w:rStyle w:val="Hipervnculo"/>
@@ -3908,7 +3908,7 @@
                 <w:noProof/>
                 <w:webHidden/>
               </w:rPr>
-              <w:instrText xml:space="preserve"> PAGEREF _Toc232081016 \h </w:instrText>
+              <w:instrText xml:space="preserve"> PAGEREF _Toc236911872 \h </w:instrText>
             </w:r>
             <w:r>
               <w:rPr>
@@ -3928,7 +3928,7 @@
                 <w:noProof/>
                 <w:webHidden/>
               </w:rPr>
-              <w:t>52</w:t>
+              <w:t>49</w:t>
             </w:r>
             <w:r>
               <w:rPr>
@@ -3950,7 +3950,7 @@
               <w:lang w:eastAsia="es-CO"/>
             </w:rPr>
           </w:pPr>
-          <w:hyperlink w:anchor="_Toc232081017" w:history="1">
+          <w:hyperlink w:anchor="_Toc236911873" w:history="1">
             <w:r>
               <w:rPr>
                 <w:rStyle w:val="Hipervnculo"/>
@@ -3994,7 +3994,7 @@
                 <w:noProof/>
                 <w:webHidden/>
               </w:rPr>
-              <w:instrText xml:space="preserve"> PAGEREF _Toc232081017 \h </w:instrText>
+              <w:instrText xml:space="preserve"> PAGEREF _Toc236911873 \h </w:instrText>
             </w:r>
             <w:r>
               <w:rPr>
@@ -4014,7 +4014,7 @@
                 <w:noProof/>
                 <w:webHidden/>
               </w:rPr>
-              <w:t>54</w:t>
+              <w:t>51</w:t>
             </w:r>
             <w:r>
               <w:rPr>
@@ -4036,7 +4036,7 @@
               <w:lang w:eastAsia="es-CO"/>
             </w:rPr>
           </w:pPr>
-          <w:hyperlink w:anchor="_Toc232081018" w:history="1">
+          <w:hyperlink w:anchor="_Toc236911874" w:history="1">
             <w:r>
               <w:rPr>
                 <w:rStyle w:val="Hipervnculo"/>
@@ -4080,7 +4080,7 @@
                 <w:noProof/>
                 <w:webHidden/>
               </w:rPr>
-              <w:instrText xml:space="preserve"> PAGEREF _Toc232081018 \h </w:instrText>
+              <w:instrText xml:space="preserve"> PAGEREF _Toc236911874 \h </w:instrText>
             </w:r>
             <w:r>
               <w:rPr>
@@ -4100,7 +4100,7 @@
                 <w:noProof/>
                 <w:webHidden/>
               </w:rPr>
-              <w:t>56</w:t>
+              <w:t>53</w:t>
             </w:r>
             <w:r>
               <w:rPr>
@@ -4122,7 +4122,7 @@
               <w:lang w:eastAsia="es-CO"/>
             </w:rPr>
           </w:pPr>
-          <w:hyperlink w:anchor="_Toc232081019" w:history="1">
+          <w:hyperlink w:anchor="_Toc236911875" w:history="1">
             <w:r>
               <w:rPr>
                 <w:rStyle w:val="Hipervnculo"/>
@@ -4166,7 +4166,7 @@
                 <w:noProof/>
                 <w:webHidden/>
               </w:rPr>
-              <w:instrText xml:space="preserve"> PAGEREF _Toc232081019 \h </w:instrText>
+              <w:instrText xml:space="preserve"> PAGEREF _Toc236911875 \h </w:instrText>
             </w:r>
             <w:r>
               <w:rPr>
@@ -4186,7 +4186,7 @@
                 <w:noProof/>
                 <w:webHidden/>
               </w:rPr>
-              <w:t>58</w:t>
+              <w:t>54</w:t>
             </w:r>
             <w:r>
               <w:rPr>
@@ -4208,7 +4208,7 @@
               <w:lang w:eastAsia="es-CO"/>
             </w:rPr>
           </w:pPr>
-          <w:hyperlink w:anchor="_Toc232081020" w:history="1">
+          <w:hyperlink w:anchor="_Toc236911876" w:history="1">
             <w:r>
               <w:rPr>
                 <w:rStyle w:val="Hipervnculo"/>
@@ -4252,7 +4252,7 @@
                 <w:noProof/>
                 <w:webHidden/>
               </w:rPr>
-              <w:instrText xml:space="preserve"> PAGEREF _Toc232081020 \h </w:instrText>
+              <w:instrText xml:space="preserve"> PAGEREF _Toc236911876 \h </w:instrText>
             </w:r>
             <w:r>
               <w:rPr>
@@ -4272,7 +4272,7 @@
                 <w:noProof/>
                 <w:webHidden/>
               </w:rPr>
-              <w:t>59</w:t>
+              <w:t>55</w:t>
             </w:r>
             <w:r>
               <w:rPr>
@@ -4294,7 +4294,7 @@
               <w:lang w:eastAsia="es-CO"/>
             </w:rPr>
           </w:pPr>
-          <w:hyperlink w:anchor="_Toc232081021" w:history="1">
+          <w:hyperlink w:anchor="_Toc236911877" w:history="1">
             <w:r>
               <w:rPr>
                 <w:rStyle w:val="Hipervnculo"/>
@@ -4338,7 +4338,7 @@
                 <w:noProof/>
                 <w:webHidden/>
               </w:rPr>
-              <w:instrText xml:space="preserve"> PAGEREF _Toc232081021 \h </w:instrText>
+              <w:instrText xml:space="preserve"> PAGEREF _Toc236911877 \h </w:instrText>
             </w:r>
             <w:r>
               <w:rPr>
@@ -4358,7 +4358,7 @@
                 <w:noProof/>
                 <w:webHidden/>
               </w:rPr>
-              <w:t>61</w:t>
+              <w:t>57</w:t>
             </w:r>
             <w:r>
               <w:rPr>
@@ -4384,7 +4384,7 @@
               <w:lang w:eastAsia="es-CO"/>
             </w:rPr>
           </w:pPr>
-          <w:hyperlink w:anchor="_Toc232081022" w:history="1">
+          <w:hyperlink w:anchor="_Toc236911878" w:history="1">
             <w:r>
               <w:rPr>
                 <w:rStyle w:val="Hipervnculo"/>
@@ -4428,7 +4428,7 @@
                 <w:noProof/>
                 <w:webHidden/>
               </w:rPr>
-              <w:instrText xml:space="preserve"> PAGEREF _Toc232081022 \h </w:instrText>
+              <w:instrText xml:space="preserve"> PAGEREF _Toc236911878 \h </w:instrText>
             </w:r>
             <w:r>
               <w:rPr>
@@ -4448,7 +4448,7 @@
                 <w:noProof/>
                 <w:webHidden/>
               </w:rPr>
-              <w:t>65</w:t>
+              <w:t>61</w:t>
             </w:r>
             <w:r>
               <w:rPr>
@@ -4470,7 +4470,7 @@
               <w:lang w:eastAsia="es-CO"/>
             </w:rPr>
           </w:pPr>
-          <w:hyperlink w:anchor="_Toc232081023" w:history="1">
+          <w:hyperlink w:anchor="_Toc236911879" w:history="1">
             <w:r>
               <w:rPr>
                 <w:rStyle w:val="Hipervnculo"/>
@@ -4514,7 +4514,7 @@
                 <w:noProof/>
                 <w:webHidden/>
               </w:rPr>
-              <w:instrText xml:space="preserve"> PAGEREF _Toc232081023 \h </w:instrText>
+              <w:instrText xml:space="preserve"> PAGEREF _Toc236911879 \h </w:instrText>
             </w:r>
             <w:r>
               <w:rPr>
@@ -4534,7 +4534,7 @@
                 <w:noProof/>
                 <w:webHidden/>
               </w:rPr>
-              <w:t>65</w:t>
+              <w:t>61</w:t>
             </w:r>
             <w:r>
               <w:rPr>
@@ -4556,7 +4556,7 @@
               <w:lang w:eastAsia="es-CO"/>
             </w:rPr>
           </w:pPr>
-          <w:hyperlink w:anchor="_Toc232081024" w:history="1">
+          <w:hyperlink w:anchor="_Toc236911880" w:history="1">
             <w:r>
               <w:rPr>
                 <w:rStyle w:val="Hipervnculo"/>
@@ -4600,7 +4600,7 @@
                 <w:noProof/>
                 <w:webHidden/>
               </w:rPr>
-              <w:instrText xml:space="preserve"> PAGEREF _Toc232081024 \h </w:instrText>
+              <w:instrText xml:space="preserve"> PAGEREF _Toc236911880 \h </w:instrText>
             </w:r>
             <w:r>
               <w:rPr>
@@ -4620,7 +4620,7 @@
                 <w:noProof/>
                 <w:webHidden/>
               </w:rPr>
-              <w:t>67</w:t>
+              <w:t>63</w:t>
             </w:r>
             <w:r>
               <w:rPr>
@@ -4642,7 +4642,7 @@
               <w:lang w:eastAsia="es-CO"/>
             </w:rPr>
           </w:pPr>
-          <w:hyperlink w:anchor="_Toc232081025" w:history="1">
+          <w:hyperlink w:anchor="_Toc236911881" w:history="1">
             <w:r>
               <w:rPr>
                 <w:rStyle w:val="Hipervnculo"/>
@@ -4686,7 +4686,7 @@
                 <w:noProof/>
                 <w:webHidden/>
               </w:rPr>
-              <w:instrText xml:space="preserve"> PAGEREF _Toc232081025 \h </w:instrText>
+              <w:instrText xml:space="preserve"> PAGEREF _Toc236911881 \h </w:instrText>
             </w:r>
             <w:r>
               <w:rPr>
@@ -4706,7 +4706,7 @@
                 <w:noProof/>
                 <w:webHidden/>
               </w:rPr>
-              <w:t>68</w:t>
+              <w:t>64</w:t>
             </w:r>
             <w:r>
               <w:rPr>
@@ -4728,7 +4728,7 @@
               <w:lang w:eastAsia="es-CO"/>
             </w:rPr>
           </w:pPr>
-          <w:hyperlink w:anchor="_Toc232081026" w:history="1">
+          <w:hyperlink w:anchor="_Toc236911882" w:history="1">
             <w:r>
               <w:rPr>
                 <w:rStyle w:val="Hipervnculo"/>
@@ -4772,7 +4772,7 @@
                 <w:noProof/>
                 <w:webHidden/>
               </w:rPr>
-              <w:instrText xml:space="preserve"> PAGEREF _Toc232081026 \h </w:instrText>
+              <w:instrText xml:space="preserve"> PAGEREF _Toc236911882 \h </w:instrText>
             </w:r>
             <w:r>
               <w:rPr>
@@ -4792,7 +4792,7 @@
                 <w:noProof/>
                 <w:webHidden/>
               </w:rPr>
-              <w:t>70</w:t>
+              <w:t>66</w:t>
             </w:r>
             <w:r>
               <w:rPr>
@@ -4814,7 +4814,7 @@
               <w:lang w:eastAsia="es-CO"/>
             </w:rPr>
           </w:pPr>
-          <w:hyperlink w:anchor="_Toc232081027" w:history="1">
+          <w:hyperlink w:anchor="_Toc236911883" w:history="1">
             <w:r>
               <w:rPr>
                 <w:rStyle w:val="Hipervnculo"/>
@@ -4858,7 +4858,7 @@
                 <w:noProof/>
                 <w:webHidden/>
               </w:rPr>
-              <w:instrText xml:space="preserve"> PAGEREF _Toc232081027 \h </w:instrText>
+              <w:instrText xml:space="preserve"> PAGEREF _Toc236911883 \h </w:instrText>
             </w:r>
             <w:r>
               <w:rPr>
@@ -4878,7 +4878,7 @@
                 <w:noProof/>
                 <w:webHidden/>
               </w:rPr>
-              <w:t>71</w:t>
+              <w:t>66</w:t>
             </w:r>
             <w:r>
               <w:rPr>
@@ -4900,7 +4900,7 @@
               <w:lang w:eastAsia="es-CO"/>
             </w:rPr>
           </w:pPr>
-          <w:hyperlink w:anchor="_Toc232081028" w:history="1">
+          <w:hyperlink w:anchor="_Toc236911884" w:history="1">
             <w:r>
               <w:rPr>
                 <w:rStyle w:val="Hipervnculo"/>
@@ -4944,7 +4944,7 @@
                 <w:noProof/>
                 <w:webHidden/>
               </w:rPr>
-              <w:instrText xml:space="preserve"> PAGEREF _Toc232081028 \h </w:instrText>
+              <w:instrText xml:space="preserve"> PAGEREF _Toc236911884 \h </w:instrText>
             </w:r>
             <w:r>
               <w:rPr>
@@ -4964,7 +4964,7 @@
                 <w:noProof/>
                 <w:webHidden/>
               </w:rPr>
-              <w:t>72</w:t>
+              <w:t>67</w:t>
             </w:r>
             <w:r>
               <w:rPr>
@@ -4986,7 +4986,7 @@
               <w:lang w:eastAsia="es-CO"/>
             </w:rPr>
           </w:pPr>
-          <w:hyperlink w:anchor="_Toc232081029" w:history="1">
+          <w:hyperlink w:anchor="_Toc236911885" w:history="1">
             <w:r>
               <w:rPr>
                 <w:rStyle w:val="Hipervnculo"/>
@@ -5031,7 +5031,7 @@
                 <w:noProof/>
                 <w:webHidden/>
               </w:rPr>
-              <w:instrText xml:space="preserve"> PAGEREF _Toc232081029 \h </w:instrText>
+              <w:instrText xml:space="preserve"> PAGEREF _Toc236911885 \h </w:instrText>
             </w:r>
             <w:r>
               <w:rPr>
@@ -5051,7 +5051,7 @@
                 <w:noProof/>
                 <w:webHidden/>
               </w:rPr>
-              <w:t>73</w:t>
+              <w:t>68</w:t>
             </w:r>
             <w:r>
               <w:rPr>
@@ -5076,7 +5076,7 @@
               <w:lang w:eastAsia="es-CO"/>
             </w:rPr>
           </w:pPr>
-          <w:hyperlink w:anchor="_Toc232081030" w:history="1">
+          <w:hyperlink w:anchor="_Toc236911886" w:history="1">
             <w:r>
               <w:rPr>
                 <w:rStyle w:val="Hipervnculo"/>
@@ -5103,7 +5103,7 @@
                 <w:noProof/>
                 <w:webHidden/>
               </w:rPr>
-              <w:instrText xml:space="preserve"> PAGEREF _Toc232081030 \h </w:instrText>
+              <w:instrText xml:space="preserve"> PAGEREF _Toc236911886 \h </w:instrText>
             </w:r>
             <w:r>
               <w:rPr>
@@ -5123,7 +5123,7 @@
                 <w:noProof/>
                 <w:webHidden/>
               </w:rPr>
-              <w:t>77</w:t>
+              <w:t>72</w:t>
             </w:r>
             <w:r>
               <w:rPr>
@@ -5148,7 +5148,7 @@
               <w:lang w:eastAsia="es-CO"/>
             </w:rPr>
           </w:pPr>
-          <w:hyperlink w:anchor="_Toc232081031" w:history="1">
+          <w:hyperlink w:anchor="_Toc236911887" w:history="1">
             <w:r>
               <w:rPr>
                 <w:rStyle w:val="Hipervnculo"/>
@@ -5175,7 +5175,7 @@
                 <w:noProof/>
                 <w:webHidden/>
               </w:rPr>
-              <w:instrText xml:space="preserve"> PAGEREF _Toc232081031 \h </w:instrText>
+              <w:instrText xml:space="preserve"> PAGEREF _Toc236911887 \h </w:instrText>
             </w:r>
             <w:r>
               <w:rPr>
@@ -5195,7 +5195,7 @@
                 <w:noProof/>
                 <w:webHidden/>
               </w:rPr>
-              <w:t>79</w:t>
+              <w:t>74</w:t>
             </w:r>
             <w:r>
               <w:rPr>
@@ -5220,7 +5220,7 @@
               <w:lang w:eastAsia="es-CO"/>
             </w:rPr>
           </w:pPr>
-          <w:hyperlink w:anchor="_Toc232081032" w:history="1">
+          <w:hyperlink w:anchor="_Toc236911888" w:history="1">
             <w:r>
               <w:rPr>
                 <w:rStyle w:val="Hipervnculo"/>
@@ -5247,7 +5247,7 @@
                 <w:noProof/>
                 <w:webHidden/>
               </w:rPr>
-              <w:instrText xml:space="preserve"> PAGEREF _Toc232081032 \h </w:instrText>
+              <w:instrText xml:space="preserve"> PAGEREF _Toc236911888 \h </w:instrText>
             </w:r>
             <w:r>
               <w:rPr>
@@ -5267,7 +5267,7 @@
                 <w:noProof/>
                 <w:webHidden/>
               </w:rPr>
-              <w:t>80</w:t>
+              <w:t>75</w:t>
             </w:r>
             <w:r>
               <w:rPr>
@@ -5292,7 +5292,7 @@
               <w:lang w:eastAsia="es-CO"/>
             </w:rPr>
           </w:pPr>
-          <w:hyperlink w:anchor="_Toc232081033" w:history="1">
+          <w:hyperlink w:anchor="_Toc236911889" w:history="1">
             <w:r>
               <w:rPr>
                 <w:rStyle w:val="Hipervnculo"/>
@@ -5319,7 +5319,7 @@
                 <w:noProof/>
                 <w:webHidden/>
               </w:rPr>
-              <w:instrText xml:space="preserve"> PAGEREF _Toc232081033 \h </w:instrText>
+              <w:instrText xml:space="preserve"> PAGEREF _Toc236911889 \h </w:instrText>
             </w:r>
             <w:r>
               <w:rPr>
@@ -5339,7 +5339,7 @@
                 <w:noProof/>
                 <w:webHidden/>
               </w:rPr>
-              <w:t>81</w:t>
+              <w:t>76</w:t>
             </w:r>
             <w:r>
               <w:rPr>
@@ -5384,7 +5384,7 @@
       <w:pPr>
         <w:pStyle w:val="Titulosgenerales"/>
       </w:pPr>
-      <w:bookmarkStart w:id="0" w:name="_Toc232080979"/>
+      <w:bookmarkStart w:id="0" w:name="_Toc236911835"/>
       <w:r>
         <w:lastRenderedPageBreak/>
         <w:t>Introducción</w:t>
@@ -5411,15 +5411,7 @@
         <w:t>marketing</w:t>
       </w:r>
       <w:r>
-        <w:t xml:space="preserve"> digital y gestión de redes sociales. Este enfoque permite comprender el entorno competitivo actual y las dinámicas del consumidor en escenarios digitales y </w:t>
-      </w:r>
-      <w:proofErr w:type="spellStart"/>
-      <w:r>
-        <w:t>omnicanales</w:t>
-      </w:r>
-      <w:proofErr w:type="spellEnd"/>
-      <w:r>
-        <w:t>.</w:t>
+        <w:t xml:space="preserve"> digital y gestión de redes sociales. Este enfoque permite comprender el entorno competitivo actual y las dinámicas del consumidor en escenarios digitales y omnicanales.</w:t>
       </w:r>
     </w:p>
     <w:p>
@@ -5446,7 +5438,7 @@
       <w:pPr>
         <w:pStyle w:val="Ttulo1"/>
       </w:pPr>
-      <w:bookmarkStart w:id="1" w:name="_Toc232080980"/>
+      <w:bookmarkStart w:id="1" w:name="_Toc236911836"/>
       <w:r>
         <w:lastRenderedPageBreak/>
         <w:t>Me</w:t>
@@ -5499,7 +5491,7 @@
       <w:pPr>
         <w:pStyle w:val="Ttulo2"/>
       </w:pPr>
-      <w:bookmarkStart w:id="2" w:name="_Toc232080981"/>
+      <w:bookmarkStart w:id="2" w:name="_Toc236911837"/>
       <w:r>
         <w:t>Concepto</w:t>
       </w:r>
@@ -5557,7 +5549,7 @@
       <w:pPr>
         <w:pStyle w:val="Ttulo2"/>
       </w:pPr>
-      <w:bookmarkStart w:id="3" w:name="_Toc232080982"/>
+      <w:bookmarkStart w:id="3" w:name="_Toc236911838"/>
       <w:r>
         <w:t xml:space="preserve">Tipos de </w:t>
       </w:r>
@@ -5709,31 +5701,13 @@
         </w:rPr>
         <w:t xml:space="preserve">. Nike aplica diferenciación basada en innovación y propósito, en contraste, marcas </w:t>
       </w:r>
-      <w:proofErr w:type="spellStart"/>
       <w:r>
         <w:rPr>
           <w:rStyle w:val="Extranjerismo"/>
           <w:lang w:val="es-419" w:eastAsia="es-CO"/>
         </w:rPr>
-        <w:t>fast</w:t>
-      </w:r>
-      <w:proofErr w:type="spellEnd"/>
-      <w:r>
-        <w:rPr>
-          <w:rStyle w:val="Extranjerismo"/>
-          <w:lang w:val="es-419" w:eastAsia="es-CO"/>
-        </w:rPr>
-        <w:t xml:space="preserve"> </w:t>
-      </w:r>
-      <w:proofErr w:type="spellStart"/>
-      <w:r>
-        <w:rPr>
-          <w:rStyle w:val="Extranjerismo"/>
-          <w:lang w:val="es-419" w:eastAsia="es-CO"/>
-        </w:rPr>
-        <w:t>fashion</w:t>
-      </w:r>
-      <w:proofErr w:type="spellEnd"/>
+        <w:t>fast fashion</w:t>
+      </w:r>
       <w:r>
         <w:rPr>
           <w:lang w:val="es-419" w:eastAsia="es-CO"/>
@@ -5773,7 +5747,6 @@
         </w:rPr>
         <w:t xml:space="preserve"> </w:t>
       </w:r>
-      <w:proofErr w:type="spellStart"/>
       <w:r>
         <w:rPr>
           <w:rStyle w:val="Extranjerismo"/>
@@ -5783,7 +5756,6 @@
         </w:rPr>
         <w:t>Insight</w:t>
       </w:r>
-      <w:proofErr w:type="spellEnd"/>
       <w:r>
         <w:rPr>
           <w:lang w:val="es-419" w:eastAsia="es-CO"/>
@@ -5795,7 +5767,7 @@
       <w:pPr>
         <w:pStyle w:val="Ttulo2"/>
       </w:pPr>
-      <w:bookmarkStart w:id="4" w:name="_Toc232080983"/>
+      <w:bookmarkStart w:id="4" w:name="_Toc236911839"/>
       <w:r>
         <w:t>Consumidores</w:t>
       </w:r>
@@ -5813,7 +5785,6 @@
         </w:rPr>
         <w:t xml:space="preserve">El consumidor es el eje del mercadeo contemporáneo, especialmente en el sistema moda donde la identidad simbólica influye en la decisión de compra. El análisis del consumidor permite identificar motivaciones, comportamientos y preferencias, conllevando a definir las personalidades de compra o </w:t>
       </w:r>
-      <w:proofErr w:type="spellStart"/>
       <w:r>
         <w:rPr>
           <w:rStyle w:val="Extranjerismo"/>
@@ -5821,12 +5792,11 @@
         </w:rPr>
         <w:t>buyer</w:t>
       </w:r>
-      <w:proofErr w:type="spellEnd"/>
-      <w:r>
-        <w:rPr>
-          <w:lang w:val="es-419" w:eastAsia="es-CO"/>
-        </w:rPr>
-        <w:t xml:space="preserve"> personas, los cuales representan perfiles semi ficticios basados en datos reales. Estos perfiles integran variables demográficas, psicográficas y digitales, comprenderlos facilita diseñar mensajes relevantes, con segmentos bien definidos, lo que permite optimizar recursos publicitarios. </w:t>
+      <w:r>
+        <w:rPr>
+          <w:lang w:val="es-419" w:eastAsia="es-CO"/>
+        </w:rPr>
+        <w:t xml:space="preserve"> personas, los cuales representan perfiles semificticios basados en datos reales. Estos perfiles integran variables demográficas, psicográficas y digitales, comprenderlos facilita diseñar mensajes relevantes, con segmentos bien definidos, lo que permite optimizar recursos publicitarios. </w:t>
       </w:r>
     </w:p>
     <w:p>
@@ -5862,7 +5832,6 @@
         </w:rPr>
         <w:t xml:space="preserve">. Empresas como Adidas utilizan analítica de comportamiento para personalizar experiencias en sus tiendas virtuales, las recomendaciones automáticas se basan en historial de navegación y compra. En el sector moda colombiano, marcas emergentes segmentan sus audiencias mediante Instagram </w:t>
       </w:r>
-      <w:proofErr w:type="spellStart"/>
       <w:r>
         <w:rPr>
           <w:rStyle w:val="Extranjerismo"/>
@@ -5870,7 +5839,6 @@
         </w:rPr>
         <w:t>Insights</w:t>
       </w:r>
-      <w:proofErr w:type="spellEnd"/>
       <w:r>
         <w:rPr>
           <w:lang w:val="es-419" w:eastAsia="es-CO"/>
@@ -5935,10 +5903,8 @@
           </w:tcPr>
           <w:p>
             <w:pPr>
-              <w:ind w:firstLine="0"/>
-              <w:rPr>
-                <w:lang w:val="es-419" w:eastAsia="es-CO"/>
-              </w:rPr>
+              <w:pStyle w:val="TextoTablas"/>
+              <w:spacing w:line="360" w:lineRule="auto"/>
             </w:pPr>
             <w:r>
               <w:t>Tipo de consumidor</w:t>
@@ -5951,10 +5917,8 @@
           </w:tcPr>
           <w:p>
             <w:pPr>
-              <w:ind w:firstLine="0"/>
-              <w:rPr>
-                <w:lang w:val="es-419" w:eastAsia="es-CO"/>
-              </w:rPr>
+              <w:pStyle w:val="TextoTablas"/>
+              <w:spacing w:line="360" w:lineRule="auto"/>
             </w:pPr>
             <w:r>
               <w:t>Características</w:t>
@@ -5967,10 +5931,8 @@
           </w:tcPr>
           <w:p>
             <w:pPr>
-              <w:ind w:firstLine="0"/>
-              <w:rPr>
-                <w:lang w:val="es-419" w:eastAsia="es-CO"/>
-              </w:rPr>
+              <w:pStyle w:val="TextoTablas"/>
+              <w:spacing w:line="360" w:lineRule="auto"/>
             </w:pPr>
             <w:r>
               <w:t>Aplicación estratégica en el sistema moda</w:t>
@@ -5988,10 +5950,8 @@
           </w:tcPr>
           <w:p>
             <w:pPr>
-              <w:ind w:firstLine="0"/>
-              <w:rPr>
-                <w:lang w:val="es-419" w:eastAsia="es-CO"/>
-              </w:rPr>
+              <w:pStyle w:val="TextoTablas"/>
+              <w:spacing w:line="360" w:lineRule="auto"/>
             </w:pPr>
             <w:r>
               <w:t>Aspiracional</w:t>
@@ -6004,10 +5964,8 @@
           </w:tcPr>
           <w:p>
             <w:pPr>
-              <w:ind w:firstLine="0"/>
-              <w:rPr>
-                <w:lang w:val="es-419" w:eastAsia="es-CO"/>
-              </w:rPr>
+              <w:pStyle w:val="TextoTablas"/>
+              <w:spacing w:line="360" w:lineRule="auto"/>
             </w:pPr>
             <w:r>
               <w:t xml:space="preserve">Busca estatus simbólico y reconocimiento social. Se deja influenciar por tendencias, celebridades e </w:t>
@@ -6029,10 +5987,8 @@
           </w:tcPr>
           <w:p>
             <w:pPr>
-              <w:ind w:firstLine="0"/>
-              <w:rPr>
-                <w:lang w:val="es-419" w:eastAsia="es-CO"/>
-              </w:rPr>
+              <w:pStyle w:val="TextoTablas"/>
+              <w:spacing w:line="360" w:lineRule="auto"/>
             </w:pPr>
             <w:r>
               <w:t xml:space="preserve">Moda </w:t>
@@ -6065,10 +6021,8 @@
           </w:tcPr>
           <w:p>
             <w:pPr>
-              <w:ind w:firstLine="0"/>
-              <w:rPr>
-                <w:lang w:val="es-419" w:eastAsia="es-CO"/>
-              </w:rPr>
+              <w:pStyle w:val="TextoTablas"/>
+              <w:spacing w:line="360" w:lineRule="auto"/>
             </w:pPr>
             <w:r>
               <w:t>Funcional</w:t>
@@ -6081,17 +6035,15 @@
           </w:tcPr>
           <w:p>
             <w:pPr>
-              <w:ind w:firstLine="0"/>
-              <w:rPr>
-                <w:lang w:val="es-419" w:eastAsia="es-CO"/>
-              </w:rPr>
+              <w:pStyle w:val="TextoTablas"/>
+              <w:spacing w:line="360" w:lineRule="auto"/>
             </w:pPr>
             <w:r>
-              <w:t xml:space="preserve">Prioriza utilidad, comodidad y durabilidad. Evalúa la relación costo </w:t>
+              <w:t xml:space="preserve">Prioriza utilidad, comodidad y durabilidad. Evalúa la relación costo beneficio. Toma decisiones racionales basadas en calidad y practicidad. Busca soluciones específicas a necesidades concretas. Menor </w:t>
             </w:r>
             <w:r>
               <w:lastRenderedPageBreak/>
-              <w:t>beneficio. Toma decisiones racionales basadas en calidad y practicidad. Busca soluciones específicas a necesidades concretas. Menor influencia de tendencias pasajeras.</w:t>
+              <w:t>influencia de tendencias pasajeras.</w:t>
             </w:r>
           </w:p>
         </w:tc>
@@ -6101,18 +6053,12 @@
           </w:tcPr>
           <w:p>
             <w:pPr>
-              <w:ind w:firstLine="0"/>
-              <w:rPr>
-                <w:lang w:val="es-419" w:eastAsia="es-CO"/>
-              </w:rPr>
+              <w:pStyle w:val="TextoTablas"/>
+              <w:spacing w:line="360" w:lineRule="auto"/>
             </w:pPr>
             <w:r>
               <w:lastRenderedPageBreak/>
-              <w:t xml:space="preserve">Ropa laboral, uniformes, prendas básicas, líneas versátiles. Comunicación </w:t>
-            </w:r>
-            <w:r>
-              <w:lastRenderedPageBreak/>
-              <w:t>enfocada en beneficios tangibles, resistencia del material, garantía y funcionalidad del producto.</w:t>
+              <w:t>Ropa laboral, uniformes, prendas básicas, líneas versátiles. Comunicación enfocada en beneficios tangibles, resistencia del material, garantía y funcionalidad del producto.</w:t>
             </w:r>
           </w:p>
         </w:tc>
@@ -6127,13 +6073,10 @@
           </w:tcPr>
           <w:p>
             <w:pPr>
-              <w:ind w:firstLine="0"/>
-              <w:rPr>
-                <w:lang w:val="es-419" w:eastAsia="es-CO"/>
-              </w:rPr>
+              <w:pStyle w:val="TextoTablas"/>
+              <w:spacing w:line="360" w:lineRule="auto"/>
             </w:pPr>
             <w:r>
-              <w:lastRenderedPageBreak/>
               <w:t>Consciente</w:t>
             </w:r>
           </w:p>
@@ -6144,10 +6087,8 @@
           </w:tcPr>
           <w:p>
             <w:pPr>
-              <w:ind w:firstLine="0"/>
-              <w:rPr>
-                <w:lang w:val="es-419" w:eastAsia="es-CO"/>
-              </w:rPr>
+              <w:pStyle w:val="TextoTablas"/>
+              <w:spacing w:line="360" w:lineRule="auto"/>
             </w:pPr>
             <w:r>
               <w:t>Valora sostenibilidad, ética empresarial y transparencia. Investiga procesos productivos y origen de materiales. Prefiere marcas con responsabilidad social y ambiental. Se inclina por consumo responsable y compra reflexiva.</w:t>
@@ -6160,10 +6101,8 @@
           </w:tcPr>
           <w:p>
             <w:pPr>
-              <w:ind w:firstLine="0"/>
-              <w:rPr>
-                <w:lang w:val="es-419" w:eastAsia="es-CO"/>
-              </w:rPr>
+              <w:pStyle w:val="TextoTablas"/>
+              <w:spacing w:line="360" w:lineRule="auto"/>
             </w:pPr>
             <w:r>
               <w:t xml:space="preserve">Moda ecológica, </w:t>
@@ -6199,50 +6138,56 @@
       <w:pPr>
         <w:pStyle w:val="Ttulo2"/>
       </w:pPr>
-      <w:bookmarkStart w:id="5" w:name="_Toc232080984"/>
-      <w:r>
+      <w:bookmarkStart w:id="5" w:name="_Toc236911840"/>
+      <w:r>
+        <w:t>Análisis de competidores</w:t>
+      </w:r>
+      <w:bookmarkEnd w:id="5"/>
+    </w:p>
+    <w:p>
+      <w:pPr>
+        <w:rPr>
+          <w:lang w:val="es-419" w:eastAsia="es-CO"/>
+        </w:rPr>
+      </w:pPr>
+      <w:r>
+        <w:rPr>
+          <w:lang w:val="es-419" w:eastAsia="es-CO"/>
+        </w:rPr>
+        <w:t xml:space="preserve">El análisis de competidores permite identificar fortalezas, debilidades y estrategias presentes en el entorno empresarial, constituyéndose en una herramienta fundamental para la toma de decisiones estratégicas. Este proceso incluye prácticas como el </w:t>
+      </w:r>
+      <w:r>
+        <w:rPr>
+          <w:rStyle w:val="Extranjerismo"/>
+          <w:lang w:val="es-419" w:eastAsia="es-CO"/>
+        </w:rPr>
+        <w:t>benchmarking</w:t>
+      </w:r>
+      <w:r>
+        <w:rPr>
+          <w:lang w:val="es-419" w:eastAsia="es-CO"/>
+        </w:rPr>
+        <w:t xml:space="preserve">, el monitoreo de precios y la evaluación del posicionamiento de marca, lo que facilita una comprensión estructurada del mercado. Al entender cómo actúan los competidores, las organizaciones pueden detectar oportunidades reales de diferenciación y evitar decisiones basadas en suposiciones. </w:t>
+      </w:r>
+    </w:p>
+    <w:p>
+      <w:pPr>
+        <w:rPr>
+          <w:lang w:val="es-419" w:eastAsia="es-CO"/>
+        </w:rPr>
+      </w:pPr>
+      <w:r>
+        <w:rPr>
+          <w:lang w:val="es-419" w:eastAsia="es-CO"/>
+        </w:rPr>
+        <w:t xml:space="preserve">En el sistema moda, donde las tendencias se replican con rapidez y la innovación se convierte en un factor crítico de competitividad, el análisis de la competencia no puede realizarse de manera ocasional, sino que debe asumirse como un proceso </w:t>
+      </w:r>
+      <w:r>
+        <w:rPr>
+          <w:lang w:val="es-419" w:eastAsia="es-CO"/>
+        </w:rPr>
         <w:lastRenderedPageBreak/>
-        <w:t>Análisis de competidores</w:t>
-      </w:r>
-      <w:bookmarkEnd w:id="5"/>
-    </w:p>
-    <w:p>
-      <w:pPr>
-        <w:rPr>
-          <w:lang w:val="es-419" w:eastAsia="es-CO"/>
-        </w:rPr>
-      </w:pPr>
-      <w:r>
-        <w:rPr>
-          <w:lang w:val="es-419" w:eastAsia="es-CO"/>
-        </w:rPr>
-        <w:t xml:space="preserve">El análisis de competidores permite identificar fortalezas, debilidades y estrategias presentes en el entorno empresarial, constituyéndose en una herramienta fundamental para la toma de decisiones estratégicas. Este proceso incluye prácticas como el </w:t>
-      </w:r>
-      <w:r>
-        <w:rPr>
-          <w:rStyle w:val="Extranjerismo"/>
-          <w:lang w:val="es-419" w:eastAsia="es-CO"/>
-        </w:rPr>
-        <w:t>benchmarking</w:t>
-      </w:r>
-      <w:r>
-        <w:rPr>
-          <w:lang w:val="es-419" w:eastAsia="es-CO"/>
-        </w:rPr>
-        <w:t xml:space="preserve">, el monitoreo de precios y la evaluación del posicionamiento de marca, lo que facilita una comprensión estructurada del mercado. Al entender cómo actúan los competidores, las organizaciones pueden detectar oportunidades reales de diferenciación y evitar decisiones basadas en suposiciones. </w:t>
-      </w:r>
-    </w:p>
-    <w:p>
-      <w:pPr>
-        <w:rPr>
-          <w:lang w:val="es-419" w:eastAsia="es-CO"/>
-        </w:rPr>
-      </w:pPr>
-      <w:r>
-        <w:rPr>
-          <w:lang w:val="es-419" w:eastAsia="es-CO"/>
-        </w:rPr>
-        <w:t>En el sistema moda, donde las tendencias se replican con rapidez y la innovación se convierte en un factor crítico de competitividad, el análisis de la competencia no puede realizarse de manera ocasional, sino que debe asumirse como un proceso permanente y sistemático. La velocidad del mercado exige monitoreo continuo de lanzamientos, precios, campañas y posicionamiento digital.</w:t>
+        <w:t>permanente y sistemático. La velocidad del mercado exige monitoreo continuo de lanzamientos, precios, campañas y posicionamiento digital.</w:t>
       </w:r>
     </w:p>
     <w:p>
@@ -6413,66 +6358,63 @@
           <w:bCs/>
           <w:lang w:val="es-419" w:eastAsia="es-CO"/>
         </w:rPr>
+        <w:t>Pregunta de aplicación</w:t>
+      </w:r>
+    </w:p>
+    <w:p>
+      <w:pPr>
+        <w:rPr>
+          <w:lang w:val="es-419" w:eastAsia="es-CO"/>
+        </w:rPr>
+      </w:pPr>
+      <w:r>
+        <w:rPr>
+          <w:lang w:val="es-419" w:eastAsia="es-CO"/>
+        </w:rPr>
+        <w:t>¿Qué indicadores analizaría para comparar la presencia digital de dos marcas de moda?</w:t>
+      </w:r>
+    </w:p>
+    <w:p>
+      <w:pPr>
+        <w:pStyle w:val="Ttulo2"/>
+      </w:pPr>
+      <w:bookmarkStart w:id="6" w:name="_Toc236911841"/>
+      <w:r>
+        <w:t>Mezcla de mercadeo</w:t>
+      </w:r>
+      <w:bookmarkEnd w:id="6"/>
+    </w:p>
+    <w:p>
+      <w:pPr>
+        <w:rPr>
+          <w:lang w:val="es-419" w:eastAsia="es-CO"/>
+        </w:rPr>
+      </w:pPr>
+      <w:r>
+        <w:rPr>
+          <w:lang w:val="es-419" w:eastAsia="es-CO"/>
+        </w:rPr>
+        <w:t xml:space="preserve">La mezcla de mercadeo o </w:t>
+      </w:r>
+      <w:r>
+        <w:rPr>
+          <w:rStyle w:val="Extranjerismo"/>
+          <w:lang w:val="es-419" w:eastAsia="es-CO"/>
+        </w:rPr>
+        <w:t>marketing mix</w:t>
+      </w:r>
+      <w:r>
+        <w:rPr>
+          <w:lang w:val="es-419" w:eastAsia="es-CO"/>
+        </w:rPr>
+        <w:t xml:space="preserve"> corresponde al conjunto de herramientas tácticas que las empresas utilizan para influir en la demanda del mercado, conocidas como las 4P: producto, precio, plaza y promoción; cada elemento cumple una función estratégica en la generación de valor para el cliente y en el posicionamiento competitivo de la organización. En el sistema moda, el producto incluye diseño, calidad y simbolismo, el precio comunica posicionamiento, la plaza se </w:t>
+      </w:r>
+      <w:r>
+        <w:rPr>
+          <w:lang w:val="es-419" w:eastAsia="es-CO"/>
+        </w:rPr>
         <w:lastRenderedPageBreak/>
-        <w:t>Pregunta de aplicación</w:t>
-      </w:r>
-    </w:p>
-    <w:p>
-      <w:pPr>
-        <w:rPr>
-          <w:lang w:val="es-419" w:eastAsia="es-CO"/>
-        </w:rPr>
-      </w:pPr>
-      <w:r>
-        <w:rPr>
-          <w:lang w:val="es-419" w:eastAsia="es-CO"/>
-        </w:rPr>
-        <w:t>¿Qué indicadores analizaría para comparar la presencia digital de dos marcas de moda?</w:t>
-      </w:r>
-    </w:p>
-    <w:p>
-      <w:pPr>
-        <w:pStyle w:val="Ttulo2"/>
-      </w:pPr>
-      <w:bookmarkStart w:id="6" w:name="_Toc232080985"/>
-      <w:r>
-        <w:t>Mezcla de mercadeo</w:t>
-      </w:r>
-      <w:bookmarkEnd w:id="6"/>
-    </w:p>
-    <w:p>
-      <w:pPr>
-        <w:rPr>
-          <w:lang w:val="es-419" w:eastAsia="es-CO"/>
-        </w:rPr>
-      </w:pPr>
-      <w:r>
-        <w:rPr>
-          <w:lang w:val="es-419" w:eastAsia="es-CO"/>
-        </w:rPr>
-        <w:t xml:space="preserve">La mezcla de mercadeo o </w:t>
-      </w:r>
-      <w:r>
-        <w:rPr>
-          <w:rStyle w:val="Extranjerismo"/>
-          <w:lang w:val="es-419" w:eastAsia="es-CO"/>
-        </w:rPr>
-        <w:t xml:space="preserve">marketing </w:t>
-      </w:r>
-      <w:proofErr w:type="spellStart"/>
-      <w:r>
-        <w:rPr>
-          <w:rStyle w:val="Extranjerismo"/>
-          <w:lang w:val="es-419" w:eastAsia="es-CO"/>
-        </w:rPr>
-        <w:t>mix</w:t>
-      </w:r>
-      <w:proofErr w:type="spellEnd"/>
-      <w:r>
-        <w:rPr>
-          <w:lang w:val="es-419" w:eastAsia="es-CO"/>
-        </w:rPr>
-        <w:t xml:space="preserve"> corresponde al conjunto de herramientas tácticas que las empresas utilizan para influir en la demanda del mercado, conocidas como las 4P: producto, precio, plaza y promoción; cada elemento cumple una función estratégica en la generación de valor para el cliente y en el posicionamiento competitivo de la organización. En el sistema moda, el producto incluye diseño, calidad y simbolismo, el precio comunica posicionamiento, la plaza se relaciona con canales físicos y digitales, y la promoción integra comunicación estratégica.</w:t>
+        <w:t>relaciona con canales físicos y digitales, y la promoción integra comunicación estratégica.</w:t>
       </w:r>
     </w:p>
     <w:p>
@@ -6602,60 +6544,133 @@
         <w:rPr>
           <w:lang w:val="es-419" w:eastAsia="es-CO"/>
         </w:rPr>
-        <w:t xml:space="preserve">. La correcta combinación de las 4P permite a las organizaciones responder de manera eficiente a los cambios del mercado y a las expectativas de los </w:t>
-      </w:r>
-      <w:r>
-        <w:rPr>
-          <w:lang w:val="es-419" w:eastAsia="es-CO"/>
+        <w:t xml:space="preserve">. La correcta combinación de las 4P permite a las organizaciones responder de manera eficiente a los cambios del mercado y a las expectativas de los consumidores. Las empresas que ajustan constantemente su mezcla de </w:t>
+      </w:r>
+      <w:r>
+        <w:rPr>
+          <w:rStyle w:val="Extranjerismo"/>
+          <w:lang w:val="es-419" w:eastAsia="es-CO"/>
+        </w:rPr>
+        <w:t>marketing</w:t>
+      </w:r>
+      <w:r>
+        <w:rPr>
+          <w:lang w:val="es-419" w:eastAsia="es-CO"/>
+        </w:rPr>
+        <w:t xml:space="preserve"> logran mayor adaptación competitiva.</w:t>
+      </w:r>
+    </w:p>
+    <w:p>
+      <w:pPr>
+        <w:pStyle w:val="Ttulo2"/>
+      </w:pPr>
+      <w:bookmarkStart w:id="7" w:name="_Toc236911842"/>
+      <w:r>
+        <w:rPr>
+          <w:rStyle w:val="Extranjerismo"/>
+        </w:rPr>
+        <w:t>Marketing</w:t>
+      </w:r>
+      <w:r>
+        <w:t xml:space="preserve"> digital</w:t>
+      </w:r>
+      <w:bookmarkEnd w:id="7"/>
+    </w:p>
+    <w:p>
+      <w:pPr>
+        <w:rPr>
+          <w:lang w:val="es-419" w:eastAsia="es-CO"/>
+        </w:rPr>
+      </w:pPr>
+      <w:r>
+        <w:rPr>
+          <w:lang w:val="es-419" w:eastAsia="es-CO"/>
+        </w:rPr>
+        <w:t xml:space="preserve">El </w:t>
+      </w:r>
+      <w:r>
+        <w:rPr>
+          <w:rStyle w:val="Extranjerismo"/>
+        </w:rPr>
+        <w:t>marketing</w:t>
+      </w:r>
+      <w:r>
+        <w:rPr>
+          <w:lang w:val="es-419" w:eastAsia="es-CO"/>
+        </w:rPr>
+        <w:t xml:space="preserve"> digital se refiere al conjunto de estrategias y acciones comerciales que utilizan plataformas digitales y tecnologías de la información para promover productos, servicios o experiencias; este enfoque trasciende el objetivo tradicional de venta, ya que se basa en crear relaciones interactivas y medibles entre la marca y el consumidor, aprovechando medios como redes sociales, motores de búsqueda, sitios web, correo electrónico y publicidad en línea; </w:t>
+      </w:r>
+      <w:r>
+        <w:rPr>
+          <w:lang w:val="es-419" w:eastAsia="es-CO"/>
+        </w:rPr>
+        <w:t xml:space="preserve">esta información será ampliada </w:t>
+      </w:r>
+      <w:r>
+        <w:rPr>
+          <w:lang w:val="es-419" w:eastAsia="es-CO"/>
+        </w:rPr>
+        <w:t xml:space="preserve">en el capítulo cinco (5), </w:t>
+      </w:r>
+      <w:r>
+        <w:rPr>
+          <w:lang w:val="es-419" w:eastAsia="es-CO"/>
+        </w:rPr>
+        <w:t>del presente componente formativo.</w:t>
+      </w:r>
+    </w:p>
+    <w:p>
+      <w:pPr>
+        <w:pStyle w:val="Ttulo2"/>
+      </w:pPr>
+      <w:bookmarkStart w:id="8" w:name="_Toc236911843"/>
+      <w:r>
+        <w:rPr>
+          <w:rStyle w:val="Extranjerismo"/>
         </w:rPr>
         <w:lastRenderedPageBreak/>
-        <w:t xml:space="preserve">consumidores. Las empresas que ajustan constantemente su mezcla de </w:t>
+        <w:t>Email</w:t>
+      </w:r>
+      <w:r>
+        <w:t xml:space="preserve"> </w:t>
       </w:r>
       <w:r>
         <w:rPr>
           <w:rStyle w:val="Extranjerismo"/>
-          <w:lang w:val="es-419" w:eastAsia="es-CO"/>
         </w:rPr>
         <w:t>marketing</w:t>
       </w:r>
-      <w:r>
-        <w:rPr>
-          <w:lang w:val="es-419" w:eastAsia="es-CO"/>
-        </w:rPr>
-        <w:t xml:space="preserve"> logran mayor adaptación competitiva.</w:t>
-      </w:r>
-    </w:p>
-    <w:p>
-      <w:pPr>
-        <w:pStyle w:val="Ttulo2"/>
-      </w:pPr>
-      <w:bookmarkStart w:id="7" w:name="_Toc232080986"/>
+      <w:bookmarkEnd w:id="8"/>
+    </w:p>
+    <w:p>
+      <w:pPr>
+        <w:rPr>
+          <w:lang w:val="es-419" w:eastAsia="es-CO"/>
+        </w:rPr>
+      </w:pPr>
+      <w:r>
+        <w:rPr>
+          <w:lang w:val="es-419" w:eastAsia="es-CO"/>
+        </w:rPr>
+        <w:t xml:space="preserve">El </w:t>
+      </w:r>
       <w:r>
         <w:rPr>
           <w:rStyle w:val="Extranjerismo"/>
-        </w:rPr>
-        <w:t>Marketing</w:t>
-      </w:r>
-      <w:r>
-        <w:t xml:space="preserve"> digital</w:t>
-      </w:r>
-      <w:bookmarkEnd w:id="7"/>
-    </w:p>
-    <w:p>
-      <w:pPr>
-        <w:rPr>
-          <w:lang w:val="es-419" w:eastAsia="es-CO"/>
-        </w:rPr>
-      </w:pPr>
-      <w:r>
-        <w:rPr>
-          <w:lang w:val="es-419" w:eastAsia="es-CO"/>
-        </w:rPr>
-        <w:t xml:space="preserve">El </w:t>
+          <w:lang w:val="es-419" w:eastAsia="es-CO"/>
+        </w:rPr>
+        <w:t>email</w:t>
+      </w:r>
+      <w:r>
+        <w:rPr>
+          <w:lang w:val="es-419" w:eastAsia="es-CO"/>
+        </w:rPr>
+        <w:t xml:space="preserve"> </w:t>
       </w:r>
       <w:r>
         <w:rPr>
           <w:rStyle w:val="Extranjerismo"/>
+          <w:lang w:val="es-419" w:eastAsia="es-CO"/>
         </w:rPr>
         <w:t>marketing</w:t>
       </w:r>
@@ -6663,103 +6678,34 @@
         <w:rPr>
           <w:lang w:val="es-419" w:eastAsia="es-CO"/>
         </w:rPr>
-        <w:t xml:space="preserve"> digital se refiere al conjunto de estrategias y acciones comerciales que utilizan plataformas digitales y tecnologías de la información para promover productos, servicios o experiencias; este enfoque trasciende el objetivo tradicional de venta, ya que se basa en crear relaciones interactivas y medibles entre la marca y el consumidor, aprovechando medios como redes sociales, motores de búsqueda, sitios web, correo electrónico y publicidad en línea; en el capítulo cinco (5), de la presente guía, se trabajará de forma ampliada esta temática.</w:t>
-      </w:r>
-    </w:p>
-    <w:p>
-      <w:pPr>
-        <w:pStyle w:val="Ttulo2"/>
-      </w:pPr>
-      <w:bookmarkStart w:id="8" w:name="_Toc232080987"/>
-      <w:r>
-        <w:rPr>
-          <w:rStyle w:val="Extranjerismo"/>
-        </w:rPr>
-        <w:t>Email</w:t>
-      </w:r>
-      <w:r>
+        <w:t xml:space="preserve"> es una estrategia de comunicación directa que utiliza el correo electrónico para enviar mensajes a audiencias previamente segmentadas, con el propósito de establecer y mantener una relación constante con clientes actuales y potenciales. Su efectividad radica en características como la personalización del contenido, la automatización de envíos y la posibilidad de medir resultados a través de indicadores como tasa de apertura y conversión. </w:t>
+      </w:r>
+    </w:p>
+    <w:p>
+      <w:pPr>
+        <w:rPr>
+          <w:lang w:val="es-419" w:eastAsia="es-CO"/>
+        </w:rPr>
+      </w:pPr>
+      <w:r>
+        <w:rPr>
+          <w:lang w:val="es-419" w:eastAsia="es-CO"/>
+        </w:rPr>
+        <w:t>En el sistema moda, esta herramienta se emplea estratégicamente para anunciar lanzamientos de colecciones, promociones exclusivas y novedades de temporada. No obstante, su implementación exige que las bases de datos se obtengan con consentimiento previo, garantizando el cumplimiento de la normativa de protección de datos. En este contexto, la relevancia del mensaje y un diseño visual atractivo se convierten en factores determinantes para captar la atención y maximizar la efectividad de la campaña.</w:t>
+      </w:r>
+    </w:p>
+    <w:p>
+      <w:pPr>
+        <w:rPr>
+          <w:lang w:val="es-419" w:eastAsia="es-CO"/>
+        </w:rPr>
+      </w:pPr>
+      <w:r>
+        <w:rPr>
+          <w:lang w:val="es-419" w:eastAsia="es-CO"/>
+        </w:rPr>
         <w:t xml:space="preserve"> </w:t>
       </w:r>
-      <w:r>
-        <w:rPr>
-          <w:rStyle w:val="Extranjerismo"/>
-        </w:rPr>
-        <w:t>marketing</w:t>
-      </w:r>
-      <w:bookmarkEnd w:id="8"/>
-    </w:p>
-    <w:p>
-      <w:pPr>
-        <w:rPr>
-          <w:lang w:val="es-419" w:eastAsia="es-CO"/>
-        </w:rPr>
-      </w:pPr>
-      <w:r>
-        <w:rPr>
-          <w:lang w:val="es-419" w:eastAsia="es-CO"/>
-        </w:rPr>
-        <w:t xml:space="preserve">El </w:t>
-      </w:r>
-      <w:r>
-        <w:rPr>
-          <w:rStyle w:val="Extranjerismo"/>
-          <w:lang w:val="es-419" w:eastAsia="es-CO"/>
-        </w:rPr>
-        <w:t>email</w:t>
-      </w:r>
-      <w:r>
-        <w:rPr>
-          <w:lang w:val="es-419" w:eastAsia="es-CO"/>
-        </w:rPr>
-        <w:t xml:space="preserve"> </w:t>
-      </w:r>
-      <w:r>
-        <w:rPr>
-          <w:rStyle w:val="Extranjerismo"/>
-          <w:lang w:val="es-419" w:eastAsia="es-CO"/>
-        </w:rPr>
-        <w:t>marketing</w:t>
-      </w:r>
-      <w:r>
-        <w:rPr>
-          <w:lang w:val="es-419" w:eastAsia="es-CO"/>
-        </w:rPr>
-        <w:t xml:space="preserve"> es una estrategia de comunicación directa que utiliza el correo electrónico para enviar mensajes a audiencias previamente segmentadas, con el propósito de establecer y mantener una relación constante con clientes actuales y potenciales. Su efectividad radica en características como la personalización del contenido, la automatización de envíos y la posibilidad de medir resultados a través de indicadores como tasa de apertura y conversión. </w:t>
-      </w:r>
-    </w:p>
-    <w:p>
-      <w:pPr>
-        <w:rPr>
-          <w:lang w:val="es-419" w:eastAsia="es-CO"/>
-        </w:rPr>
-      </w:pPr>
-      <w:r>
-        <w:rPr>
-          <w:lang w:val="es-419" w:eastAsia="es-CO"/>
-        </w:rPr>
-        <w:t xml:space="preserve">En el sistema moda, esta herramienta se emplea estratégicamente para anunciar lanzamientos de colecciones, promociones exclusivas y novedades de temporada. No obstante, su implementación exige que las bases de datos se obtengan con consentimiento previo, garantizando el cumplimiento de la normativa de protección de datos. En este contexto, la relevancia del mensaje y un diseño visual atractivo se </w:t>
-      </w:r>
-      <w:r>
-        <w:rPr>
-          <w:lang w:val="es-419" w:eastAsia="es-CO"/>
-        </w:rPr>
-        <w:lastRenderedPageBreak/>
-        <w:t>convierten en factores determinantes para captar la atención y maximizar la efectividad de la campaña.</w:t>
-      </w:r>
-    </w:p>
-    <w:p>
-      <w:pPr>
-        <w:rPr>
-          <w:lang w:val="es-419" w:eastAsia="es-CO"/>
-        </w:rPr>
-      </w:pPr>
-      <w:r>
-        <w:rPr>
-          <w:lang w:val="es-419" w:eastAsia="es-CO"/>
-        </w:rPr>
-        <w:t xml:space="preserve"> </w:t>
-      </w:r>
-      <w:proofErr w:type="spellStart"/>
       <w:r>
         <w:rPr>
           <w:rStyle w:val="Extranjerismo"/>
@@ -6769,7 +6715,6 @@
         </w:rPr>
         <w:t>Insight</w:t>
       </w:r>
-      <w:proofErr w:type="spellEnd"/>
       <w:r>
         <w:rPr>
           <w:lang w:val="es-419" w:eastAsia="es-CO"/>
@@ -6820,8 +6765,9 @@
       <w:pPr>
         <w:pStyle w:val="Ttulo2"/>
       </w:pPr>
-      <w:bookmarkStart w:id="9" w:name="_Toc232080988"/>
-      <w:r>
+      <w:bookmarkStart w:id="9" w:name="_Toc236911844"/>
+      <w:r>
+        <w:lastRenderedPageBreak/>
         <w:t>Estrategia digital</w:t>
       </w:r>
       <w:bookmarkEnd w:id="9"/>
@@ -6851,7 +6797,6 @@
         </w:rPr>
         <w:t xml:space="preserve">La coherencia entre lo que la empresa se propone alcanzar y las acciones que ejecuta determina el éxito de la gestión digital. En el sistema moda, esta estrategia permite conectar el </w:t>
       </w:r>
-      <w:proofErr w:type="spellStart"/>
       <w:r>
         <w:rPr>
           <w:rStyle w:val="Extranjerismo"/>
@@ -6859,7 +6804,6 @@
         </w:rPr>
         <w:t>storytelling</w:t>
       </w:r>
-      <w:proofErr w:type="spellEnd"/>
       <w:r>
         <w:rPr>
           <w:lang w:val="es-419" w:eastAsia="es-CO"/>
@@ -6885,49 +6829,47 @@
         <w:rPr>
           <w:lang w:val="es-419" w:eastAsia="es-CO"/>
         </w:rPr>
-        <w:t xml:space="preserve">. En la práctica, las empresas globales estructuran calendarios editoriales alineados con temporadas comerciales y fechas clave del mercado, garantizando coherencia entre comunicación y ciclos de consumo. Siguiendo esta lógica, en el sector moda colombiano las campañas digitales se planifican de acuerdo </w:t>
+        <w:t>. En la práctica, las empresas globales estructuran calendarios editoriales alineados con temporadas comerciales y fechas clave del mercado, garantizando coherencia entre comunicación y ciclos de consumo. Siguiendo esta lógica, en el sector moda colombiano las campañas digitales se planifican de acuerdo con los lanzamientos de colecciones, anticipando tendencias y momentos de mayor demanda. Esta planificación no opera de manera aislada, sino que integra redes sociales, plataformas de comercio electrónico y pauta digital para asegurar alcance, conversión y posicionamiento. Una vez ejecutada la estrategia, el análisis de resultados permite evaluar el desempeño de cada canal y realizar ajustes constantes. De esta manera, la gestión digital se convierte en un proceso dinámico de mejora continua, orientado a maximizar impacto comercial y competitividad.</w:t>
+      </w:r>
+    </w:p>
+    <w:p>
+      <w:pPr>
+        <w:rPr>
+          <w:lang w:val="es-419" w:eastAsia="es-CO"/>
+        </w:rPr>
+      </w:pPr>
+      <w:r>
+        <w:rPr>
+          <w:lang w:val="es-419" w:eastAsia="es-CO"/>
+        </w:rPr>
+        <w:t xml:space="preserve">La estrategia digital incorpora la definición de indicadores clave de desempeño que permiten medir resultados y orientar decisiones. Métricas como alcance, </w:t>
+      </w:r>
+      <w:r>
+        <w:rPr>
+          <w:rStyle w:val="Extranjerismo"/>
+          <w:lang w:val="es-419" w:eastAsia="es-CO"/>
+        </w:rPr>
+        <w:t>engagement</w:t>
+      </w:r>
+      <w:r>
+        <w:rPr>
+          <w:lang w:val="es-419" w:eastAsia="es-CO"/>
+        </w:rPr>
+        <w:t xml:space="preserve"> y conversión facilitan la evaluación objetiva del desempeño, mientras que la segmentación de audiencias posibilita la personalización de mensajes y ofertas. </w:t>
       </w:r>
       <w:r>
         <w:rPr>
           <w:lang w:val="es-419" w:eastAsia="es-CO"/>
         </w:rPr>
         <w:lastRenderedPageBreak/>
-        <w:t>con los lanzamientos de colecciones, anticipando tendencias y momentos de mayor demanda. Esta planificación no opera de manera aislada, sino que integra redes sociales, plataformas de comercio electrónico y pauta digital para asegurar alcance, conversión y posicionamiento. Una vez ejecutada la estrategia, el análisis de resultados permite evaluar el desempeño de cada canal y realizar ajustes constantes. De esta manera, la gestión digital se convierte en un proceso dinámico de mejora continua, orientado a maximizar impacto comercial y competitividad.</w:t>
-      </w:r>
-    </w:p>
-    <w:p>
-      <w:pPr>
-        <w:rPr>
-          <w:lang w:val="es-419" w:eastAsia="es-CO"/>
-        </w:rPr>
-      </w:pPr>
-      <w:r>
-        <w:rPr>
-          <w:lang w:val="es-419" w:eastAsia="es-CO"/>
-        </w:rPr>
-        <w:t xml:space="preserve">La estrategia digital incorpora la definición de indicadores clave de desempeño que permiten medir resultados y orientar decisiones. Métricas como alcance, </w:t>
-      </w:r>
-      <w:proofErr w:type="spellStart"/>
-      <w:r>
-        <w:rPr>
-          <w:rStyle w:val="Extranjerismo"/>
-          <w:lang w:val="es-419" w:eastAsia="es-CO"/>
-        </w:rPr>
-        <w:t>engagement</w:t>
-      </w:r>
-      <w:proofErr w:type="spellEnd"/>
-      <w:r>
-        <w:rPr>
-          <w:lang w:val="es-419" w:eastAsia="es-CO"/>
-        </w:rPr>
-        <w:t xml:space="preserve"> y conversión facilitan la evaluación objetiva del desempeño, mientras que la segmentación de audiencias posibilita la personalización de mensajes y ofertas. Dado que la innovación tecnológica genera constantemente nuevas oportunidades, las empresas deben revisar periódicamente su estrategia para adaptarse a un entorno digital cambiante. En este contexto, la flexibilidad estratégica y la planificación estructurada se convierten en factores determinantes para mejorar resultados comerciales.</w:t>
+        <w:t>Dado que la innovación tecnológica genera constantemente nuevas oportunidades, las empresas deben revisar periódicamente su estrategia para adaptarse a un entorno digital cambiante. En este contexto, la flexibilidad estratégica y la planificación estructurada se convierten en factores determinantes para mejorar resultados comerciales.</w:t>
       </w:r>
     </w:p>
     <w:p>
       <w:pPr>
         <w:pStyle w:val="Ttulo2"/>
       </w:pPr>
-      <w:bookmarkStart w:id="10" w:name="_Toc232080989"/>
+      <w:bookmarkStart w:id="10" w:name="_Toc236911845"/>
       <w:r>
         <w:t>Mercadeo de moda</w:t>
       </w:r>
@@ -6956,40 +6898,40 @@
         <w:rPr>
           <w:lang w:val="es-419" w:eastAsia="es-CO"/>
         </w:rPr>
-        <w:t xml:space="preserve">Por esta razón, las estrategias deben considerar tanto los ciclos de temporada como el comportamiento aspiracional que caracteriza al mercado. En este contexto, la </w:t>
+        <w:t>Por esta razón, las estrategias deben considerar tanto los ciclos de temporada como el comportamiento aspiracional que caracteriza al mercado. En este contexto, la imagen de marca se convierte en un factor determinante para construir posicionamiento y reconocimiento.</w:t>
+      </w:r>
+    </w:p>
+    <w:p>
+      <w:pPr>
+        <w:rPr>
+          <w:lang w:val="es-419" w:eastAsia="es-CO"/>
+        </w:rPr>
+      </w:pPr>
+      <w:r>
+        <w:rPr>
+          <w:lang w:val="es-419" w:eastAsia="es-CO"/>
+        </w:rPr>
+        <w:t>El mercadeo de moda también implica una gestión integral de la experiencia de marca, ya que la forma en que se presenta el producto, tanto en tiendas físicas como en entornos digitales, influye directamente en la percepción y valoración del consumidor.</w:t>
+      </w:r>
+    </w:p>
+    <w:p>
+      <w:pPr>
+        <w:rPr>
+          <w:lang w:val="es-419" w:eastAsia="es-CO"/>
+        </w:rPr>
+      </w:pPr>
+      <w:r>
+        <w:rPr>
+          <w:lang w:val="es-419" w:eastAsia="es-CO"/>
+        </w:rPr>
+        <w:t xml:space="preserve">Por ello, las campañas deben reflejar con coherencia la identidad conceptual de cada colección, asegurando consistencia entre diseño, comunicación y ambientación. La innovación tecnológica, a través de experiencias inmersivas y recursos interactivos, amplía las posibilidades de conexión emocional. Dado que el consumidor de moda </w:t>
       </w:r>
       <w:r>
         <w:rPr>
           <w:lang w:val="es-419" w:eastAsia="es-CO"/>
         </w:rPr>
         <w:lastRenderedPageBreak/>
-        <w:t>imagen de marca se convierte en un factor determinante para construir posicionamiento y reconocimiento.</w:t>
-      </w:r>
-    </w:p>
-    <w:p>
-      <w:pPr>
-        <w:rPr>
-          <w:lang w:val="es-419" w:eastAsia="es-CO"/>
-        </w:rPr>
-      </w:pPr>
-      <w:r>
-        <w:rPr>
-          <w:lang w:val="es-419" w:eastAsia="es-CO"/>
-        </w:rPr>
-        <w:t>El mercadeo de moda también implica una gestión integral de la experiencia de marca, ya que la forma en que se presenta el producto, tanto en tiendas físicas como en entornos digitales, influye directamente en la percepción y valoración del consumidor.</w:t>
-      </w:r>
-    </w:p>
-    <w:p>
-      <w:pPr>
-        <w:rPr>
-          <w:lang w:val="es-419" w:eastAsia="es-CO"/>
-        </w:rPr>
-      </w:pPr>
-      <w:r>
-        <w:rPr>
-          <w:lang w:val="es-419" w:eastAsia="es-CO"/>
-        </w:rPr>
-        <w:t xml:space="preserve">Por ello, las campañas deben reflejar con coherencia la identidad conceptual de cada colección, asegurando consistencia entre diseño, comunicación y ambientación. La innovación tecnológica, a través de experiencias inmersivas y recursos interactivos, amplía las posibilidades de conexión emocional. Dado que el consumidor de moda busca significado y no solo funcionalidad, el </w:t>
+        <w:t xml:space="preserve">busca significado y no solo funcionalidad, el </w:t>
       </w:r>
       <w:r>
         <w:rPr>
@@ -7042,10 +6984,8 @@
           </w:tcPr>
           <w:p>
             <w:pPr>
-              <w:ind w:firstLine="0"/>
-              <w:rPr>
-                <w:lang w:val="es-419" w:eastAsia="es-CO"/>
-              </w:rPr>
+              <w:pStyle w:val="TextoTablas"/>
+              <w:spacing w:line="360" w:lineRule="auto"/>
             </w:pPr>
             <w:r>
               <w:t>Elemento</w:t>
@@ -7058,10 +6998,8 @@
           </w:tcPr>
           <w:p>
             <w:pPr>
-              <w:ind w:firstLine="0"/>
-              <w:rPr>
-                <w:lang w:val="es-419" w:eastAsia="es-CO"/>
-              </w:rPr>
+              <w:pStyle w:val="TextoTablas"/>
+              <w:spacing w:line="360" w:lineRule="auto"/>
             </w:pPr>
             <w:r>
               <w:t>Características</w:t>
@@ -7074,10 +7012,8 @@
           </w:tcPr>
           <w:p>
             <w:pPr>
-              <w:ind w:firstLine="0"/>
-              <w:rPr>
-                <w:lang w:val="es-419" w:eastAsia="es-CO"/>
-              </w:rPr>
+              <w:pStyle w:val="TextoTablas"/>
+              <w:spacing w:line="360" w:lineRule="auto"/>
             </w:pPr>
             <w:r>
               <w:t>Aplicación en el sistema moda</w:t>
@@ -7095,10 +7031,8 @@
           </w:tcPr>
           <w:p>
             <w:pPr>
-              <w:ind w:firstLine="0"/>
-              <w:rPr>
-                <w:lang w:val="es-419" w:eastAsia="es-CO"/>
-              </w:rPr>
+              <w:pStyle w:val="TextoTablas"/>
+              <w:spacing w:line="360" w:lineRule="auto"/>
             </w:pPr>
             <w:r>
               <w:t>Tendencias</w:t>
@@ -7111,17 +7045,11 @@
           </w:tcPr>
           <w:p>
             <w:pPr>
-              <w:ind w:firstLine="0"/>
-              <w:rPr>
-                <w:lang w:val="es-419" w:eastAsia="es-CO"/>
-              </w:rPr>
+              <w:pStyle w:val="TextoTablas"/>
+              <w:spacing w:line="360" w:lineRule="auto"/>
             </w:pPr>
             <w:r>
-              <w:t xml:space="preserve">Reflejan cambios culturales, sociales y estéticos que influyen en el comportamiento del consumidor. Se nutren de contextos globales, movimientos sociales, innovación textil y </w:t>
-            </w:r>
-            <w:r>
-              <w:lastRenderedPageBreak/>
-              <w:t>dinámicas digitales. Son cíclicas y evolucionan rápidamente.</w:t>
+              <w:t>Reflejan cambios culturales, sociales y estéticos que influyen en el comportamiento del consumidor. Se nutren de contextos globales, movimientos sociales, innovación textil y dinámicas digitales. Son cíclicas y evolucionan rápidamente.</w:t>
             </w:r>
           </w:p>
         </w:tc>
@@ -7131,18 +7059,11 @@
           </w:tcPr>
           <w:p>
             <w:pPr>
-              <w:ind w:firstLine="0"/>
-              <w:rPr>
-                <w:lang w:val="es-419" w:eastAsia="es-CO"/>
-              </w:rPr>
+              <w:pStyle w:val="TextoTablas"/>
+              <w:spacing w:line="360" w:lineRule="auto"/>
             </w:pPr>
             <w:r>
-              <w:lastRenderedPageBreak/>
-              <w:t xml:space="preserve">Diseño y desarrollo de colecciones alineadas con temporadas, adaptación de paletas de color, siluetas y materiales. Planeación anticipada de lanzamientos según </w:t>
-            </w:r>
-            <w:r>
-              <w:lastRenderedPageBreak/>
-              <w:t xml:space="preserve">calendario comercial y análisis de </w:t>
+              <w:t xml:space="preserve">Diseño y desarrollo de colecciones alineadas con temporadas, adaptación de paletas de color, siluetas y materiales. Planeación anticipada de lanzamientos según calendario comercial y análisis de </w:t>
             </w:r>
             <w:r>
               <w:rPr>
@@ -7163,13 +7084,10 @@
           </w:tcPr>
           <w:p>
             <w:pPr>
-              <w:ind w:firstLine="0"/>
-              <w:rPr>
-                <w:lang w:val="es-419" w:eastAsia="es-CO"/>
-              </w:rPr>
+              <w:pStyle w:val="TextoTablas"/>
+              <w:spacing w:line="360" w:lineRule="auto"/>
             </w:pPr>
             <w:r>
-              <w:lastRenderedPageBreak/>
               <w:t>Imagen de marca</w:t>
             </w:r>
           </w:p>
@@ -7180,10 +7098,8 @@
           </w:tcPr>
           <w:p>
             <w:pPr>
-              <w:ind w:firstLine="0"/>
-              <w:rPr>
-                <w:lang w:val="es-419" w:eastAsia="es-CO"/>
-              </w:rPr>
+              <w:pStyle w:val="TextoTablas"/>
+              <w:spacing w:line="360" w:lineRule="auto"/>
             </w:pPr>
             <w:r>
               <w:t>Conjunto de elementos visuales y simbólicos que construyen identidad y posicionamiento. Incluye logotipo, tono comunicativo, narrativa conceptual y coherencia estética. Determina percepción y diferenciación en el mercado.</w:t>
@@ -7196,10 +7112,8 @@
           </w:tcPr>
           <w:p>
             <w:pPr>
-              <w:ind w:firstLine="0"/>
-              <w:rPr>
-                <w:lang w:val="es-419" w:eastAsia="es-CO"/>
-              </w:rPr>
+              <w:pStyle w:val="TextoTablas"/>
+              <w:spacing w:line="360" w:lineRule="auto"/>
             </w:pPr>
             <w:r>
               <w:t xml:space="preserve">Desarrollo de campañas publicitarias coherentes con la identidad de la colección, construcción de </w:t>
@@ -7235,10 +7149,8 @@
           </w:tcPr>
           <w:p>
             <w:pPr>
-              <w:ind w:firstLine="0"/>
-              <w:rPr>
-                <w:lang w:val="es-419" w:eastAsia="es-CO"/>
-              </w:rPr>
+              <w:pStyle w:val="TextoTablas"/>
+              <w:spacing w:line="360" w:lineRule="auto"/>
             </w:pPr>
             <w:r>
               <w:t>Experiencia</w:t>
@@ -7251,17 +7163,15 @@
           </w:tcPr>
           <w:p>
             <w:pPr>
-              <w:ind w:firstLine="0"/>
-              <w:rPr>
-                <w:lang w:val="es-419" w:eastAsia="es-CO"/>
-              </w:rPr>
+              <w:pStyle w:val="TextoTablas"/>
+              <w:spacing w:line="360" w:lineRule="auto"/>
             </w:pPr>
             <w:r>
-              <w:t xml:space="preserve">Interacción integral del cliente con la marca en todos los puntos de contacto. Incluye percepción sensorial, navegación digital, atención al cliente y </w:t>
+              <w:t xml:space="preserve">Interacción integral del cliente con la marca en todos los puntos de contacto. Incluye percepción sensorial, </w:t>
             </w:r>
             <w:r>
               <w:lastRenderedPageBreak/>
-              <w:t>servicio postventa. Influye en fidelización y recomendación.</w:t>
+              <w:t>navegación digital, atención al cliente y servicio postventa. Influye en fidelización y recomendación.</w:t>
             </w:r>
           </w:p>
         </w:tc>
@@ -7271,10 +7181,8 @@
           </w:tcPr>
           <w:p>
             <w:pPr>
-              <w:ind w:firstLine="0"/>
-              <w:rPr>
-                <w:lang w:val="es-419" w:eastAsia="es-CO"/>
-              </w:rPr>
+              <w:pStyle w:val="TextoTablas"/>
+              <w:spacing w:line="360" w:lineRule="auto"/>
             </w:pPr>
             <w:r>
               <w:lastRenderedPageBreak/>
@@ -7287,11 +7195,11 @@
               <w:t>merchandising</w:t>
             </w:r>
             <w:r>
-              <w:t xml:space="preserve"> en puntos físicos, implementación de tecnologías inmersivas, atención personalizada y </w:t>
+              <w:t xml:space="preserve"> en puntos físicos, implementación de </w:t>
             </w:r>
             <w:r>
               <w:lastRenderedPageBreak/>
-              <w:t>estrategias omnicanal que integren compra, entrega y servicio.</w:t>
+              <w:t>tecnologías inmersivas, atención personalizada y estrategias omnicanal que integren compra, entrega y servicio.</w:t>
             </w:r>
           </w:p>
         </w:tc>
@@ -7361,7 +7269,7 @@
       <w:pPr>
         <w:pStyle w:val="Ttulo1"/>
       </w:pPr>
-      <w:bookmarkStart w:id="11" w:name="_Toc232080990"/>
+      <w:bookmarkStart w:id="11" w:name="_Toc236911846"/>
       <w:r>
         <w:lastRenderedPageBreak/>
         <w:t>Planeación</w:t>
@@ -7424,7 +7332,7 @@
       <w:pPr>
         <w:pStyle w:val="Ttulo2"/>
       </w:pPr>
-      <w:bookmarkStart w:id="12" w:name="_Toc232080991"/>
+      <w:bookmarkStart w:id="12" w:name="_Toc236911847"/>
       <w:r>
         <w:t>Concepto</w:t>
       </w:r>
@@ -7506,7 +7414,7 @@
       <w:pPr>
         <w:pStyle w:val="Ttulo2"/>
       </w:pPr>
-      <w:bookmarkStart w:id="13" w:name="_Toc232080992"/>
+      <w:bookmarkStart w:id="13" w:name="_Toc236911848"/>
       <w:r>
         <w:t>Metodologías o modelos</w:t>
       </w:r>
@@ -7562,10 +7470,8 @@
           </w:tcPr>
           <w:p>
             <w:pPr>
-              <w:ind w:firstLine="0"/>
-              <w:rPr>
-                <w:lang w:val="es-419" w:eastAsia="es-CO"/>
-              </w:rPr>
+              <w:pStyle w:val="TextoTablas"/>
+              <w:spacing w:line="360" w:lineRule="auto"/>
             </w:pPr>
             <w:r>
               <w:t>Modelo</w:t>
@@ -7578,10 +7484,8 @@
           </w:tcPr>
           <w:p>
             <w:pPr>
-              <w:ind w:firstLine="0"/>
-              <w:rPr>
-                <w:lang w:val="es-419" w:eastAsia="es-CO"/>
-              </w:rPr>
+              <w:pStyle w:val="TextoTablas"/>
+              <w:spacing w:line="360" w:lineRule="auto"/>
             </w:pPr>
             <w:r>
               <w:t>Características</w:t>
@@ -7594,10 +7498,8 @@
           </w:tcPr>
           <w:p>
             <w:pPr>
-              <w:ind w:firstLine="0"/>
-              <w:rPr>
-                <w:lang w:val="es-419" w:eastAsia="es-CO"/>
-              </w:rPr>
+              <w:pStyle w:val="TextoTablas"/>
+              <w:spacing w:line="360" w:lineRule="auto"/>
             </w:pPr>
             <w:r>
               <w:t>Utilidad estratégica en el sistema moda</w:t>
@@ -7615,10 +7517,8 @@
           </w:tcPr>
           <w:p>
             <w:pPr>
-              <w:ind w:firstLine="0"/>
-              <w:rPr>
-                <w:lang w:val="es-419" w:eastAsia="es-CO"/>
-              </w:rPr>
+              <w:pStyle w:val="TextoTablas"/>
+              <w:spacing w:line="360" w:lineRule="auto"/>
             </w:pPr>
             <w:r>
               <w:t>DOFA (FODA)</w:t>
@@ -7631,17 +7531,15 @@
           </w:tcPr>
           <w:p>
             <w:pPr>
-              <w:ind w:firstLine="0"/>
-              <w:rPr>
-                <w:lang w:val="es-419" w:eastAsia="es-CO"/>
-              </w:rPr>
+              <w:pStyle w:val="TextoTablas"/>
+              <w:spacing w:line="360" w:lineRule="auto"/>
             </w:pPr>
             <w:r>
-              <w:t xml:space="preserve">Analiza factores internos (debilidades y fortalezas) y externos (oportunidades y amenazas). Permite visualizar la posición competitiva de la organización y relacionar variables internas con condiciones del mercado. </w:t>
+              <w:t xml:space="preserve">Analiza factores internos (debilidades y fortalezas) y externos (oportunidades y amenazas). Permite visualizar la posición competitiva de la organización y relacionar variables internas con condiciones del mercado. Facilita la formulación de estrategias ofensivas, </w:t>
             </w:r>
             <w:r>
               <w:lastRenderedPageBreak/>
-              <w:t>Facilita la formulación de estrategias ofensivas, defensivas, adaptativas o de supervivencia.</w:t>
+              <w:t>defensivas, adaptativas o de supervivencia.</w:t>
             </w:r>
           </w:p>
         </w:tc>
@@ -7651,18 +7549,12 @@
           </w:tcPr>
           <w:p>
             <w:pPr>
-              <w:ind w:firstLine="0"/>
-              <w:rPr>
-                <w:lang w:val="es-419" w:eastAsia="es-CO"/>
-              </w:rPr>
+              <w:pStyle w:val="TextoTablas"/>
+              <w:spacing w:line="360" w:lineRule="auto"/>
             </w:pPr>
             <w:r>
               <w:lastRenderedPageBreak/>
-              <w:t xml:space="preserve">Identificar ventajas competitivas, detectar brechas frente a competidores, anticipar riesgos del mercado y definir estrategias para lanzamientos de colecciones, </w:t>
-            </w:r>
-            <w:r>
-              <w:lastRenderedPageBreak/>
-              <w:t>posicionamiento de marca o expansión digital.</w:t>
+              <w:t>Identificar ventajas competitivas, detectar brechas frente a competidores, anticipar riesgos del mercado y definir estrategias para lanzamientos de colecciones, posicionamiento de marca o expansión digital.</w:t>
             </w:r>
           </w:p>
         </w:tc>
@@ -7674,13 +7566,10 @@
           </w:tcPr>
           <w:p>
             <w:pPr>
-              <w:ind w:firstLine="0"/>
-              <w:rPr>
-                <w:lang w:val="es-419" w:eastAsia="es-CO"/>
-              </w:rPr>
+              <w:pStyle w:val="TextoTablas"/>
+              <w:spacing w:line="360" w:lineRule="auto"/>
             </w:pPr>
             <w:r>
-              <w:lastRenderedPageBreak/>
               <w:t>PESTEL</w:t>
             </w:r>
           </w:p>
@@ -7691,10 +7580,8 @@
           </w:tcPr>
           <w:p>
             <w:pPr>
-              <w:ind w:firstLine="0"/>
-              <w:rPr>
-                <w:lang w:val="es-419" w:eastAsia="es-CO"/>
-              </w:rPr>
+              <w:pStyle w:val="TextoTablas"/>
+              <w:spacing w:line="360" w:lineRule="auto"/>
             </w:pPr>
             <w:r>
               <w:t>Examina variables del macroentorno: políticas, económicas, sociales, tecnológicas, ecológicas y legales. Permite comprender factores externos que influyen indirectamente en la organización y que están fuera de su control directo.</w:t>
@@ -7707,10 +7594,8 @@
           </w:tcPr>
           <w:p>
             <w:pPr>
-              <w:ind w:firstLine="0"/>
-              <w:rPr>
-                <w:lang w:val="es-419" w:eastAsia="es-CO"/>
-              </w:rPr>
+              <w:pStyle w:val="TextoTablas"/>
+              <w:spacing w:line="360" w:lineRule="auto"/>
             </w:pPr>
             <w:r>
               <w:t>Evaluar riesgos regulatorios, cambios en hábitos de consumo, impacto de tendencias sostenibles, avances tecnológicos en</w:t>
@@ -7740,10 +7625,8 @@
           </w:tcPr>
           <w:p>
             <w:pPr>
-              <w:ind w:firstLine="0"/>
-              <w:rPr>
-                <w:lang w:val="es-419" w:eastAsia="es-CO"/>
-              </w:rPr>
+              <w:pStyle w:val="TextoTablas"/>
+              <w:spacing w:line="360" w:lineRule="auto"/>
             </w:pPr>
             <w:r>
               <w:t>SMART</w:t>
@@ -7756,17 +7639,11 @@
           </w:tcPr>
           <w:p>
             <w:pPr>
-              <w:ind w:firstLine="0"/>
-              <w:rPr>
-                <w:lang w:val="es-419" w:eastAsia="es-CO"/>
-              </w:rPr>
+              <w:pStyle w:val="TextoTablas"/>
+              <w:spacing w:line="360" w:lineRule="auto"/>
             </w:pPr>
             <w:r>
-              <w:t xml:space="preserve">Establece objetivos específicos, medibles, alcanzables, relevantes y con tiempo definido. Facilita claridad en metas y alineación entre estrategia y ejecución. Permite </w:t>
-            </w:r>
-            <w:r>
-              <w:lastRenderedPageBreak/>
-              <w:t>seguimiento cuantificable del desempeño.</w:t>
+              <w:t>Establece objetivos específicos, medibles, alcanzables, relevantes y con tiempo definido. Facilita claridad en metas y alineación entre estrategia y ejecución. Permite seguimiento cuantificable del desempeño.</w:t>
             </w:r>
           </w:p>
         </w:tc>
@@ -7776,18 +7653,11 @@
           </w:tcPr>
           <w:p>
             <w:pPr>
-              <w:ind w:firstLine="0"/>
-              <w:rPr>
-                <w:lang w:val="es-419" w:eastAsia="es-CO"/>
-              </w:rPr>
+              <w:pStyle w:val="TextoTablas"/>
+              <w:spacing w:line="360" w:lineRule="auto"/>
             </w:pPr>
             <w:r>
-              <w:lastRenderedPageBreak/>
-              <w:t xml:space="preserve">Controlar resultados de campañas digitales, definir metas de ventas por temporada, establecer indicadores de crecimiento en redes sociales y medir desempeño de </w:t>
-            </w:r>
-            <w:r>
-              <w:lastRenderedPageBreak/>
-              <w:t>lanzamientos de colección con criterios verificables.</w:t>
+              <w:t>Controlar resultados de campañas digitales, definir metas de ventas por temporada, establecer indicadores de crecimiento en redes sociales y medir desempeño de lanzamientos de colección con criterios verificables.</w:t>
             </w:r>
           </w:p>
         </w:tc>
@@ -7808,7 +7678,6 @@
         <w:rPr>
           <w:lang w:val="es-419" w:eastAsia="es-CO"/>
         </w:rPr>
-        <w:lastRenderedPageBreak/>
         <w:t>Nota. SENA, (2026).</w:t>
       </w:r>
     </w:p>
@@ -7840,6 +7709,7 @@
         <w:rPr>
           <w:lang w:val="es-419" w:eastAsia="es-CO"/>
         </w:rPr>
+        <w:lastRenderedPageBreak/>
         <w:t xml:space="preserve">En pequeñas marcas emergentes del sistema moda, el </w:t>
       </w:r>
       <w:r>
@@ -7938,31 +7808,31 @@
       <w:pPr>
         <w:pStyle w:val="Ttulo2"/>
       </w:pPr>
-      <w:bookmarkStart w:id="14" w:name="_Toc232080993"/>
+      <w:bookmarkStart w:id="14" w:name="_Toc236911849"/>
+      <w:r>
+        <w:t>Proceso</w:t>
+      </w:r>
+      <w:bookmarkEnd w:id="14"/>
+    </w:p>
+    <w:p>
+      <w:pPr>
+        <w:rPr>
+          <w:lang w:val="es-419" w:eastAsia="es-CO"/>
+        </w:rPr>
+      </w:pPr>
+      <w:r>
+        <w:rPr>
+          <w:lang w:val="es-419" w:eastAsia="es-CO"/>
+        </w:rPr>
+        <w:t xml:space="preserve">El proceso de planeación estratégica comprende etapas secuenciales e interrelacionadas, es un proceso cíclico, donde la retroalimentación permite ajustes permanentes. Inicia con análisis situacional, continúa con formulación estratégica, pasa a implementación y culmina con control. </w:t>
+      </w:r>
+    </w:p>
+    <w:p>
+      <w:pPr>
+        <w:pStyle w:val="Figura"/>
+      </w:pPr>
       <w:r>
         <w:lastRenderedPageBreak/>
-        <w:t>Proceso</w:t>
-      </w:r>
-      <w:bookmarkEnd w:id="14"/>
-    </w:p>
-    <w:p>
-      <w:pPr>
-        <w:rPr>
-          <w:lang w:val="es-419" w:eastAsia="es-CO"/>
-        </w:rPr>
-      </w:pPr>
-      <w:r>
-        <w:rPr>
-          <w:lang w:val="es-419" w:eastAsia="es-CO"/>
-        </w:rPr>
-        <w:t xml:space="preserve">El proceso de planeación estratégica comprende etapas secuenciales e interrelacionadas, es un proceso cíclico, donde la retroalimentación permite ajustes permanentes. Inicia con análisis situacional, continúa con formulación estratégica, pasa a implementación y culmina con control. </w:t>
-      </w:r>
-    </w:p>
-    <w:p>
-      <w:pPr>
-        <w:pStyle w:val="Figura"/>
-      </w:pPr>
-      <w:r>
         <w:t>Proceso</w:t>
       </w:r>
       <w:r>
@@ -8066,7 +7936,6 @@
         </w:rPr>
         <w:t xml:space="preserve"> </w:t>
       </w:r>
-      <w:proofErr w:type="spellStart"/>
       <w:r>
         <w:rPr>
           <w:rStyle w:val="Extranjerismo"/>
@@ -8076,7 +7945,6 @@
         </w:rPr>
         <w:t>Insight</w:t>
       </w:r>
-      <w:proofErr w:type="spellEnd"/>
       <w:r>
         <w:rPr>
           <w:lang w:val="es-419" w:eastAsia="es-CO"/>
@@ -8088,7 +7956,7 @@
       <w:pPr>
         <w:pStyle w:val="Ttulo2"/>
       </w:pPr>
-      <w:bookmarkStart w:id="15" w:name="_Toc232080994"/>
+      <w:bookmarkStart w:id="15" w:name="_Toc236911850"/>
       <w:r>
         <w:t>Plan estratégico</w:t>
       </w:r>
@@ -8104,51 +7972,51 @@
         <w:rPr>
           <w:lang w:val="es-419" w:eastAsia="es-CO"/>
         </w:rPr>
-        <w:t xml:space="preserve">El plan estratégico de mercadeo es el documento formal que integra el análisis situacional, la definición de objetivos, las estrategias y el plan de acción comercial, constituyéndose en la hoja de ruta que orienta la gestión empresarial. Su estructura comprende diagnóstico del entorno y de la organización, segmentación de mercados, </w:t>
+        <w:t xml:space="preserve">El plan estratégico de mercadeo es el documento formal que integra el análisis situacional, la definición de objetivos, las estrategias y el plan de acción comercial, constituyéndose en la hoja de ruta que orienta la gestión empresarial. Su estructura comprende diagnóstico del entorno y de la organización, segmentación de mercados, definición de posicionamiento y asignación de presupuesto, garantizando coherencia entre análisis y ejecución. </w:t>
+      </w:r>
+    </w:p>
+    <w:p>
+      <w:pPr>
+        <w:rPr>
+          <w:lang w:val="es-419" w:eastAsia="es-CO"/>
+        </w:rPr>
+      </w:pPr>
+      <w:r>
+        <w:rPr>
+          <w:lang w:val="es-419" w:eastAsia="es-CO"/>
+        </w:rPr>
+        <w:t xml:space="preserve">En el </w:t>
+      </w:r>
+      <w:r>
+        <w:rPr>
+          <w:lang w:val="es-419" w:eastAsia="es-CO"/>
+        </w:rPr>
+        <w:t>S</w:t>
+      </w:r>
+      <w:r>
+        <w:rPr>
+          <w:lang w:val="es-419" w:eastAsia="es-CO"/>
+        </w:rPr>
+        <w:t xml:space="preserve">istema </w:t>
+      </w:r>
+      <w:r>
+        <w:rPr>
+          <w:lang w:val="es-419" w:eastAsia="es-CO"/>
+        </w:rPr>
+        <w:t>M</w:t>
+      </w:r>
+      <w:r>
+        <w:rPr>
+          <w:lang w:val="es-419" w:eastAsia="es-CO"/>
+        </w:rPr>
+        <w:t xml:space="preserve">oda, este plan orienta decisiones clave relacionadas con el desarrollo de colecciones, selección de canales digitales y planificación de campañas por temporada. Además, establece responsables, cronogramas e indicadores de desempeño que permiten medir resultados y realizar ajustes oportunos. De esta </w:t>
       </w:r>
       <w:r>
         <w:rPr>
           <w:lang w:val="es-419" w:eastAsia="es-CO"/>
         </w:rPr>
         <w:lastRenderedPageBreak/>
-        <w:t xml:space="preserve">definición de posicionamiento y asignación de presupuesto, garantizando coherencia entre análisis y ejecución. </w:t>
-      </w:r>
-    </w:p>
-    <w:p>
-      <w:pPr>
-        <w:rPr>
-          <w:lang w:val="es-419" w:eastAsia="es-CO"/>
-        </w:rPr>
-      </w:pPr>
-      <w:r>
-        <w:rPr>
-          <w:lang w:val="es-419" w:eastAsia="es-CO"/>
-        </w:rPr>
-        <w:t xml:space="preserve">En el </w:t>
-      </w:r>
-      <w:r>
-        <w:rPr>
-          <w:lang w:val="es-419" w:eastAsia="es-CO"/>
-        </w:rPr>
-        <w:t>S</w:t>
-      </w:r>
-      <w:r>
-        <w:rPr>
-          <w:lang w:val="es-419" w:eastAsia="es-CO"/>
-        </w:rPr>
-        <w:t xml:space="preserve">istema </w:t>
-      </w:r>
-      <w:r>
-        <w:rPr>
-          <w:lang w:val="es-419" w:eastAsia="es-CO"/>
-        </w:rPr>
-        <w:t>M</w:t>
-      </w:r>
-      <w:r>
-        <w:rPr>
-          <w:lang w:val="es-419" w:eastAsia="es-CO"/>
-        </w:rPr>
-        <w:t>oda, este plan orienta decisiones clave relacionadas con el desarrollo de colecciones, selección de canales digitales y planificación de campañas por temporada. Además, establece responsables, cronogramas e indicadores de desempeño que permiten medir resultados y realizar ajustes oportunos. De esta manera, su función no es únicamente documentar intenciones, sino guiar una ejecución coordinada y estratégica que fortalezca la competitividad de la marca.</w:t>
+        <w:t>manera, su función no es únicamente documentar intenciones, sino guiar una ejecución coordinada y estratégica que fortalezca la competitividad de la marca.</w:t>
       </w:r>
     </w:p>
     <w:p>
@@ -8232,7 +8100,13 @@
         <w:rPr>
           <w:lang w:val="es-419" w:eastAsia="es-CO"/>
         </w:rPr>
-        <w:t>“La integridad en la planeación refleja responsabilidad con los recursos y compromiso con el futuro.”</w:t>
+        <w:t>“La integridad en la planeación refleja responsabilidad con los recursos y compromiso con el futuro”</w:t>
+      </w:r>
+      <w:r>
+        <w:rPr>
+          <w:lang w:val="es-419" w:eastAsia="es-CO"/>
+        </w:rPr>
+        <w:t>.</w:t>
       </w:r>
     </w:p>
     <w:p>
@@ -8343,11 +8217,7 @@
               <w:t>Hombre</w:t>
             </w:r>
             <w:r>
-              <w:t xml:space="preserve">: en el Sistema Moda, las decisiones estratégicas no pueden depender únicamente de la intuición o de la observación superficial de tendencias. La velocidad </w:t>
-            </w:r>
-            <w:r>
-              <w:lastRenderedPageBreak/>
-              <w:t>del mercado y los cambios constantes en el consumo exigen procesos de análisis mucho más estructurados.</w:t>
+              <w:t>: en el Sistema Moda, las decisiones estratégicas no pueden depender únicamente de la intuición o de la observación superficial de tendencias. La velocidad del mercado y los cambios constantes en el consumo exigen procesos de análisis mucho más estructurados.</w:t>
             </w:r>
           </w:p>
           <w:p>
@@ -8368,6 +8238,7 @@
                 <w:b/>
                 <w:bCs/>
               </w:rPr>
+              <w:lastRenderedPageBreak/>
               <w:t>Hombre</w:t>
             </w:r>
             <w:r>
@@ -8437,7 +8308,6 @@
                 <w:b/>
                 <w:bCs/>
               </w:rPr>
-              <w:lastRenderedPageBreak/>
               <w:t>Mujer</w:t>
             </w:r>
             <w:r>
@@ -8462,6 +8332,7 @@
                 <w:b/>
                 <w:bCs/>
               </w:rPr>
+              <w:lastRenderedPageBreak/>
               <w:t>Hombre</w:t>
             </w:r>
             <w:r>
@@ -8551,7 +8422,7 @@
       <w:pPr>
         <w:pStyle w:val="Ttulo1"/>
       </w:pPr>
-      <w:bookmarkStart w:id="16" w:name="_Toc232080995"/>
+      <w:bookmarkStart w:id="16" w:name="_Toc236911851"/>
       <w:r>
         <w:lastRenderedPageBreak/>
         <w:t>Comercio electrónico</w:t>
@@ -8607,7 +8478,7 @@
       <w:pPr>
         <w:pStyle w:val="Ttulo2"/>
       </w:pPr>
-      <w:bookmarkStart w:id="17" w:name="_Toc232080996"/>
+      <w:bookmarkStart w:id="17" w:name="_Toc236911852"/>
       <w:r>
         <w:t>Concepto</w:t>
       </w:r>
@@ -8666,7 +8537,7 @@
       <w:pPr>
         <w:pStyle w:val="Ttulo2"/>
       </w:pPr>
-      <w:bookmarkStart w:id="18" w:name="_Toc232080997"/>
+      <w:bookmarkStart w:id="18" w:name="_Toc236911853"/>
       <w:r>
         <w:t>Tipos</w:t>
       </w:r>
@@ -8840,7 +8711,6 @@
         </w:rPr>
         <w:t xml:space="preserve">En la práctica, muchas empresas consolidadas no se limitan a una sola modalidad, sino que operan en múltiples esquemas de manera simultánea. La digitalización ha facilitado esta convergencia de modelos, permitiendo integrar canales físicos y virtuales, </w:t>
       </w:r>
-      <w:proofErr w:type="spellStart"/>
       <w:r>
         <w:rPr>
           <w:rStyle w:val="Extranjerismo"/>
@@ -8848,7 +8718,6 @@
         </w:rPr>
         <w:t>marketplaces</w:t>
       </w:r>
-      <w:proofErr w:type="spellEnd"/>
       <w:r>
         <w:rPr>
           <w:lang w:val="es-419" w:eastAsia="es-CO"/>
@@ -8860,7 +8729,7 @@
       <w:pPr>
         <w:pStyle w:val="Ttulo2"/>
       </w:pPr>
-      <w:bookmarkStart w:id="19" w:name="_Toc232080998"/>
+      <w:bookmarkStart w:id="19" w:name="_Toc236911854"/>
       <w:r>
         <w:lastRenderedPageBreak/>
         <w:t>Plataformas</w:t>
@@ -8894,83 +8763,63 @@
           <w:bCs/>
           <w:lang w:val="es-419" w:eastAsia="es-CO"/>
         </w:rPr>
-        <w:t xml:space="preserve">Entre las más utilizadas se encuentran Shopify, </w:t>
-      </w:r>
-      <w:proofErr w:type="spellStart"/>
+        <w:t xml:space="preserve">Entre las más utilizadas se encuentran Shopify, WooCommerce y Magento, cada una diseñada para responder a distintos niveles de complejidad empresarial. </w:t>
+      </w:r>
+    </w:p>
+    <w:p>
+      <w:pPr>
+        <w:rPr>
+          <w:lang w:val="es-419" w:eastAsia="es-CO"/>
+        </w:rPr>
+      </w:pPr>
       <w:r>
         <w:rPr>
           <w:b/>
           <w:bCs/>
           <w:lang w:val="es-419" w:eastAsia="es-CO"/>
         </w:rPr>
-        <w:t>WooCommerce</w:t>
-      </w:r>
-      <w:proofErr w:type="spellEnd"/>
+        <w:t>Shopify</w:t>
+      </w:r>
+      <w:r>
+        <w:rPr>
+          <w:lang w:val="es-419" w:eastAsia="es-CO"/>
+        </w:rPr>
+        <w:t xml:space="preserve"> </w:t>
+      </w:r>
+    </w:p>
+    <w:p>
+      <w:pPr>
+        <w:rPr>
+          <w:lang w:val="es-419" w:eastAsia="es-CO"/>
+        </w:rPr>
+      </w:pPr>
+      <w:r>
+        <w:rPr>
+          <w:lang w:val="es-419" w:eastAsia="es-CO"/>
+        </w:rPr>
+        <w:t>D</w:t>
+      </w:r>
+      <w:r>
+        <w:rPr>
+          <w:lang w:val="es-419" w:eastAsia="es-CO"/>
+        </w:rPr>
+        <w:t xml:space="preserve">estaca por su facilidad de implementación y rapidez de puesta en marcha, lo que la convierte en una alternativa adecuada para emprendedores y pequeñas empresas que buscan agilidad. </w:t>
+      </w:r>
+    </w:p>
+    <w:p>
+      <w:pPr>
+        <w:rPr>
+          <w:lang w:val="es-419" w:eastAsia="es-CO"/>
+        </w:rPr>
+      </w:pPr>
       <w:r>
         <w:rPr>
           <w:b/>
           <w:bCs/>
           <w:lang w:val="es-419" w:eastAsia="es-CO"/>
         </w:rPr>
-        <w:t xml:space="preserve"> y Magento, cada una diseñada para responder a distintos niveles de complejidad empresarial. </w:t>
-      </w:r>
-    </w:p>
-    <w:p>
-      <w:pPr>
-        <w:rPr>
-          <w:lang w:val="es-419" w:eastAsia="es-CO"/>
-        </w:rPr>
-      </w:pPr>
-      <w:r>
-        <w:rPr>
-          <w:b/>
-          <w:bCs/>
-          <w:lang w:val="es-419" w:eastAsia="es-CO"/>
-        </w:rPr>
-        <w:t>Shopify</w:t>
-      </w:r>
-      <w:r>
-        <w:rPr>
-          <w:lang w:val="es-419" w:eastAsia="es-CO"/>
-        </w:rPr>
-        <w:t xml:space="preserve"> </w:t>
-      </w:r>
-    </w:p>
-    <w:p>
-      <w:pPr>
-        <w:rPr>
-          <w:lang w:val="es-419" w:eastAsia="es-CO"/>
-        </w:rPr>
-      </w:pPr>
-      <w:r>
-        <w:rPr>
-          <w:lang w:val="es-419" w:eastAsia="es-CO"/>
-        </w:rPr>
-        <w:t>D</w:t>
-      </w:r>
-      <w:r>
-        <w:rPr>
-          <w:lang w:val="es-419" w:eastAsia="es-CO"/>
-        </w:rPr>
-        <w:t xml:space="preserve">estaca por su facilidad de implementación y rapidez de puesta en marcha, lo que la convierte en una alternativa adecuada para emprendedores y pequeñas empresas que buscan agilidad. </w:t>
-      </w:r>
-    </w:p>
-    <w:p>
-      <w:pPr>
-        <w:rPr>
-          <w:lang w:val="es-419" w:eastAsia="es-CO"/>
-        </w:rPr>
-      </w:pPr>
-      <w:proofErr w:type="spellStart"/>
-      <w:r>
-        <w:rPr>
-          <w:b/>
-          <w:bCs/>
-          <w:lang w:val="es-419" w:eastAsia="es-CO"/>
-        </w:rPr>
         <w:t>WooCommerce</w:t>
       </w:r>
-      <w:proofErr w:type="spellEnd"/>
     </w:p>
     <w:p>
       <w:pPr>
@@ -9107,7 +8956,6 @@
         </w:rPr>
         <w:t>-</w:t>
       </w:r>
-      <w:proofErr w:type="spellStart"/>
       <w:r>
         <w:rPr>
           <w:rStyle w:val="Extranjerismo"/>
@@ -9117,7 +8965,6 @@
         </w:rPr>
         <w:t>commerce</w:t>
       </w:r>
-      <w:proofErr w:type="spellEnd"/>
       <w:r>
         <w:rPr>
           <w:b/>
@@ -9288,7 +9135,7 @@
       <w:pPr>
         <w:pStyle w:val="Ttulo2"/>
       </w:pPr>
-      <w:bookmarkStart w:id="20" w:name="_Toc232080999"/>
+      <w:bookmarkStart w:id="20" w:name="_Toc236911855"/>
       <w:r>
         <w:t>Marco legal</w:t>
       </w:r>
@@ -9423,7 +9270,7 @@
       <w:pPr>
         <w:pStyle w:val="Ttulo1"/>
       </w:pPr>
-      <w:bookmarkStart w:id="21" w:name="_Toc232081000"/>
+      <w:bookmarkStart w:id="21" w:name="_Toc236911856"/>
       <w:r>
         <w:lastRenderedPageBreak/>
         <w:t>Ecosistemas digitales</w:t>
@@ -9486,7 +9333,7 @@
       <w:pPr>
         <w:pStyle w:val="Ttulo2"/>
       </w:pPr>
-      <w:bookmarkStart w:id="22" w:name="_Toc232081001"/>
+      <w:bookmarkStart w:id="22" w:name="_Toc236911857"/>
       <w:r>
         <w:t>Concepto</w:t>
       </w:r>
@@ -9536,7 +9383,7 @@
       <w:pPr>
         <w:pStyle w:val="Ttulo2"/>
       </w:pPr>
-      <w:bookmarkStart w:id="23" w:name="_Toc232081002"/>
+      <w:bookmarkStart w:id="23" w:name="_Toc236911858"/>
       <w:r>
         <w:t>Tipos</w:t>
       </w:r>
@@ -9714,7 +9561,19 @@
         <w:rPr>
           <w:lang w:val="es-419" w:eastAsia="es-CO"/>
         </w:rPr>
-        <w:t>Enfatizan interoperabilidad tecnológica.</w:t>
+        <w:t xml:space="preserve">Enfatizan </w:t>
+      </w:r>
+      <w:r>
+        <w:rPr>
+          <w:lang w:val="es-419" w:eastAsia="es-CO"/>
+        </w:rPr>
+        <w:t xml:space="preserve">la </w:t>
+      </w:r>
+      <w:r>
+        <w:rPr>
+          <w:lang w:val="es-419" w:eastAsia="es-CO"/>
+        </w:rPr>
+        <w:t>interoperabilidad tecnológica.</w:t>
       </w:r>
       <w:r>
         <w:rPr>
@@ -9779,7 +9638,7 @@
       <w:pPr>
         <w:pStyle w:val="Ttulo2"/>
       </w:pPr>
-      <w:bookmarkStart w:id="24" w:name="_Toc232081003"/>
+      <w:bookmarkStart w:id="24" w:name="_Toc236911859"/>
       <w:r>
         <w:t>Terminología</w:t>
       </w:r>
@@ -9842,10 +9701,8 @@
           </w:tcPr>
           <w:p>
             <w:pPr>
-              <w:ind w:firstLine="0"/>
-              <w:rPr>
-                <w:lang w:val="es-419" w:eastAsia="es-CO"/>
-              </w:rPr>
+              <w:pStyle w:val="TextoTablas"/>
+              <w:spacing w:line="360" w:lineRule="auto"/>
             </w:pPr>
             <w:r>
               <w:t>Término</w:t>
@@ -9858,10 +9715,8 @@
           </w:tcPr>
           <w:p>
             <w:pPr>
-              <w:ind w:firstLine="0"/>
-              <w:rPr>
-                <w:lang w:val="es-419" w:eastAsia="es-CO"/>
-              </w:rPr>
+              <w:pStyle w:val="TextoTablas"/>
+              <w:spacing w:line="360" w:lineRule="auto"/>
             </w:pPr>
             <w:r>
               <w:t>Definición</w:t>
@@ -9874,10 +9729,8 @@
           </w:tcPr>
           <w:p>
             <w:pPr>
-              <w:ind w:firstLine="0"/>
-              <w:rPr>
-                <w:lang w:val="es-419" w:eastAsia="es-CO"/>
-              </w:rPr>
+              <w:pStyle w:val="TextoTablas"/>
+              <w:spacing w:line="360" w:lineRule="auto"/>
             </w:pPr>
             <w:r>
               <w:t>Aterrizaje al sistema moda</w:t>
@@ -9895,10 +9748,8 @@
           </w:tcPr>
           <w:p>
             <w:pPr>
-              <w:ind w:firstLine="0"/>
-              <w:rPr>
-                <w:lang w:val="es-419" w:eastAsia="es-CO"/>
-              </w:rPr>
+              <w:pStyle w:val="TextoTablas"/>
+              <w:spacing w:line="360" w:lineRule="auto"/>
             </w:pPr>
             <w:r>
               <w:t xml:space="preserve">API </w:t>
@@ -9917,21 +9768,11 @@
           </w:tcPr>
           <w:p>
             <w:pPr>
-              <w:ind w:firstLine="0"/>
-              <w:rPr>
-                <w:lang w:val="es-419" w:eastAsia="es-CO"/>
-              </w:rPr>
+              <w:pStyle w:val="TextoTablas"/>
+              <w:spacing w:line="360" w:lineRule="auto"/>
             </w:pPr>
             <w:r>
-              <w:t xml:space="preserve">Modelo económico basado en la integración de servicios digitales mediante </w:t>
-            </w:r>
-            <w:proofErr w:type="spellStart"/>
-            <w:r>
-              <w:t>APIs</w:t>
-            </w:r>
-            <w:proofErr w:type="spellEnd"/>
-            <w:r>
-              <w:t>.</w:t>
+              <w:t>Modelo económico basado en la integración de servicios digitales mediante APIs.</w:t>
             </w:r>
           </w:p>
         </w:tc>
@@ -9941,10 +9782,8 @@
           </w:tcPr>
           <w:p>
             <w:pPr>
-              <w:ind w:firstLine="0"/>
-              <w:rPr>
-                <w:lang w:val="es-419" w:eastAsia="es-CO"/>
-              </w:rPr>
+              <w:pStyle w:val="TextoTablas"/>
+              <w:spacing w:line="360" w:lineRule="auto"/>
             </w:pPr>
             <w:r>
               <w:t xml:space="preserve">Permite integrar la tienda </w:t>
@@ -9977,10 +9816,8 @@
           </w:tcPr>
           <w:p>
             <w:pPr>
-              <w:ind w:firstLine="0"/>
-              <w:rPr>
-                <w:lang w:val="es-419" w:eastAsia="es-CO"/>
-              </w:rPr>
+              <w:pStyle w:val="TextoTablas"/>
+              <w:spacing w:line="360" w:lineRule="auto"/>
             </w:pPr>
             <w:r>
               <w:t>Automatización Inteligente</w:t>
@@ -9993,10 +9830,8 @@
           </w:tcPr>
           <w:p>
             <w:pPr>
-              <w:ind w:firstLine="0"/>
-              <w:rPr>
-                <w:lang w:val="es-419" w:eastAsia="es-CO"/>
-              </w:rPr>
+              <w:pStyle w:val="TextoTablas"/>
+              <w:spacing w:line="360" w:lineRule="auto"/>
             </w:pPr>
             <w:r>
               <w:t>Uso combinado de inteligencia artificial y automatización de procesos.</w:t>
@@ -10009,10 +9844,8 @@
           </w:tcPr>
           <w:p>
             <w:pPr>
-              <w:ind w:firstLine="0"/>
-              <w:rPr>
-                <w:lang w:val="es-419" w:eastAsia="es-CO"/>
-              </w:rPr>
+              <w:pStyle w:val="TextoTablas"/>
+              <w:spacing w:line="360" w:lineRule="auto"/>
             </w:pPr>
             <w:r>
               <w:t xml:space="preserve">Automatiza respuestas en Instagram, envíos de </w:t>
@@ -10039,10 +9872,8 @@
           </w:tcPr>
           <w:p>
             <w:pPr>
-              <w:ind w:firstLine="0"/>
-              <w:rPr>
-                <w:lang w:val="es-419" w:eastAsia="es-CO"/>
-              </w:rPr>
+              <w:pStyle w:val="TextoTablas"/>
+              <w:spacing w:line="360" w:lineRule="auto"/>
             </w:pPr>
             <w:r>
               <w:rPr>
@@ -10058,10 +9889,8 @@
           </w:tcPr>
           <w:p>
             <w:pPr>
-              <w:ind w:firstLine="0"/>
-              <w:rPr>
-                <w:lang w:val="es-419" w:eastAsia="es-CO"/>
-              </w:rPr>
+              <w:pStyle w:val="TextoTablas"/>
+              <w:spacing w:line="360" w:lineRule="auto"/>
             </w:pPr>
             <w:r>
               <w:t>Tecnología de registro descentralizado y seguro.</w:t>
@@ -10074,10 +9903,8 @@
           </w:tcPr>
           <w:p>
             <w:pPr>
-              <w:ind w:firstLine="0"/>
-              <w:rPr>
-                <w:lang w:val="es-419" w:eastAsia="es-CO"/>
-              </w:rPr>
+              <w:pStyle w:val="TextoTablas"/>
+              <w:spacing w:line="360" w:lineRule="auto"/>
             </w:pPr>
             <w:r>
               <w:t>Facilita certificación de autenticidad en prendas de lujo o sostenibles y trazabilidad en cadenas de suministro.</w:t>
@@ -10092,13 +9919,10 @@
           </w:tcPr>
           <w:p>
             <w:pPr>
-              <w:ind w:firstLine="0"/>
-              <w:rPr>
-                <w:lang w:val="es-419" w:eastAsia="es-CO"/>
-              </w:rPr>
+              <w:pStyle w:val="TextoTablas"/>
+              <w:spacing w:line="360" w:lineRule="auto"/>
             </w:pPr>
             <w:r>
-              <w:lastRenderedPageBreak/>
               <w:t>CDP (</w:t>
             </w:r>
             <w:r>
@@ -10118,10 +9942,8 @@
           </w:tcPr>
           <w:p>
             <w:pPr>
-              <w:ind w:firstLine="0"/>
-              <w:rPr>
-                <w:lang w:val="es-419" w:eastAsia="es-CO"/>
-              </w:rPr>
+              <w:pStyle w:val="TextoTablas"/>
+              <w:spacing w:line="360" w:lineRule="auto"/>
             </w:pPr>
             <w:r>
               <w:t>Plataforma que centraliza datos del cliente en tiempo real.</w:t>
@@ -10134,10 +9956,8 @@
           </w:tcPr>
           <w:p>
             <w:pPr>
-              <w:ind w:firstLine="0"/>
-              <w:rPr>
-                <w:lang w:val="es-419" w:eastAsia="es-CO"/>
-              </w:rPr>
+              <w:pStyle w:val="TextoTablas"/>
+              <w:spacing w:line="360" w:lineRule="auto"/>
             </w:pPr>
             <w:r>
               <w:t xml:space="preserve">Unifica datos de compras </w:t>
@@ -10164,15 +9984,14 @@
           </w:tcPr>
           <w:p>
             <w:pPr>
-              <w:ind w:firstLine="0"/>
-              <w:rPr>
-                <w:lang w:val="es-419" w:eastAsia="es-CO"/>
-              </w:rPr>
+              <w:pStyle w:val="TextoTablas"/>
+              <w:spacing w:line="360" w:lineRule="auto"/>
             </w:pPr>
             <w:r>
               <w:rPr>
                 <w:rStyle w:val="Extranjerismo"/>
               </w:rPr>
+              <w:lastRenderedPageBreak/>
               <w:t>Composable Commerce</w:t>
             </w:r>
           </w:p>
@@ -10183,10 +10002,8 @@
           </w:tcPr>
           <w:p>
             <w:pPr>
-              <w:ind w:firstLine="0"/>
-              <w:rPr>
-                <w:lang w:val="es-419" w:eastAsia="es-CO"/>
-              </w:rPr>
+              <w:pStyle w:val="TextoTablas"/>
+              <w:spacing w:line="360" w:lineRule="auto"/>
             </w:pPr>
             <w:r>
               <w:t>Modelo modular de comercio digital basado en componentes flexibles.</w:t>
@@ -10199,10 +10016,8 @@
           </w:tcPr>
           <w:p>
             <w:pPr>
-              <w:ind w:firstLine="0"/>
-              <w:rPr>
-                <w:lang w:val="es-419" w:eastAsia="es-CO"/>
-              </w:rPr>
+              <w:pStyle w:val="TextoTablas"/>
+              <w:spacing w:line="360" w:lineRule="auto"/>
             </w:pPr>
             <w:r>
               <w:t xml:space="preserve">Permite construir una tienda virtual adaptable según temporada, integrando módulos para preventas o </w:t>
@@ -10226,10 +10041,8 @@
           </w:tcPr>
           <w:p>
             <w:pPr>
-              <w:ind w:firstLine="0"/>
-              <w:rPr>
-                <w:lang w:val="es-419" w:eastAsia="es-CO"/>
-              </w:rPr>
+              <w:pStyle w:val="TextoTablas"/>
+              <w:spacing w:line="360" w:lineRule="auto"/>
             </w:pPr>
             <w:r>
               <w:rPr>
@@ -10245,10 +10058,8 @@
           </w:tcPr>
           <w:p>
             <w:pPr>
-              <w:ind w:firstLine="0"/>
-              <w:rPr>
-                <w:lang w:val="es-419" w:eastAsia="es-CO"/>
-              </w:rPr>
+              <w:pStyle w:val="TextoTablas"/>
+              <w:spacing w:line="360" w:lineRule="auto"/>
             </w:pPr>
             <w:r>
               <w:t>Ecosistema económico basado en creadores de contenido digital.</w:t>
@@ -10261,10 +10072,8 @@
           </w:tcPr>
           <w:p>
             <w:pPr>
-              <w:ind w:firstLine="0"/>
-              <w:rPr>
-                <w:lang w:val="es-419" w:eastAsia="es-CO"/>
-              </w:rPr>
+              <w:pStyle w:val="TextoTablas"/>
+              <w:spacing w:line="360" w:lineRule="auto"/>
             </w:pPr>
             <w:r>
               <w:t xml:space="preserve">Colaboraciones con </w:t>
@@ -10300,10 +10109,8 @@
           </w:tcPr>
           <w:p>
             <w:pPr>
-              <w:ind w:firstLine="0"/>
-              <w:rPr>
-                <w:lang w:val="es-419" w:eastAsia="es-CO"/>
-              </w:rPr>
+              <w:pStyle w:val="TextoTablas"/>
+              <w:spacing w:line="360" w:lineRule="auto"/>
             </w:pPr>
             <w:r>
               <w:rPr>
@@ -10319,10 +10126,8 @@
           </w:tcPr>
           <w:p>
             <w:pPr>
-              <w:ind w:firstLine="0"/>
-              <w:rPr>
-                <w:lang w:val="es-419" w:eastAsia="es-CO"/>
-              </w:rPr>
+              <w:pStyle w:val="TextoTablas"/>
+              <w:spacing w:line="360" w:lineRule="auto"/>
             </w:pPr>
             <w:r>
               <w:t>Gestión estratégica de calidad, seguridad y uso de datos.</w:t>
@@ -10335,10 +10140,8 @@
           </w:tcPr>
           <w:p>
             <w:pPr>
-              <w:ind w:firstLine="0"/>
-              <w:rPr>
-                <w:lang w:val="es-419" w:eastAsia="es-CO"/>
-              </w:rPr>
+              <w:pStyle w:val="TextoTablas"/>
+              <w:spacing w:line="360" w:lineRule="auto"/>
             </w:pPr>
             <w:r>
               <w:t>Garantiza cumplimiento de la Ley de Protección de Datos y uso responsable de información de clientes.</w:t>
@@ -10353,16 +10156,13 @@
           </w:tcPr>
           <w:p>
             <w:pPr>
-              <w:ind w:firstLine="0"/>
-              <w:rPr>
-                <w:lang w:val="es-419" w:eastAsia="es-CO"/>
-              </w:rPr>
+              <w:pStyle w:val="TextoTablas"/>
+              <w:spacing w:line="360" w:lineRule="auto"/>
             </w:pPr>
             <w:r>
               <w:rPr>
                 <w:rStyle w:val="Extranjerismo"/>
               </w:rPr>
-              <w:lastRenderedPageBreak/>
               <w:t>Headless Commerce</w:t>
             </w:r>
           </w:p>
@@ -10373,10 +10173,8 @@
           </w:tcPr>
           <w:p>
             <w:pPr>
-              <w:ind w:firstLine="0"/>
-              <w:rPr>
-                <w:lang w:val="es-419" w:eastAsia="es-CO"/>
-              </w:rPr>
+              <w:pStyle w:val="TextoTablas"/>
+              <w:spacing w:line="360" w:lineRule="auto"/>
             </w:pPr>
             <w:r>
               <w:t xml:space="preserve">Separación entre </w:t>
@@ -10416,10 +10214,8 @@
           </w:tcPr>
           <w:p>
             <w:pPr>
-              <w:ind w:firstLine="0"/>
-              <w:rPr>
-                <w:lang w:val="es-419" w:eastAsia="es-CO"/>
-              </w:rPr>
+              <w:pStyle w:val="TextoTablas"/>
+              <w:spacing w:line="360" w:lineRule="auto"/>
             </w:pPr>
             <w:r>
               <w:t xml:space="preserve">Permite mostrar la colección en web, </w:t>
@@ -10446,10 +10242,8 @@
           </w:tcPr>
           <w:p>
             <w:pPr>
-              <w:ind w:firstLine="0"/>
-              <w:rPr>
-                <w:lang w:val="es-419" w:eastAsia="es-CO"/>
-              </w:rPr>
+              <w:pStyle w:val="TextoTablas"/>
+              <w:spacing w:line="360" w:lineRule="auto"/>
             </w:pPr>
             <w:r>
               <w:t>Omnicanalidad</w:t>
@@ -10462,10 +10256,8 @@
           </w:tcPr>
           <w:p>
             <w:pPr>
-              <w:ind w:firstLine="0"/>
-              <w:rPr>
-                <w:lang w:val="es-419" w:eastAsia="es-CO"/>
-              </w:rPr>
+              <w:pStyle w:val="TextoTablas"/>
+              <w:spacing w:line="360" w:lineRule="auto"/>
             </w:pPr>
             <w:r>
               <w:t>Integración coherente de todos los canales de contacto.</w:t>
@@ -10478,10 +10270,8 @@
           </w:tcPr>
           <w:p>
             <w:pPr>
-              <w:ind w:firstLine="0"/>
-              <w:rPr>
-                <w:lang w:val="es-419" w:eastAsia="es-CO"/>
-              </w:rPr>
+              <w:pStyle w:val="TextoTablas"/>
+              <w:spacing w:line="360" w:lineRule="auto"/>
             </w:pPr>
             <w:r>
               <w:t>Cliente puede ver la prenda en Instagram, comprar en la web y recoger en tienda física sin fricciones.</w:t>
@@ -10496,12 +10286,11 @@
           </w:tcPr>
           <w:p>
             <w:pPr>
-              <w:ind w:firstLine="0"/>
-              <w:rPr>
-                <w:lang w:val="es-419" w:eastAsia="es-CO"/>
-              </w:rPr>
+              <w:pStyle w:val="TextoTablas"/>
+              <w:spacing w:line="360" w:lineRule="auto"/>
             </w:pPr>
             <w:r>
+              <w:lastRenderedPageBreak/>
               <w:t>Web3</w:t>
             </w:r>
           </w:p>
@@ -10512,10 +10301,8 @@
           </w:tcPr>
           <w:p>
             <w:pPr>
-              <w:ind w:firstLine="0"/>
-              <w:rPr>
-                <w:lang w:val="es-419" w:eastAsia="es-CO"/>
-              </w:rPr>
+              <w:pStyle w:val="TextoTablas"/>
+              <w:spacing w:line="360" w:lineRule="auto"/>
             </w:pPr>
             <w:r>
               <w:t xml:space="preserve">Nueva generación de internet basada en descentralización y </w:t>
@@ -10537,21 +10324,11 @@
           </w:tcPr>
           <w:p>
             <w:pPr>
-              <w:ind w:firstLine="0"/>
-              <w:rPr>
-                <w:lang w:val="es-419" w:eastAsia="es-CO"/>
-              </w:rPr>
+              <w:pStyle w:val="TextoTablas"/>
+              <w:spacing w:line="360" w:lineRule="auto"/>
             </w:pPr>
             <w:r>
-              <w:t xml:space="preserve">Posibilidad de lanzar </w:t>
-            </w:r>
-            <w:proofErr w:type="spellStart"/>
-            <w:r>
-              <w:t>NFTs</w:t>
-            </w:r>
-            <w:proofErr w:type="spellEnd"/>
-            <w:r>
-              <w:t xml:space="preserve"> asociados a colecciones exclusivas o comunidades digitales de marca.</w:t>
+              <w:t>Posibilidad de lanzar NFTs asociados a colecciones exclusivas o comunidades digitales de marca.</w:t>
             </w:r>
           </w:p>
         </w:tc>
@@ -10609,191 +10386,172 @@
       <w:pPr>
         <w:pStyle w:val="Ttulo3"/>
       </w:pPr>
-      <w:bookmarkStart w:id="25" w:name="_Toc232081004"/>
-      <w:r>
+      <w:bookmarkStart w:id="25" w:name="_Toc236911860"/>
+      <w:r>
+        <w:t>Web</w:t>
+      </w:r>
+      <w:bookmarkEnd w:id="25"/>
+    </w:p>
+    <w:p>
+      <w:pPr>
+        <w:rPr>
+          <w:lang w:val="es-419" w:eastAsia="es-CO"/>
+        </w:rPr>
+      </w:pPr>
+      <w:r>
+        <w:rPr>
+          <w:lang w:val="es-419" w:eastAsia="es-CO"/>
+        </w:rPr>
+        <w:t>La web constituye el núcleo estructural del ecosistema digital empresarial porque centraliza la información institucional, las operaciones de comercio electrónico y los principales puntos de interacción con los clientes, convirtiéndose en el eje de convergencia de todos los canales digitales. Por esta razón, su diseño no puede limitarse a lo estético, sino que debe contemplar criterios de accesibilidad, optimización SEO y compatibilidad móvil, garantizando visibilidad, posicionamiento en buscadores y rendimiento técnico adecuado.</w:t>
+      </w:r>
+    </w:p>
+    <w:p>
+      <w:pPr>
+        <w:rPr>
+          <w:lang w:val="es-419" w:eastAsia="es-CO"/>
+        </w:rPr>
+      </w:pPr>
+      <w:r>
+        <w:rPr>
+          <w:lang w:val="es-419" w:eastAsia="es-CO"/>
+        </w:rPr>
+        <w:t xml:space="preserve">En el sistema moda, las empresas utilizan la web como plataforma principal de conversión comercial, articulándola estratégicamente con redes sociales y </w:t>
+      </w:r>
+      <w:r>
+        <w:rPr>
+          <w:rStyle w:val="Extranjerismo"/>
+          <w:lang w:val="es-419" w:eastAsia="es-CO"/>
+        </w:rPr>
+        <w:t>marketplaces</w:t>
+      </w:r>
+      <w:r>
+        <w:rPr>
+          <w:lang w:val="es-419" w:eastAsia="es-CO"/>
+        </w:rPr>
+        <w:t xml:space="preserve"> para ampliar alcance y tráfico. Cuando existe coherencia visual y funcional entre estos canales, se fortalece la identidad de marca y se consolida una experiencia integrada para el consumidor. En contraste, una web mal optimizada </w:t>
+      </w:r>
+      <w:r>
+        <w:rPr>
+          <w:lang w:val="es-419" w:eastAsia="es-CO"/>
+        </w:rPr>
         <w:lastRenderedPageBreak/>
-        <w:t>Web</w:t>
-      </w:r>
-      <w:bookmarkEnd w:id="25"/>
-    </w:p>
-    <w:p>
-      <w:pPr>
-        <w:rPr>
-          <w:lang w:val="es-419" w:eastAsia="es-CO"/>
-        </w:rPr>
-      </w:pPr>
-      <w:r>
-        <w:rPr>
-          <w:lang w:val="es-419" w:eastAsia="es-CO"/>
-        </w:rPr>
-        <w:t>La web constituye el núcleo estructural del ecosistema digital empresarial porque centraliza la información institucional, las operaciones de comercio electrónico y los principales puntos de interacción con los clientes, convirtiéndose en el eje de convergencia de todos los canales digitales. Por esta razón, su diseño no puede limitarse a lo estético, sino que debe contemplar criterios de accesibilidad, optimización SEO y compatibilidad móvil, garantizando visibilidad, posicionamiento en buscadores y rendimiento técnico adecuado.</w:t>
-      </w:r>
-    </w:p>
-    <w:p>
-      <w:pPr>
-        <w:rPr>
-          <w:lang w:val="es-419" w:eastAsia="es-CO"/>
-        </w:rPr>
-      </w:pPr>
-      <w:r>
-        <w:rPr>
-          <w:lang w:val="es-419" w:eastAsia="es-CO"/>
-        </w:rPr>
-        <w:t xml:space="preserve">En el sistema moda, las empresas utilizan la web como plataforma principal de conversión comercial, articulándola estratégicamente con redes sociales y </w:t>
-      </w:r>
-      <w:proofErr w:type="spellStart"/>
+        <w:t>provoca pérdida de tráfico, baja conversión y deterioro de la imagen corporativa, impactando negativamente la competitividad empresarial.</w:t>
+      </w:r>
+    </w:p>
+    <w:p>
+      <w:pPr>
+        <w:pStyle w:val="Ttulo2"/>
+      </w:pPr>
+      <w:bookmarkStart w:id="26" w:name="_Toc236911861"/>
+      <w:r>
+        <w:t>Redes sociales</w:t>
+      </w:r>
+      <w:bookmarkEnd w:id="26"/>
+    </w:p>
+    <w:p>
+      <w:pPr>
+        <w:rPr>
+          <w:lang w:val="es-419" w:eastAsia="es-CO"/>
+        </w:rPr>
+      </w:pPr>
+      <w:r>
+        <w:rPr>
+          <w:lang w:val="es-419" w:eastAsia="es-CO"/>
+        </w:rPr>
+        <w:t xml:space="preserve">Las redes sociales han revolucionado la forma en que las personas interactúan en el mundo digital. Estas plataformas permiten la conexión entre individuos, marcas y comunidades, facilitando la comunicación en tiempo real a través de distintos formatos como texto, imágenes, videos y transmisiones en vivo. Más que simples espacios de entretenimiento, las redes sociales han evolucionado para convertirse en herramientas esenciales de interacción y difusión de contenido a gran escala. </w:t>
+      </w:r>
+    </w:p>
+    <w:p>
+      <w:pPr>
+        <w:rPr>
+          <w:lang w:val="es-419" w:eastAsia="es-CO"/>
+        </w:rPr>
+      </w:pPr>
+      <w:r>
+        <w:rPr>
+          <w:lang w:val="es-419" w:eastAsia="es-CO"/>
+        </w:rPr>
+        <w:t xml:space="preserve">Según Coiera (2013) las redes sociales son medios de comunicación, diferentes a los tradicionales, ya que utilizan un conjunto de tecnologías, con el fin de crear espacios virtuales para que los usuarios puedan interactuar entre sí. </w:t>
+      </w:r>
+      <w:r>
+        <w:rPr>
+          <w:lang w:val="es-419" w:eastAsia="es-CO"/>
+        </w:rPr>
+        <w:t>E</w:t>
+      </w:r>
+      <w:r>
+        <w:rPr>
+          <w:lang w:val="es-419" w:eastAsia="es-CO"/>
+        </w:rPr>
+        <w:t xml:space="preserve">n el capítulo </w:t>
+      </w:r>
+      <w:r>
+        <w:rPr>
+          <w:lang w:val="es-419" w:eastAsia="es-CO"/>
+        </w:rPr>
+        <w:t>seis</w:t>
+      </w:r>
+      <w:r>
+        <w:rPr>
+          <w:lang w:val="es-419" w:eastAsia="es-CO"/>
+        </w:rPr>
+        <w:t xml:space="preserve"> (6), de la presente guía, se trabajará de forma ampliada esta temática.</w:t>
+      </w:r>
+    </w:p>
+    <w:p>
+      <w:pPr>
+        <w:pStyle w:val="Ttulo2"/>
+      </w:pPr>
+      <w:bookmarkStart w:id="27" w:name="_Toc236911862"/>
+      <w:r>
+        <w:t>Plataformas digitales</w:t>
+      </w:r>
+      <w:bookmarkEnd w:id="27"/>
+    </w:p>
+    <w:p>
+      <w:pPr>
+        <w:rPr>
+          <w:lang w:val="es-419" w:eastAsia="es-CO"/>
+        </w:rPr>
+      </w:pPr>
+      <w:r>
+        <w:rPr>
+          <w:lang w:val="es-419" w:eastAsia="es-CO"/>
+        </w:rPr>
+        <w:t>Las plataformas digitales son infraestructuras tecnológicas que permiten la interacción entre usuarios, empresas y servicios mediante aplicaciones en línea que integran comunicación, comercio, análisis de datos y gestión de contenidos. Estas plataformas constituyen el núcleo operativo de los ecosistemas digitales empresariales, ya que facilitan la automatización de procesos comerciales, la administración de clientes y la distribución de productos.</w:t>
+      </w:r>
+    </w:p>
+    <w:p>
+      <w:pPr>
+        <w:rPr>
+          <w:lang w:val="es-419" w:eastAsia="es-CO"/>
+        </w:rPr>
+      </w:pPr>
+      <w:r>
+        <w:rPr>
+          <w:lang w:val="es-419" w:eastAsia="es-CO"/>
+        </w:rPr>
+        <w:t xml:space="preserve">En el sistema moda cumplen funciones de catálogos virtuales, gestión logística, atención al cliente y </w:t>
+      </w:r>
       <w:r>
         <w:rPr>
           <w:rStyle w:val="Extranjerismo"/>
           <w:lang w:val="es-419" w:eastAsia="es-CO"/>
         </w:rPr>
-        <w:t>marketplaces</w:t>
-      </w:r>
-      <w:proofErr w:type="spellEnd"/>
-      <w:r>
-        <w:rPr>
-          <w:lang w:val="es-419" w:eastAsia="es-CO"/>
-        </w:rPr>
-        <w:t xml:space="preserve"> para ampliar alcance y tráfico. Cuando existe coherencia visual y funcional entre estos canales, se fortalece la identidad de marca y se consolida una experiencia integrada para el consumidor. En contraste, una web mal optimizada provoca pérdida de tráfico, baja conversión y deterioro de la imagen corporativa, impactando negativamente la competitividad empresarial.</w:t>
-      </w:r>
-    </w:p>
-    <w:p>
-      <w:pPr>
-        <w:pStyle w:val="Ttulo2"/>
-      </w:pPr>
-      <w:bookmarkStart w:id="26" w:name="_Toc232081005"/>
-      <w:r>
-        <w:t>Redes sociales</w:t>
-      </w:r>
-      <w:bookmarkEnd w:id="26"/>
-    </w:p>
-    <w:p>
-      <w:pPr>
-        <w:rPr>
-          <w:lang w:val="es-419" w:eastAsia="es-CO"/>
-        </w:rPr>
-      </w:pPr>
-      <w:r>
-        <w:rPr>
-          <w:lang w:val="es-419" w:eastAsia="es-CO"/>
-        </w:rPr>
-        <w:t xml:space="preserve">Las redes sociales han revolucionado la forma en que las personas interactúan en el mundo digital. Estas plataformas permiten la conexión entre individuos, marcas y comunidades, facilitando la comunicación en tiempo real a través de distintos formatos como texto, imágenes, videos y transmisiones en vivo. Más que simples espacios de entretenimiento, las redes sociales han evolucionado para convertirse en herramientas esenciales de interacción y difusión de contenido a gran escala. </w:t>
-      </w:r>
-    </w:p>
-    <w:p>
-      <w:pPr>
-        <w:rPr>
-          <w:lang w:val="es-419" w:eastAsia="es-CO"/>
-        </w:rPr>
-      </w:pPr>
+        <w:t>marketing</w:t>
+      </w:r>
+      <w:r>
+        <w:rPr>
+          <w:lang w:val="es-419" w:eastAsia="es-CO"/>
+        </w:rPr>
+        <w:t xml:space="preserve"> automatizado, su implementación requiere planificación tecnológica alineada con los objetivos estratégicos de la organización. Las </w:t>
+      </w:r>
       <w:r>
         <w:rPr>
           <w:lang w:val="es-419" w:eastAsia="es-CO"/>
         </w:rPr>
         <w:lastRenderedPageBreak/>
-        <w:t xml:space="preserve">Según </w:t>
-      </w:r>
-      <w:proofErr w:type="spellStart"/>
-      <w:r>
-        <w:rPr>
-          <w:lang w:val="es-419" w:eastAsia="es-CO"/>
-        </w:rPr>
-        <w:t>Coiera</w:t>
-      </w:r>
-      <w:proofErr w:type="spellEnd"/>
-      <w:r>
-        <w:rPr>
-          <w:lang w:val="es-419" w:eastAsia="es-CO"/>
-        </w:rPr>
-        <w:t xml:space="preserve"> (2013) las redes sociales son medios de comunicación, diferentes a los tradicionales, ya que utilizan un conjunto de tecnologías, con el fin de crear espacios virtuales para que los usuarios puedan interactuar entre sí. </w:t>
-      </w:r>
-      <w:r>
-        <w:rPr>
-          <w:lang w:val="es-419" w:eastAsia="es-CO"/>
-        </w:rPr>
-        <w:t>E</w:t>
-      </w:r>
-      <w:r>
-        <w:rPr>
-          <w:lang w:val="es-419" w:eastAsia="es-CO"/>
-        </w:rPr>
-        <w:t xml:space="preserve">n el capítulo </w:t>
-      </w:r>
-      <w:r>
-        <w:rPr>
-          <w:lang w:val="es-419" w:eastAsia="es-CO"/>
-        </w:rPr>
-        <w:t>seis</w:t>
-      </w:r>
-      <w:r>
-        <w:rPr>
-          <w:lang w:val="es-419" w:eastAsia="es-CO"/>
-        </w:rPr>
-        <w:t xml:space="preserve"> (6), de la presente guía, se trabajará de forma ampliada esta temática.</w:t>
-      </w:r>
-    </w:p>
-    <w:p>
-      <w:pPr>
-        <w:pStyle w:val="Ttulo2"/>
-      </w:pPr>
-      <w:bookmarkStart w:id="27" w:name="_Toc232081006"/>
-      <w:r>
-        <w:t>Plataformas digitales</w:t>
-      </w:r>
-      <w:bookmarkEnd w:id="27"/>
-    </w:p>
-    <w:p>
-      <w:pPr>
-        <w:rPr>
-          <w:lang w:val="es-419" w:eastAsia="es-CO"/>
-        </w:rPr>
-      </w:pPr>
-      <w:r>
-        <w:rPr>
-          <w:lang w:val="es-419" w:eastAsia="es-CO"/>
-        </w:rPr>
-        <w:t>Las plataformas digitales son infraestructuras tecnológicas que permiten la interacción entre usuarios, empresas y servicios mediante aplicaciones en línea que integran comunicación, comercio, análisis de datos y gestión de contenidos. Estas plataformas constituyen el núcleo operativo de los ecosistemas digitales empresariales, ya que facilitan la automatización de procesos comerciales, la administración de clientes y la distribución de productos.</w:t>
-      </w:r>
-    </w:p>
-    <w:p>
-      <w:pPr>
-        <w:rPr>
-          <w:lang w:val="es-419" w:eastAsia="es-CO"/>
-        </w:rPr>
-      </w:pPr>
-      <w:r>
-        <w:rPr>
-          <w:lang w:val="es-419" w:eastAsia="es-CO"/>
-        </w:rPr>
-        <w:t xml:space="preserve">En el sistema moda cumplen funciones de catálogos virtuales, gestión logística, atención al cliente y </w:t>
-      </w:r>
-      <w:r>
-        <w:rPr>
-          <w:rStyle w:val="Extranjerismo"/>
-          <w:lang w:val="es-419" w:eastAsia="es-CO"/>
-        </w:rPr>
-        <w:t>marketing</w:t>
-      </w:r>
-      <w:r>
-        <w:rPr>
-          <w:lang w:val="es-419" w:eastAsia="es-CO"/>
-        </w:rPr>
-        <w:t xml:space="preserve"> automatizado, su implementación requiere planificación tecnológica alineada con los objetivos estratégicos de la organización. Las empresas seleccionan plataformas según escalabilidad, compatibilidad, costos operativos y seguridad, la correcta integración tecnológica permite centralizar la información y mejorar la eficiencia organizacional. La tendencia actual apunta a plataformas integradas que conectan comercio electrónico, redes sociales y sistemas de gestión empresarial, esto fortalece la competitividad digital.</w:t>
-      </w:r>
-    </w:p>
-    <w:p>
-      <w:pPr>
-        <w:spacing w:before="0" w:after="160" w:line="259" w:lineRule="auto"/>
-        <w:ind w:firstLine="0"/>
-        <w:rPr>
-          <w:lang w:val="es-419" w:eastAsia="es-CO"/>
-        </w:rPr>
-      </w:pPr>
-      <w:r>
-        <w:rPr>
-          <w:lang w:val="es-419" w:eastAsia="es-CO"/>
-        </w:rPr>
-        <w:br w:type="page"/>
+        <w:t>empresas seleccionan plataformas según escalabilidad, compatibilidad, costos operativos y seguridad, la correcta integración tecnológica permite centralizar la información y mejorar la eficiencia organizacional. La tendencia actual apunta a plataformas integradas que conectan comercio electrónico, redes sociales y sistemas de gestión empresarial, esto fortalece la competitividad digital.</w:t>
       </w:r>
     </w:p>
     <w:p>
@@ -10801,12 +10559,12 @@
         <w:pStyle w:val="Figura"/>
       </w:pPr>
       <w:r>
-        <w:lastRenderedPageBreak/>
         <w:t>Tipos de plataformas digitales</w:t>
       </w:r>
     </w:p>
     <w:p>
       <w:pPr>
+        <w:jc w:val="center"/>
         <w:rPr>
           <w:lang w:val="es-419" w:eastAsia="es-CO"/>
         </w:rPr>
@@ -10817,9 +10575,9 @@
           <w:lang w:val="es-419" w:eastAsia="es-CO"/>
         </w:rPr>
         <w:drawing>
-          <wp:inline distT="0" distB="0" distL="0" distR="0" wp14:anchorId="69DA835C" wp14:editId="319B99D4">
-            <wp:extent cx="4654406" cy="4310742"/>
-            <wp:effectExtent l="0" t="0" r="0" b="0"/>
+          <wp:inline distT="0" distB="0" distL="0" distR="0" wp14:anchorId="69DA835C" wp14:editId="4BE5A19F">
+            <wp:extent cx="4680000" cy="4334446"/>
+            <wp:effectExtent l="0" t="0" r="6350" b="9525"/>
             <wp:docPr id="219893405" name="Imagen 7" descr="La figura describe los diferentes tipos de plataformas digitales, divididos en tres categorías: comerciales, orientadas a la compra y venta de productos; operativas, enfocadas en la gestión interna y optimización de procesos empresariales; y colaborativas, que facilitan la interacción y participación entre proveedores, clientes y aliados estratégicos. "/>
             <wp:cNvGraphicFramePr>
               <a:graphicFrameLocks xmlns:a="http://schemas.openxmlformats.org/drawingml/2006/main" noChangeAspect="1"/>
@@ -10846,7 +10604,7 @@
                   <pic:spPr>
                     <a:xfrm>
                       <a:off x="0" y="0"/>
-                      <a:ext cx="4667206" cy="4322597"/>
+                      <a:ext cx="4680000" cy="4334446"/>
                     </a:xfrm>
                     <a:prstGeom prst="rect">
                       <a:avLst/>
@@ -10884,63 +10642,50 @@
         </w:rPr>
         <w:t>Cada categoría presenta características técnicas relacionadas con almacenamiento de datos, integraciones API (</w:t>
       </w:r>
-      <w:proofErr w:type="spellStart"/>
       <w:r>
         <w:rPr>
           <w:rStyle w:val="Extranjerismo"/>
           <w:lang w:val="es-419" w:eastAsia="es-CO"/>
         </w:rPr>
-        <w:t>Application</w:t>
-      </w:r>
-      <w:proofErr w:type="spellEnd"/>
-      <w:r>
-        <w:rPr>
-          <w:rStyle w:val="Extranjerismo"/>
+        <w:t>Application Programming Interface</w:t>
+      </w:r>
+      <w:r>
+        <w:rPr>
+          <w:lang w:val="es-419" w:eastAsia="es-CO"/>
+        </w:rPr>
+        <w:t>-Interfaz de Programación de Aplicaciones</w:t>
+      </w:r>
+      <w:r>
+        <w:rPr>
           <w:lang w:val="es-419" w:eastAsia="es-CO"/>
         </w:rPr>
         <w:t xml:space="preserve"> </w:t>
       </w:r>
-      <w:proofErr w:type="spellStart"/>
-      <w:r>
-        <w:rPr>
-          <w:rStyle w:val="Extranjerismo"/>
-          <w:lang w:val="es-419" w:eastAsia="es-CO"/>
-        </w:rPr>
-        <w:t>Programming</w:t>
-      </w:r>
-      <w:proofErr w:type="spellEnd"/>
-      <w:r>
-        <w:rPr>
-          <w:rStyle w:val="Extranjerismo"/>
-          <w:lang w:val="es-419" w:eastAsia="es-CO"/>
-        </w:rPr>
-        <w:t xml:space="preserve"> Interface</w:t>
-      </w:r>
-      <w:r>
-        <w:rPr>
-          <w:lang w:val="es-419" w:eastAsia="es-CO"/>
-        </w:rPr>
-        <w:t>-Interfaz de Programación de Aplicaciones</w:t>
-      </w:r>
-      <w:r>
-        <w:rPr>
-          <w:lang w:val="es-419" w:eastAsia="es-CO"/>
-        </w:rPr>
-        <w:t xml:space="preserve"> </w:t>
-      </w:r>
-      <w:r>
-        <w:rPr>
-          <w:lang w:val="es-419" w:eastAsia="es-CO"/>
-        </w:rPr>
-        <w:t>- conjunto de reglas y protocolos que permite que dos sistemas o aplicaciones diferentes se comuniquen entre sí sin que el usuario tenga que intervenir.), seguridad informática y automatización, la elección depende de la etapa de madurez digital de la empresa, así mismo su integración mejora la eficiencia operativa, además de permitir una visión integral del cliente.</w:t>
-      </w:r>
-    </w:p>
-    <w:p>
-      <w:pPr>
-        <w:rPr>
-          <w:lang w:val="es-419" w:eastAsia="es-CO"/>
-        </w:rPr>
-      </w:pPr>
+      <w:r>
+        <w:rPr>
+          <w:lang w:val="es-419" w:eastAsia="es-CO"/>
+        </w:rPr>
+        <w:t xml:space="preserve">- conjunto de reglas y protocolos que permite </w:t>
+      </w:r>
+      <w:r>
+        <w:rPr>
+          <w:lang w:val="es-419" w:eastAsia="es-CO"/>
+        </w:rPr>
+        <w:lastRenderedPageBreak/>
+        <w:t>que dos sistemas o aplicaciones diferentes se comuniquen entre sí sin que el usuario tenga que intervenir.), seguridad informática y automatización, la elección depende de la etapa de madurez digital de la empresa, así mismo</w:t>
+      </w:r>
+      <w:r>
+        <w:rPr>
+          <w:lang w:val="es-419" w:eastAsia="es-CO"/>
+        </w:rPr>
+        <w:t>,</w:t>
+      </w:r>
+      <w:r>
+        <w:rPr>
+          <w:lang w:val="es-419" w:eastAsia="es-CO"/>
+        </w:rPr>
+        <w:t xml:space="preserve"> su integración mejora la eficiencia operativa, además de permitir una visión integral del cliente.</w:t>
+      </w:r>
     </w:p>
     <w:p>
       <w:pPr>
@@ -10956,7 +10701,6 @@
           <w:bCs/>
           <w:lang w:val="es-419" w:eastAsia="es-CO"/>
         </w:rPr>
-        <w:lastRenderedPageBreak/>
         <w:t>Pregunta de aplicación</w:t>
       </w:r>
     </w:p>
@@ -10977,7 +10721,7 @@
       <w:pPr>
         <w:pStyle w:val="Ttulo2"/>
       </w:pPr>
-      <w:bookmarkStart w:id="28" w:name="_Toc232081007"/>
+      <w:bookmarkStart w:id="28" w:name="_Toc236911863"/>
       <w:r>
         <w:t>Herramientas</w:t>
       </w:r>
@@ -11079,7 +10823,6 @@
         </w:rPr>
         <w:t xml:space="preserve">Facilitan la gestión de campañas publicitarias, programación de contenidos y monitoreo de </w:t>
       </w:r>
-      <w:proofErr w:type="spellStart"/>
       <w:r>
         <w:rPr>
           <w:rStyle w:val="Extranjerismo"/>
@@ -11087,7 +10830,6 @@
         </w:rPr>
         <w:t>engagement</w:t>
       </w:r>
-      <w:proofErr w:type="spellEnd"/>
       <w:r>
         <w:rPr>
           <w:lang w:val="es-419" w:eastAsia="es-CO"/>
@@ -11187,6 +10929,7 @@
         <w:rPr>
           <w:lang w:val="es-419" w:eastAsia="es-CO"/>
         </w:rPr>
+        <w:lastRenderedPageBreak/>
         <w:t xml:space="preserve">En la industria de la moda, las herramientas digitales permiten coordinar equipos creativos, lanzar campañas promocionales y analizar tendencias globales en tiempo real. La integración de analítica y </w:t>
       </w:r>
       <w:r>
@@ -11200,14 +10943,7 @@
         <w:rPr>
           <w:lang w:val="es-419" w:eastAsia="es-CO"/>
         </w:rPr>
-        <w:t xml:space="preserve"> facilita estrategias basadas en datos que incrementan la efectividad comercial. Las empresas que adoptan herramientas </w:t>
-      </w:r>
-      <w:r>
-        <w:rPr>
-          <w:lang w:val="es-419" w:eastAsia="es-CO"/>
-        </w:rPr>
-        <w:lastRenderedPageBreak/>
-        <w:t xml:space="preserve">automatizadas logran reducir costos operativos y mejorar la precisión en la segmentación de clientes, asimismo, la automatización de procesos repetitivos permite concentrar recursos en innovación y creatividad. </w:t>
+        <w:t xml:space="preserve"> facilita estrategias basadas en datos que incrementan la efectividad comercial. Las empresas que adoptan herramientas automatizadas logran reducir costos operativos y mejorar la precisión en la segmentación de clientes, asimismo, la automatización de procesos repetitivos permite concentrar recursos en innovación y creatividad. </w:t>
       </w:r>
     </w:p>
     <w:p>
@@ -11218,7 +10954,6 @@
           <w:lang w:val="es-419" w:eastAsia="es-CO"/>
         </w:rPr>
       </w:pPr>
-      <w:proofErr w:type="spellStart"/>
       <w:r>
         <w:rPr>
           <w:rStyle w:val="Extranjerismo"/>
@@ -11228,7 +10963,6 @@
         </w:rPr>
         <w:t>Insight</w:t>
       </w:r>
-      <w:proofErr w:type="spellEnd"/>
     </w:p>
     <w:p>
       <w:pPr>
@@ -11334,8 +11068,9 @@
       <w:pPr>
         <w:pStyle w:val="Ttulo2"/>
       </w:pPr>
-      <w:bookmarkStart w:id="29" w:name="_Toc232081008"/>
-      <w:r>
+      <w:bookmarkStart w:id="29" w:name="_Toc236911864"/>
+      <w:r>
+        <w:lastRenderedPageBreak/>
         <w:t>Protocolos</w:t>
       </w:r>
       <w:bookmarkEnd w:id="29"/>
@@ -11350,14 +11085,7 @@
         <w:rPr>
           <w:lang w:val="es-419" w:eastAsia="es-CO"/>
         </w:rPr>
-        <w:t xml:space="preserve">Los protocolos digitales son conjuntos de normas técnicas que regulan la comunicación, transferencia de datos y funcionamiento de sistemas informáticos dentro de internet y las redes tecnológicas empresariales. Estos protocolos garantizan </w:t>
-      </w:r>
-      <w:r>
-        <w:rPr>
-          <w:lang w:val="es-419" w:eastAsia="es-CO"/>
-        </w:rPr>
-        <w:lastRenderedPageBreak/>
-        <w:t>que los dispositivos, plataformas y aplicaciones puedan interactuar de manera segura, eficiente y estandarizada.</w:t>
+        <w:t>Los protocolos digitales son conjuntos de normas técnicas que regulan la comunicación, transferencia de datos y funcionamiento de sistemas informáticos dentro de internet y las redes tecnológicas empresariales. Estos protocolos garantizan que los dispositivos, plataformas y aplicaciones puedan interactuar de manera segura, eficiente y estandarizada.</w:t>
       </w:r>
     </w:p>
     <w:p>
@@ -11531,14 +11259,8 @@
         <w:rPr>
           <w:lang w:val="es-419" w:eastAsia="es-CO"/>
         </w:rPr>
-        <w:t xml:space="preserve">En el sistema moda, los protocolos digitales constituyen el soporte técnico que garantiza la operación segura de tiendas virtuales, sistemas de pago electrónico y plataformas logísticas integradas, permitiendo que las transacciones se desarrollen sin vulnerar la información del cliente ni la estabilidad del negocio. Cuando estos protocolos se implementan de manera adecuada, se reducen significativamente los </w:t>
-      </w:r>
-      <w:r>
-        <w:rPr>
-          <w:lang w:val="es-419" w:eastAsia="es-CO"/>
-        </w:rPr>
         <w:lastRenderedPageBreak/>
-        <w:t xml:space="preserve">riesgos de fraude digital y, en consecuencia, se fortalece la confianza del consumidor en las compras en línea. </w:t>
+        <w:t xml:space="preserve">En el sistema moda, los protocolos digitales constituyen el soporte técnico que garantiza la operación segura de tiendas virtuales, sistemas de pago electrónico y plataformas logísticas integradas, permitiendo que las transacciones se desarrollen sin vulnerar la información del cliente ni la estabilidad del negocio. Cuando estos protocolos se implementan de manera adecuada, se reducen significativamente los riesgos de fraude digital y, en consecuencia, se fortalece la confianza del consumidor en las compras en línea. </w:t>
       </w:r>
     </w:p>
     <w:p>
@@ -11584,7 +11306,7 @@
       <w:pPr>
         <w:pStyle w:val="Ttulo2"/>
       </w:pPr>
-      <w:bookmarkStart w:id="30" w:name="_Toc232081009"/>
+      <w:bookmarkStart w:id="30" w:name="_Toc236911865"/>
       <w:r>
         <w:t>Cargue de información</w:t>
       </w:r>
@@ -11613,14 +11335,8 @@
         <w:rPr>
           <w:lang w:val="es-419" w:eastAsia="es-CO"/>
         </w:rPr>
-        <w:t xml:space="preserve">En el sistema moda permiten actualizar catálogos de productos, inventarios, imágenes de colecciones y contenidos promocionales en tiempo real. La correcta implementación de estos métodos reduce errores operativos y mejora la experiencia del usuario final. Asimismo, facilita la integración entre plataformas empresariales y sistemas de comercio electrónico. Las organizaciones deben seleccionar el método </w:t>
-      </w:r>
-      <w:r>
-        <w:rPr>
-          <w:lang w:val="es-419" w:eastAsia="es-CO"/>
-        </w:rPr>
         <w:lastRenderedPageBreak/>
-        <w:t>adecuado según el volumen y la frecuencia de actualización de datos, su gestión estratégica impacta la eficiencia digital.</w:t>
+        <w:t>En el sistema moda permiten actualizar catálogos de productos, inventarios, imágenes de colecciones y contenidos promocionales en tiempo real. La correcta implementación de estos métodos reduce errores operativos y mejora la experiencia del usuario final. Asimismo, facilita la integración entre plataformas empresariales y sistemas de comercio electrónico. Las organizaciones deben seleccionar el método adecuado según el volumen y la frecuencia de actualización de datos, su gestión estratégica impacta la eficiencia digital.</w:t>
       </w:r>
     </w:p>
     <w:p>
@@ -11772,21 +11488,14 @@
         <w:rPr>
           <w:lang w:val="es-419" w:eastAsia="es-CO"/>
         </w:rPr>
-        <w:t xml:space="preserve">n la práctica, la forma de realizar el cargue de información no es única ni estándar, sino que depende directamente del sistema tecnológico donde se aloja la información y de los recursos disponibles en la organización. Así como organizar zapatos varía según el espacio —no es lo mismo guardarlos en un nochero, un clóset, una repisa o un organizador especializado—, el cargue de datos se adapta a la “estructura” del sistema: puede hacerse manualmente desde un panel administrativo, mediante archivos masivos como hojas de cálculo, a través de integraciones automáticas o usando </w:t>
-      </w:r>
-      <w:proofErr w:type="spellStart"/>
-      <w:r>
-        <w:rPr>
-          <w:lang w:val="es-419" w:eastAsia="es-CO"/>
-        </w:rPr>
-        <w:t>APIs</w:t>
-      </w:r>
-      <w:proofErr w:type="spellEnd"/>
-      <w:r>
-        <w:rPr>
-          <w:lang w:val="es-419" w:eastAsia="es-CO"/>
-        </w:rPr>
-        <w:t xml:space="preserve"> que sincronizan información en tiempo real. </w:t>
+        <w:t xml:space="preserve">n la práctica, la forma de realizar el cargue de información no es única ni estándar, sino que depende directamente del sistema tecnológico donde se aloja la información y de los recursos disponibles en la organización. Así como organizar zapatos varía según el espacio —no es lo mismo guardarlos en un nochero, un clóset, una repisa o un organizador especializado—, el cargue de datos se adapta a la “estructura” del sistema: puede hacerse manualmente desde un panel administrativo, </w:t>
+      </w:r>
+      <w:r>
+        <w:rPr>
+          <w:lang w:val="es-419" w:eastAsia="es-CO"/>
+        </w:rPr>
+        <w:lastRenderedPageBreak/>
+        <w:t xml:space="preserve">mediante archivos masivos como hojas de cálculo, a través de integraciones automáticas o usando APIs que sincronizan información en tiempo real. </w:t>
       </w:r>
     </w:p>
     <w:p>
@@ -11811,21 +11520,14 @@
         <w:rPr>
           <w:lang w:val="es-419" w:eastAsia="es-CO"/>
         </w:rPr>
-        <w:t xml:space="preserve">, mientras que una empresa con mayor madurez digital conectará su sistema de inventarios con la tienda virtual para </w:t>
-      </w:r>
-      <w:r>
-        <w:rPr>
-          <w:lang w:val="es-419" w:eastAsia="es-CO"/>
-        </w:rPr>
-        <w:lastRenderedPageBreak/>
-        <w:t>que los datos se actualicen automáticamente. Por ello, antes de ejecutar el cargue, es necesario indagar cómo funciona el sistema, consultar la documentación técnica y aplicar el método más adecuado, entendiendo que la correcta gestión de la información se construye según el “espacio” digital con el que se cuenta en cada momento.</w:t>
+        <w:t>, mientras que una empresa con mayor madurez digital conectará su sistema de inventarios con la tienda virtual para que los datos se actualicen automáticamente. Por ello, antes de ejecutar el cargue, es necesario indagar cómo funciona el sistema, consultar la documentación técnica y aplicar el método más adecuado, entendiendo que la correcta gestión de la información se construye según el “espacio” digital con el que se cuenta en cada momento.</w:t>
       </w:r>
     </w:p>
     <w:p>
       <w:pPr>
         <w:pStyle w:val="Ttulo2"/>
       </w:pPr>
-      <w:bookmarkStart w:id="31" w:name="_Toc232081010"/>
+      <w:bookmarkStart w:id="31" w:name="_Toc236911866"/>
       <w:r>
         <w:t>Testeos de funcionamiento</w:t>
       </w:r>
@@ -11941,6 +11643,7 @@
           <w:bCs/>
           <w:lang w:val="es-419" w:eastAsia="es-CO"/>
         </w:rPr>
+        <w:lastRenderedPageBreak/>
         <w:t>Pruebas de seguridad</w:t>
       </w:r>
       <w:r>
@@ -11974,14 +11677,7 @@
         <w:rPr>
           <w:lang w:val="es-419" w:eastAsia="es-CO"/>
         </w:rPr>
-        <w:t xml:space="preserve">. En el sector moda, la implementación de pruebas de rendimiento antes de campañas promocionales permite asegurar que las plataformas </w:t>
-      </w:r>
-      <w:r>
-        <w:rPr>
-          <w:lang w:val="es-419" w:eastAsia="es-CO"/>
-        </w:rPr>
-        <w:lastRenderedPageBreak/>
-        <w:t xml:space="preserve">de comercio electrónico soporten altos volúmenes de tráfico. Asimismo, las pruebas de seguridad protegen la información financiera de los clientes durante las transacciones digitales. </w:t>
+        <w:t xml:space="preserve">. En el sector moda, la implementación de pruebas de rendimiento antes de campañas promocionales permite asegurar que las plataformas de comercio electrónico soporten altos volúmenes de tráfico. Asimismo, las pruebas de seguridad protegen la información financiera de los clientes durante las transacciones digitales. </w:t>
       </w:r>
     </w:p>
     <w:p>
@@ -12004,7 +11700,6 @@
         </w:rPr>
         <w:t xml:space="preserve">. Las empresas que adoptan metodologías de </w:t>
       </w:r>
-      <w:proofErr w:type="spellStart"/>
       <w:r>
         <w:rPr>
           <w:rStyle w:val="Extranjerismo"/>
@@ -12012,7 +11707,6 @@
         </w:rPr>
         <w:t>testing</w:t>
       </w:r>
-      <w:proofErr w:type="spellEnd"/>
       <w:r>
         <w:rPr>
           <w:lang w:val="es-419" w:eastAsia="es-CO"/>
@@ -12024,7 +11718,7 @@
       <w:pPr>
         <w:pStyle w:val="Ttulo2"/>
       </w:pPr>
-      <w:bookmarkStart w:id="32" w:name="_Toc232081011"/>
+      <w:bookmarkStart w:id="32" w:name="_Toc236911867"/>
       <w:r>
         <w:t>Omnicanal digital</w:t>
       </w:r>
@@ -12053,36 +11747,35 @@
         <w:rPr>
           <w:lang w:val="es-419" w:eastAsia="es-CO"/>
         </w:rPr>
-        <w:t xml:space="preserve">El sistema moda permite que el consumidor consulte productos en redes sociales, realice compras en línea y recoja en tienda física sin interrupciones en el proceso. La omnicanalidad requiere integración tecnológica entre plataformas, inventarios, sistemas de atención y bases de datos, su implementación mejora la satisfacción del cliente y aumenta las oportunidades de venta, asimismo, fortalece la fidelización mediante experiencias personalizadas. </w:t>
-      </w:r>
-    </w:p>
-    <w:p>
-      <w:pPr>
-        <w:rPr>
-          <w:lang w:val="es-419" w:eastAsia="es-CO"/>
-        </w:rPr>
-      </w:pPr>
-      <w:r>
-        <w:rPr>
-          <w:lang w:val="es-419" w:eastAsia="es-CO"/>
-        </w:rPr>
-        <w:t xml:space="preserve">En las empresas del sistema moda, la omnicanalidad permite sincronizar inventarios de tiendas físicas y virtuales, ofreciendo disponibilidad en tiempo real al </w:t>
+        <w:t xml:space="preserve">El sistema moda permite que el consumidor consulte productos en redes sociales, realice compras en línea y recoja en tienda física sin interrupciones en el proceso. La omnicanalidad requiere integración tecnológica entre plataformas, inventarios, sistemas de atención y bases de datos, su implementación mejora la </w:t>
       </w:r>
       <w:r>
         <w:rPr>
           <w:lang w:val="es-419" w:eastAsia="es-CO"/>
         </w:rPr>
         <w:lastRenderedPageBreak/>
-        <w:t xml:space="preserve">consumidor, esto, facilita campañas promocionales que integran redes sociales, comercio electrónico y tiendas presenciales. </w:t>
-      </w:r>
-    </w:p>
-    <w:p>
-      <w:pPr>
-        <w:rPr>
-          <w:lang w:val="es-419" w:eastAsia="es-CO"/>
-        </w:rPr>
-      </w:pPr>
-      <w:proofErr w:type="spellStart"/>
+        <w:t xml:space="preserve">satisfacción del cliente y aumenta las oportunidades de venta, asimismo, fortalece la fidelización mediante experiencias personalizadas. </w:t>
+      </w:r>
+    </w:p>
+    <w:p>
+      <w:pPr>
+        <w:rPr>
+          <w:lang w:val="es-419" w:eastAsia="es-CO"/>
+        </w:rPr>
+      </w:pPr>
+      <w:r>
+        <w:rPr>
+          <w:lang w:val="es-419" w:eastAsia="es-CO"/>
+        </w:rPr>
+        <w:t xml:space="preserve">En las empresas del sistema moda, la omnicanalidad permite sincronizar inventarios de tiendas físicas y virtuales, ofreciendo disponibilidad en tiempo real al consumidor, esto, facilita campañas promocionales que integran redes sociales, comercio electrónico y tiendas presenciales. </w:t>
+      </w:r>
+    </w:p>
+    <w:p>
+      <w:pPr>
+        <w:rPr>
+          <w:lang w:val="es-419" w:eastAsia="es-CO"/>
+        </w:rPr>
+      </w:pPr>
       <w:r>
         <w:rPr>
           <w:rStyle w:val="Extranjerismo"/>
@@ -12092,7 +11785,6 @@
         </w:rPr>
         <w:t>Insight</w:t>
       </w:r>
-      <w:proofErr w:type="spellEnd"/>
       <w:r>
         <w:rPr>
           <w:lang w:val="es-419" w:eastAsia="es-CO"/>
@@ -12140,7 +11832,7 @@
       <w:pPr>
         <w:pStyle w:val="Ttulo2"/>
       </w:pPr>
-      <w:bookmarkStart w:id="33" w:name="_Toc232081012"/>
+      <w:bookmarkStart w:id="33" w:name="_Toc236911868"/>
       <w:r>
         <w:t>Marco legal</w:t>
       </w:r>
@@ -12197,6 +11889,7 @@
           <w:bCs/>
           <w:lang w:val="es-419" w:eastAsia="es-CO"/>
         </w:rPr>
+        <w:lastRenderedPageBreak/>
         <w:t>Clave estratégica</w:t>
       </w:r>
       <w:r>
@@ -12205,28 +11898,6 @@
         </w:rPr>
         <w:t>.  El cumplimiento normativo se convierte en factor competitivo. La responsabilidad digital empresarial exige vigilancia normativa constante.</w:t>
       </w:r>
-    </w:p>
-    <w:p>
-      <w:pPr>
-        <w:spacing w:before="0" w:after="160" w:line="259" w:lineRule="auto"/>
-        <w:ind w:firstLine="0"/>
-        <w:rPr>
-          <w:lang w:val="es-419" w:eastAsia="es-CO"/>
-        </w:rPr>
-      </w:pPr>
-      <w:r>
-        <w:rPr>
-          <w:lang w:val="es-419" w:eastAsia="es-CO"/>
-        </w:rPr>
-        <w:br w:type="page"/>
-      </w:r>
-    </w:p>
-    <w:p>
-      <w:pPr>
-        <w:rPr>
-          <w:lang w:val="es-419" w:eastAsia="es-CO"/>
-        </w:rPr>
-      </w:pPr>
     </w:p>
     <w:p>
       <w:pPr>
@@ -12249,9 +11920,9 @@
         <w:tblLook w:val="04A0" w:firstRow="1" w:lastRow="0" w:firstColumn="1" w:lastColumn="0" w:noHBand="0" w:noVBand="1"/>
       </w:tblPr>
       <w:tblGrid>
-        <w:gridCol w:w="3320"/>
-        <w:gridCol w:w="3321"/>
-        <w:gridCol w:w="3321"/>
+        <w:gridCol w:w="2547"/>
+        <w:gridCol w:w="3260"/>
+        <w:gridCol w:w="4155"/>
       </w:tblGrid>
       <w:tr>
         <w:trPr>
@@ -12261,14 +11932,12 @@
         </w:trPr>
         <w:tc>
           <w:tcPr>
-            <w:tcW w:w="3320" w:type="dxa"/>
+            <w:tcW w:w="2547" w:type="dxa"/>
           </w:tcPr>
           <w:p>
             <w:pPr>
-              <w:ind w:firstLine="0"/>
-              <w:rPr>
-                <w:lang w:val="es-419" w:eastAsia="es-CO"/>
-              </w:rPr>
+              <w:pStyle w:val="TextoTablas"/>
+              <w:spacing w:line="360" w:lineRule="auto"/>
             </w:pPr>
             <w:r>
               <w:t>Tipo de regulación</w:t>
@@ -12277,14 +11946,12 @@
         </w:tc>
         <w:tc>
           <w:tcPr>
-            <w:tcW w:w="3321" w:type="dxa"/>
+            <w:tcW w:w="3260" w:type="dxa"/>
           </w:tcPr>
           <w:p>
             <w:pPr>
-              <w:ind w:firstLine="0"/>
-              <w:rPr>
-                <w:lang w:val="es-419" w:eastAsia="es-CO"/>
-              </w:rPr>
+              <w:pStyle w:val="TextoTablas"/>
+              <w:spacing w:line="360" w:lineRule="auto"/>
             </w:pPr>
             <w:r>
               <w:t>Características principales</w:t>
@@ -12293,14 +11960,12 @@
         </w:tc>
         <w:tc>
           <w:tcPr>
-            <w:tcW w:w="3321" w:type="dxa"/>
+            <w:tcW w:w="4155" w:type="dxa"/>
           </w:tcPr>
           <w:p>
             <w:pPr>
-              <w:ind w:firstLine="0"/>
-              <w:rPr>
-                <w:lang w:val="es-419" w:eastAsia="es-CO"/>
-              </w:rPr>
+              <w:pStyle w:val="TextoTablas"/>
+              <w:spacing w:line="360" w:lineRule="auto"/>
             </w:pPr>
             <w:r>
               <w:t>Norma (nombre y breve resumen)</w:t>
@@ -12314,14 +11979,12 @@
         </w:trPr>
         <w:tc>
           <w:tcPr>
-            <w:tcW w:w="3320" w:type="dxa"/>
+            <w:tcW w:w="2547" w:type="dxa"/>
           </w:tcPr>
           <w:p>
             <w:pPr>
-              <w:ind w:firstLine="0"/>
-              <w:rPr>
-                <w:lang w:val="es-419" w:eastAsia="es-CO"/>
-              </w:rPr>
+              <w:pStyle w:val="TextoTablas"/>
+              <w:spacing w:line="360" w:lineRule="auto"/>
             </w:pPr>
             <w:r>
               <w:t>Comercio electrónico y firma digital</w:t>
@@ -12330,14 +11993,12 @@
         </w:tc>
         <w:tc>
           <w:tcPr>
-            <w:tcW w:w="3321" w:type="dxa"/>
+            <w:tcW w:w="3260" w:type="dxa"/>
           </w:tcPr>
           <w:p>
             <w:pPr>
-              <w:ind w:firstLine="0"/>
-              <w:rPr>
-                <w:lang w:val="es-419" w:eastAsia="es-CO"/>
-              </w:rPr>
+              <w:pStyle w:val="TextoTablas"/>
+              <w:spacing w:line="360" w:lineRule="auto"/>
             </w:pPr>
             <w:r>
               <w:t>Establece validez jurídica de mensajes de datos, firma electrónica y transacciones digitales.</w:t>
@@ -12346,14 +12007,12 @@
         </w:tc>
         <w:tc>
           <w:tcPr>
-            <w:tcW w:w="3321" w:type="dxa"/>
+            <w:tcW w:w="4155" w:type="dxa"/>
           </w:tcPr>
           <w:p>
             <w:pPr>
-              <w:ind w:firstLine="0"/>
-              <w:rPr>
-                <w:lang w:val="es-419" w:eastAsia="es-CO"/>
-              </w:rPr>
+              <w:pStyle w:val="TextoTablas"/>
+              <w:spacing w:line="360" w:lineRule="auto"/>
             </w:pPr>
             <w:r>
               <w:t>Ley 527 de 1999: regula el acceso y uso de mensajes de datos y contratación por medios electrónicos.</w:t>
@@ -12364,14 +12023,12 @@
       <w:tr>
         <w:tc>
           <w:tcPr>
-            <w:tcW w:w="3320" w:type="dxa"/>
+            <w:tcW w:w="2547" w:type="dxa"/>
           </w:tcPr>
           <w:p>
             <w:pPr>
-              <w:ind w:firstLine="0"/>
-              <w:rPr>
-                <w:lang w:val="es-419" w:eastAsia="es-CO"/>
-              </w:rPr>
+              <w:pStyle w:val="TextoTablas"/>
+              <w:spacing w:line="360" w:lineRule="auto"/>
             </w:pPr>
             <w:r>
               <w:t>Protección de datos personales</w:t>
@@ -12380,14 +12037,12 @@
         </w:tc>
         <w:tc>
           <w:tcPr>
-            <w:tcW w:w="3321" w:type="dxa"/>
+            <w:tcW w:w="3260" w:type="dxa"/>
           </w:tcPr>
           <w:p>
             <w:pPr>
-              <w:ind w:firstLine="0"/>
-              <w:rPr>
-                <w:lang w:val="es-419" w:eastAsia="es-CO"/>
-              </w:rPr>
+              <w:pStyle w:val="TextoTablas"/>
+              <w:spacing w:line="360" w:lineRule="auto"/>
             </w:pPr>
             <w:r>
               <w:t>Protege los datos de los usuarios, define deberes de tratamiento y derechos de los titulares.</w:t>
@@ -12396,14 +12051,12 @@
         </w:tc>
         <w:tc>
           <w:tcPr>
-            <w:tcW w:w="3321" w:type="dxa"/>
+            <w:tcW w:w="4155" w:type="dxa"/>
           </w:tcPr>
           <w:p>
             <w:pPr>
-              <w:ind w:firstLine="0"/>
-              <w:rPr>
-                <w:lang w:val="es-419" w:eastAsia="es-CO"/>
-              </w:rPr>
+              <w:pStyle w:val="TextoTablas"/>
+              <w:spacing w:line="360" w:lineRule="auto"/>
             </w:pPr>
             <w:r>
               <w:t>Ley 1581 de 2012: establece disposiciones generales para protección, tratamiento, actualización y supresión de datos personales.</w:t>
@@ -12417,14 +12070,12 @@
         </w:trPr>
         <w:tc>
           <w:tcPr>
-            <w:tcW w:w="3320" w:type="dxa"/>
+            <w:tcW w:w="2547" w:type="dxa"/>
           </w:tcPr>
           <w:p>
             <w:pPr>
-              <w:ind w:firstLine="0"/>
-              <w:rPr>
-                <w:lang w:val="es-419" w:eastAsia="es-CO"/>
-              </w:rPr>
+              <w:pStyle w:val="TextoTablas"/>
+              <w:spacing w:line="360" w:lineRule="auto"/>
             </w:pPr>
             <w:r>
               <w:t>Derechos del consumidor</w:t>
@@ -12433,14 +12084,12 @@
         </w:tc>
         <w:tc>
           <w:tcPr>
-            <w:tcW w:w="3321" w:type="dxa"/>
+            <w:tcW w:w="3260" w:type="dxa"/>
           </w:tcPr>
           <w:p>
             <w:pPr>
-              <w:ind w:firstLine="0"/>
-              <w:rPr>
-                <w:lang w:val="es-419" w:eastAsia="es-CO"/>
-              </w:rPr>
+              <w:pStyle w:val="TextoTablas"/>
+              <w:spacing w:line="360" w:lineRule="auto"/>
             </w:pPr>
             <w:r>
               <w:t>Regula derechos, información clara, garantías y deberes de proveedores en comercio electrónico.</w:t>
@@ -12449,14 +12098,12 @@
         </w:tc>
         <w:tc>
           <w:tcPr>
-            <w:tcW w:w="3321" w:type="dxa"/>
+            <w:tcW w:w="4155" w:type="dxa"/>
           </w:tcPr>
           <w:p>
             <w:pPr>
-              <w:ind w:firstLine="0"/>
-              <w:rPr>
-                <w:lang w:val="es-419" w:eastAsia="es-CO"/>
-              </w:rPr>
+              <w:pStyle w:val="TextoTablas"/>
+              <w:spacing w:line="360" w:lineRule="auto"/>
             </w:pPr>
             <w:r>
               <w:t>Ley 1480 de 2011 (Estatuto del Consumidor): protege al consumidor en ventas a distancia y comercio electrónico.</w:t>
@@ -12467,31 +12114,26 @@
       <w:tr>
         <w:tc>
           <w:tcPr>
-            <w:tcW w:w="3320" w:type="dxa"/>
+            <w:tcW w:w="2547" w:type="dxa"/>
           </w:tcPr>
           <w:p>
             <w:pPr>
-              <w:ind w:firstLine="0"/>
-              <w:rPr>
-                <w:lang w:val="es-419" w:eastAsia="es-CO"/>
-              </w:rPr>
+              <w:pStyle w:val="TextoTablas"/>
+              <w:spacing w:line="360" w:lineRule="auto"/>
             </w:pPr>
             <w:r>
-              <w:lastRenderedPageBreak/>
               <w:t>Facturación electrónica</w:t>
             </w:r>
           </w:p>
         </w:tc>
         <w:tc>
           <w:tcPr>
-            <w:tcW w:w="3321" w:type="dxa"/>
+            <w:tcW w:w="3260" w:type="dxa"/>
           </w:tcPr>
           <w:p>
             <w:pPr>
-              <w:ind w:firstLine="0"/>
-              <w:rPr>
-                <w:lang w:val="es-419" w:eastAsia="es-CO"/>
-              </w:rPr>
+              <w:pStyle w:val="TextoTablas"/>
+              <w:spacing w:line="360" w:lineRule="auto"/>
             </w:pPr>
             <w:r>
               <w:t>Obliga al uso de factura electrónica y regula su implementación.</w:t>
@@ -12500,14 +12142,12 @@
         </w:tc>
         <w:tc>
           <w:tcPr>
-            <w:tcW w:w="3321" w:type="dxa"/>
+            <w:tcW w:w="4155" w:type="dxa"/>
           </w:tcPr>
           <w:p>
             <w:pPr>
-              <w:ind w:firstLine="0"/>
-              <w:rPr>
-                <w:lang w:val="es-419" w:eastAsia="es-CO"/>
-              </w:rPr>
+              <w:pStyle w:val="TextoTablas"/>
+              <w:spacing w:line="360" w:lineRule="auto"/>
             </w:pPr>
             <w:r>
               <w:t>Ley 223 de 1995 y disposiciones en normatividad tributaria, sobre factura electrónica y registro en comercio digital.</w:t>
@@ -12521,14 +12161,12 @@
         </w:trPr>
         <w:tc>
           <w:tcPr>
-            <w:tcW w:w="3320" w:type="dxa"/>
+            <w:tcW w:w="2547" w:type="dxa"/>
           </w:tcPr>
           <w:p>
             <w:pPr>
-              <w:ind w:firstLine="0"/>
-              <w:rPr>
-                <w:lang w:val="es-419" w:eastAsia="es-CO"/>
-              </w:rPr>
+              <w:pStyle w:val="TextoTablas"/>
+              <w:spacing w:line="360" w:lineRule="auto"/>
             </w:pPr>
             <w:r>
               <w:t>Protección del consumidor en comercio electrónico</w:t>
@@ -12537,14 +12175,12 @@
         </w:tc>
         <w:tc>
           <w:tcPr>
-            <w:tcW w:w="3321" w:type="dxa"/>
+            <w:tcW w:w="3260" w:type="dxa"/>
           </w:tcPr>
           <w:p>
             <w:pPr>
-              <w:ind w:firstLine="0"/>
-              <w:rPr>
-                <w:lang w:val="es-419" w:eastAsia="es-CO"/>
-              </w:rPr>
+              <w:pStyle w:val="TextoTablas"/>
+              <w:spacing w:line="360" w:lineRule="auto"/>
             </w:pPr>
             <w:r>
               <w:t>Especifica derechos en contratos y ventas no presenciales.</w:t>
@@ -12553,14 +12189,12 @@
         </w:tc>
         <w:tc>
           <w:tcPr>
-            <w:tcW w:w="3321" w:type="dxa"/>
+            <w:tcW w:w="4155" w:type="dxa"/>
           </w:tcPr>
           <w:p>
             <w:pPr>
-              <w:ind w:firstLine="0"/>
-              <w:rPr>
-                <w:lang w:val="es-419" w:eastAsia="es-CO"/>
-              </w:rPr>
+              <w:pStyle w:val="TextoTablas"/>
+              <w:spacing w:line="360" w:lineRule="auto"/>
             </w:pPr>
             <w:r>
               <w:t>Disposiciones del Estatuto del Consumidor (Ley 1480 de 2011) – Art. 49: define comercio electrónico y derechos asociados.</w:t>
@@ -12571,30 +12205,27 @@
       <w:tr>
         <w:tc>
           <w:tcPr>
-            <w:tcW w:w="3320" w:type="dxa"/>
+            <w:tcW w:w="2547" w:type="dxa"/>
           </w:tcPr>
           <w:p>
             <w:pPr>
-              <w:ind w:firstLine="0"/>
-              <w:rPr>
-                <w:lang w:val="es-419" w:eastAsia="es-CO"/>
-              </w:rPr>
+              <w:pStyle w:val="TextoTablas"/>
+              <w:spacing w:line="360" w:lineRule="auto"/>
             </w:pPr>
             <w:r>
+              <w:lastRenderedPageBreak/>
               <w:t>Regulación del emprendimiento digital</w:t>
             </w:r>
           </w:p>
         </w:tc>
         <w:tc>
           <w:tcPr>
-            <w:tcW w:w="3321" w:type="dxa"/>
+            <w:tcW w:w="3260" w:type="dxa"/>
           </w:tcPr>
           <w:p>
             <w:pPr>
-              <w:ind w:firstLine="0"/>
-              <w:rPr>
-                <w:lang w:val="es-419" w:eastAsia="es-CO"/>
-              </w:rPr>
+              <w:pStyle w:val="TextoTablas"/>
+              <w:spacing w:line="360" w:lineRule="auto"/>
             </w:pPr>
             <w:r>
               <w:t>Promueve el ejercicio del comercio electrónico y emprendimiento digital.</w:t>
@@ -12603,14 +12234,12 @@
         </w:tc>
         <w:tc>
           <w:tcPr>
-            <w:tcW w:w="3321" w:type="dxa"/>
+            <w:tcW w:w="4155" w:type="dxa"/>
           </w:tcPr>
           <w:p>
             <w:pPr>
-              <w:ind w:firstLine="0"/>
-              <w:rPr>
-                <w:lang w:val="es-419" w:eastAsia="es-CO"/>
-              </w:rPr>
+              <w:pStyle w:val="TextoTablas"/>
+              <w:spacing w:line="360" w:lineRule="auto"/>
             </w:pPr>
             <w:r>
               <w:t>Ley 2069 de 2020: fomenta el emprendimiento, incluyendo actividades digitales y comercio en línea.</w:t>
@@ -12624,14 +12253,12 @@
         </w:trPr>
         <w:tc>
           <w:tcPr>
-            <w:tcW w:w="3320" w:type="dxa"/>
+            <w:tcW w:w="2547" w:type="dxa"/>
           </w:tcPr>
           <w:p>
             <w:pPr>
-              <w:ind w:firstLine="0"/>
-              <w:rPr>
-                <w:lang w:val="es-419" w:eastAsia="es-CO"/>
-              </w:rPr>
+              <w:pStyle w:val="TextoTablas"/>
+              <w:spacing w:line="360" w:lineRule="auto"/>
             </w:pPr>
             <w:r>
               <w:t>Política de gobierno digital</w:t>
@@ -12640,42 +12267,29 @@
         </w:tc>
         <w:tc>
           <w:tcPr>
-            <w:tcW w:w="3321" w:type="dxa"/>
+            <w:tcW w:w="3260" w:type="dxa"/>
           </w:tcPr>
           <w:p>
             <w:pPr>
-              <w:ind w:firstLine="0"/>
-              <w:rPr>
-                <w:lang w:val="es-419" w:eastAsia="es-CO"/>
-              </w:rPr>
+              <w:pStyle w:val="TextoTablas"/>
+              <w:spacing w:line="360" w:lineRule="auto"/>
             </w:pPr>
             <w:r>
-              <w:t xml:space="preserve">Define lineamientos para servicios digitales y </w:t>
-            </w:r>
-            <w:r>
-              <w:lastRenderedPageBreak/>
-              <w:t>habilitación de prestadores.</w:t>
+              <w:t>Define lineamientos para servicios digitales y habilitación de prestadores.</w:t>
             </w:r>
           </w:p>
         </w:tc>
         <w:tc>
           <w:tcPr>
-            <w:tcW w:w="3321" w:type="dxa"/>
+            <w:tcW w:w="4155" w:type="dxa"/>
           </w:tcPr>
           <w:p>
             <w:pPr>
-              <w:ind w:firstLine="0"/>
-              <w:rPr>
-                <w:lang w:val="es-419" w:eastAsia="es-CO"/>
-              </w:rPr>
+              <w:pStyle w:val="TextoTablas"/>
+              <w:spacing w:line="360" w:lineRule="auto"/>
             </w:pPr>
             <w:r>
-              <w:lastRenderedPageBreak/>
-              <w:t xml:space="preserve">Decreto 767 de 2022 y Resolución MINTIC 1951 de 2022: establecen requisitos para servicios </w:t>
-            </w:r>
-            <w:r>
-              <w:lastRenderedPageBreak/>
-              <w:t>digitales y estándares técnicos.</w:t>
+              <w:t>Decreto 767 de 2022 y Resolución MINTIC 1951 de 2022: establecen requisitos para servicios digitales y estándares técnicos.</w:t>
             </w:r>
           </w:p>
         </w:tc>
@@ -12683,31 +12297,26 @@
       <w:tr>
         <w:tc>
           <w:tcPr>
-            <w:tcW w:w="3320" w:type="dxa"/>
+            <w:tcW w:w="2547" w:type="dxa"/>
           </w:tcPr>
           <w:p>
             <w:pPr>
-              <w:ind w:firstLine="0"/>
-              <w:rPr>
-                <w:lang w:val="es-419" w:eastAsia="es-CO"/>
-              </w:rPr>
+              <w:pStyle w:val="TextoTablas"/>
+              <w:spacing w:line="360" w:lineRule="auto"/>
             </w:pPr>
             <w:r>
-              <w:lastRenderedPageBreak/>
               <w:t>Estatuto del consumidor - obligaciones publicidad y comercio</w:t>
             </w:r>
           </w:p>
         </w:tc>
         <w:tc>
           <w:tcPr>
-            <w:tcW w:w="3321" w:type="dxa"/>
+            <w:tcW w:w="3260" w:type="dxa"/>
           </w:tcPr>
           <w:p>
             <w:pPr>
-              <w:ind w:firstLine="0"/>
-              <w:rPr>
-                <w:lang w:val="es-419" w:eastAsia="es-CO"/>
-              </w:rPr>
+              <w:pStyle w:val="TextoTablas"/>
+              <w:spacing w:line="360" w:lineRule="auto"/>
             </w:pPr>
             <w:r>
               <w:t>Regula obligaciones informativas y derechos del consumidor digital.</w:t>
@@ -12716,14 +12325,12 @@
         </w:tc>
         <w:tc>
           <w:tcPr>
-            <w:tcW w:w="3321" w:type="dxa"/>
+            <w:tcW w:w="4155" w:type="dxa"/>
           </w:tcPr>
           <w:p>
             <w:pPr>
-              <w:ind w:firstLine="0"/>
-              <w:rPr>
-                <w:lang w:val="es-419" w:eastAsia="es-CO"/>
-              </w:rPr>
+              <w:pStyle w:val="TextoTablas"/>
+              <w:spacing w:line="360" w:lineRule="auto"/>
             </w:pPr>
             <w:r>
               <w:t>Estatuto del Consumidor (Ley 1480 de 2011): artículos relacionados con información clara y calidad del producto.</w:t>
@@ -12737,14 +12344,12 @@
         </w:trPr>
         <w:tc>
           <w:tcPr>
-            <w:tcW w:w="3320" w:type="dxa"/>
+            <w:tcW w:w="2547" w:type="dxa"/>
           </w:tcPr>
           <w:p>
             <w:pPr>
-              <w:ind w:firstLine="0"/>
-              <w:rPr>
-                <w:lang w:val="es-419" w:eastAsia="es-CO"/>
-              </w:rPr>
+              <w:pStyle w:val="TextoTablas"/>
+              <w:spacing w:line="360" w:lineRule="auto"/>
             </w:pPr>
             <w:r>
               <w:t>Protección de datos en transferencia internacional</w:t>
@@ -12753,14 +12358,12 @@
         </w:tc>
         <w:tc>
           <w:tcPr>
-            <w:tcW w:w="3321" w:type="dxa"/>
+            <w:tcW w:w="3260" w:type="dxa"/>
           </w:tcPr>
           <w:p>
             <w:pPr>
-              <w:ind w:firstLine="0"/>
-              <w:rPr>
-                <w:lang w:val="es-419" w:eastAsia="es-CO"/>
-              </w:rPr>
+              <w:pStyle w:val="TextoTablas"/>
+              <w:spacing w:line="360" w:lineRule="auto"/>
             </w:pPr>
             <w:r>
               <w:t>Regula las condiciones para la transferencia de datos fuera de Colombia.</w:t>
@@ -12769,14 +12372,12 @@
         </w:tc>
         <w:tc>
           <w:tcPr>
-            <w:tcW w:w="3321" w:type="dxa"/>
+            <w:tcW w:w="4155" w:type="dxa"/>
           </w:tcPr>
           <w:p>
             <w:pPr>
-              <w:ind w:firstLine="0"/>
-              <w:rPr>
-                <w:lang w:val="es-419" w:eastAsia="es-CO"/>
-              </w:rPr>
+              <w:pStyle w:val="TextoTablas"/>
+              <w:spacing w:line="360" w:lineRule="auto"/>
             </w:pPr>
             <w:r>
               <w:t xml:space="preserve">Ley 1581 de 2012 </w:t>
@@ -12793,14 +12394,12 @@
       <w:tr>
         <w:tc>
           <w:tcPr>
-            <w:tcW w:w="3320" w:type="dxa"/>
+            <w:tcW w:w="2547" w:type="dxa"/>
           </w:tcPr>
           <w:p>
             <w:pPr>
-              <w:ind w:firstLine="0"/>
-              <w:rPr>
-                <w:lang w:val="es-419" w:eastAsia="es-CO"/>
-              </w:rPr>
+              <w:pStyle w:val="TextoTablas"/>
+              <w:spacing w:line="360" w:lineRule="auto"/>
             </w:pPr>
             <w:r>
               <w:t>Inclusión digital y servicios de valor agregado</w:t>
@@ -12809,14 +12408,12 @@
         </w:tc>
         <w:tc>
           <w:tcPr>
-            <w:tcW w:w="3321" w:type="dxa"/>
+            <w:tcW w:w="3260" w:type="dxa"/>
           </w:tcPr>
           <w:p>
             <w:pPr>
-              <w:ind w:firstLine="0"/>
-              <w:rPr>
-                <w:lang w:val="es-419" w:eastAsia="es-CO"/>
-              </w:rPr>
+              <w:pStyle w:val="TextoTablas"/>
+              <w:spacing w:line="360" w:lineRule="auto"/>
             </w:pPr>
             <w:r>
               <w:t>Regula acceso equitativo a las TIC y servicios digitales avanzados.</w:t>
@@ -12825,14 +12422,12 @@
         </w:tc>
         <w:tc>
           <w:tcPr>
-            <w:tcW w:w="3321" w:type="dxa"/>
+            <w:tcW w:w="4155" w:type="dxa"/>
           </w:tcPr>
           <w:p>
             <w:pPr>
-              <w:ind w:firstLine="0"/>
-              <w:rPr>
-                <w:lang w:val="es-419" w:eastAsia="es-CO"/>
-              </w:rPr>
+              <w:pStyle w:val="TextoTablas"/>
+              <w:spacing w:line="360" w:lineRule="auto"/>
             </w:pPr>
             <w:r>
               <w:t>Ley 1341 de 2009: reglamenta servicios de TIC y protección de usuarios digitales, con impacto en comercio electrónico.</w:t>
@@ -12871,8 +12466,14 @@
         <w:rPr>
           <w:lang w:val="es-419" w:eastAsia="es-CO"/>
         </w:rPr>
+        <w:t xml:space="preserve">En el sistema moda, el cumplimiento del marco legal permite desarrollar estrategias digitales seguras, proteger datos de clientes y operar plataformas de </w:t>
+      </w:r>
+      <w:r>
+        <w:rPr>
+          <w:lang w:val="es-419" w:eastAsia="es-CO"/>
+        </w:rPr>
         <w:lastRenderedPageBreak/>
-        <w:t xml:space="preserve">En el sistema moda, el cumplimiento del marco legal permite desarrollar estrategias digitales seguras, proteger datos de clientes y operar plataformas de comercio electrónico conforme a la legislación vigente, asimismo, fortalece la reputación empresarial al garantizar transparencia en la gestión de información personal y transacciones comerciales. Las empresas que integran la gestión legal dentro de su estrategia digital reducen riesgos operativos y sanciones regulatorias. </w:t>
+        <w:t xml:space="preserve">comercio electrónico conforme a la legislación vigente, asimismo, fortalece la reputación empresarial al garantizar transparencia en la gestión de información personal y transacciones comerciales. Las empresas que integran la gestión legal dentro de su estrategia digital reducen riesgos operativos y sanciones regulatorias. </w:t>
       </w:r>
     </w:p>
     <w:p>
@@ -12902,7 +12503,13 @@
         <w:rPr>
           <w:lang w:val="es-419" w:eastAsia="es-CO"/>
         </w:rPr>
-        <w:t>“La integridad es hacer lo correcto incluso cuando nadie observa.”</w:t>
+        <w:t>“La integridad es hacer lo correcto incluso cuando nadie observa”</w:t>
+      </w:r>
+      <w:r>
+        <w:rPr>
+          <w:lang w:val="es-419" w:eastAsia="es-CO"/>
+        </w:rPr>
+        <w:t>.</w:t>
       </w:r>
     </w:p>
     <w:p>
@@ -12924,7 +12531,7 @@
       <w:pPr>
         <w:pStyle w:val="Ttulo1"/>
       </w:pPr>
-      <w:bookmarkStart w:id="34" w:name="_Toc232081013"/>
+      <w:bookmarkStart w:id="34" w:name="_Toc236911869"/>
       <w:r>
         <w:rPr>
           <w:rStyle w:val="Extranjerismo"/>
@@ -12994,7 +12601,7 @@
       <w:pPr>
         <w:pStyle w:val="Ttulo2"/>
       </w:pPr>
-      <w:bookmarkStart w:id="35" w:name="_Toc232081014"/>
+      <w:bookmarkStart w:id="35" w:name="_Toc236911870"/>
       <w:r>
         <w:t>C</w:t>
       </w:r>
@@ -13113,7 +12720,7 @@
       <w:pPr>
         <w:pStyle w:val="Ttulo2"/>
       </w:pPr>
-      <w:bookmarkStart w:id="36" w:name="_Toc232081015"/>
+      <w:bookmarkStart w:id="36" w:name="_Toc236911871"/>
       <w:r>
         <w:t>Características</w:t>
       </w:r>
@@ -13199,21 +12806,6 @@
     </w:p>
     <w:p>
       <w:pPr>
-        <w:spacing w:before="0" w:after="160" w:line="259" w:lineRule="auto"/>
-        <w:ind w:firstLine="0"/>
-        <w:rPr>
-          <w:lang w:val="es-419" w:eastAsia="es-CO"/>
-        </w:rPr>
-      </w:pPr>
-      <w:r>
-        <w:rPr>
-          <w:lang w:val="es-419" w:eastAsia="es-CO"/>
-        </w:rPr>
-        <w:br w:type="page"/>
-      </w:r>
-    </w:p>
-    <w:p>
-      <w:pPr>
         <w:pStyle w:val="Tabla"/>
         <w:rPr>
           <w:lang w:val="es-419" w:eastAsia="es-CO"/>
@@ -13223,7 +12815,6 @@
         <w:rPr>
           <w:lang w:val="es-419" w:eastAsia="es-CO"/>
         </w:rPr>
-        <w:lastRenderedPageBreak/>
         <w:t xml:space="preserve">Tipos de </w:t>
       </w:r>
       <w:r>
@@ -13248,8 +12839,8 @@
       </w:tblPr>
       <w:tblGrid>
         <w:gridCol w:w="3256"/>
-        <w:gridCol w:w="3685"/>
-        <w:gridCol w:w="3021"/>
+        <w:gridCol w:w="2976"/>
+        <w:gridCol w:w="3730"/>
       </w:tblGrid>
       <w:tr>
         <w:trPr>
@@ -13263,10 +12854,8 @@
           </w:tcPr>
           <w:p>
             <w:pPr>
-              <w:ind w:firstLine="0"/>
-              <w:rPr>
-                <w:lang w:val="es-419" w:eastAsia="es-CO"/>
-              </w:rPr>
+              <w:pStyle w:val="TextoTablas"/>
+              <w:spacing w:line="360" w:lineRule="auto"/>
             </w:pPr>
             <w:r>
               <w:t xml:space="preserve">Tipo de </w:t>
@@ -13284,14 +12873,12 @@
         </w:tc>
         <w:tc>
           <w:tcPr>
-            <w:tcW w:w="3685" w:type="dxa"/>
+            <w:tcW w:w="2976" w:type="dxa"/>
           </w:tcPr>
           <w:p>
             <w:pPr>
-              <w:ind w:firstLine="0"/>
-              <w:rPr>
-                <w:lang w:val="es-419" w:eastAsia="es-CO"/>
-              </w:rPr>
+              <w:pStyle w:val="TextoTablas"/>
+              <w:spacing w:line="360" w:lineRule="auto"/>
             </w:pPr>
             <w:r>
               <w:t>Características principales</w:t>
@@ -13300,14 +12887,12 @@
         </w:tc>
         <w:tc>
           <w:tcPr>
-            <w:tcW w:w="3021" w:type="dxa"/>
+            <w:tcW w:w="3730" w:type="dxa"/>
           </w:tcPr>
           <w:p>
             <w:pPr>
-              <w:ind w:firstLine="0"/>
-              <w:rPr>
-                <w:lang w:val="es-419" w:eastAsia="es-CO"/>
-              </w:rPr>
+              <w:pStyle w:val="TextoTablas"/>
+              <w:spacing w:line="360" w:lineRule="auto"/>
             </w:pPr>
             <w:r>
               <w:t>Canal o herramienta común</w:t>
@@ -13325,10 +12910,8 @@
           </w:tcPr>
           <w:p>
             <w:pPr>
-              <w:ind w:firstLine="0"/>
-              <w:rPr>
-                <w:lang w:val="es-419" w:eastAsia="es-CO"/>
-              </w:rPr>
+              <w:pStyle w:val="TextoTablas"/>
+              <w:spacing w:line="360" w:lineRule="auto"/>
             </w:pPr>
             <w:r>
               <w:rPr>
@@ -13343,14 +12926,12 @@
         </w:tc>
         <w:tc>
           <w:tcPr>
-            <w:tcW w:w="3685" w:type="dxa"/>
+            <w:tcW w:w="2976" w:type="dxa"/>
           </w:tcPr>
           <w:p>
             <w:pPr>
-              <w:ind w:firstLine="0"/>
-              <w:rPr>
-                <w:lang w:val="es-419" w:eastAsia="es-CO"/>
-              </w:rPr>
+              <w:pStyle w:val="TextoTablas"/>
+              <w:spacing w:line="360" w:lineRule="auto"/>
             </w:pPr>
             <w:r>
               <w:t>Ofrece valor educativo o emocional antes de vender.</w:t>
@@ -13359,14 +12940,12 @@
         </w:tc>
         <w:tc>
           <w:tcPr>
-            <w:tcW w:w="3021" w:type="dxa"/>
+            <w:tcW w:w="3730" w:type="dxa"/>
           </w:tcPr>
           <w:p>
             <w:pPr>
-              <w:ind w:firstLine="0"/>
-              <w:rPr>
-                <w:lang w:val="es-419" w:eastAsia="es-CO"/>
-              </w:rPr>
+              <w:pStyle w:val="TextoTablas"/>
+              <w:spacing w:line="360" w:lineRule="auto"/>
             </w:pPr>
             <w:r>
               <w:t>Blogs</w:t>
@@ -13393,29 +12972,26 @@
           </w:tcPr>
           <w:p>
             <w:pPr>
-              <w:ind w:firstLine="0"/>
-              <w:rPr>
-                <w:lang w:val="es-419" w:eastAsia="es-CO"/>
-              </w:rPr>
+              <w:pStyle w:val="TextoTablas"/>
+              <w:spacing w:line="360" w:lineRule="auto"/>
             </w:pPr>
             <w:r>
               <w:rPr>
                 <w:rStyle w:val="Extranjerismo"/>
               </w:rPr>
+              <w:lastRenderedPageBreak/>
               <w:t>Email marketing</w:t>
             </w:r>
           </w:p>
         </w:tc>
         <w:tc>
           <w:tcPr>
-            <w:tcW w:w="3685" w:type="dxa"/>
+            <w:tcW w:w="2976" w:type="dxa"/>
           </w:tcPr>
           <w:p>
             <w:pPr>
-              <w:ind w:firstLine="0"/>
-              <w:rPr>
-                <w:lang w:val="es-419" w:eastAsia="es-CO"/>
-              </w:rPr>
+              <w:pStyle w:val="TextoTablas"/>
+              <w:spacing w:line="360" w:lineRule="auto"/>
             </w:pPr>
             <w:r>
               <w:t>Comunicación directa, automatizada y personalizada.</w:t>
@@ -13424,14 +13000,12 @@
         </w:tc>
         <w:tc>
           <w:tcPr>
-            <w:tcW w:w="3021" w:type="dxa"/>
+            <w:tcW w:w="3730" w:type="dxa"/>
           </w:tcPr>
           <w:p>
             <w:pPr>
-              <w:ind w:firstLine="0"/>
-              <w:rPr>
-                <w:lang w:val="es-419" w:eastAsia="es-CO"/>
-              </w:rPr>
+              <w:pStyle w:val="TextoTablas"/>
+              <w:spacing w:line="360" w:lineRule="auto"/>
             </w:pPr>
             <w:r>
               <w:t xml:space="preserve">Plataformas de </w:t>
@@ -13445,14 +13019,12 @@
             <w:r>
               <w:t xml:space="preserve"> (</w:t>
             </w:r>
-            <w:proofErr w:type="spellStart"/>
             <w:r>
               <w:rPr>
                 <w:rStyle w:val="Extranjerismo"/>
               </w:rPr>
               <w:t>mailchimp</w:t>
             </w:r>
-            <w:proofErr w:type="spellEnd"/>
             <w:r>
               <w:t>, etc.)</w:t>
             </w:r>
@@ -13469,10 +13041,8 @@
           </w:tcPr>
           <w:p>
             <w:pPr>
-              <w:ind w:firstLine="0"/>
-              <w:rPr>
-                <w:lang w:val="es-419" w:eastAsia="es-CO"/>
-              </w:rPr>
+              <w:pStyle w:val="TextoTablas"/>
+              <w:spacing w:line="360" w:lineRule="auto"/>
             </w:pPr>
             <w:r>
               <w:t>Publicidad programática</w:t>
@@ -13481,14 +13051,12 @@
         </w:tc>
         <w:tc>
           <w:tcPr>
-            <w:tcW w:w="3685" w:type="dxa"/>
+            <w:tcW w:w="2976" w:type="dxa"/>
           </w:tcPr>
           <w:p>
             <w:pPr>
-              <w:ind w:firstLine="0"/>
-              <w:rPr>
-                <w:lang w:val="es-419" w:eastAsia="es-CO"/>
-              </w:rPr>
+              <w:pStyle w:val="TextoTablas"/>
+              <w:spacing w:line="360" w:lineRule="auto"/>
             </w:pPr>
             <w:r>
               <w:t>Compra automatizada de espacios publicitarios por subasta.</w:t>
@@ -13497,31 +13065,16 @@
         </w:tc>
         <w:tc>
           <w:tcPr>
-            <w:tcW w:w="3021" w:type="dxa"/>
+            <w:tcW w:w="3730" w:type="dxa"/>
           </w:tcPr>
           <w:p>
             <w:pPr>
-              <w:ind w:firstLine="0"/>
-              <w:rPr>
-                <w:lang w:val="es-419" w:eastAsia="es-CO"/>
-              </w:rPr>
+              <w:pStyle w:val="TextoTablas"/>
+              <w:spacing w:line="360" w:lineRule="auto"/>
             </w:pPr>
             <w:r>
-              <w:t xml:space="preserve">Google </w:t>
-            </w:r>
-            <w:proofErr w:type="spellStart"/>
-            <w:r>
-              <w:t>Ads</w:t>
-            </w:r>
-            <w:proofErr w:type="spellEnd"/>
-            <w:r>
-              <w:t xml:space="preserve">, Meta </w:t>
-            </w:r>
-            <w:proofErr w:type="spellStart"/>
-            <w:r>
-              <w:t>Ads</w:t>
-            </w:r>
-            <w:proofErr w:type="spellEnd"/>
+              <w:t>Google Ads, Meta Ads</w:t>
+            </w:r>
           </w:p>
         </w:tc>
       </w:tr>
@@ -13532,10 +13085,8 @@
           </w:tcPr>
           <w:p>
             <w:pPr>
-              <w:ind w:firstLine="0"/>
-              <w:rPr>
-                <w:lang w:val="es-419" w:eastAsia="es-CO"/>
-              </w:rPr>
+              <w:pStyle w:val="TextoTablas"/>
+              <w:spacing w:line="360" w:lineRule="auto"/>
             </w:pPr>
             <w:r>
               <w:rPr>
@@ -13547,14 +13098,12 @@
         </w:tc>
         <w:tc>
           <w:tcPr>
-            <w:tcW w:w="3685" w:type="dxa"/>
+            <w:tcW w:w="2976" w:type="dxa"/>
           </w:tcPr>
           <w:p>
             <w:pPr>
-              <w:ind w:firstLine="0"/>
-              <w:rPr>
-                <w:lang w:val="es-419" w:eastAsia="es-CO"/>
-              </w:rPr>
+              <w:pStyle w:val="TextoTablas"/>
+              <w:spacing w:line="360" w:lineRule="auto"/>
             </w:pPr>
             <w:r>
               <w:t>Promueve la marca a través de redes sociales y comunidades.</w:t>
@@ -13563,14 +13112,12 @@
         </w:tc>
         <w:tc>
           <w:tcPr>
-            <w:tcW w:w="3021" w:type="dxa"/>
+            <w:tcW w:w="3730" w:type="dxa"/>
           </w:tcPr>
           <w:p>
             <w:pPr>
-              <w:ind w:firstLine="0"/>
-              <w:rPr>
-                <w:lang w:val="es-419" w:eastAsia="es-CO"/>
-              </w:rPr>
+              <w:pStyle w:val="TextoTablas"/>
+              <w:spacing w:line="360" w:lineRule="auto"/>
             </w:pPr>
             <w:r>
               <w:t>Facebook, Instagram, LinkedIn</w:t>
@@ -13588,10 +13135,8 @@
           </w:tcPr>
           <w:p>
             <w:pPr>
-              <w:ind w:firstLine="0"/>
-              <w:rPr>
-                <w:lang w:val="es-419" w:eastAsia="es-CO"/>
-              </w:rPr>
+              <w:pStyle w:val="TextoTablas"/>
+              <w:spacing w:line="360" w:lineRule="auto"/>
             </w:pPr>
             <w:r>
               <w:t>SEO (optimización en buscadores)</w:t>
@@ -13600,14 +13145,12 @@
         </w:tc>
         <w:tc>
           <w:tcPr>
-            <w:tcW w:w="3685" w:type="dxa"/>
+            <w:tcW w:w="2976" w:type="dxa"/>
           </w:tcPr>
           <w:p>
             <w:pPr>
-              <w:ind w:firstLine="0"/>
-              <w:rPr>
-                <w:lang w:val="es-419" w:eastAsia="es-CO"/>
-              </w:rPr>
+              <w:pStyle w:val="TextoTablas"/>
+              <w:spacing w:line="360" w:lineRule="auto"/>
             </w:pPr>
             <w:r>
               <w:t>Mejora visibilidad orgánica en motores de búsqueda.</w:t>
@@ -13616,14 +13159,12 @@
         </w:tc>
         <w:tc>
           <w:tcPr>
-            <w:tcW w:w="3021" w:type="dxa"/>
+            <w:tcW w:w="3730" w:type="dxa"/>
           </w:tcPr>
           <w:p>
             <w:pPr>
-              <w:ind w:firstLine="0"/>
-              <w:rPr>
-                <w:lang w:val="es-419" w:eastAsia="es-CO"/>
-              </w:rPr>
+              <w:pStyle w:val="TextoTablas"/>
+              <w:spacing w:line="360" w:lineRule="auto"/>
             </w:pPr>
             <w:r>
               <w:t>Google, Bing, herramientas SEO</w:t>
@@ -13638,10 +13179,8 @@
           </w:tcPr>
           <w:p>
             <w:pPr>
-              <w:ind w:firstLine="0"/>
-              <w:rPr>
-                <w:lang w:val="es-419" w:eastAsia="es-CO"/>
-              </w:rPr>
+              <w:pStyle w:val="TextoTablas"/>
+              <w:spacing w:line="360" w:lineRule="auto"/>
             </w:pPr>
             <w:r>
               <w:rPr>
@@ -13653,14 +13192,12 @@
         </w:tc>
         <w:tc>
           <w:tcPr>
-            <w:tcW w:w="3685" w:type="dxa"/>
+            <w:tcW w:w="2976" w:type="dxa"/>
           </w:tcPr>
           <w:p>
             <w:pPr>
-              <w:ind w:firstLine="0"/>
-              <w:rPr>
-                <w:lang w:val="es-419" w:eastAsia="es-CO"/>
-              </w:rPr>
+              <w:pStyle w:val="TextoTablas"/>
+              <w:spacing w:line="360" w:lineRule="auto"/>
             </w:pPr>
             <w:r>
               <w:t>Utiliza líderes de opinión digitales para ganar credibilidad.</w:t>
@@ -13669,14 +13206,12 @@
         </w:tc>
         <w:tc>
           <w:tcPr>
-            <w:tcW w:w="3021" w:type="dxa"/>
+            <w:tcW w:w="3730" w:type="dxa"/>
           </w:tcPr>
           <w:p>
             <w:pPr>
-              <w:ind w:firstLine="0"/>
-              <w:rPr>
-                <w:lang w:val="es-419" w:eastAsia="es-CO"/>
-              </w:rPr>
+              <w:pStyle w:val="TextoTablas"/>
+              <w:spacing w:line="360" w:lineRule="auto"/>
             </w:pPr>
             <w:r>
               <w:t>YouTube, Instagram, TikTok</w:t>
@@ -13709,20 +13244,20 @@
         <w:rPr>
           <w:lang w:val="es-419" w:eastAsia="es-CO"/>
         </w:rPr>
+        <w:t xml:space="preserve">Las empresas del sistema moda aprovechan las herramientas digitales y la analítica avanzada para diseñar campañas personalizadas en función de las tendencias de consumo y el comportamiento de compra, lo que les permite conectar con públicos específicos de manera más precisa y relevante. </w:t>
+      </w:r>
+    </w:p>
+    <w:p>
+      <w:pPr>
+        <w:rPr>
+          <w:lang w:val="es-419" w:eastAsia="es-CO"/>
+        </w:rPr>
+      </w:pPr>
+      <w:r>
+        <w:rPr>
+          <w:lang w:val="es-419" w:eastAsia="es-CO"/>
+        </w:rPr>
         <w:lastRenderedPageBreak/>
-        <w:t xml:space="preserve">Las empresas del sistema moda aprovechan las herramientas digitales y la analítica avanzada para diseñar campañas personalizadas en función de las tendencias de consumo y el comportamiento de compra, lo que les permite conectar con públicos específicos de manera más precisa y relevante. </w:t>
-      </w:r>
-    </w:p>
-    <w:p>
-      <w:pPr>
-        <w:rPr>
-          <w:lang w:val="es-419" w:eastAsia="es-CO"/>
-        </w:rPr>
-      </w:pPr>
-      <w:r>
-        <w:rPr>
-          <w:lang w:val="es-419" w:eastAsia="es-CO"/>
-        </w:rPr>
         <w:t xml:space="preserve">Gracias a la capacidad de analizar datos en tiempo real, pueden anticipar demandas del mercado, ajustar inventarios y estructurar estrategias comerciales más efectivas, reduciendo la improvisación y aumentando la probabilidad de conversión. </w:t>
       </w:r>
     </w:p>
@@ -13756,7 +13291,7 @@
       <w:pPr>
         <w:pStyle w:val="Ttulo2"/>
       </w:pPr>
-      <w:bookmarkStart w:id="37" w:name="_Toc232081016"/>
+      <w:bookmarkStart w:id="37" w:name="_Toc236911872"/>
       <w:r>
         <w:t>Técnicas</w:t>
       </w:r>
@@ -13812,21 +13347,6 @@
           <w:lang w:val="es-419" w:eastAsia="es-CO"/>
         </w:rPr>
         <w:t xml:space="preserve"> en redes sociales. Cada técnica cumple funciones específicas dentro de la estrategia integral de comunicación empresarial.</w:t>
-      </w:r>
-    </w:p>
-    <w:p>
-      <w:pPr>
-        <w:spacing w:before="0" w:after="160" w:line="259" w:lineRule="auto"/>
-        <w:ind w:firstLine="0"/>
-        <w:rPr>
-          <w:lang w:val="es-419" w:eastAsia="es-CO"/>
-        </w:rPr>
-      </w:pPr>
-      <w:r>
-        <w:rPr>
-          <w:lang w:val="es-419" w:eastAsia="es-CO"/>
-        </w:rPr>
-        <w:br w:type="page"/>
       </w:r>
     </w:p>
     <w:p>
@@ -13843,7 +13363,6 @@
           <w:bCs/>
           <w:lang w:val="es-419" w:eastAsia="es-CO"/>
         </w:rPr>
-        <w:lastRenderedPageBreak/>
         <w:t>Técnicas</w:t>
       </w:r>
       <w:r>
@@ -13906,39 +13425,8 @@
           <w:bCs/>
           <w:lang w:val="es-419" w:eastAsia="es-CO"/>
         </w:rPr>
-        <w:t xml:space="preserve">Search </w:t>
-      </w:r>
-      <w:proofErr w:type="spellStart"/>
-      <w:r>
-        <w:rPr>
-          <w:rStyle w:val="Extranjerismo"/>
-          <w:b/>
-          <w:bCs/>
-          <w:lang w:val="es-419" w:eastAsia="es-CO"/>
-        </w:rPr>
-        <w:t>Engine</w:t>
-      </w:r>
-      <w:proofErr w:type="spellEnd"/>
-      <w:r>
-        <w:rPr>
-          <w:rStyle w:val="Extranjerismo"/>
-          <w:b/>
-          <w:bCs/>
-          <w:lang w:val="es-419" w:eastAsia="es-CO"/>
-        </w:rPr>
-        <w:t xml:space="preserve"> </w:t>
-      </w:r>
-      <w:proofErr w:type="spellStart"/>
-      <w:r>
-        <w:rPr>
-          <w:rStyle w:val="Extranjerismo"/>
-          <w:b/>
-          <w:bCs/>
-          <w:lang w:val="es-419" w:eastAsia="es-CO"/>
-        </w:rPr>
-        <w:t>Optimization</w:t>
-      </w:r>
-      <w:proofErr w:type="spellEnd"/>
+        <w:t>Search Engine Optimization</w:t>
+      </w:r>
       <w:r>
         <w:rPr>
           <w:b/>
@@ -14009,27 +13497,7 @@
           <w:bCs/>
           <w:lang w:val="es-419" w:eastAsia="es-CO"/>
         </w:rPr>
-        <w:t xml:space="preserve">Search </w:t>
-      </w:r>
-      <w:proofErr w:type="spellStart"/>
-      <w:r>
-        <w:rPr>
-          <w:rStyle w:val="Extranjerismo"/>
-          <w:b/>
-          <w:bCs/>
-          <w:lang w:val="es-419" w:eastAsia="es-CO"/>
-        </w:rPr>
-        <w:t>Engine</w:t>
-      </w:r>
-      <w:proofErr w:type="spellEnd"/>
-      <w:r>
-        <w:rPr>
-          <w:rStyle w:val="Extranjerismo"/>
-          <w:b/>
-          <w:bCs/>
-          <w:lang w:val="es-419" w:eastAsia="es-CO"/>
-        </w:rPr>
-        <w:t xml:space="preserve"> Marketing</w:t>
+        <w:t>Search Engine Marketing</w:t>
       </w:r>
       <w:r>
         <w:rPr>
@@ -14077,6 +13545,7 @@
           <w:bCs/>
           <w:lang w:val="es-419" w:eastAsia="es-CO"/>
         </w:rPr>
+        <w:lastRenderedPageBreak/>
         <w:t>Marketing</w:t>
       </w:r>
       <w:r>
@@ -14177,14 +13646,7 @@
         <w:rPr>
           <w:lang w:val="es-419" w:eastAsia="es-CO"/>
         </w:rPr>
-        <w:t xml:space="preserve">En este entorno dinámico, la innovación digital impulsa la aparición de nuevas técnicas promocionales, mientras que la creatividad se consolida como el elemento </w:t>
-      </w:r>
-      <w:r>
-        <w:rPr>
-          <w:lang w:val="es-419" w:eastAsia="es-CO"/>
-        </w:rPr>
-        <w:lastRenderedPageBreak/>
-        <w:t>diferenciador que fortalece la competitividad y posiciona a la marca en un mercado altamente visual y cambiante.</w:t>
+        <w:t>En este entorno dinámico, la innovación digital impulsa la aparición de nuevas técnicas promocionales, mientras que la creatividad se consolida como el elemento diferenciador que fortalece la competitividad y posiciona a la marca en un mercado altamente visual y cambiante.</w:t>
       </w:r>
     </w:p>
     <w:p>
@@ -14220,8 +13682,9 @@
       <w:pPr>
         <w:pStyle w:val="Ttulo2"/>
       </w:pPr>
-      <w:bookmarkStart w:id="38" w:name="_Toc232081017"/>
-      <w:r>
+      <w:bookmarkStart w:id="38" w:name="_Toc236911873"/>
+      <w:r>
+        <w:lastRenderedPageBreak/>
         <w:t>Tipos de herramientas</w:t>
       </w:r>
       <w:bookmarkEnd w:id="38"/>
@@ -14316,7 +13779,8 @@
           </w:tcPr>
           <w:p>
             <w:pPr>
-              <w:ind w:firstLine="0"/>
+              <w:pStyle w:val="TextoTablas"/>
+              <w:spacing w:line="360" w:lineRule="auto"/>
             </w:pPr>
             <w:r>
               <w:t>Herramienta</w:t>
@@ -14329,7 +13793,8 @@
           </w:tcPr>
           <w:p>
             <w:pPr>
-              <w:ind w:firstLine="0"/>
+              <w:pStyle w:val="TextoTablas"/>
+              <w:spacing w:line="360" w:lineRule="auto"/>
             </w:pPr>
             <w:r>
               <w:t>Función</w:t>
@@ -14342,7 +13807,8 @@
           </w:tcPr>
           <w:p>
             <w:pPr>
-              <w:ind w:firstLine="0"/>
+              <w:pStyle w:val="TextoTablas"/>
+              <w:spacing w:line="360" w:lineRule="auto"/>
             </w:pPr>
             <w:r>
               <w:t>Ejemplo aplicado al sistema moda</w:t>
@@ -14360,57 +13826,28 @@
           </w:tcPr>
           <w:p>
             <w:pPr>
-              <w:ind w:firstLine="0"/>
+              <w:pStyle w:val="TextoTablas"/>
+              <w:spacing w:line="360" w:lineRule="auto"/>
+            </w:pPr>
+            <w:r>
               <w:rPr>
                 <w:b/>
-              </w:rPr>
-            </w:pPr>
-            <w:r>
-              <w:rPr>
-                <w:b/>
-              </w:rPr>
-              <w:t>CRM (</w:t>
-            </w:r>
-            <w:proofErr w:type="spellStart"/>
+                <w:bCs/>
+              </w:rPr>
+              <w:t>CRM</w:t>
+            </w:r>
+            <w:r>
+              <w:t xml:space="preserve"> (</w:t>
+            </w:r>
             <w:r>
               <w:rPr>
                 <w:rStyle w:val="Extranjerismo"/>
                 <w:b/>
                 <w:lang w:val="es-CO"/>
               </w:rPr>
-              <w:t>Customer</w:t>
-            </w:r>
-            <w:proofErr w:type="spellEnd"/>
-            <w:r>
-              <w:rPr>
-                <w:rStyle w:val="Extranjerismo"/>
-                <w:b/>
-                <w:lang w:val="es-CO"/>
-              </w:rPr>
-              <w:t xml:space="preserve"> </w:t>
-            </w:r>
-            <w:proofErr w:type="spellStart"/>
-            <w:r>
-              <w:rPr>
-                <w:rStyle w:val="Extranjerismo"/>
-                <w:b/>
-                <w:lang w:val="es-CO"/>
-              </w:rPr>
-              <w:t>Relationship</w:t>
-            </w:r>
-            <w:proofErr w:type="spellEnd"/>
-            <w:r>
-              <w:rPr>
-                <w:rStyle w:val="Extranjerismo"/>
-                <w:b/>
-                <w:lang w:val="es-CO"/>
-              </w:rPr>
-              <w:t xml:space="preserve"> Management</w:t>
-            </w:r>
-            <w:r>
-              <w:rPr>
-                <w:b/>
-              </w:rPr>
+              <w:t>Customer Relationship Management</w:t>
+            </w:r>
+            <w:r>
               <w:t>)</w:t>
             </w:r>
           </w:p>
@@ -14421,7 +13858,8 @@
           </w:tcPr>
           <w:p>
             <w:pPr>
-              <w:ind w:firstLine="0"/>
+              <w:pStyle w:val="TextoTablas"/>
+              <w:spacing w:line="360" w:lineRule="auto"/>
               <w:rPr>
                 <w:bCs/>
               </w:rPr>
@@ -14440,7 +13878,8 @@
           </w:tcPr>
           <w:p>
             <w:pPr>
-              <w:ind w:firstLine="0"/>
+              <w:pStyle w:val="TextoTablas"/>
+              <w:spacing w:line="360" w:lineRule="auto"/>
               <w:rPr>
                 <w:bCs/>
               </w:rPr>
@@ -14449,14 +13888,7 @@
               <w:rPr>
                 <w:bCs/>
               </w:rPr>
-              <w:t xml:space="preserve">Una marca de ropa registra qué clientes compraron la colección primavera y le envía un acceso anticipado </w:t>
-            </w:r>
-            <w:r>
-              <w:rPr>
-                <w:bCs/>
-              </w:rPr>
-              <w:lastRenderedPageBreak/>
-              <w:t>exclusivo a la nueva colección verano, aumentando recompra y fidelización.</w:t>
+              <w:t>Una marca de ropa registra qué clientes compraron la colección primavera y le envía un acceso anticipado exclusivo a la nueva colección verano, aumentando recompra y fidelización.</w:t>
             </w:r>
           </w:p>
         </w:tc>
@@ -14468,16 +13900,10 @@
           </w:tcPr>
           <w:p>
             <w:pPr>
-              <w:ind w:firstLine="0"/>
-              <w:rPr>
-                <w:b/>
-              </w:rPr>
+              <w:pStyle w:val="TextoTablas"/>
+              <w:spacing w:line="360" w:lineRule="auto"/>
             </w:pPr>
             <w:r>
-              <w:rPr>
-                <w:b/>
-              </w:rPr>
-              <w:lastRenderedPageBreak/>
               <w:t>Analítica web</w:t>
             </w:r>
           </w:p>
@@ -14488,7 +13914,8 @@
           </w:tcPr>
           <w:p>
             <w:pPr>
-              <w:ind w:firstLine="0"/>
+              <w:pStyle w:val="TextoTablas"/>
+              <w:spacing w:line="360" w:lineRule="auto"/>
               <w:rPr>
                 <w:bCs/>
               </w:rPr>
@@ -14507,7 +13934,8 @@
           </w:tcPr>
           <w:p>
             <w:pPr>
-              <w:ind w:firstLine="0"/>
+              <w:pStyle w:val="TextoTablas"/>
+              <w:spacing w:line="360" w:lineRule="auto"/>
               <w:rPr>
                 <w:bCs/>
               </w:rPr>
@@ -14529,7 +13957,14 @@
               <w:rPr>
                 <w:bCs/>
               </w:rPr>
-              <w:t xml:space="preserve"> detecta que muchas visitas abandonan el carrito en el paso de pago y optimiza ese proceso, reduciendo fricciones y aumentando ventas.</w:t>
+              <w:t xml:space="preserve"> detecta que muchas visitas abandonan el carrito en el paso de pago y optimiza ese proceso, </w:t>
+            </w:r>
+            <w:r>
+              <w:rPr>
+                <w:bCs/>
+              </w:rPr>
+              <w:lastRenderedPageBreak/>
+              <w:t>reduciendo fricciones y aumentando ventas.</w:t>
             </w:r>
           </w:p>
         </w:tc>
@@ -14544,15 +13979,11 @@
           </w:tcPr>
           <w:p>
             <w:pPr>
-              <w:ind w:firstLine="0"/>
-              <w:rPr>
-                <w:b/>
-              </w:rPr>
+              <w:pStyle w:val="TextoTablas"/>
+              <w:spacing w:line="360" w:lineRule="auto"/>
             </w:pPr>
             <w:r>
-              <w:rPr>
-                <w:b/>
-              </w:rPr>
+              <w:lastRenderedPageBreak/>
               <w:t xml:space="preserve">Automatización de </w:t>
             </w:r>
             <w:r>
@@ -14571,7 +14002,8 @@
           </w:tcPr>
           <w:p>
             <w:pPr>
-              <w:ind w:firstLine="0"/>
+              <w:pStyle w:val="TextoTablas"/>
+              <w:spacing w:line="360" w:lineRule="auto"/>
               <w:rPr>
                 <w:bCs/>
               </w:rPr>
@@ -14590,7 +14022,8 @@
           </w:tcPr>
           <w:p>
             <w:pPr>
-              <w:ind w:firstLine="0"/>
+              <w:pStyle w:val="TextoTablas"/>
+              <w:spacing w:line="360" w:lineRule="auto"/>
               <w:rPr>
                 <w:bCs/>
               </w:rPr>
@@ -14611,16 +14044,10 @@
           </w:tcPr>
           <w:p>
             <w:pPr>
-              <w:ind w:firstLine="0"/>
-              <w:rPr>
-                <w:b/>
-              </w:rPr>
+              <w:pStyle w:val="TextoTablas"/>
+              <w:spacing w:line="360" w:lineRule="auto"/>
             </w:pPr>
             <w:r>
-              <w:rPr>
-                <w:b/>
-              </w:rPr>
-              <w:lastRenderedPageBreak/>
               <w:t>Gestión de redes sociales</w:t>
             </w:r>
           </w:p>
@@ -14631,7 +14058,8 @@
           </w:tcPr>
           <w:p>
             <w:pPr>
-              <w:ind w:firstLine="0"/>
+              <w:pStyle w:val="TextoTablas"/>
+              <w:spacing w:line="360" w:lineRule="auto"/>
               <w:rPr>
                 <w:bCs/>
               </w:rPr>
@@ -14650,7 +14078,8 @@
           </w:tcPr>
           <w:p>
             <w:pPr>
-              <w:ind w:firstLine="0"/>
+              <w:pStyle w:val="TextoTablas"/>
+              <w:spacing w:line="360" w:lineRule="auto"/>
               <w:rPr>
                 <w:bCs/>
               </w:rPr>
@@ -14661,7 +14090,6 @@
               </w:rPr>
               <w:t xml:space="preserve">Una marca programa el lanzamiento de su nueva colección con contenidos coordinados en Instagram, TikTok y Facebook, midiendo </w:t>
             </w:r>
-            <w:proofErr w:type="spellStart"/>
             <w:r>
               <w:rPr>
                 <w:rStyle w:val="Extranjerismo"/>
@@ -14669,7 +14097,6 @@
               </w:rPr>
               <w:t>engagement</w:t>
             </w:r>
-            <w:proofErr w:type="spellEnd"/>
             <w:r>
               <w:rPr>
                 <w:bCs/>
@@ -14715,8 +14142,9 @@
       <w:pPr>
         <w:pStyle w:val="Ttulo2"/>
       </w:pPr>
-      <w:bookmarkStart w:id="39" w:name="_Toc232081018"/>
-      <w:r>
+      <w:bookmarkStart w:id="39" w:name="_Toc236911874"/>
+      <w:r>
+        <w:lastRenderedPageBreak/>
         <w:t>Tipos de estrategias digitales</w:t>
       </w:r>
       <w:bookmarkEnd w:id="39"/>
@@ -14731,14 +14159,7 @@
         <w:rPr>
           <w:lang w:val="es-419" w:eastAsia="es-CO"/>
         </w:rPr>
-        <w:t xml:space="preserve">Las estrategias digitales corresponden al conjunto de planes de acción diseñados para alcanzar objetivos comerciales mediante el uso de medios y plataformas digitales, estas estrategias se orientan a la generación de tráfico, posicionamiento de marca, captación de clientes potenciales y fidelización del consumidor. En el sistema moda, la correcta selección de estrategias digitales permite mejorar la visibilidad de colecciones, fortalecer la identidad de marca y aumentar las ventas en comercio electrónico, su </w:t>
-      </w:r>
-      <w:r>
-        <w:rPr>
-          <w:lang w:val="es-419" w:eastAsia="es-CO"/>
-        </w:rPr>
-        <w:lastRenderedPageBreak/>
-        <w:t>implementación requiere análisis de audiencias, definición de objetivos y selección de canales adecuados.</w:t>
+        <w:t>Las estrategias digitales corresponden al conjunto de planes de acción diseñados para alcanzar objetivos comerciales mediante el uso de medios y plataformas digitales, estas estrategias se orientan a la generación de tráfico, posicionamiento de marca, captación de clientes potenciales y fidelización del consumidor. En el sistema moda, la correcta selección de estrategias digitales permite mejorar la visibilidad de colecciones, fortalecer la identidad de marca y aumentar las ventas en comercio electrónico, su implementación requiere análisis de audiencias, definición de objetivos y selección de canales adecuados.</w:t>
       </w:r>
     </w:p>
     <w:p>
@@ -14753,21 +14174,12 @@
         </w:rPr>
         <w:t>Entre los principales tipos de estrategias digitales se encuentran la estrategia de atracción (</w:t>
       </w:r>
-      <w:proofErr w:type="spellStart"/>
       <w:r>
         <w:rPr>
           <w:rStyle w:val="Extranjerismo"/>
           <w:lang w:val="es-419" w:eastAsia="es-CO"/>
         </w:rPr>
-        <w:t>inbound</w:t>
-      </w:r>
-      <w:proofErr w:type="spellEnd"/>
-      <w:r>
-        <w:rPr>
-          <w:rStyle w:val="Extranjerismo"/>
-          <w:lang w:val="es-419" w:eastAsia="es-CO"/>
-        </w:rPr>
-        <w:t xml:space="preserve"> marketing</w:t>
+        <w:t>inbound marketing</w:t>
       </w:r>
       <w:r>
         <w:rPr>
@@ -14903,7 +14315,6 @@
         </w:rPr>
         <w:t xml:space="preserve">Zara, marca del grupo Inditex, es uno de los referentes globales del sistema moda en integración de estrategias digitales con </w:t>
       </w:r>
-      <w:proofErr w:type="spellStart"/>
       <w:r>
         <w:rPr>
           <w:rStyle w:val="Extranjerismo"/>
@@ -14911,7 +14322,6 @@
         </w:rPr>
         <w:t>retail</w:t>
       </w:r>
-      <w:proofErr w:type="spellEnd"/>
       <w:r>
         <w:rPr>
           <w:lang w:val="es-419" w:eastAsia="es-CO"/>
@@ -14934,7 +14344,14 @@
         <w:rPr>
           <w:lang w:val="es-419" w:eastAsia="es-CO"/>
         </w:rPr>
-        <w:t xml:space="preserve">e invita a que acceda al </w:t>
+        <w:t xml:space="preserve">e invita </w:t>
+      </w:r>
+      <w:r>
+        <w:rPr>
+          <w:lang w:val="es-419" w:eastAsia="es-CO"/>
+        </w:rPr>
+        <w:lastRenderedPageBreak/>
+        <w:t xml:space="preserve">a que acceda al </w:t>
       </w:r>
       <w:r>
         <w:rPr>
@@ -14983,9 +14400,8 @@
       <w:pPr>
         <w:pStyle w:val="Ttulo2"/>
       </w:pPr>
-      <w:bookmarkStart w:id="40" w:name="_Toc232081019"/>
-      <w:r>
-        <w:lastRenderedPageBreak/>
+      <w:bookmarkStart w:id="40" w:name="_Toc236911875"/>
+      <w:r>
         <w:t>Arquetipos digitales</w:t>
       </w:r>
       <w:bookmarkEnd w:id="40"/>
@@ -15060,35 +14476,7 @@
         <w:rPr>
           <w:lang w:val="es-419" w:eastAsia="es-CO"/>
         </w:rPr>
-        <w:t xml:space="preserve"> en la temática. Este contenido de </w:t>
-      </w:r>
-      <w:proofErr w:type="spellStart"/>
-      <w:r>
-        <w:rPr>
-          <w:lang w:val="es-419" w:eastAsia="es-CO"/>
-        </w:rPr>
-        <w:t>Edutin</w:t>
-      </w:r>
-      <w:proofErr w:type="spellEnd"/>
-      <w:r>
-        <w:rPr>
-          <w:lang w:val="es-419" w:eastAsia="es-CO"/>
-        </w:rPr>
-        <w:t xml:space="preserve"> </w:t>
-      </w:r>
-      <w:proofErr w:type="spellStart"/>
-      <w:r>
-        <w:rPr>
-          <w:lang w:val="es-419" w:eastAsia="es-CO"/>
-        </w:rPr>
-        <w:t>Academy</w:t>
-      </w:r>
-      <w:proofErr w:type="spellEnd"/>
-      <w:r>
-        <w:rPr>
-          <w:lang w:val="es-419" w:eastAsia="es-CO"/>
-        </w:rPr>
-        <w:t xml:space="preserve"> explica los arquetipos publicitarios y cómo ayudan a crear historias coherentes que conectan emocionalmente con el público.</w:t>
+        <w:t xml:space="preserve"> en la temática. Este contenido de Edutin Academy explica los arquetipos publicitarios y cómo ayudan a crear historias coherentes que conectan emocionalmente con el público.</w:t>
       </w:r>
       <w:r>
         <w:rPr>
@@ -15135,6 +14523,7 @@
         <w:rPr>
           <w:lang w:val="es-419" w:eastAsia="es-CO"/>
         </w:rPr>
+        <w:lastRenderedPageBreak/>
         <w:t xml:space="preserve">Cuando el arquetipo se mantiene consistente en todos los puntos de contacto, se fortalece la recordación de marca y se facilita la fidelización del consumidor, ya que la audiencia identifica patrones emocionales y simbólicos claros. Esta coherencia narrativa mejora la conexión emocional, permitiendo que la marca trascienda la simple transacción comercial y construya vínculos más profundos. </w:t>
       </w:r>
     </w:p>
@@ -15148,119 +14537,109 @@
         <w:rPr>
           <w:lang w:val="es-419" w:eastAsia="es-CO"/>
         </w:rPr>
-        <w:t xml:space="preserve">A su vez, una identidad clara simplifica el posicionamiento competitivo, porque delimita el territorio simbólico que la empresa ocupa en la mente del consumidor. En </w:t>
-      </w:r>
+        <w:t>A su vez, una identidad clara simplifica el posicionamiento competitivo, porque delimita el territorio simbólico que la empresa ocupa en la mente del consumidor. En consecuencia, la diferenciación estratégica impulsa el reconocimiento de marca, siempre que la planificación comunicativa se alinee de manera rigurosa con el arquetipo seleccionado y se mantenga coherente en el tiempo.</w:t>
+      </w:r>
+    </w:p>
+    <w:p>
+      <w:pPr>
+        <w:pStyle w:val="Ttulo2"/>
+      </w:pPr>
+      <w:bookmarkStart w:id="41" w:name="_Toc236911876"/>
+      <w:r>
+        <w:t>Estrategia de marca</w:t>
+      </w:r>
+      <w:bookmarkEnd w:id="41"/>
+    </w:p>
+    <w:p>
+      <w:pPr>
+        <w:rPr>
+          <w:lang w:val="es-419" w:eastAsia="es-CO"/>
+        </w:rPr>
+      </w:pPr>
+      <w:r>
+        <w:rPr>
+          <w:lang w:val="es-419" w:eastAsia="es-CO"/>
+        </w:rPr>
+        <w:t>La estrategia de marca corresponde al conjunto de decisiones orientadas a construir una identidad diferenciada, reconocible y coherente en el mercado. En entornos digitales, esta estrategia se manifiesta mediante el diseño visual, el tono comunicativo, la propuesta de valor y la experiencia del cliente en todos los canales digitales. En el sistema moda, la estrategia de marca determina la percepción del consumidor frente a las colecciones y la propuesta estética de la empresa.</w:t>
+      </w:r>
+    </w:p>
+    <w:p>
+      <w:pPr>
+        <w:rPr>
+          <w:lang w:val="es-419" w:eastAsia="es-CO"/>
+        </w:rPr>
+      </w:pPr>
+      <w:r>
+        <w:rPr>
+          <w:lang w:val="es-419" w:eastAsia="es-CO"/>
+        </w:rPr>
+        <w:t xml:space="preserve">Una estrategia de marca digital incluye elementos como </w:t>
+      </w:r>
+      <w:r>
+        <w:rPr>
+          <w:rStyle w:val="Extranjerismo"/>
+          <w:lang w:val="es-419" w:eastAsia="es-CO"/>
+        </w:rPr>
+        <w:t>branding</w:t>
+      </w:r>
+      <w:r>
+        <w:rPr>
+          <w:lang w:val="es-419" w:eastAsia="es-CO"/>
+        </w:rPr>
+        <w:t xml:space="preserve"> visual, </w:t>
+      </w:r>
+      <w:r>
+        <w:rPr>
+          <w:rStyle w:val="Extranjerismo"/>
+          <w:lang w:val="es-419" w:eastAsia="es-CO"/>
+        </w:rPr>
+        <w:t>storytelling</w:t>
+      </w:r>
+      <w:r>
+        <w:rPr>
+          <w:lang w:val="es-419" w:eastAsia="es-CO"/>
+        </w:rPr>
+        <w:t xml:space="preserve">, coherencia de contenidos y posicionamiento en plataformas digitales. El </w:t>
+      </w:r>
+      <w:r>
+        <w:rPr>
+          <w:rStyle w:val="Extranjerismo"/>
+          <w:lang w:val="es-419" w:eastAsia="es-CO"/>
+        </w:rPr>
+        <w:t>branding</w:t>
+      </w:r>
+      <w:r>
+        <w:rPr>
+          <w:lang w:val="es-419" w:eastAsia="es-CO"/>
+        </w:rPr>
+        <w:t xml:space="preserve"> visual define la identidad gráfica; el </w:t>
+      </w:r>
+      <w:r>
+        <w:rPr>
+          <w:rStyle w:val="Extranjerismo"/>
+          <w:lang w:val="es-419" w:eastAsia="es-CO"/>
+        </w:rPr>
+        <w:t>storytelling</w:t>
+      </w:r>
+      <w:r>
+        <w:rPr>
+          <w:lang w:val="es-419" w:eastAsia="es-CO"/>
+        </w:rPr>
+        <w:t xml:space="preserve"> construye narrativas que conectan emocionalmente con el consumidor; la coherencia de contenidos asegura uniformidad comunicativa; y el posicionamiento digital fortalece la visibilidad de la marca. Estos componentes permiten consolidar una identidad corporativa sólida.</w:t>
+      </w:r>
+    </w:p>
+    <w:p>
+      <w:pPr>
+        <w:pStyle w:val="Tabla"/>
+        <w:rPr>
+          <w:lang w:val="es-419" w:eastAsia="es-CO"/>
+        </w:rPr>
+      </w:pPr>
       <w:r>
         <w:rPr>
           <w:lang w:val="es-419" w:eastAsia="es-CO"/>
         </w:rPr>
         <w:lastRenderedPageBreak/>
-        <w:t>consecuencia, la diferenciación estratégica impulsa el reconocimiento de marca, siempre que la planificación comunicativa se alinee de manera rigurosa con el arquetipo seleccionado y se mantenga coherente en el tiempo.</w:t>
-      </w:r>
-    </w:p>
-    <w:p>
-      <w:pPr>
-        <w:pStyle w:val="Ttulo2"/>
-      </w:pPr>
-      <w:bookmarkStart w:id="41" w:name="_Toc232081020"/>
-      <w:r>
-        <w:t>Estrategia de marca</w:t>
-      </w:r>
-      <w:bookmarkEnd w:id="41"/>
-    </w:p>
-    <w:p>
-      <w:pPr>
-        <w:rPr>
-          <w:lang w:val="es-419" w:eastAsia="es-CO"/>
-        </w:rPr>
-      </w:pPr>
-      <w:r>
-        <w:rPr>
-          <w:lang w:val="es-419" w:eastAsia="es-CO"/>
-        </w:rPr>
-        <w:t>La estrategia de marca corresponde al conjunto de decisiones orientadas a construir una identidad diferenciada, reconocible y coherente en el mercado. En entornos digitales, esta estrategia se manifiesta mediante el diseño visual, el tono comunicativo, la propuesta de valor y la experiencia del cliente en todos los canales digitales. En el sistema moda, la estrategia de marca determina la percepción del consumidor frente a las colecciones y la propuesta estética de la empresa.</w:t>
-      </w:r>
-    </w:p>
-    <w:p>
-      <w:pPr>
-        <w:rPr>
-          <w:lang w:val="es-419" w:eastAsia="es-CO"/>
-        </w:rPr>
-      </w:pPr>
-      <w:r>
-        <w:rPr>
-          <w:lang w:val="es-419" w:eastAsia="es-CO"/>
-        </w:rPr>
-        <w:t xml:space="preserve">Una estrategia de marca digital incluye elementos como </w:t>
-      </w:r>
-      <w:r>
-        <w:rPr>
-          <w:rStyle w:val="Extranjerismo"/>
-          <w:lang w:val="es-419" w:eastAsia="es-CO"/>
-        </w:rPr>
-        <w:t>branding</w:t>
-      </w:r>
-      <w:r>
-        <w:rPr>
-          <w:lang w:val="es-419" w:eastAsia="es-CO"/>
-        </w:rPr>
-        <w:t xml:space="preserve"> visual, </w:t>
-      </w:r>
-      <w:proofErr w:type="spellStart"/>
-      <w:r>
-        <w:rPr>
-          <w:rStyle w:val="Extranjerismo"/>
-          <w:lang w:val="es-419" w:eastAsia="es-CO"/>
-        </w:rPr>
-        <w:t>storytelling</w:t>
-      </w:r>
-      <w:proofErr w:type="spellEnd"/>
-      <w:r>
-        <w:rPr>
-          <w:lang w:val="es-419" w:eastAsia="es-CO"/>
-        </w:rPr>
-        <w:t xml:space="preserve">, coherencia de contenidos y posicionamiento en plataformas digitales. El </w:t>
-      </w:r>
-      <w:r>
-        <w:rPr>
-          <w:rStyle w:val="Extranjerismo"/>
-          <w:lang w:val="es-419" w:eastAsia="es-CO"/>
-        </w:rPr>
-        <w:t>branding</w:t>
-      </w:r>
-      <w:r>
-        <w:rPr>
-          <w:lang w:val="es-419" w:eastAsia="es-CO"/>
-        </w:rPr>
-        <w:t xml:space="preserve"> visual define la identidad gráfica; el </w:t>
-      </w:r>
-      <w:proofErr w:type="spellStart"/>
-      <w:r>
-        <w:rPr>
-          <w:rStyle w:val="Extranjerismo"/>
-          <w:lang w:val="es-419" w:eastAsia="es-CO"/>
-        </w:rPr>
-        <w:t>storytelling</w:t>
-      </w:r>
-      <w:proofErr w:type="spellEnd"/>
-      <w:r>
-        <w:rPr>
-          <w:lang w:val="es-419" w:eastAsia="es-CO"/>
-        </w:rPr>
-        <w:t xml:space="preserve"> construye narrativas que conectan emocionalmente con el consumidor; la coherencia de contenidos asegura uniformidad comunicativa; y el posicionamiento digital fortalece la visibilidad de la marca. Estos componentes permiten consolidar una identidad corporativa sólida.</w:t>
-      </w:r>
-    </w:p>
-    <w:p>
-      <w:pPr>
-        <w:pStyle w:val="Tabla"/>
-        <w:rPr>
-          <w:lang w:val="es-419" w:eastAsia="es-CO"/>
-        </w:rPr>
-      </w:pPr>
-      <w:r>
-        <w:rPr>
-          <w:lang w:val="es-419" w:eastAsia="es-CO"/>
-        </w:rPr>
         <w:t>Estrategias de marca digital aplicadas al sistema moda</w:t>
       </w:r>
     </w:p>
@@ -15288,10 +14667,8 @@
           </w:tcPr>
           <w:p>
             <w:pPr>
-              <w:ind w:firstLine="0"/>
-              <w:rPr>
-                <w:lang w:val="es-419" w:eastAsia="es-CO"/>
-              </w:rPr>
+              <w:pStyle w:val="TextoTablas"/>
+              <w:spacing w:line="360" w:lineRule="auto"/>
             </w:pPr>
             <w:r>
               <w:t>Estrategia</w:t>
@@ -15304,10 +14681,8 @@
           </w:tcPr>
           <w:p>
             <w:pPr>
-              <w:ind w:firstLine="0"/>
-              <w:rPr>
-                <w:lang w:val="es-419" w:eastAsia="es-CO"/>
-              </w:rPr>
+              <w:pStyle w:val="TextoTablas"/>
+              <w:spacing w:line="360" w:lineRule="auto"/>
             </w:pPr>
             <w:r>
               <w:t>Definición</w:t>
@@ -15320,10 +14695,8 @@
           </w:tcPr>
           <w:p>
             <w:pPr>
-              <w:ind w:firstLine="0"/>
-              <w:rPr>
-                <w:lang w:val="es-419" w:eastAsia="es-CO"/>
-              </w:rPr>
+              <w:pStyle w:val="TextoTablas"/>
+              <w:spacing w:line="360" w:lineRule="auto"/>
             </w:pPr>
             <w:r>
               <w:t>Ejemplo aplicado al sistema moda</w:t>
@@ -15336,10 +14709,8 @@
           </w:tcPr>
           <w:p>
             <w:pPr>
-              <w:ind w:firstLine="0"/>
-              <w:rPr>
-                <w:lang w:val="es-419" w:eastAsia="es-CO"/>
-              </w:rPr>
+              <w:pStyle w:val="TextoTablas"/>
+              <w:spacing w:line="360" w:lineRule="auto"/>
             </w:pPr>
             <w:r>
               <w:t>Impacto estratégico</w:t>
@@ -15357,10 +14728,8 @@
           </w:tcPr>
           <w:p>
             <w:pPr>
-              <w:ind w:firstLine="0"/>
-              <w:rPr>
-                <w:lang w:val="es-419" w:eastAsia="es-CO"/>
-              </w:rPr>
+              <w:pStyle w:val="TextoTablas"/>
+              <w:spacing w:line="360" w:lineRule="auto"/>
             </w:pPr>
             <w:r>
               <w:rPr>
@@ -15379,17 +14748,11 @@
           </w:tcPr>
           <w:p>
             <w:pPr>
-              <w:ind w:firstLine="0"/>
-              <w:rPr>
-                <w:lang w:val="es-419" w:eastAsia="es-CO"/>
-              </w:rPr>
+              <w:pStyle w:val="TextoTablas"/>
+              <w:spacing w:line="360" w:lineRule="auto"/>
             </w:pPr>
             <w:r>
-              <w:t xml:space="preserve">Define la identidad gráfica de la marca (logo, colores, </w:t>
-            </w:r>
-            <w:r>
-              <w:lastRenderedPageBreak/>
-              <w:t>tipografía, estilo fotográfico).</w:t>
+              <w:t>Define la identidad gráfica de la marca (logo, colores, tipografía, estilo fotográfico).</w:t>
             </w:r>
           </w:p>
         </w:tc>
@@ -15399,18 +14762,11 @@
           </w:tcPr>
           <w:p>
             <w:pPr>
-              <w:ind w:firstLine="0"/>
-              <w:rPr>
-                <w:lang w:val="es-419" w:eastAsia="es-CO"/>
-              </w:rPr>
+              <w:pStyle w:val="TextoTablas"/>
+              <w:spacing w:line="360" w:lineRule="auto"/>
             </w:pPr>
             <w:r>
-              <w:lastRenderedPageBreak/>
-              <w:t xml:space="preserve">Una marca de moda sostenible utiliza tonos tierra, </w:t>
-            </w:r>
-            <w:r>
-              <w:lastRenderedPageBreak/>
-              <w:t>fotografías en entornos naturales y empaques ecológicos coherentes en web y redes sociales.</w:t>
+              <w:t>Una marca de moda sostenible utiliza tonos tierra, fotografías en entornos naturales y empaques ecológicos coherentes en web y redes sociales.</w:t>
             </w:r>
           </w:p>
         </w:tc>
@@ -15420,18 +14776,11 @@
           </w:tcPr>
           <w:p>
             <w:pPr>
-              <w:ind w:firstLine="0"/>
-              <w:rPr>
-                <w:lang w:val="es-419" w:eastAsia="es-CO"/>
-              </w:rPr>
+              <w:pStyle w:val="TextoTablas"/>
+              <w:spacing w:line="360" w:lineRule="auto"/>
             </w:pPr>
             <w:r>
-              <w:lastRenderedPageBreak/>
-              <w:t xml:space="preserve">Genera reconocimiento inmediato y </w:t>
-            </w:r>
-            <w:r>
-              <w:lastRenderedPageBreak/>
-              <w:t>refuerza la identidad corporativa.</w:t>
+              <w:t>Genera reconocimiento inmediato y refuerza la identidad corporativa.</w:t>
             </w:r>
           </w:p>
         </w:tc>
@@ -15443,16 +14792,13 @@
           </w:tcPr>
           <w:p>
             <w:pPr>
-              <w:ind w:firstLine="0"/>
-              <w:rPr>
-                <w:lang w:val="es-419" w:eastAsia="es-CO"/>
-              </w:rPr>
+              <w:pStyle w:val="TextoTablas"/>
+              <w:spacing w:line="360" w:lineRule="auto"/>
             </w:pPr>
             <w:r>
               <w:rPr>
                 <w:rStyle w:val="Extranjerismo"/>
               </w:rPr>
-              <w:lastRenderedPageBreak/>
               <w:t>Storytelling</w:t>
             </w:r>
           </w:p>
@@ -15463,10 +14809,8 @@
           </w:tcPr>
           <w:p>
             <w:pPr>
-              <w:ind w:firstLine="0"/>
-              <w:rPr>
-                <w:lang w:val="es-419" w:eastAsia="es-CO"/>
-              </w:rPr>
+              <w:pStyle w:val="TextoTablas"/>
+              <w:spacing w:line="360" w:lineRule="auto"/>
             </w:pPr>
             <w:r>
               <w:t>Construcción de narrativas que conectan emocionalmente con el consumidor.</w:t>
@@ -15479,10 +14823,8 @@
           </w:tcPr>
           <w:p>
             <w:pPr>
-              <w:ind w:firstLine="0"/>
-              <w:rPr>
-                <w:lang w:val="es-419" w:eastAsia="es-CO"/>
-              </w:rPr>
+              <w:pStyle w:val="TextoTablas"/>
+              <w:spacing w:line="360" w:lineRule="auto"/>
             </w:pPr>
             <w:r>
               <w:t xml:space="preserve">Una marca urbana comparte historias reales de sus diseñadores y procesos creativos en </w:t>
@@ -15504,10 +14846,8 @@
           </w:tcPr>
           <w:p>
             <w:pPr>
-              <w:ind w:firstLine="0"/>
-              <w:rPr>
-                <w:lang w:val="es-419" w:eastAsia="es-CO"/>
-              </w:rPr>
+              <w:pStyle w:val="TextoTablas"/>
+              <w:spacing w:line="360" w:lineRule="auto"/>
             </w:pPr>
             <w:r>
               <w:t>Fortalece vínculo emocional y aumenta la conexión con el público objetivo.</w:t>
@@ -15525,10 +14865,8 @@
           </w:tcPr>
           <w:p>
             <w:pPr>
-              <w:ind w:firstLine="0"/>
-              <w:rPr>
-                <w:lang w:val="es-419" w:eastAsia="es-CO"/>
-              </w:rPr>
+              <w:pStyle w:val="TextoTablas"/>
+              <w:spacing w:line="360" w:lineRule="auto"/>
             </w:pPr>
             <w:r>
               <w:t>Coherencia de contenidos</w:t>
@@ -15541,10 +14879,8 @@
           </w:tcPr>
           <w:p>
             <w:pPr>
-              <w:ind w:firstLine="0"/>
-              <w:rPr>
-                <w:lang w:val="es-419" w:eastAsia="es-CO"/>
-              </w:rPr>
+              <w:pStyle w:val="TextoTablas"/>
+              <w:spacing w:line="360" w:lineRule="auto"/>
             </w:pPr>
             <w:r>
               <w:t>Uniformidad en tono, mensaje y estilo comunicativo en todos los canales digitales.</w:t>
@@ -15557,10 +14893,8 @@
           </w:tcPr>
           <w:p>
             <w:pPr>
-              <w:ind w:firstLine="0"/>
-              <w:rPr>
-                <w:lang w:val="es-419" w:eastAsia="es-CO"/>
-              </w:rPr>
+              <w:pStyle w:val="TextoTablas"/>
+              <w:spacing w:line="360" w:lineRule="auto"/>
             </w:pPr>
             <w:r>
               <w:t xml:space="preserve">Una marca elegante mantiene lenguaje sofisticado y estética minimalista tanto en Instagram como en su tienda </w:t>
@@ -15569,7 +14903,6 @@
               <w:rPr>
                 <w:rStyle w:val="Extranjerismo"/>
               </w:rPr>
-              <w:lastRenderedPageBreak/>
               <w:t>online</w:t>
             </w:r>
             <w:r>
@@ -15583,13 +14916,10 @@
           </w:tcPr>
           <w:p>
             <w:pPr>
-              <w:ind w:firstLine="0"/>
-              <w:rPr>
-                <w:lang w:val="es-419" w:eastAsia="es-CO"/>
-              </w:rPr>
+              <w:pStyle w:val="TextoTablas"/>
+              <w:spacing w:line="360" w:lineRule="auto"/>
             </w:pPr>
             <w:r>
-              <w:lastRenderedPageBreak/>
               <w:t>Consolida credibilidad, profesionalismo y consistencia comunicativa.</w:t>
             </w:r>
           </w:p>
@@ -15602,12 +14932,11 @@
           </w:tcPr>
           <w:p>
             <w:pPr>
-              <w:ind w:firstLine="0"/>
-              <w:rPr>
-                <w:lang w:val="es-419" w:eastAsia="es-CO"/>
-              </w:rPr>
+              <w:pStyle w:val="TextoTablas"/>
+              <w:spacing w:line="360" w:lineRule="auto"/>
             </w:pPr>
             <w:r>
+              <w:lastRenderedPageBreak/>
               <w:t>Posicionamiento digital</w:t>
             </w:r>
           </w:p>
@@ -15618,10 +14947,8 @@
           </w:tcPr>
           <w:p>
             <w:pPr>
-              <w:ind w:firstLine="0"/>
-              <w:rPr>
-                <w:lang w:val="es-419" w:eastAsia="es-CO"/>
-              </w:rPr>
+              <w:pStyle w:val="TextoTablas"/>
+              <w:spacing w:line="360" w:lineRule="auto"/>
             </w:pPr>
             <w:r>
               <w:t>Estrategias para aumentar visibilidad en buscadores y plataformas digitales.</w:t>
@@ -15634,10 +14961,8 @@
           </w:tcPr>
           <w:p>
             <w:pPr>
-              <w:ind w:firstLine="0"/>
-              <w:rPr>
-                <w:lang w:val="es-419" w:eastAsia="es-CO"/>
-              </w:rPr>
+              <w:pStyle w:val="TextoTablas"/>
+              <w:spacing w:line="360" w:lineRule="auto"/>
             </w:pPr>
             <w:r>
               <w:t xml:space="preserve">Optimización SEO para búsquedas como “vestidos de fiesta”, campañas segmentadas en redes y colaboración con micro </w:t>
@@ -15659,10 +14984,8 @@
           </w:tcPr>
           <w:p>
             <w:pPr>
-              <w:ind w:firstLine="0"/>
-              <w:rPr>
-                <w:lang w:val="es-419" w:eastAsia="es-CO"/>
-              </w:rPr>
+              <w:pStyle w:val="TextoTablas"/>
+              <w:spacing w:line="360" w:lineRule="auto"/>
             </w:pPr>
             <w:r>
               <w:t>Incrementa tráfico cualificado, visibilidad de marca y ventas en comercio electrónico.</w:t>
@@ -15710,7 +15033,7 @@
       <w:pPr>
         <w:pStyle w:val="Ttulo2"/>
       </w:pPr>
-      <w:bookmarkStart w:id="42" w:name="_Toc232081021"/>
+      <w:bookmarkStart w:id="42" w:name="_Toc236911877"/>
       <w:r>
         <w:t>Técnicas publicitarias</w:t>
       </w:r>
@@ -15728,7 +15051,6 @@
         </w:rPr>
         <w:t xml:space="preserve">Las técnicas publicitarias digitales comprenden los métodos utilizados para promocionar productos o servicios mediante anuncios en plataformas digitales, estas técnicas incluyen publicidad en buscadores, publicidad en redes sociales, </w:t>
       </w:r>
-      <w:proofErr w:type="spellStart"/>
       <w:r>
         <w:rPr>
           <w:rStyle w:val="Extranjerismo"/>
@@ -15736,12 +15058,26 @@
         </w:rPr>
         <w:t>remarketing</w:t>
       </w:r>
-      <w:proofErr w:type="spellEnd"/>
       <w:r>
         <w:rPr>
           <w:lang w:val="es-419" w:eastAsia="es-CO"/>
         </w:rPr>
         <w:t xml:space="preserve"> y publicidad programática, su finalidad es incrementar la visibilidad de la marca, atraer clientes potenciales y estimular la conversión comercial.</w:t>
+      </w:r>
+    </w:p>
+    <w:p>
+      <w:pPr>
+        <w:spacing w:before="0" w:after="160" w:line="259" w:lineRule="auto"/>
+        <w:ind w:firstLine="0"/>
+        <w:rPr>
+          <w:lang w:val="es-419" w:eastAsia="es-CO"/>
+        </w:rPr>
+      </w:pPr>
+      <w:r>
+        <w:rPr>
+          <w:lang w:val="es-419" w:eastAsia="es-CO"/>
+        </w:rPr>
+        <w:br w:type="page"/>
       </w:r>
     </w:p>
     <w:p>
@@ -15766,10 +15102,10 @@
         <w:tblLook w:val="04A0" w:firstRow="1" w:lastRow="0" w:firstColumn="1" w:lastColumn="0" w:noHBand="0" w:noVBand="1"/>
       </w:tblPr>
       <w:tblGrid>
-        <w:gridCol w:w="2490"/>
-        <w:gridCol w:w="2490"/>
-        <w:gridCol w:w="2491"/>
-        <w:gridCol w:w="2491"/>
+        <w:gridCol w:w="2547"/>
+        <w:gridCol w:w="2410"/>
+        <w:gridCol w:w="2551"/>
+        <w:gridCol w:w="2454"/>
       </w:tblGrid>
       <w:tr>
         <w:trPr>
@@ -15779,14 +15115,12 @@
         </w:trPr>
         <w:tc>
           <w:tcPr>
-            <w:tcW w:w="2490" w:type="dxa"/>
+            <w:tcW w:w="2547" w:type="dxa"/>
           </w:tcPr>
           <w:p>
             <w:pPr>
-              <w:ind w:firstLine="0"/>
-              <w:rPr>
-                <w:lang w:val="es-419" w:eastAsia="es-CO"/>
-              </w:rPr>
+              <w:pStyle w:val="TextoTablas"/>
+              <w:spacing w:line="360" w:lineRule="auto"/>
             </w:pPr>
             <w:r>
               <w:t>Estrategia</w:t>
@@ -15795,14 +15129,12 @@
         </w:tc>
         <w:tc>
           <w:tcPr>
-            <w:tcW w:w="2490" w:type="dxa"/>
+            <w:tcW w:w="2410" w:type="dxa"/>
           </w:tcPr>
           <w:p>
             <w:pPr>
-              <w:ind w:firstLine="0"/>
-              <w:rPr>
-                <w:lang w:val="es-419" w:eastAsia="es-CO"/>
-              </w:rPr>
+              <w:pStyle w:val="TextoTablas"/>
+              <w:spacing w:line="360" w:lineRule="auto"/>
             </w:pPr>
             <w:r>
               <w:t>Definición</w:t>
@@ -15811,14 +15143,12 @@
         </w:tc>
         <w:tc>
           <w:tcPr>
-            <w:tcW w:w="2491" w:type="dxa"/>
+            <w:tcW w:w="2551" w:type="dxa"/>
           </w:tcPr>
           <w:p>
             <w:pPr>
-              <w:ind w:firstLine="0"/>
-              <w:rPr>
-                <w:lang w:val="es-419" w:eastAsia="es-CO"/>
-              </w:rPr>
+              <w:pStyle w:val="TextoTablas"/>
+              <w:spacing w:line="360" w:lineRule="auto"/>
             </w:pPr>
             <w:r>
               <w:t>Ejemplo aplicado al sistema moda</w:t>
@@ -15827,14 +15157,12 @@
         </w:tc>
         <w:tc>
           <w:tcPr>
-            <w:tcW w:w="2491" w:type="dxa"/>
+            <w:tcW w:w="2454" w:type="dxa"/>
           </w:tcPr>
           <w:p>
             <w:pPr>
-              <w:ind w:firstLine="0"/>
-              <w:rPr>
-                <w:lang w:val="es-419" w:eastAsia="es-CO"/>
-              </w:rPr>
+              <w:pStyle w:val="TextoTablas"/>
+              <w:spacing w:line="360" w:lineRule="auto"/>
             </w:pPr>
             <w:r>
               <w:t>Impacto estratégico</w:t>
@@ -15848,14 +15176,12 @@
         </w:trPr>
         <w:tc>
           <w:tcPr>
-            <w:tcW w:w="2490" w:type="dxa"/>
+            <w:tcW w:w="2547" w:type="dxa"/>
           </w:tcPr>
           <w:p>
             <w:pPr>
-              <w:ind w:firstLine="0"/>
-              <w:rPr>
-                <w:lang w:val="es-419" w:eastAsia="es-CO"/>
-              </w:rPr>
+              <w:pStyle w:val="TextoTablas"/>
+              <w:spacing w:line="360" w:lineRule="auto"/>
             </w:pPr>
             <w:r>
               <w:t>Publicidad en buscadores (SEM)</w:t>
@@ -15864,14 +15190,12 @@
         </w:tc>
         <w:tc>
           <w:tcPr>
-            <w:tcW w:w="2490" w:type="dxa"/>
+            <w:tcW w:w="2410" w:type="dxa"/>
           </w:tcPr>
           <w:p>
             <w:pPr>
-              <w:ind w:firstLine="0"/>
-              <w:rPr>
-                <w:lang w:val="es-419" w:eastAsia="es-CO"/>
-              </w:rPr>
+              <w:pStyle w:val="TextoTablas"/>
+              <w:spacing w:line="360" w:lineRule="auto"/>
             </w:pPr>
             <w:r>
               <w:t>Posiciona anuncios pagados según palabras clave ingresadas por los usuarios en motores de búsqueda.</w:t>
@@ -15880,25 +15204,15 @@
         </w:tc>
         <w:tc>
           <w:tcPr>
-            <w:tcW w:w="2491" w:type="dxa"/>
+            <w:tcW w:w="2551" w:type="dxa"/>
           </w:tcPr>
           <w:p>
             <w:pPr>
-              <w:ind w:firstLine="0"/>
-              <w:rPr>
-                <w:lang w:val="es-419" w:eastAsia="es-CO"/>
-              </w:rPr>
+              <w:pStyle w:val="TextoTablas"/>
+              <w:spacing w:line="360" w:lineRule="auto"/>
             </w:pPr>
             <w:r>
-              <w:t xml:space="preserve">Una marca de ropa deportiva invierte en Google </w:t>
-            </w:r>
-            <w:proofErr w:type="spellStart"/>
-            <w:r>
-              <w:t>Ads</w:t>
-            </w:r>
-            <w:proofErr w:type="spellEnd"/>
-            <w:r>
-              <w:t xml:space="preserve"> para aparecer cuando alguien busca “</w:t>
+              <w:t>Una marca de ropa deportiva invierte en Google Ads para aparecer cuando alguien busca “</w:t>
             </w:r>
             <w:r>
               <w:rPr>
@@ -15922,14 +15236,12 @@
         </w:tc>
         <w:tc>
           <w:tcPr>
-            <w:tcW w:w="2491" w:type="dxa"/>
+            <w:tcW w:w="2454" w:type="dxa"/>
           </w:tcPr>
           <w:p>
             <w:pPr>
-              <w:ind w:firstLine="0"/>
-              <w:rPr>
-                <w:lang w:val="es-419" w:eastAsia="es-CO"/>
-              </w:rPr>
+              <w:pStyle w:val="TextoTablas"/>
+              <w:spacing w:line="360" w:lineRule="auto"/>
             </w:pPr>
             <w:r>
               <w:t>Atrae tráfico con alta intención de compra y aumenta conversiones directas.</w:t>
@@ -15940,14 +15252,12 @@
       <w:tr>
         <w:tc>
           <w:tcPr>
-            <w:tcW w:w="2490" w:type="dxa"/>
+            <w:tcW w:w="2547" w:type="dxa"/>
           </w:tcPr>
           <w:p>
             <w:pPr>
-              <w:ind w:firstLine="0"/>
-              <w:rPr>
-                <w:lang w:val="es-419" w:eastAsia="es-CO"/>
-              </w:rPr>
+              <w:pStyle w:val="TextoTablas"/>
+              <w:spacing w:line="360" w:lineRule="auto"/>
             </w:pPr>
             <w:r>
               <w:t>Publicidad en redes sociales</w:t>
@@ -15956,14 +15266,12 @@
         </w:tc>
         <w:tc>
           <w:tcPr>
-            <w:tcW w:w="2490" w:type="dxa"/>
+            <w:tcW w:w="2410" w:type="dxa"/>
           </w:tcPr>
           <w:p>
             <w:pPr>
-              <w:ind w:firstLine="0"/>
-              <w:rPr>
-                <w:lang w:val="es-419" w:eastAsia="es-CO"/>
-              </w:rPr>
+              <w:pStyle w:val="TextoTablas"/>
+              <w:spacing w:line="360" w:lineRule="auto"/>
             </w:pPr>
             <w:r>
               <w:t>Permite segmentar audiencias específicas según edad, intereses, ubicación y comportamiento digital.</w:t>
@@ -15972,14 +15280,12 @@
         </w:tc>
         <w:tc>
           <w:tcPr>
-            <w:tcW w:w="2491" w:type="dxa"/>
+            <w:tcW w:w="2551" w:type="dxa"/>
           </w:tcPr>
           <w:p>
             <w:pPr>
-              <w:ind w:firstLine="0"/>
-              <w:rPr>
-                <w:lang w:val="es-419" w:eastAsia="es-CO"/>
-              </w:rPr>
+              <w:pStyle w:val="TextoTablas"/>
+              <w:spacing w:line="360" w:lineRule="auto"/>
             </w:pPr>
             <w:r>
               <w:t xml:space="preserve">Una marca de moda femenina segmenta anuncios en Instagram a mujeres entre 20 y 35 años interesadas en tendencias y compras </w:t>
@@ -15997,14 +15303,12 @@
         </w:tc>
         <w:tc>
           <w:tcPr>
-            <w:tcW w:w="2491" w:type="dxa"/>
+            <w:tcW w:w="2454" w:type="dxa"/>
           </w:tcPr>
           <w:p>
             <w:pPr>
-              <w:ind w:firstLine="0"/>
-              <w:rPr>
-                <w:lang w:val="es-419" w:eastAsia="es-CO"/>
-              </w:rPr>
+              <w:pStyle w:val="TextoTablas"/>
+              <w:spacing w:line="360" w:lineRule="auto"/>
             </w:pPr>
             <w:r>
               <w:t>Incrementa alcance cualificado y mejora la eficiencia del presupuesto publicitario.</w:t>
@@ -16018,14 +15322,12 @@
         </w:trPr>
         <w:tc>
           <w:tcPr>
-            <w:tcW w:w="2490" w:type="dxa"/>
+            <w:tcW w:w="2547" w:type="dxa"/>
           </w:tcPr>
           <w:p>
             <w:pPr>
-              <w:ind w:firstLine="0"/>
-              <w:rPr>
-                <w:lang w:val="es-419" w:eastAsia="es-CO"/>
-              </w:rPr>
+              <w:pStyle w:val="TextoTablas"/>
+              <w:spacing w:line="360" w:lineRule="auto"/>
             </w:pPr>
             <w:r>
               <w:rPr>
@@ -16037,72 +15339,57 @@
         </w:tc>
         <w:tc>
           <w:tcPr>
-            <w:tcW w:w="2490" w:type="dxa"/>
+            <w:tcW w:w="2410" w:type="dxa"/>
           </w:tcPr>
           <w:p>
             <w:pPr>
-              <w:ind w:firstLine="0"/>
-              <w:rPr>
-                <w:lang w:val="es-419" w:eastAsia="es-CO"/>
-              </w:rPr>
+              <w:pStyle w:val="TextoTablas"/>
+              <w:spacing w:line="360" w:lineRule="auto"/>
             </w:pPr>
             <w:r>
-              <w:t xml:space="preserve">Impacta nuevamente a </w:t>
-            </w:r>
-            <w:r>
-              <w:lastRenderedPageBreak/>
-              <w:t>usuarios que ya interactuaron con la marca, pero no finalizaron compra.</w:t>
+              <w:t>Impacta nuevamente a usuarios que ya interactuaron con la marca, pero no finalizaron compra.</w:t>
             </w:r>
           </w:p>
         </w:tc>
         <w:tc>
           <w:tcPr>
-            <w:tcW w:w="2491" w:type="dxa"/>
+            <w:tcW w:w="2551" w:type="dxa"/>
           </w:tcPr>
           <w:p>
             <w:pPr>
-              <w:ind w:firstLine="0"/>
-              <w:rPr>
-                <w:lang w:val="es-419" w:eastAsia="es-CO"/>
-              </w:rPr>
+              <w:pStyle w:val="TextoTablas"/>
+              <w:spacing w:line="360" w:lineRule="auto"/>
             </w:pPr>
             <w:r>
+              <w:t xml:space="preserve">Un usuario visita una tienda </w:t>
+            </w:r>
+            <w:r>
+              <w:rPr>
+                <w:rStyle w:val="Extranjerismo"/>
+              </w:rPr>
+              <w:t>online</w:t>
+            </w:r>
+            <w:r>
+              <w:t xml:space="preserve"> de chaquetas y luego ve anuncios del mismo producto con descuento mientras navega en otras </w:t>
+            </w:r>
+            <w:r>
               <w:lastRenderedPageBreak/>
-              <w:t xml:space="preserve">Un usuario visita una tienda </w:t>
-            </w:r>
-            <w:r>
-              <w:rPr>
-                <w:rStyle w:val="Extranjerismo"/>
-              </w:rPr>
-              <w:t>online</w:t>
-            </w:r>
-            <w:r>
-              <w:t xml:space="preserve"> </w:t>
-            </w:r>
-            <w:r>
-              <w:lastRenderedPageBreak/>
-              <w:t>de chaquetas y luego ve anuncios del mismo producto con descuento mientras navega en otras páginas o redes sociales.</w:t>
+              <w:t>páginas o redes sociales.</w:t>
             </w:r>
           </w:p>
         </w:tc>
         <w:tc>
           <w:tcPr>
-            <w:tcW w:w="2491" w:type="dxa"/>
+            <w:tcW w:w="2454" w:type="dxa"/>
           </w:tcPr>
           <w:p>
             <w:pPr>
-              <w:ind w:firstLine="0"/>
-              <w:rPr>
-                <w:lang w:val="es-419" w:eastAsia="es-CO"/>
-              </w:rPr>
+              <w:pStyle w:val="TextoTablas"/>
+              <w:spacing w:line="360" w:lineRule="auto"/>
             </w:pPr>
             <w:r>
               <w:lastRenderedPageBreak/>
-              <w:t xml:space="preserve">Recupera carritos abandonados y </w:t>
-            </w:r>
-            <w:r>
-              <w:lastRenderedPageBreak/>
-              <w:t>mejora la tasa de conversión.</w:t>
+              <w:t>Recupera carritos abandonados y mejora la tasa de conversión.</w:t>
             </w:r>
           </w:p>
         </w:tc>
@@ -16110,31 +15397,26 @@
       <w:tr>
         <w:tc>
           <w:tcPr>
-            <w:tcW w:w="2490" w:type="dxa"/>
+            <w:tcW w:w="2547" w:type="dxa"/>
           </w:tcPr>
           <w:p>
             <w:pPr>
-              <w:ind w:firstLine="0"/>
-              <w:rPr>
-                <w:lang w:val="es-419" w:eastAsia="es-CO"/>
-              </w:rPr>
+              <w:pStyle w:val="TextoTablas"/>
+              <w:spacing w:line="360" w:lineRule="auto"/>
             </w:pPr>
             <w:r>
-              <w:lastRenderedPageBreak/>
               <w:t>Publicidad programática</w:t>
             </w:r>
           </w:p>
         </w:tc>
         <w:tc>
           <w:tcPr>
-            <w:tcW w:w="2490" w:type="dxa"/>
+            <w:tcW w:w="2410" w:type="dxa"/>
           </w:tcPr>
           <w:p>
             <w:pPr>
-              <w:ind w:firstLine="0"/>
-              <w:rPr>
-                <w:lang w:val="es-419" w:eastAsia="es-CO"/>
-              </w:rPr>
+              <w:pStyle w:val="TextoTablas"/>
+              <w:spacing w:line="360" w:lineRule="auto"/>
             </w:pPr>
             <w:r>
               <w:t>Automatiza la compra de espacios publicitarios digitales mediante algoritmos y datos de comportamiento.</w:t>
@@ -16143,14 +15425,12 @@
         </w:tc>
         <w:tc>
           <w:tcPr>
-            <w:tcW w:w="2491" w:type="dxa"/>
+            <w:tcW w:w="2551" w:type="dxa"/>
           </w:tcPr>
           <w:p>
             <w:pPr>
-              <w:ind w:firstLine="0"/>
-              <w:rPr>
-                <w:lang w:val="es-419" w:eastAsia="es-CO"/>
-              </w:rPr>
+              <w:pStyle w:val="TextoTablas"/>
+              <w:spacing w:line="360" w:lineRule="auto"/>
             </w:pPr>
             <w:r>
               <w:t>Una marca internacional de moda lanza una campaña automatizada que muestra anuncios personalizados según historial de navegación y perfil del usuario.</w:t>
@@ -16159,14 +15439,12 @@
         </w:tc>
         <w:tc>
           <w:tcPr>
-            <w:tcW w:w="2491" w:type="dxa"/>
+            <w:tcW w:w="2454" w:type="dxa"/>
           </w:tcPr>
           <w:p>
             <w:pPr>
-              <w:ind w:firstLine="0"/>
-              <w:rPr>
-                <w:lang w:val="es-419" w:eastAsia="es-CO"/>
-              </w:rPr>
+              <w:pStyle w:val="TextoTablas"/>
+              <w:spacing w:line="360" w:lineRule="auto"/>
             </w:pPr>
             <w:r>
               <w:t>Optimiza inversión publicitaria en tiempo real y aumenta precisión en segmentación.</w:t>
@@ -16199,39 +15477,33 @@
         <w:rPr>
           <w:lang w:val="es-419" w:eastAsia="es-CO"/>
         </w:rPr>
-        <w:t xml:space="preserve">Las empresas del sistema moda utilizan estas técnicas publicitarias para promocionar colecciones, lanzamientos y campañas estacionales con mayor precisión </w:t>
-      </w:r>
+        <w:t xml:space="preserve">Las empresas del sistema moda utilizan estas técnicas publicitarias para promocionar colecciones, lanzamientos y campañas estacionales con mayor precisión en la inversión, ya que la segmentación avanzada permite dirigir los mensajes a audiencias específicas según intereses, comportamiento y etapa del proceso de compra. </w:t>
+      </w:r>
+    </w:p>
+    <w:p>
+      <w:pPr>
+        <w:rPr>
+          <w:lang w:val="es-419" w:eastAsia="es-CO"/>
+        </w:rPr>
+      </w:pPr>
+      <w:r>
+        <w:rPr>
+          <w:lang w:val="es-419" w:eastAsia="es-CO"/>
+        </w:rPr>
+        <w:t xml:space="preserve">Como consecuencia, se mejora el retorno de inversión al reducir la dispersión del presupuesto y concentrarlo en públicos con mayor probabilidad de conversión. A su vez, la medición constante de resultados facilita la optimización de campañas en tiempo real, ajustando creatividades, segmentaciones o presupuestos según el desempeño observado. </w:t>
+      </w:r>
+    </w:p>
+    <w:p>
+      <w:pPr>
+        <w:rPr>
+          <w:lang w:val="es-419" w:eastAsia="es-CO"/>
+        </w:rPr>
+      </w:pPr>
       <w:r>
         <w:rPr>
           <w:lang w:val="es-419" w:eastAsia="es-CO"/>
         </w:rPr>
         <w:lastRenderedPageBreak/>
-        <w:t xml:space="preserve">en la inversión, ya que la segmentación avanzada permite dirigir los mensajes a audiencias específicas según intereses, comportamiento y etapa del proceso de compra. </w:t>
-      </w:r>
-    </w:p>
-    <w:p>
-      <w:pPr>
-        <w:rPr>
-          <w:lang w:val="es-419" w:eastAsia="es-CO"/>
-        </w:rPr>
-      </w:pPr>
-      <w:r>
-        <w:rPr>
-          <w:lang w:val="es-419" w:eastAsia="es-CO"/>
-        </w:rPr>
-        <w:t xml:space="preserve">Como consecuencia, se mejora el retorno de inversión al reducir la dispersión del presupuesto y concentrarlo en públicos con mayor probabilidad de conversión. A su vez, la medición constante de resultados facilita la optimización de campañas en tiempo real, ajustando creatividades, segmentaciones o presupuestos según el desempeño observado. </w:t>
-      </w:r>
-    </w:p>
-    <w:p>
-      <w:pPr>
-        <w:rPr>
-          <w:lang w:val="es-419" w:eastAsia="es-CO"/>
-        </w:rPr>
-      </w:pPr>
-      <w:r>
-        <w:rPr>
-          <w:lang w:val="es-419" w:eastAsia="es-CO"/>
-        </w:rPr>
         <w:t>En este entorno dinámico, la creatividad publicitaria se convierte en un factor clave para fortalecer la diferenciación, mientras que la innovación tecnológica amplía las oportunidades promocionales mediante nuevos formatos y automatizaciones. No obstante, para que estos elementos generen impacto sostenible, la planificación estratégica debe garantizar coherencia comunicativa en todos los canales digitales.</w:t>
       </w:r>
       <w:r>
@@ -16245,7 +15517,7 @@
       <w:pPr>
         <w:pStyle w:val="Ttulo1"/>
       </w:pPr>
-      <w:bookmarkStart w:id="43" w:name="_Toc232081022"/>
+      <w:bookmarkStart w:id="43" w:name="_Toc236911878"/>
       <w:r>
         <w:lastRenderedPageBreak/>
         <w:t>Redes sociales</w:t>
@@ -16308,7 +15580,7 @@
       <w:pPr>
         <w:pStyle w:val="Ttulo2"/>
       </w:pPr>
-      <w:bookmarkStart w:id="44" w:name="_Toc232081023"/>
+      <w:bookmarkStart w:id="44" w:name="_Toc236911879"/>
       <w:r>
         <w:t>Funciones</w:t>
       </w:r>
@@ -16379,7 +15651,6 @@
         </w:rPr>
         <w:t xml:space="preserve"> de influencia, </w:t>
       </w:r>
-      <w:proofErr w:type="spellStart"/>
       <w:r>
         <w:rPr>
           <w:rStyle w:val="Extranjerismo"/>
@@ -16387,14 +15658,12 @@
         </w:rPr>
         <w:t>storytelling</w:t>
       </w:r>
-      <w:proofErr w:type="spellEnd"/>
       <w:r>
         <w:rPr>
           <w:lang w:val="es-419" w:eastAsia="es-CO"/>
         </w:rPr>
         <w:t xml:space="preserve"> (contar historias) visual y experiencias interactivas que fortalecen el reconocimiento de marca. La creación de comunidades digitales impulsa la fidelización y proporciona retroalimentación inmediata sobre productos y tendencias, mientras que la analítica social permite medir indicadores como </w:t>
       </w:r>
-      <w:proofErr w:type="spellStart"/>
       <w:r>
         <w:rPr>
           <w:rStyle w:val="Extranjerismo"/>
@@ -16402,7 +15671,6 @@
         </w:rPr>
         <w:t>engagement</w:t>
       </w:r>
-      <w:proofErr w:type="spellEnd"/>
       <w:r>
         <w:rPr>
           <w:lang w:val="es-419" w:eastAsia="es-CO"/>
@@ -16420,7 +15688,7 @@
         <w:rPr>
           <w:lang w:val="es-419" w:eastAsia="es-CO"/>
         </w:rPr>
-        <w:t>Además, posibilitan probar micro campañas con menor riesgo antes de realizar inversiones mayores, su integración con plataformas de comercio electrónico facilita compras directas desde publicaciones o transmisiones en vivo, reduciendo complicaciones en el proceso de compra. No obstante, su efectividad depende de una gestión profesional que incluya planificación editorial, automatización y monitoreo de reputación, consolidándolas como activos estratégicos de crecimiento empresarial.</w:t>
+        <w:t>Además, posibilitan probar microcampañas con menor riesgo antes de realizar inversiones mayores, su integración con plataformas de comercio electrónico facilita compras directas desde publicaciones o transmisiones en vivo, reduciendo complicaciones en el proceso de compra. No obstante, su efectividad depende de una gestión profesional que incluya planificación editorial, automatización y monitoreo de reputación, consolidándolas como activos estratégicos de crecimiento empresarial.</w:t>
       </w:r>
     </w:p>
     <w:p>
@@ -16457,7 +15725,7 @@
       <w:pPr>
         <w:pStyle w:val="Ttulo2"/>
       </w:pPr>
-      <w:bookmarkStart w:id="45" w:name="_Toc232081024"/>
+      <w:bookmarkStart w:id="45" w:name="_Toc236911880"/>
       <w:r>
         <w:lastRenderedPageBreak/>
         <w:t>Procedimientos</w:t>
@@ -16734,7 +16002,7 @@
       <w:pPr>
         <w:pStyle w:val="Ttulo2"/>
       </w:pPr>
-      <w:bookmarkStart w:id="46" w:name="_Toc232081025"/>
+      <w:bookmarkStart w:id="46" w:name="_Toc236911881"/>
       <w:r>
         <w:t>Expresiones</w:t>
       </w:r>
@@ -16752,7 +16020,6 @@
         </w:rPr>
         <w:t xml:space="preserve">Las expresiones en redes sociales corresponden a las formas comunicativas utilizadas para transmitir mensajes de marca, incluyendo lenguaje visual, tono comunicativo, estilo narrativo y formatos de contenido.  Estas expresiones determinan la personalidad digital de la marca y su capacidad para conectar emocionalmente con las audiencias. En el sistema moda, el uso de imágenes, videos cortos y </w:t>
       </w:r>
-      <w:proofErr w:type="spellStart"/>
       <w:r>
         <w:rPr>
           <w:rStyle w:val="Extranjerismo"/>
@@ -16760,7 +16027,6 @@
         </w:rPr>
         <w:t>storytelling</w:t>
       </w:r>
-      <w:proofErr w:type="spellEnd"/>
       <w:r>
         <w:rPr>
           <w:lang w:val="es-419" w:eastAsia="es-CO"/>
@@ -16789,10 +16055,10 @@
         <w:tblLook w:val="04A0" w:firstRow="1" w:lastRow="0" w:firstColumn="1" w:lastColumn="0" w:noHBand="0" w:noVBand="1"/>
       </w:tblPr>
       <w:tblGrid>
-        <w:gridCol w:w="2490"/>
-        <w:gridCol w:w="2490"/>
-        <w:gridCol w:w="2491"/>
-        <w:gridCol w:w="2491"/>
+        <w:gridCol w:w="1696"/>
+        <w:gridCol w:w="2268"/>
+        <w:gridCol w:w="2552"/>
+        <w:gridCol w:w="3446"/>
       </w:tblGrid>
       <w:tr>
         <w:trPr>
@@ -16802,14 +16068,12 @@
         </w:trPr>
         <w:tc>
           <w:tcPr>
-            <w:tcW w:w="2490" w:type="dxa"/>
+            <w:tcW w:w="1696" w:type="dxa"/>
           </w:tcPr>
           <w:p>
             <w:pPr>
-              <w:ind w:firstLine="0"/>
-              <w:rPr>
-                <w:lang w:val="es-419" w:eastAsia="es-CO"/>
-              </w:rPr>
+              <w:pStyle w:val="TextoTablas"/>
+              <w:spacing w:line="360" w:lineRule="auto"/>
             </w:pPr>
             <w:r>
               <w:t>Característica</w:t>
@@ -16818,14 +16082,12 @@
         </w:tc>
         <w:tc>
           <w:tcPr>
-            <w:tcW w:w="2490" w:type="dxa"/>
+            <w:tcW w:w="2268" w:type="dxa"/>
           </w:tcPr>
           <w:p>
             <w:pPr>
-              <w:ind w:firstLine="0"/>
-              <w:rPr>
-                <w:lang w:val="es-419" w:eastAsia="es-CO"/>
-              </w:rPr>
+              <w:pStyle w:val="TextoTablas"/>
+              <w:spacing w:line="360" w:lineRule="auto"/>
             </w:pPr>
             <w:r>
               <w:t>Definición</w:t>
@@ -16834,14 +16096,12 @@
         </w:tc>
         <w:tc>
           <w:tcPr>
-            <w:tcW w:w="2491" w:type="dxa"/>
+            <w:tcW w:w="2552" w:type="dxa"/>
           </w:tcPr>
           <w:p>
             <w:pPr>
-              <w:ind w:firstLine="0"/>
-              <w:rPr>
-                <w:lang w:val="es-419" w:eastAsia="es-CO"/>
-              </w:rPr>
+              <w:pStyle w:val="TextoTablas"/>
+              <w:spacing w:line="360" w:lineRule="auto"/>
             </w:pPr>
             <w:r>
               <w:t>Ejemplo aplicado al sistema moda</w:t>
@@ -16850,14 +16110,12 @@
         </w:tc>
         <w:tc>
           <w:tcPr>
-            <w:tcW w:w="2491" w:type="dxa"/>
+            <w:tcW w:w="3446" w:type="dxa"/>
           </w:tcPr>
           <w:p>
             <w:pPr>
-              <w:ind w:firstLine="0"/>
-              <w:rPr>
-                <w:lang w:val="es-419" w:eastAsia="es-CO"/>
-              </w:rPr>
+              <w:pStyle w:val="TextoTablas"/>
+              <w:spacing w:line="360" w:lineRule="auto"/>
             </w:pPr>
             <w:r>
               <w:t>Impacto estratégico</w:t>
@@ -16871,14 +16129,12 @@
         </w:trPr>
         <w:tc>
           <w:tcPr>
-            <w:tcW w:w="2490" w:type="dxa"/>
+            <w:tcW w:w="1696" w:type="dxa"/>
           </w:tcPr>
           <w:p>
             <w:pPr>
-              <w:ind w:firstLine="0"/>
-              <w:rPr>
-                <w:lang w:val="es-419" w:eastAsia="es-CO"/>
-              </w:rPr>
+              <w:pStyle w:val="TextoTablas"/>
+              <w:spacing w:line="360" w:lineRule="auto"/>
             </w:pPr>
             <w:r>
               <w:t>Informativa</w:t>
@@ -16887,63 +16143,57 @@
         </w:tc>
         <w:tc>
           <w:tcPr>
-            <w:tcW w:w="2490" w:type="dxa"/>
+            <w:tcW w:w="2268" w:type="dxa"/>
           </w:tcPr>
           <w:p>
             <w:pPr>
-              <w:ind w:firstLine="0"/>
-              <w:rPr>
-                <w:lang w:val="es-419" w:eastAsia="es-CO"/>
-              </w:rPr>
+              <w:pStyle w:val="TextoTablas"/>
+              <w:spacing w:line="360" w:lineRule="auto"/>
             </w:pPr>
             <w:r>
-              <w:t xml:space="preserve">Comunicación orientada a </w:t>
+              <w:t xml:space="preserve">Comunicación orientada a transmitir datos </w:t>
             </w:r>
             <w:r>
               <w:lastRenderedPageBreak/>
-              <w:t>transmitir datos objetivos y verificables sobre productos o servicios.</w:t>
+              <w:t>objetivos y verificables sobre productos o servicios.</w:t>
             </w:r>
           </w:p>
         </w:tc>
         <w:tc>
           <w:tcPr>
-            <w:tcW w:w="2491" w:type="dxa"/>
+            <w:tcW w:w="2552" w:type="dxa"/>
           </w:tcPr>
           <w:p>
             <w:pPr>
-              <w:ind w:firstLine="0"/>
-              <w:rPr>
-                <w:lang w:val="es-419" w:eastAsia="es-CO"/>
-              </w:rPr>
+              <w:pStyle w:val="TextoTablas"/>
+              <w:spacing w:line="360" w:lineRule="auto"/>
             </w:pPr>
             <w:r>
               <w:lastRenderedPageBreak/>
-              <w:t xml:space="preserve">Publicación en Instagram que </w:t>
+              <w:t xml:space="preserve">Publicación en Instagram que detalla composición de una </w:t>
             </w:r>
             <w:r>
               <w:lastRenderedPageBreak/>
-              <w:t>detalla composición de una chaqueta (100 % algodón orgánico), tallas disponibles, precio y política de envío.</w:t>
+              <w:t>chaqueta (100 % algodón orgánico), tallas disponibles, precio y política de envío.</w:t>
             </w:r>
           </w:p>
         </w:tc>
         <w:tc>
           <w:tcPr>
-            <w:tcW w:w="2491" w:type="dxa"/>
+            <w:tcW w:w="3446" w:type="dxa"/>
           </w:tcPr>
           <w:p>
             <w:pPr>
-              <w:ind w:firstLine="0"/>
-              <w:rPr>
-                <w:lang w:val="es-419" w:eastAsia="es-CO"/>
-              </w:rPr>
+              <w:pStyle w:val="TextoTablas"/>
+              <w:spacing w:line="360" w:lineRule="auto"/>
             </w:pPr>
             <w:r>
               <w:lastRenderedPageBreak/>
-              <w:t xml:space="preserve">Genera confianza, reduce objeciones </w:t>
+              <w:t xml:space="preserve">Genera confianza, reduce objeciones de compra y </w:t>
             </w:r>
             <w:r>
               <w:lastRenderedPageBreak/>
-              <w:t>de compra y fortalece la transparencia de marca.</w:t>
+              <w:t>fortalece la transparencia de marca.</w:t>
             </w:r>
           </w:p>
         </w:tc>
@@ -16951,14 +16201,12 @@
       <w:tr>
         <w:tc>
           <w:tcPr>
-            <w:tcW w:w="2490" w:type="dxa"/>
+            <w:tcW w:w="1696" w:type="dxa"/>
           </w:tcPr>
           <w:p>
             <w:pPr>
-              <w:ind w:firstLine="0"/>
-              <w:rPr>
-                <w:lang w:val="es-419" w:eastAsia="es-CO"/>
-              </w:rPr>
+              <w:pStyle w:val="TextoTablas"/>
+              <w:spacing w:line="360" w:lineRule="auto"/>
             </w:pPr>
             <w:r>
               <w:lastRenderedPageBreak/>
@@ -16968,14 +16216,12 @@
         </w:tc>
         <w:tc>
           <w:tcPr>
-            <w:tcW w:w="2490" w:type="dxa"/>
+            <w:tcW w:w="2268" w:type="dxa"/>
           </w:tcPr>
           <w:p>
             <w:pPr>
-              <w:ind w:firstLine="0"/>
-              <w:rPr>
-                <w:lang w:val="es-419" w:eastAsia="es-CO"/>
-              </w:rPr>
+              <w:pStyle w:val="TextoTablas"/>
+              <w:spacing w:line="360" w:lineRule="auto"/>
             </w:pPr>
             <w:r>
               <w:t>Mensaje diseñado para estimular la acción de compra mediante incentivos o llamados directos.</w:t>
@@ -16984,14 +16230,12 @@
         </w:tc>
         <w:tc>
           <w:tcPr>
-            <w:tcW w:w="2491" w:type="dxa"/>
+            <w:tcW w:w="2552" w:type="dxa"/>
           </w:tcPr>
           <w:p>
             <w:pPr>
-              <w:ind w:firstLine="0"/>
-              <w:rPr>
-                <w:lang w:val="es-419" w:eastAsia="es-CO"/>
-              </w:rPr>
+              <w:pStyle w:val="TextoTablas"/>
+              <w:spacing w:line="360" w:lineRule="auto"/>
             </w:pPr>
             <w:r>
               <w:t xml:space="preserve">Campaña digital “-30 % en nueva colección otoño” con botón de compra directa en </w:t>
@@ -17009,14 +16253,12 @@
         </w:tc>
         <w:tc>
           <w:tcPr>
-            <w:tcW w:w="2491" w:type="dxa"/>
+            <w:tcW w:w="3446" w:type="dxa"/>
           </w:tcPr>
           <w:p>
             <w:pPr>
-              <w:ind w:firstLine="0"/>
-              <w:rPr>
-                <w:lang w:val="es-419" w:eastAsia="es-CO"/>
-              </w:rPr>
+              <w:pStyle w:val="TextoTablas"/>
+              <w:spacing w:line="360" w:lineRule="auto"/>
             </w:pPr>
             <w:r>
               <w:t>Incrementa conversiones, acelera decisiones de compra y dinamiza inventario.</w:t>
@@ -17030,14 +16272,12 @@
         </w:trPr>
         <w:tc>
           <w:tcPr>
-            <w:tcW w:w="2490" w:type="dxa"/>
+            <w:tcW w:w="1696" w:type="dxa"/>
           </w:tcPr>
           <w:p>
             <w:pPr>
-              <w:ind w:firstLine="0"/>
-              <w:rPr>
-                <w:lang w:val="es-419" w:eastAsia="es-CO"/>
-              </w:rPr>
+              <w:pStyle w:val="TextoTablas"/>
+              <w:spacing w:line="360" w:lineRule="auto"/>
             </w:pPr>
             <w:r>
               <w:t>Educativa</w:t>
@@ -17046,14 +16286,12 @@
         </w:tc>
         <w:tc>
           <w:tcPr>
-            <w:tcW w:w="2490" w:type="dxa"/>
+            <w:tcW w:w="2268" w:type="dxa"/>
           </w:tcPr>
           <w:p>
             <w:pPr>
-              <w:ind w:firstLine="0"/>
-              <w:rPr>
-                <w:lang w:val="es-419" w:eastAsia="es-CO"/>
-              </w:rPr>
+              <w:pStyle w:val="TextoTablas"/>
+              <w:spacing w:line="360" w:lineRule="auto"/>
             </w:pPr>
             <w:r>
               <w:t>Contenido que aporta conocimiento útil relacionado con tendencias, uso o cuidado del producto.</w:t>
@@ -17062,14 +16300,12 @@
         </w:tc>
         <w:tc>
           <w:tcPr>
-            <w:tcW w:w="2491" w:type="dxa"/>
+            <w:tcW w:w="2552" w:type="dxa"/>
           </w:tcPr>
           <w:p>
             <w:pPr>
-              <w:ind w:firstLine="0"/>
-              <w:rPr>
-                <w:lang w:val="es-419" w:eastAsia="es-CO"/>
-              </w:rPr>
+              <w:pStyle w:val="TextoTablas"/>
+              <w:spacing w:line="360" w:lineRule="auto"/>
             </w:pPr>
             <w:r>
               <w:rPr>
@@ -17093,14 +16329,12 @@
         </w:tc>
         <w:tc>
           <w:tcPr>
-            <w:tcW w:w="2491" w:type="dxa"/>
+            <w:tcW w:w="3446" w:type="dxa"/>
           </w:tcPr>
           <w:p>
             <w:pPr>
-              <w:ind w:firstLine="0"/>
-              <w:rPr>
-                <w:lang w:val="es-419" w:eastAsia="es-CO"/>
-              </w:rPr>
+              <w:pStyle w:val="TextoTablas"/>
+              <w:spacing w:line="360" w:lineRule="auto"/>
             </w:pPr>
             <w:r>
               <w:t>Posiciona a la marca como referente experto y fortalece la fidelización.</w:t>
@@ -17111,31 +16345,26 @@
       <w:tr>
         <w:tc>
           <w:tcPr>
-            <w:tcW w:w="2490" w:type="dxa"/>
+            <w:tcW w:w="1696" w:type="dxa"/>
           </w:tcPr>
           <w:p>
             <w:pPr>
-              <w:ind w:firstLine="0"/>
-              <w:rPr>
-                <w:lang w:val="es-419" w:eastAsia="es-CO"/>
-              </w:rPr>
+              <w:pStyle w:val="TextoTablas"/>
+              <w:spacing w:line="360" w:lineRule="auto"/>
             </w:pPr>
             <w:r>
-              <w:lastRenderedPageBreak/>
               <w:t>Emocional</w:t>
             </w:r>
           </w:p>
         </w:tc>
         <w:tc>
           <w:tcPr>
-            <w:tcW w:w="2490" w:type="dxa"/>
+            <w:tcW w:w="2268" w:type="dxa"/>
           </w:tcPr>
           <w:p>
             <w:pPr>
-              <w:ind w:firstLine="0"/>
-              <w:rPr>
-                <w:lang w:val="es-419" w:eastAsia="es-CO"/>
-              </w:rPr>
+              <w:pStyle w:val="TextoTablas"/>
+              <w:spacing w:line="360" w:lineRule="auto"/>
             </w:pPr>
             <w:r>
               <w:t>Comunicación enfocada en generar conexión afectiva a través de valores, historias o identidad de marca.</w:t>
@@ -17144,14 +16373,12 @@
         </w:tc>
         <w:tc>
           <w:tcPr>
-            <w:tcW w:w="2491" w:type="dxa"/>
+            <w:tcW w:w="2552" w:type="dxa"/>
           </w:tcPr>
           <w:p>
             <w:pPr>
-              <w:ind w:firstLine="0"/>
-              <w:rPr>
-                <w:lang w:val="es-419" w:eastAsia="es-CO"/>
-              </w:rPr>
+              <w:pStyle w:val="TextoTablas"/>
+              <w:spacing w:line="360" w:lineRule="auto"/>
             </w:pPr>
             <w:r>
               <w:t xml:space="preserve">Video </w:t>
@@ -17169,14 +16396,12 @@
         </w:tc>
         <w:tc>
           <w:tcPr>
-            <w:tcW w:w="2491" w:type="dxa"/>
+            <w:tcW w:w="3446" w:type="dxa"/>
           </w:tcPr>
           <w:p>
             <w:pPr>
-              <w:ind w:firstLine="0"/>
-              <w:rPr>
-                <w:lang w:val="es-419" w:eastAsia="es-CO"/>
-              </w:rPr>
+              <w:pStyle w:val="TextoTablas"/>
+              <w:spacing w:line="360" w:lineRule="auto"/>
             </w:pPr>
             <w:r>
               <w:t>Fortalece el vínculo emocional, mejora recordación de marca y construye identidad diferenciada.</w:t>
@@ -17211,6 +16436,7 @@
           <w:bCs/>
           <w:lang w:val="es-419" w:eastAsia="es-CO"/>
         </w:rPr>
+        <w:lastRenderedPageBreak/>
         <w:t>Clave estratégica</w:t>
       </w:r>
       <w:r>
@@ -17232,7 +16458,7 @@
       <w:pPr>
         <w:pStyle w:val="Ttulo2"/>
       </w:pPr>
-      <w:bookmarkStart w:id="47" w:name="_Toc232081026"/>
+      <w:bookmarkStart w:id="47" w:name="_Toc236911882"/>
       <w:r>
         <w:t>Métodos</w:t>
       </w:r>
@@ -17287,14 +16513,7 @@
         <w:rPr>
           <w:lang w:val="es-419" w:eastAsia="es-CO"/>
         </w:rPr>
-        <w:t xml:space="preserve">Entre los principales métodos se encuentran la gestión manual, la gestión programada y la gestión automatizada. La gestión manual se caracteriza por la </w:t>
-      </w:r>
-      <w:r>
-        <w:rPr>
-          <w:lang w:val="es-419" w:eastAsia="es-CO"/>
-        </w:rPr>
-        <w:lastRenderedPageBreak/>
-        <w:t xml:space="preserve">publicación directa de contenidos en tiempo real; la gestión programada permite planificar publicaciones mediante herramientas digitales; y la gestión automatizada integra sistemas que responden automáticamente a interacciones de usuarios. </w:t>
+        <w:t xml:space="preserve">Entre los principales métodos se encuentran la gestión manual, la gestión programada y la gestión automatizada. La gestión manual se caracteriza por la publicación directa de contenidos en tiempo real; la gestión programada permite planificar publicaciones mediante herramientas digitales; y la gestión automatizada integra sistemas que responden automáticamente a interacciones de usuarios. </w:t>
       </w:r>
     </w:p>
     <w:p>
@@ -17334,7 +16553,7 @@
       <w:r>
         <w:t xml:space="preserve"> </w:t>
       </w:r>
-      <w:bookmarkStart w:id="48" w:name="_Toc232081027"/>
+      <w:bookmarkStart w:id="48" w:name="_Toc236911883"/>
       <w:r>
         <w:t>Publicación</w:t>
       </w:r>
@@ -17350,7 +16569,14 @@
         <w:rPr>
           <w:lang w:val="es-419" w:eastAsia="es-CO"/>
         </w:rPr>
-        <w:t>Las técnicas para la publicación de contenidos en redes sociales corresponden a los lineamientos estratégicos que orientan la forma en que se diseñan, estructuran y difunden los mensajes digitales, estas técnicas buscan maximizar el alcance, la interacción y la conversión comercial mediante el uso adecuado de formatos, horarios, narrativa visual y segmentación. En coherencia con lo trabajado en el capítulo 4 sobre ecosistemas digitales, estas técnicas se integran a plataformas, herramientas y protocolos previamente definidos.</w:t>
+        <w:t xml:space="preserve">Las técnicas para la publicación de contenidos en redes sociales corresponden a los lineamientos estratégicos que orientan la forma en que se diseñan, estructuran y difunden los mensajes digitales, estas técnicas buscan maximizar el alcance, la interacción y la conversión comercial mediante el uso adecuado de formatos, horarios, narrativa visual y segmentación. En coherencia con lo trabajado en el capítulo 4 sobre </w:t>
+      </w:r>
+      <w:r>
+        <w:rPr>
+          <w:lang w:val="es-419" w:eastAsia="es-CO"/>
+        </w:rPr>
+        <w:lastRenderedPageBreak/>
+        <w:t>ecosistemas digitales, estas técnicas se integran a plataformas, herramientas y protocolos previamente definidos.</w:t>
       </w:r>
     </w:p>
     <w:p>
@@ -17516,7 +16742,6 @@
           <w:bCs/>
           <w:lang w:val="es-419" w:eastAsia="es-CO"/>
         </w:rPr>
-        <w:lastRenderedPageBreak/>
         <w:t>Clave estratégica</w:t>
       </w:r>
       <w:r>
@@ -17538,7 +16763,7 @@
       <w:pPr>
         <w:pStyle w:val="Ttulo2"/>
       </w:pPr>
-      <w:bookmarkStart w:id="49" w:name="_Toc232081028"/>
+      <w:bookmarkStart w:id="49" w:name="_Toc236911884"/>
       <w:r>
         <w:t>Pauta digital</w:t>
       </w:r>
@@ -17580,7 +16805,14 @@
         <w:rPr>
           <w:lang w:val="es-419" w:eastAsia="es-CO"/>
         </w:rPr>
-        <w:t>La pauta digital puede clasificarse en publicidad en redes sociales, publicidad en buscadores y publicidad programática. La publicidad en redes sociales se caracteriza por su alta segmentación y enfoque visual; la publicidad en buscadores responde a palabras clave específicas; y la publicidad programática automatiza la compra de espacios publicitarios mediante algoritmos. Cada tipo presenta características relacionadas con costos, alcance y nivel de personalización.</w:t>
+        <w:t xml:space="preserve">La pauta digital puede clasificarse en publicidad en redes sociales, publicidad en buscadores y publicidad programática. La publicidad en redes sociales se caracteriza </w:t>
+      </w:r>
+      <w:r>
+        <w:rPr>
+          <w:lang w:val="es-419" w:eastAsia="es-CO"/>
+        </w:rPr>
+        <w:lastRenderedPageBreak/>
+        <w:t>por su alta segmentación y enfoque visual; la publicidad en buscadores responde a palabras clave específicas; y la publicidad programática automatiza la compra de espacios publicitarios mediante algoritmos. Cada tipo presenta características relacionadas con costos, alcance y nivel de personalización.</w:t>
       </w:r>
     </w:p>
     <w:p>
@@ -17658,19 +16890,8 @@
           <w:bCs/>
           <w:lang w:val="es-419" w:eastAsia="es-CO"/>
         </w:rPr>
-        <w:t xml:space="preserve">Social </w:t>
-      </w:r>
-      <w:proofErr w:type="spellStart"/>
-      <w:r>
-        <w:rPr>
-          <w:rStyle w:val="Extranjerismo"/>
-          <w:b/>
-          <w:bCs/>
-          <w:lang w:val="es-419" w:eastAsia="es-CO"/>
-        </w:rPr>
-        <w:t>Ads</w:t>
-      </w:r>
-      <w:proofErr w:type="spellEnd"/>
+        <w:t>Social Ads</w:t>
+      </w:r>
       <w:r>
         <w:rPr>
           <w:b/>
@@ -17746,13 +16967,12 @@
       <w:pPr>
         <w:pStyle w:val="Ttulo2"/>
       </w:pPr>
-      <w:bookmarkStart w:id="50" w:name="_Toc232081029"/>
+      <w:bookmarkStart w:id="50" w:name="_Toc236911885"/>
       <w:r>
         <w:rPr>
           <w:rStyle w:val="Extranjerismo"/>
           <w:lang w:val="es-419"/>
         </w:rPr>
-        <w:lastRenderedPageBreak/>
         <w:t>Hashtags</w:t>
       </w:r>
       <w:bookmarkEnd w:id="50"/>
@@ -17820,6 +17040,12 @@
           <w:lang w:val="es-419" w:eastAsia="es-CO"/>
         </w:rPr>
         <w:t xml:space="preserve"> de marca, de campaña y de tendencia; los de marca identifican a la empresa y fortalecen su posicionamiento, los de campaña se utilizan temporalmente para promociones específicas, y los de tendencia permiten vincular contenidos a temas populares en el entorno digital. </w:t>
+      </w:r>
+      <w:r>
+        <w:rPr>
+          <w:lang w:val="es-419" w:eastAsia="es-CO"/>
+        </w:rPr>
+        <w:br w:type="page"/>
       </w:r>
     </w:p>
     <w:p>
@@ -17834,6 +17060,7 @@
           <w:bCs/>
           <w:lang w:val="es-419" w:eastAsia="es-CO"/>
         </w:rPr>
+        <w:lastRenderedPageBreak/>
         <w:t>Claves estratégicas</w:t>
       </w:r>
       <w:r>
@@ -17991,7 +17218,13 @@
         <w:rPr>
           <w:lang w:val="es-419" w:eastAsia="es-CO"/>
         </w:rPr>
-        <w:t>“La coherencia entre lo que se comunica en público y lo que se practica en privado es la base de la credibilidad personal y profesional.”</w:t>
+        <w:t>“La coherencia entre lo que se comunica en público y lo que se practica en privado es la base de la credibilidad personal y profesional”</w:t>
+      </w:r>
+      <w:r>
+        <w:rPr>
+          <w:lang w:val="es-419" w:eastAsia="es-CO"/>
+        </w:rPr>
+        <w:t>.</w:t>
       </w:r>
       <w:r>
         <w:rPr>
@@ -18014,7 +17247,6 @@
           <w:bCs/>
           <w:lang w:val="es-419" w:eastAsia="es-CO"/>
         </w:rPr>
-        <w:lastRenderedPageBreak/>
         <w:t>¿Sabías qué?</w:t>
       </w:r>
     </w:p>
@@ -18130,7 +17362,11 @@
               <w:t>marketing</w:t>
             </w:r>
             <w:r>
-              <w:t xml:space="preserve"> digital contemporáneo dentro del Sistema Moda. Hoy son espacios donde convergen marca, consumidor y cultura, influyendo directamente en la construcción de identidad y decisión de compra.</w:t>
+              <w:t xml:space="preserve"> digital contemporáneo dentro del Sistema Moda. Hoy son espacios </w:t>
+            </w:r>
+            <w:r>
+              <w:lastRenderedPageBreak/>
+              <w:t>donde convergen marca, consumidor y cultura, influyendo directamente en la construcción de identidad y decisión de compra.</w:t>
             </w:r>
           </w:p>
           <w:p>
@@ -18204,11 +17440,7 @@
               <w:t>: p</w:t>
             </w:r>
             <w:r>
-              <w:t xml:space="preserve">ero las dinámicas digitales demostraron que la visibilidad no garantiza relevancia y que la interacción no siempre se traduce en valor. La consistencia </w:t>
-            </w:r>
-            <w:r>
-              <w:lastRenderedPageBreak/>
-              <w:t>narrativa, la pertinencia del contenido y la alineación con el consumidor son las que realmente determinan el impacto de una estrategia.</w:t>
+              <w:t>ero las dinámicas digitales demostraron que la visibilidad no garantiza relevancia y que la interacción no siempre se traduce en valor. La consistencia narrativa, la pertinencia del contenido y la alineación con el consumidor son las que realmente determinan el impacto de una estrategia.</w:t>
             </w:r>
           </w:p>
           <w:p>
@@ -18254,6 +17486,7 @@
                 <w:b/>
                 <w:bCs/>
               </w:rPr>
+              <w:lastRenderedPageBreak/>
               <w:t>Hombre:</w:t>
             </w:r>
             <w:r>
@@ -18267,15 +17500,7 @@
               <w:t>h</w:t>
             </w:r>
             <w:r>
-              <w:t xml:space="preserve">erramientas como la analítica de datos, la segmentación avanzada de audiencias y la gestión de campañas permiten interpretar métricas como el </w:t>
-            </w:r>
-            <w:proofErr w:type="spellStart"/>
-            <w:r>
-              <w:t>engagement</w:t>
-            </w:r>
-            <w:proofErr w:type="spellEnd"/>
-            <w:r>
-              <w:t xml:space="preserve">, la conversión y la retención para comprender mejor el comportamiento del consumidor. </w:t>
+              <w:t xml:space="preserve">erramientas como la analítica de datos, la segmentación avanzada de audiencias y la gestión de campañas permiten interpretar métricas como el engagement, la conversión y la retención para comprender mejor el comportamiento del consumidor. </w:t>
             </w:r>
           </w:p>
           <w:p>
@@ -18336,7 +17561,6 @@
                 <w:b/>
                 <w:bCs/>
               </w:rPr>
-              <w:lastRenderedPageBreak/>
               <w:t>Hombre:</w:t>
             </w:r>
             <w:r>
@@ -18382,7 +17606,7 @@
       <w:pPr>
         <w:pStyle w:val="Titulosgenerales"/>
       </w:pPr>
-      <w:bookmarkStart w:id="51" w:name="_Toc232081030"/>
+      <w:bookmarkStart w:id="51" w:name="_Toc236911886"/>
       <w:r>
         <w:lastRenderedPageBreak/>
         <w:t>S</w:t>
@@ -18559,7 +17783,7 @@
       <w:pPr>
         <w:pStyle w:val="Titulosgenerales"/>
       </w:pPr>
-      <w:bookmarkStart w:id="52" w:name="_Toc232081031"/>
+      <w:bookmarkStart w:id="52" w:name="_Toc236911887"/>
       <w:r>
         <w:lastRenderedPageBreak/>
         <w:t>Glosario</w:t>
@@ -18936,7 +18160,7 @@
       <w:pPr>
         <w:pStyle w:val="Titulosgenerales"/>
       </w:pPr>
-      <w:bookmarkStart w:id="53" w:name="_Toc232081032"/>
+      <w:bookmarkStart w:id="53" w:name="_Toc236911888"/>
       <w:r>
         <w:lastRenderedPageBreak/>
         <w:t>Referencias bibliográficas</w:t>
@@ -19054,7 +18278,7 @@
       <w:pPr>
         <w:pStyle w:val="Titulosgenerales"/>
       </w:pPr>
-      <w:bookmarkStart w:id="54" w:name="_Toc232081033"/>
+      <w:bookmarkStart w:id="54" w:name="_Toc236911889"/>
       <w:r>
         <w:lastRenderedPageBreak/>
         <w:t>C</w:t>
@@ -19190,10 +18414,7 @@
               </w:rPr>
             </w:pPr>
             <w:r>
-              <w:t xml:space="preserve">Profesional 06. </w:t>
-            </w:r>
-            <w:r>
-              <w:t>Responsable del Ecosistema de Recursos Educativos Digitales</w:t>
+              <w:t>Profesional G06. Responsable Ecosistema Virtual de Recursos Educativos Digitales</w:t>
             </w:r>
           </w:p>
         </w:tc>
@@ -19302,7 +18523,13 @@
               </w:rPr>
             </w:pPr>
             <w:r>
-              <w:t>Experto Temático</w:t>
+              <w:t xml:space="preserve">Experto </w:t>
+            </w:r>
+            <w:r>
+              <w:t>t</w:t>
+            </w:r>
+            <w:r>
+              <w:t>emático</w:t>
             </w:r>
           </w:p>
         </w:tc>
@@ -19393,13 +18620,8 @@
                 <w:szCs w:val="24"/>
               </w:rPr>
             </w:pPr>
-            <w:proofErr w:type="spellStart"/>
-            <w:r>
-              <w:t>Jesus</w:t>
-            </w:r>
-            <w:proofErr w:type="spellEnd"/>
-            <w:r>
-              <w:t xml:space="preserve"> Antonio Vecino Valero</w:t>
+            <w:r>
+              <w:t>Jesus Antonio Vecino Valero</w:t>
             </w:r>
           </w:p>
         </w:tc>
@@ -19797,7 +19019,7 @@
 </file>
 
 <file path=word/endnotes.xml><?xml version="1.0" encoding="utf-8"?>
-<w:endnotes xmlns:wpc="http://schemas.microsoft.com/office/word/2010/wordprocessingCanvas" xmlns:cx="http://schemas.microsoft.com/office/drawing/2014/chartex" xmlns:cx1="http://schemas.microsoft.com/office/drawing/2015/9/8/chartex" xmlns:cx2="http://schemas.microsoft.com/office/drawing/2015/10/21/chartex" xmlns:cx3="http://schemas.microsoft.com/office/drawing/2016/5/9/chartex" xmlns:cx4="http://schemas.microsoft.com/office/drawing/2016/5/10/chartex" xmlns:cx5="http://schemas.microsoft.com/office/drawing/2016/5/11/chartex" xmlns:cx6="http://schemas.microsoft.com/office/drawing/2016/5/12/chartex" xmlns:cx7="http://schemas.microsoft.com/office/drawing/2016/5/13/chartex" xmlns:cx8="http://schemas.microsoft.com/office/drawing/2016/5/14/chartex" xmlns:mc="http://schemas.openxmlformats.org/markup-compatibility/2006" xmlns:aink="http://schemas.microsoft.com/office/drawing/2016/ink" xmlns:am3d="http://schemas.microsoft.com/office/drawing/2017/model3d" xmlns:o="urn:schemas-microsoft-com:office:office" xmlns:oel="http://schemas.microsoft.com/office/2019/extlst" xmlns:r="http://schemas.openxmlformats.org/officeDocument/2006/relationships" xmlns:m="http://schemas.openxmlformats.org/officeDocument/2006/math" xmlns:v="urn:schemas-microsoft-com:vml" xmlns:wp14="http://schemas.microsoft.com/office/word/2010/wordprocessingDrawing" xmlns:wp="http://schemas.openxmlformats.org/drawingml/2006/wordprocessingDrawing" xmlns:w10="urn:schemas-microsoft-com:office:word" xmlns:w="http://schemas.openxmlformats.org/wordprocessingml/2006/main" xmlns:w14="http://schemas.microsoft.com/office/word/2010/wordml" xmlns:w15="http://schemas.microsoft.com/office/word/2012/wordml" xmlns:w16cex="http://schemas.microsoft.com/office/word/2018/wordml/cex" xmlns:w16cid="http://schemas.microsoft.com/office/word/2016/wordml/cid" xmlns:w16="http://schemas.microsoft.com/office/word/2018/wordml" xmlns:w16du="http://schemas.microsoft.com/office/word/2023/wordml/word16du" xmlns:w16sdtdh="http://schemas.microsoft.com/office/word/2020/wordml/sdtdatahash" xmlns:w16sdtfl="http://schemas.microsoft.com/office/word/2024/wordml/sdtformatlock" xmlns:w16se="http://schemas.microsoft.com/office/word/2015/wordml/symex" xmlns:wpg="http://schemas.microsoft.com/office/word/2010/wordprocessingGroup" xmlns:wpi="http://schemas.microsoft.com/office/word/2010/wordprocessingInk" xmlns:wne="http://schemas.microsoft.com/office/word/2006/wordml" xmlns:wps="http://schemas.microsoft.com/office/word/2010/wordprocessingShape" mc:Ignorable="w14 w15 w16se w16cid w16 w16cex w16sdtdh w16sdtfl w16du wp14">
+<w:endnotes xmlns:wpc="http://schemas.microsoft.com/office/word/2010/wordprocessingCanvas" xmlns:cx="http://schemas.microsoft.com/office/drawing/2014/chartex" xmlns:cx1="http://schemas.microsoft.com/office/drawing/2015/9/8/chartex" xmlns:cx2="http://schemas.microsoft.com/office/drawing/2015/10/21/chartex" xmlns:cx3="http://schemas.microsoft.com/office/drawing/2016/5/9/chartex" xmlns:cx4="http://schemas.microsoft.com/office/drawing/2016/5/10/chartex" xmlns:cx5="http://schemas.microsoft.com/office/drawing/2016/5/11/chartex" xmlns:cx6="http://schemas.microsoft.com/office/drawing/2016/5/12/chartex" xmlns:cx7="http://schemas.microsoft.com/office/drawing/2016/5/13/chartex" xmlns:cx8="http://schemas.microsoft.com/office/drawing/2016/5/14/chartex" xmlns:mc="http://schemas.openxmlformats.org/markup-compatibility/2006" xmlns:aink="http://schemas.microsoft.com/office/drawing/2016/ink" xmlns:am3d="http://schemas.microsoft.com/office/drawing/2017/model3d" xmlns:o="urn:schemas-microsoft-com:office:office" xmlns:oel="http://schemas.microsoft.com/office/2019/extlst" xmlns:r="http://schemas.openxmlformats.org/officeDocument/2006/relationships" xmlns:m="http://schemas.openxmlformats.org/officeDocument/2006/math" xmlns:v="urn:schemas-microsoft-com:vml" xmlns:wp14="http://schemas.microsoft.com/office/word/2010/wordprocessingDrawing" xmlns:wp="http://schemas.openxmlformats.org/drawingml/2006/wordprocessingDrawing" xmlns:w10="urn:schemas-microsoft-com:office:word" xmlns:w="http://schemas.openxmlformats.org/wordprocessingml/2006/main" xmlns:w14="http://schemas.microsoft.com/office/word/2010/wordml" xmlns:w15="http://schemas.microsoft.com/office/word/2012/wordml" xmlns:w16cei="http://schemas.microsoft.com/office/word/2026/wordml/cei" xmlns:w16cex="http://schemas.microsoft.com/office/word/2018/wordml/cex" xmlns:w16cid="http://schemas.microsoft.com/office/word/2016/wordml/cid" xmlns:w16="http://schemas.microsoft.com/office/word/2018/wordml" xmlns:w16du="http://schemas.microsoft.com/office/word/2023/wordml/word16du" xmlns:w16sdtdh="http://schemas.microsoft.com/office/word/2020/wordml/sdtdatahash" xmlns:w16sdtfl="http://schemas.microsoft.com/office/word/2024/wordml/sdtformatlock" xmlns:w16se="http://schemas.microsoft.com/office/word/2015/wordml/symex" xmlns:wpg="http://schemas.microsoft.com/office/word/2010/wordprocessingGroup" xmlns:wpi="http://schemas.microsoft.com/office/word/2010/wordprocessingInk" xmlns:wne="http://schemas.microsoft.com/office/word/2006/wordml" xmlns:wps="http://schemas.microsoft.com/office/word/2010/wordprocessingShape" mc:Ignorable="w14 w15 w16se w16cid w16 w16cex w16sdtdh w16sdtfl w16du wp14">
   <w:endnote w:type="separator" w:id="-1">
     <w:p>
       <w:pPr>
@@ -19822,7 +19044,7 @@
 </file>
 
 <file path=word/footer1.xml><?xml version="1.0" encoding="utf-8"?>
-<w:ftr xmlns:wpc="http://schemas.microsoft.com/office/word/2010/wordprocessingCanvas" xmlns:cx="http://schemas.microsoft.com/office/drawing/2014/chartex" xmlns:cx1="http://schemas.microsoft.com/office/drawing/2015/9/8/chartex" xmlns:cx2="http://schemas.microsoft.com/office/drawing/2015/10/21/chartex" xmlns:cx3="http://schemas.microsoft.com/office/drawing/2016/5/9/chartex" xmlns:cx4="http://schemas.microsoft.com/office/drawing/2016/5/10/chartex" xmlns:cx5="http://schemas.microsoft.com/office/drawing/2016/5/11/chartex" xmlns:cx6="http://schemas.microsoft.com/office/drawing/2016/5/12/chartex" xmlns:cx7="http://schemas.microsoft.com/office/drawing/2016/5/13/chartex" xmlns:cx8="http://schemas.microsoft.com/office/drawing/2016/5/14/chartex" xmlns:mc="http://schemas.openxmlformats.org/markup-compatibility/2006" xmlns:aink="http://schemas.microsoft.com/office/drawing/2016/ink" xmlns:am3d="http://schemas.microsoft.com/office/drawing/2017/model3d" xmlns:o="urn:schemas-microsoft-com:office:office" xmlns:oel="http://schemas.microsoft.com/office/2019/extlst" xmlns:r="http://schemas.openxmlformats.org/officeDocument/2006/relationships" xmlns:m="http://schemas.openxmlformats.org/officeDocument/2006/math" xmlns:v="urn:schemas-microsoft-com:vml" xmlns:wp14="http://schemas.microsoft.com/office/word/2010/wordprocessingDrawing" xmlns:wp="http://schemas.openxmlformats.org/drawingml/2006/wordprocessingDrawing" xmlns:w10="urn:schemas-microsoft-com:office:word" xmlns:w="http://schemas.openxmlformats.org/wordprocessingml/2006/main" xmlns:w14="http://schemas.microsoft.com/office/word/2010/wordml" xmlns:w15="http://schemas.microsoft.com/office/word/2012/wordml" xmlns:w16cex="http://schemas.microsoft.com/office/word/2018/wordml/cex" xmlns:w16cid="http://schemas.microsoft.com/office/word/2016/wordml/cid" xmlns:w16="http://schemas.microsoft.com/office/word/2018/wordml" xmlns:w16du="http://schemas.microsoft.com/office/word/2023/wordml/word16du" xmlns:w16sdtdh="http://schemas.microsoft.com/office/word/2020/wordml/sdtdatahash" xmlns:w16sdtfl="http://schemas.microsoft.com/office/word/2024/wordml/sdtformatlock" xmlns:w16se="http://schemas.microsoft.com/office/word/2015/wordml/symex" xmlns:wpg="http://schemas.microsoft.com/office/word/2010/wordprocessingGroup" xmlns:wpi="http://schemas.microsoft.com/office/word/2010/wordprocessingInk" xmlns:wne="http://schemas.microsoft.com/office/word/2006/wordml" xmlns:wps="http://schemas.microsoft.com/office/word/2010/wordprocessingShape" mc:Ignorable="w14 w15 w16se w16cid w16 w16cex w16sdtdh w16sdtfl w16du wp14">
+<w:ftr xmlns:wpc="http://schemas.microsoft.com/office/word/2010/wordprocessingCanvas" xmlns:cx="http://schemas.microsoft.com/office/drawing/2014/chartex" xmlns:cx1="http://schemas.microsoft.com/office/drawing/2015/9/8/chartex" xmlns:cx2="http://schemas.microsoft.com/office/drawing/2015/10/21/chartex" xmlns:cx3="http://schemas.microsoft.com/office/drawing/2016/5/9/chartex" xmlns:cx4="http://schemas.microsoft.com/office/drawing/2016/5/10/chartex" xmlns:cx5="http://schemas.microsoft.com/office/drawing/2016/5/11/chartex" xmlns:cx6="http://schemas.microsoft.com/office/drawing/2016/5/12/chartex" xmlns:cx7="http://schemas.microsoft.com/office/drawing/2016/5/13/chartex" xmlns:cx8="http://schemas.microsoft.com/office/drawing/2016/5/14/chartex" xmlns:mc="http://schemas.openxmlformats.org/markup-compatibility/2006" xmlns:aink="http://schemas.microsoft.com/office/drawing/2016/ink" xmlns:am3d="http://schemas.microsoft.com/office/drawing/2017/model3d" xmlns:o="urn:schemas-microsoft-com:office:office" xmlns:oel="http://schemas.microsoft.com/office/2019/extlst" xmlns:r="http://schemas.openxmlformats.org/officeDocument/2006/relationships" xmlns:m="http://schemas.openxmlformats.org/officeDocument/2006/math" xmlns:v="urn:schemas-microsoft-com:vml" xmlns:wp14="http://schemas.microsoft.com/office/word/2010/wordprocessingDrawing" xmlns:wp="http://schemas.openxmlformats.org/drawingml/2006/wordprocessingDrawing" xmlns:w10="urn:schemas-microsoft-com:office:word" xmlns:w="http://schemas.openxmlformats.org/wordprocessingml/2006/main" xmlns:w14="http://schemas.microsoft.com/office/word/2010/wordml" xmlns:w15="http://schemas.microsoft.com/office/word/2012/wordml" xmlns:w16cei="http://schemas.microsoft.com/office/word/2026/wordml/cei" xmlns:w16cex="http://schemas.microsoft.com/office/word/2018/wordml/cex" xmlns:w16cid="http://schemas.microsoft.com/office/word/2016/wordml/cid" xmlns:w16="http://schemas.microsoft.com/office/word/2018/wordml" xmlns:w16du="http://schemas.microsoft.com/office/word/2023/wordml/word16du" xmlns:w16sdtdh="http://schemas.microsoft.com/office/word/2020/wordml/sdtdatahash" xmlns:w16sdtfl="http://schemas.microsoft.com/office/word/2024/wordml/sdtformatlock" xmlns:w16se="http://schemas.microsoft.com/office/word/2015/wordml/symex" xmlns:wpg="http://schemas.microsoft.com/office/word/2010/wordprocessingGroup" xmlns:wpi="http://schemas.microsoft.com/office/word/2010/wordprocessingInk" xmlns:wne="http://schemas.microsoft.com/office/word/2006/wordml" xmlns:wps="http://schemas.microsoft.com/office/word/2010/wordprocessingShape" mc:Ignorable="w14 w15 w16se w16cid w16 w16cex w16sdtdh w16sdtfl w16du wp14">
   <w:sdt>
     <w:sdtPr>
       <w:id w:val="-701017035"/>
@@ -19849,7 +19071,7 @@
 </file>
 
 <file path=word/footer2.xml><?xml version="1.0" encoding="utf-8"?>
-<w:ftr xmlns:wpc="http://schemas.microsoft.com/office/word/2010/wordprocessingCanvas" xmlns:cx="http://schemas.microsoft.com/office/drawing/2014/chartex" xmlns:cx1="http://schemas.microsoft.com/office/drawing/2015/9/8/chartex" xmlns:cx2="http://schemas.microsoft.com/office/drawing/2015/10/21/chartex" xmlns:cx3="http://schemas.microsoft.com/office/drawing/2016/5/9/chartex" xmlns:cx4="http://schemas.microsoft.com/office/drawing/2016/5/10/chartex" xmlns:cx5="http://schemas.microsoft.com/office/drawing/2016/5/11/chartex" xmlns:cx6="http://schemas.microsoft.com/office/drawing/2016/5/12/chartex" xmlns:cx7="http://schemas.microsoft.com/office/drawing/2016/5/13/chartex" xmlns:cx8="http://schemas.microsoft.com/office/drawing/2016/5/14/chartex" xmlns:mc="http://schemas.openxmlformats.org/markup-compatibility/2006" xmlns:aink="http://schemas.microsoft.com/office/drawing/2016/ink" xmlns:am3d="http://schemas.microsoft.com/office/drawing/2017/model3d" xmlns:o="urn:schemas-microsoft-com:office:office" xmlns:oel="http://schemas.microsoft.com/office/2019/extlst" xmlns:r="http://schemas.openxmlformats.org/officeDocument/2006/relationships" xmlns:m="http://schemas.openxmlformats.org/officeDocument/2006/math" xmlns:v="urn:schemas-microsoft-com:vml" xmlns:wp14="http://schemas.microsoft.com/office/word/2010/wordprocessingDrawing" xmlns:wp="http://schemas.openxmlformats.org/drawingml/2006/wordprocessingDrawing" xmlns:w10="urn:schemas-microsoft-com:office:word" xmlns:w="http://schemas.openxmlformats.org/wordprocessingml/2006/main" xmlns:w14="http://schemas.microsoft.com/office/word/2010/wordml" xmlns:w15="http://schemas.microsoft.com/office/word/2012/wordml" xmlns:w16cex="http://schemas.microsoft.com/office/word/2018/wordml/cex" xmlns:w16cid="http://schemas.microsoft.com/office/word/2016/wordml/cid" xmlns:w16="http://schemas.microsoft.com/office/word/2018/wordml" xmlns:w16du="http://schemas.microsoft.com/office/word/2023/wordml/word16du" xmlns:w16sdtdh="http://schemas.microsoft.com/office/word/2020/wordml/sdtdatahash" xmlns:w16sdtfl="http://schemas.microsoft.com/office/word/2024/wordml/sdtformatlock" xmlns:w16se="http://schemas.microsoft.com/office/word/2015/wordml/symex" xmlns:wpg="http://schemas.microsoft.com/office/word/2010/wordprocessingGroup" xmlns:wpi="http://schemas.microsoft.com/office/word/2010/wordprocessingInk" xmlns:wne="http://schemas.microsoft.com/office/word/2006/wordml" xmlns:wps="http://schemas.microsoft.com/office/word/2010/wordprocessingShape" mc:Ignorable="w14 w15 w16se w16cid w16 w16cex w16sdtdh w16sdtfl w16du wp14">
+<w:ftr xmlns:wpc="http://schemas.microsoft.com/office/word/2010/wordprocessingCanvas" xmlns:cx="http://schemas.microsoft.com/office/drawing/2014/chartex" xmlns:cx1="http://schemas.microsoft.com/office/drawing/2015/9/8/chartex" xmlns:cx2="http://schemas.microsoft.com/office/drawing/2015/10/21/chartex" xmlns:cx3="http://schemas.microsoft.com/office/drawing/2016/5/9/chartex" xmlns:cx4="http://schemas.microsoft.com/office/drawing/2016/5/10/chartex" xmlns:cx5="http://schemas.microsoft.com/office/drawing/2016/5/11/chartex" xmlns:cx6="http://schemas.microsoft.com/office/drawing/2016/5/12/chartex" xmlns:cx7="http://schemas.microsoft.com/office/drawing/2016/5/13/chartex" xmlns:cx8="http://schemas.microsoft.com/office/drawing/2016/5/14/chartex" xmlns:mc="http://schemas.openxmlformats.org/markup-compatibility/2006" xmlns:aink="http://schemas.microsoft.com/office/drawing/2016/ink" xmlns:am3d="http://schemas.microsoft.com/office/drawing/2017/model3d" xmlns:o="urn:schemas-microsoft-com:office:office" xmlns:oel="http://schemas.microsoft.com/office/2019/extlst" xmlns:r="http://schemas.openxmlformats.org/officeDocument/2006/relationships" xmlns:m="http://schemas.openxmlformats.org/officeDocument/2006/math" xmlns:v="urn:schemas-microsoft-com:vml" xmlns:wp14="http://schemas.microsoft.com/office/word/2010/wordprocessingDrawing" xmlns:wp="http://schemas.openxmlformats.org/drawingml/2006/wordprocessingDrawing" xmlns:w10="urn:schemas-microsoft-com:office:word" xmlns:w="http://schemas.openxmlformats.org/wordprocessingml/2006/main" xmlns:w14="http://schemas.microsoft.com/office/word/2010/wordml" xmlns:w15="http://schemas.microsoft.com/office/word/2012/wordml" xmlns:w16cei="http://schemas.microsoft.com/office/word/2026/wordml/cei" xmlns:w16cex="http://schemas.microsoft.com/office/word/2018/wordml/cex" xmlns:w16cid="http://schemas.microsoft.com/office/word/2016/wordml/cid" xmlns:w16="http://schemas.microsoft.com/office/word/2018/wordml" xmlns:w16du="http://schemas.microsoft.com/office/word/2023/wordml/word16du" xmlns:w16sdtdh="http://schemas.microsoft.com/office/word/2020/wordml/sdtdatahash" xmlns:w16sdtfl="http://schemas.microsoft.com/office/word/2024/wordml/sdtformatlock" xmlns:w16se="http://schemas.microsoft.com/office/word/2015/wordml/symex" xmlns:wpg="http://schemas.microsoft.com/office/word/2010/wordprocessingGroup" xmlns:wpi="http://schemas.microsoft.com/office/word/2010/wordprocessingInk" xmlns:wne="http://schemas.microsoft.com/office/word/2006/wordml" xmlns:wps="http://schemas.microsoft.com/office/word/2010/wordprocessingShape" mc:Ignorable="w14 w15 w16se w16cid w16 w16cex w16sdtdh w16sdtfl w16du wp14">
   <w:sdt>
     <w:sdtPr>
       <w:id w:val="-1465197936"/>
@@ -19894,7 +19116,7 @@
 </file>
 
 <file path=word/footnotes.xml><?xml version="1.0" encoding="utf-8"?>
-<w:footnotes xmlns:wpc="http://schemas.microsoft.com/office/word/2010/wordprocessingCanvas" xmlns:cx="http://schemas.microsoft.com/office/drawing/2014/chartex" xmlns:cx1="http://schemas.microsoft.com/office/drawing/2015/9/8/chartex" xmlns:cx2="http://schemas.microsoft.com/office/drawing/2015/10/21/chartex" xmlns:cx3="http://schemas.microsoft.com/office/drawing/2016/5/9/chartex" xmlns:cx4="http://schemas.microsoft.com/office/drawing/2016/5/10/chartex" xmlns:cx5="http://schemas.microsoft.com/office/drawing/2016/5/11/chartex" xmlns:cx6="http://schemas.microsoft.com/office/drawing/2016/5/12/chartex" xmlns:cx7="http://schemas.microsoft.com/office/drawing/2016/5/13/chartex" xmlns:cx8="http://schemas.microsoft.com/office/drawing/2016/5/14/chartex" xmlns:mc="http://schemas.openxmlformats.org/markup-compatibility/2006" xmlns:aink="http://schemas.microsoft.com/office/drawing/2016/ink" xmlns:am3d="http://schemas.microsoft.com/office/drawing/2017/model3d" xmlns:o="urn:schemas-microsoft-com:office:office" xmlns:oel="http://schemas.microsoft.com/office/2019/extlst" xmlns:r="http://schemas.openxmlformats.org/officeDocument/2006/relationships" xmlns:m="http://schemas.openxmlformats.org/officeDocument/2006/math" xmlns:v="urn:schemas-microsoft-com:vml" xmlns:wp14="http://schemas.microsoft.com/office/word/2010/wordprocessingDrawing" xmlns:wp="http://schemas.openxmlformats.org/drawingml/2006/wordprocessingDrawing" xmlns:w10="urn:schemas-microsoft-com:office:word" xmlns:w="http://schemas.openxmlformats.org/wordprocessingml/2006/main" xmlns:w14="http://schemas.microsoft.com/office/word/2010/wordml" xmlns:w15="http://schemas.microsoft.com/office/word/2012/wordml" xmlns:w16cex="http://schemas.microsoft.com/office/word/2018/wordml/cex" xmlns:w16cid="http://schemas.microsoft.com/office/word/2016/wordml/cid" xmlns:w16="http://schemas.microsoft.com/office/word/2018/wordml" xmlns:w16du="http://schemas.microsoft.com/office/word/2023/wordml/word16du" xmlns:w16sdtdh="http://schemas.microsoft.com/office/word/2020/wordml/sdtdatahash" xmlns:w16sdtfl="http://schemas.microsoft.com/office/word/2024/wordml/sdtformatlock" xmlns:w16se="http://schemas.microsoft.com/office/word/2015/wordml/symex" xmlns:wpg="http://schemas.microsoft.com/office/word/2010/wordprocessingGroup" xmlns:wpi="http://schemas.microsoft.com/office/word/2010/wordprocessingInk" xmlns:wne="http://schemas.microsoft.com/office/word/2006/wordml" xmlns:wps="http://schemas.microsoft.com/office/word/2010/wordprocessingShape" mc:Ignorable="w14 w15 w16se w16cid w16 w16cex w16sdtdh w16sdtfl w16du wp14">
+<w:footnotes xmlns:wpc="http://schemas.microsoft.com/office/word/2010/wordprocessingCanvas" xmlns:cx="http://schemas.microsoft.com/office/drawing/2014/chartex" xmlns:cx1="http://schemas.microsoft.com/office/drawing/2015/9/8/chartex" xmlns:cx2="http://schemas.microsoft.com/office/drawing/2015/10/21/chartex" xmlns:cx3="http://schemas.microsoft.com/office/drawing/2016/5/9/chartex" xmlns:cx4="http://schemas.microsoft.com/office/drawing/2016/5/10/chartex" xmlns:cx5="http://schemas.microsoft.com/office/drawing/2016/5/11/chartex" xmlns:cx6="http://schemas.microsoft.com/office/drawing/2016/5/12/chartex" xmlns:cx7="http://schemas.microsoft.com/office/drawing/2016/5/13/chartex" xmlns:cx8="http://schemas.microsoft.com/office/drawing/2016/5/14/chartex" xmlns:mc="http://schemas.openxmlformats.org/markup-compatibility/2006" xmlns:aink="http://schemas.microsoft.com/office/drawing/2016/ink" xmlns:am3d="http://schemas.microsoft.com/office/drawing/2017/model3d" xmlns:o="urn:schemas-microsoft-com:office:office" xmlns:oel="http://schemas.microsoft.com/office/2019/extlst" xmlns:r="http://schemas.openxmlformats.org/officeDocument/2006/relationships" xmlns:m="http://schemas.openxmlformats.org/officeDocument/2006/math" xmlns:v="urn:schemas-microsoft-com:vml" xmlns:wp14="http://schemas.microsoft.com/office/word/2010/wordprocessingDrawing" xmlns:wp="http://schemas.openxmlformats.org/drawingml/2006/wordprocessingDrawing" xmlns:w10="urn:schemas-microsoft-com:office:word" xmlns:w="http://schemas.openxmlformats.org/wordprocessingml/2006/main" xmlns:w14="http://schemas.microsoft.com/office/word/2010/wordml" xmlns:w15="http://schemas.microsoft.com/office/word/2012/wordml" xmlns:w16cei="http://schemas.microsoft.com/office/word/2026/wordml/cei" xmlns:w16cex="http://schemas.microsoft.com/office/word/2018/wordml/cex" xmlns:w16cid="http://schemas.microsoft.com/office/word/2016/wordml/cid" xmlns:w16="http://schemas.microsoft.com/office/word/2018/wordml" xmlns:w16du="http://schemas.microsoft.com/office/word/2023/wordml/word16du" xmlns:w16sdtdh="http://schemas.microsoft.com/office/word/2020/wordml/sdtdatahash" xmlns:w16sdtfl="http://schemas.microsoft.com/office/word/2024/wordml/sdtformatlock" xmlns:w16se="http://schemas.microsoft.com/office/word/2015/wordml/symex" xmlns:wpg="http://schemas.microsoft.com/office/word/2010/wordprocessingGroup" xmlns:wpi="http://schemas.microsoft.com/office/word/2010/wordprocessingInk" xmlns:wne="http://schemas.microsoft.com/office/word/2006/wordml" xmlns:wps="http://schemas.microsoft.com/office/word/2010/wordprocessingShape" mc:Ignorable="w14 w15 w16se w16cid w16 w16cex w16sdtdh w16sdtfl w16du wp14">
   <w:footnote w:type="separator" w:id="-1">
     <w:p>
       <w:pPr>
@@ -19919,7 +19141,7 @@
 </file>
 
 <file path=word/header1.xml><?xml version="1.0" encoding="utf-8"?>
-<w:hdr xmlns:wpc="http://schemas.microsoft.com/office/word/2010/wordprocessingCanvas" xmlns:cx="http://schemas.microsoft.com/office/drawing/2014/chartex" xmlns:cx1="http://schemas.microsoft.com/office/drawing/2015/9/8/chartex" xmlns:cx2="http://schemas.microsoft.com/office/drawing/2015/10/21/chartex" xmlns:cx3="http://schemas.microsoft.com/office/drawing/2016/5/9/chartex" xmlns:cx4="http://schemas.microsoft.com/office/drawing/2016/5/10/chartex" xmlns:cx5="http://schemas.microsoft.com/office/drawing/2016/5/11/chartex" xmlns:cx6="http://schemas.microsoft.com/office/drawing/2016/5/12/chartex" xmlns:cx7="http://schemas.microsoft.com/office/drawing/2016/5/13/chartex" xmlns:cx8="http://schemas.microsoft.com/office/drawing/2016/5/14/chartex" xmlns:mc="http://schemas.openxmlformats.org/markup-compatibility/2006" xmlns:aink="http://schemas.microsoft.com/office/drawing/2016/ink" xmlns:am3d="http://schemas.microsoft.com/office/drawing/2017/model3d" xmlns:o="urn:schemas-microsoft-com:office:office" xmlns:oel="http://schemas.microsoft.com/office/2019/extlst" xmlns:r="http://schemas.openxmlformats.org/officeDocument/2006/relationships" xmlns:m="http://schemas.openxmlformats.org/officeDocument/2006/math" xmlns:v="urn:schemas-microsoft-com:vml" xmlns:wp14="http://schemas.microsoft.com/office/word/2010/wordprocessingDrawing" xmlns:wp="http://schemas.openxmlformats.org/drawingml/2006/wordprocessingDrawing" xmlns:w10="urn:schemas-microsoft-com:office:word" xmlns:w="http://schemas.openxmlformats.org/wordprocessingml/2006/main" xmlns:w14="http://schemas.microsoft.com/office/word/2010/wordml" xmlns:w15="http://schemas.microsoft.com/office/word/2012/wordml" xmlns:w16cex="http://schemas.microsoft.com/office/word/2018/wordml/cex" xmlns:w16cid="http://schemas.microsoft.com/office/word/2016/wordml/cid" xmlns:w16="http://schemas.microsoft.com/office/word/2018/wordml" xmlns:w16du="http://schemas.microsoft.com/office/word/2023/wordml/word16du" xmlns:w16sdtdh="http://schemas.microsoft.com/office/word/2020/wordml/sdtdatahash" xmlns:w16sdtfl="http://schemas.microsoft.com/office/word/2024/wordml/sdtformatlock" xmlns:w16se="http://schemas.microsoft.com/office/word/2015/wordml/symex" xmlns:wpg="http://schemas.microsoft.com/office/word/2010/wordprocessingGroup" xmlns:wpi="http://schemas.microsoft.com/office/word/2010/wordprocessingInk" xmlns:wne="http://schemas.microsoft.com/office/word/2006/wordml" xmlns:wps="http://schemas.microsoft.com/office/word/2010/wordprocessingShape" mc:Ignorable="w14 w15 w16se w16cid w16 w16cex w16sdtdh w16sdtfl w16du wp14">
+<w:hdr xmlns:wpc="http://schemas.microsoft.com/office/word/2010/wordprocessingCanvas" xmlns:cx="http://schemas.microsoft.com/office/drawing/2014/chartex" xmlns:cx1="http://schemas.microsoft.com/office/drawing/2015/9/8/chartex" xmlns:cx2="http://schemas.microsoft.com/office/drawing/2015/10/21/chartex" xmlns:cx3="http://schemas.microsoft.com/office/drawing/2016/5/9/chartex" xmlns:cx4="http://schemas.microsoft.com/office/drawing/2016/5/10/chartex" xmlns:cx5="http://schemas.microsoft.com/office/drawing/2016/5/11/chartex" xmlns:cx6="http://schemas.microsoft.com/office/drawing/2016/5/12/chartex" xmlns:cx7="http://schemas.microsoft.com/office/drawing/2016/5/13/chartex" xmlns:cx8="http://schemas.microsoft.com/office/drawing/2016/5/14/chartex" xmlns:mc="http://schemas.openxmlformats.org/markup-compatibility/2006" xmlns:aink="http://schemas.microsoft.com/office/drawing/2016/ink" xmlns:am3d="http://schemas.microsoft.com/office/drawing/2017/model3d" xmlns:o="urn:schemas-microsoft-com:office:office" xmlns:oel="http://schemas.microsoft.com/office/2019/extlst" xmlns:r="http://schemas.openxmlformats.org/officeDocument/2006/relationships" xmlns:m="http://schemas.openxmlformats.org/officeDocument/2006/math" xmlns:v="urn:schemas-microsoft-com:vml" xmlns:wp14="http://schemas.microsoft.com/office/word/2010/wordprocessingDrawing" xmlns:wp="http://schemas.openxmlformats.org/drawingml/2006/wordprocessingDrawing" xmlns:w10="urn:schemas-microsoft-com:office:word" xmlns:w="http://schemas.openxmlformats.org/wordprocessingml/2006/main" xmlns:w14="http://schemas.microsoft.com/office/word/2010/wordml" xmlns:w15="http://schemas.microsoft.com/office/word/2012/wordml" xmlns:w16cei="http://schemas.microsoft.com/office/word/2026/wordml/cei" xmlns:w16cex="http://schemas.microsoft.com/office/word/2018/wordml/cex" xmlns:w16cid="http://schemas.microsoft.com/office/word/2016/wordml/cid" xmlns:w16="http://schemas.microsoft.com/office/word/2018/wordml" xmlns:w16du="http://schemas.microsoft.com/office/word/2023/wordml/word16du" xmlns:w16sdtdh="http://schemas.microsoft.com/office/word/2020/wordml/sdtdatahash" xmlns:w16sdtfl="http://schemas.microsoft.com/office/word/2024/wordml/sdtformatlock" xmlns:w16se="http://schemas.microsoft.com/office/word/2015/wordml/symex" xmlns:wpg="http://schemas.microsoft.com/office/word/2010/wordprocessingGroup" xmlns:wpi="http://schemas.microsoft.com/office/word/2010/wordprocessingInk" xmlns:wne="http://schemas.microsoft.com/office/word/2006/wordml" xmlns:wps="http://schemas.microsoft.com/office/word/2010/wordprocessingShape" mc:Ignorable="w14 w15 w16se w16cid w16 w16cex w16sdtdh w16sdtfl w16du wp14">
   <w:p>
     <w:pPr>
       <w:pStyle w:val="Encabezado"/>
@@ -20004,7 +19226,7 @@
 </file>
 
 <file path=word/numbering.xml><?xml version="1.0" encoding="utf-8"?>
-<w:numbering xmlns:wpc="http://schemas.microsoft.com/office/word/2010/wordprocessingCanvas" xmlns:cx="http://schemas.microsoft.com/office/drawing/2014/chartex" xmlns:cx1="http://schemas.microsoft.com/office/drawing/2015/9/8/chartex" xmlns:cx2="http://schemas.microsoft.com/office/drawing/2015/10/21/chartex" xmlns:cx3="http://schemas.microsoft.com/office/drawing/2016/5/9/chartex" xmlns:cx4="http://schemas.microsoft.com/office/drawing/2016/5/10/chartex" xmlns:cx5="http://schemas.microsoft.com/office/drawing/2016/5/11/chartex" xmlns:cx6="http://schemas.microsoft.com/office/drawing/2016/5/12/chartex" xmlns:cx7="http://schemas.microsoft.com/office/drawing/2016/5/13/chartex" xmlns:cx8="http://schemas.microsoft.com/office/drawing/2016/5/14/chartex" xmlns:mc="http://schemas.openxmlformats.org/markup-compatibility/2006" xmlns:aink="http://schemas.microsoft.com/office/drawing/2016/ink" xmlns:am3d="http://schemas.microsoft.com/office/drawing/2017/model3d" xmlns:o="urn:schemas-microsoft-com:office:office" xmlns:oel="http://schemas.microsoft.com/office/2019/extlst" xmlns:r="http://schemas.openxmlformats.org/officeDocument/2006/relationships" xmlns:m="http://schemas.openxmlformats.org/officeDocument/2006/math" xmlns:v="urn:schemas-microsoft-com:vml" xmlns:wp14="http://schemas.microsoft.com/office/word/2010/wordprocessingDrawing" xmlns:wp="http://schemas.openxmlformats.org/drawingml/2006/wordprocessingDrawing" xmlns:w10="urn:schemas-microsoft-com:office:word" xmlns:w="http://schemas.openxmlformats.org/wordprocessingml/2006/main" xmlns:w14="http://schemas.microsoft.com/office/word/2010/wordml" xmlns:w15="http://schemas.microsoft.com/office/word/2012/wordml" xmlns:w16cex="http://schemas.microsoft.com/office/word/2018/wordml/cex" xmlns:w16cid="http://schemas.microsoft.com/office/word/2016/wordml/cid" xmlns:w16="http://schemas.microsoft.com/office/word/2018/wordml" xmlns:w16du="http://schemas.microsoft.com/office/word/2023/wordml/word16du" xmlns:w16sdtdh="http://schemas.microsoft.com/office/word/2020/wordml/sdtdatahash" xmlns:w16sdtfl="http://schemas.microsoft.com/office/word/2024/wordml/sdtformatlock" xmlns:w16se="http://schemas.microsoft.com/office/word/2015/wordml/symex" xmlns:wpg="http://schemas.microsoft.com/office/word/2010/wordprocessingGroup" xmlns:wpi="http://schemas.microsoft.com/office/word/2010/wordprocessingInk" xmlns:wne="http://schemas.microsoft.com/office/word/2006/wordml" xmlns:wps="http://schemas.microsoft.com/office/word/2010/wordprocessingShape" mc:Ignorable="w14 w15 w16se w16cid w16 w16cex w16sdtdh w16sdtfl w16du wp14">
+<w:numbering xmlns:wpc="http://schemas.microsoft.com/office/word/2010/wordprocessingCanvas" xmlns:cx="http://schemas.microsoft.com/office/drawing/2014/chartex" xmlns:cx1="http://schemas.microsoft.com/office/drawing/2015/9/8/chartex" xmlns:cx2="http://schemas.microsoft.com/office/drawing/2015/10/21/chartex" xmlns:cx3="http://schemas.microsoft.com/office/drawing/2016/5/9/chartex" xmlns:cx4="http://schemas.microsoft.com/office/drawing/2016/5/10/chartex" xmlns:cx5="http://schemas.microsoft.com/office/drawing/2016/5/11/chartex" xmlns:cx6="http://schemas.microsoft.com/office/drawing/2016/5/12/chartex" xmlns:cx7="http://schemas.microsoft.com/office/drawing/2016/5/13/chartex" xmlns:cx8="http://schemas.microsoft.com/office/drawing/2016/5/14/chartex" xmlns:mc="http://schemas.openxmlformats.org/markup-compatibility/2006" xmlns:aink="http://schemas.microsoft.com/office/drawing/2016/ink" xmlns:am3d="http://schemas.microsoft.com/office/drawing/2017/model3d" xmlns:o="urn:schemas-microsoft-com:office:office" xmlns:oel="http://schemas.microsoft.com/office/2019/extlst" xmlns:r="http://schemas.openxmlformats.org/officeDocument/2006/relationships" xmlns:m="http://schemas.openxmlformats.org/officeDocument/2006/math" xmlns:v="urn:schemas-microsoft-com:vml" xmlns:wp14="http://schemas.microsoft.com/office/word/2010/wordprocessingDrawing" xmlns:wp="http://schemas.openxmlformats.org/drawingml/2006/wordprocessingDrawing" xmlns:w10="urn:schemas-microsoft-com:office:word" xmlns:w="http://schemas.openxmlformats.org/wordprocessingml/2006/main" xmlns:w14="http://schemas.microsoft.com/office/word/2010/wordml" xmlns:w15="http://schemas.microsoft.com/office/word/2012/wordml" xmlns:w16cei="http://schemas.microsoft.com/office/word/2026/wordml/cei" xmlns:w16cex="http://schemas.microsoft.com/office/word/2018/wordml/cex" xmlns:w16cid="http://schemas.microsoft.com/office/word/2016/wordml/cid" xmlns:w16="http://schemas.microsoft.com/office/word/2018/wordml" xmlns:w16du="http://schemas.microsoft.com/office/word/2023/wordml/word16du" xmlns:w16sdtdh="http://schemas.microsoft.com/office/word/2020/wordml/sdtdatahash" xmlns:w16sdtfl="http://schemas.microsoft.com/office/word/2024/wordml/sdtformatlock" xmlns:w16se="http://schemas.microsoft.com/office/word/2015/wordml/symex" xmlns:wpg="http://schemas.microsoft.com/office/word/2010/wordprocessingGroup" xmlns:wpi="http://schemas.microsoft.com/office/word/2010/wordprocessingInk" xmlns:wne="http://schemas.microsoft.com/office/word/2006/wordml" xmlns:wps="http://schemas.microsoft.com/office/word/2010/wordprocessingShape" mc:Ignorable="w14 w15 w16se w16cid w16 w16cex w16sdtdh w16sdtfl w16du wp14">
   <w:abstractNum w:abstractNumId="0" w15:restartNumberingAfterBreak="0">
     <w:nsid w:val="FFFFFF89"/>
     <w:multiLevelType w:val="singleLevel"/>
@@ -20887,8 +20109,8 @@
   <w:abstractNum w:abstractNumId="9" w15:restartNumberingAfterBreak="0">
     <w:nsid w:val="2CB8484C"/>
     <w:multiLevelType w:val="hybridMultilevel"/>
-    <w:tmpl w:val="7DFA86D2"/>
-    <w:lvl w:ilvl="0" w:tplc="240A0015">
+    <w:tmpl w:val="99CED95C"/>
+    <w:lvl w:ilvl="0" w:tplc="209E9F14">
       <w:start w:val="1"/>
       <w:numFmt w:val="upperLetter"/>
       <w:lvlText w:val="%1."/>
@@ -20896,6 +20118,10 @@
       <w:pPr>
         <w:ind w:left="1429" w:hanging="360"/>
       </w:pPr>
+      <w:rPr>
+        <w:b/>
+        <w:bCs/>
+      </w:rPr>
     </w:lvl>
     <w:lvl w:ilvl="1" w:tplc="240A0019" w:tentative="1">
       <w:start w:val="1"/>
@@ -25358,15 +24584,6 @@
 </file>
 
 <file path=customXml/item1.xml><?xml version="1.0" encoding="utf-8"?>
-<?mso-contentType ?>
-<FormTemplates xmlns="http://schemas.microsoft.com/sharepoint/v3/contenttype/forms">
-  <Display>DocumentLibraryForm</Display>
-  <Edit>DocumentLibraryForm</Edit>
-  <New>DocumentLibraryForm</New>
-</FormTemplates>
-</file>
-
-<file path=customXml/item2.xml><?xml version="1.0" encoding="utf-8"?>
 <p:properties xmlns:p="http://schemas.microsoft.com/office/2006/metadata/properties" xmlns:xsi="http://www.w3.org/2001/XMLSchema-instance" xmlns:pc="http://schemas.microsoft.com/office/infopath/2007/PartnerControls">
   <documentManagement>
     <TaxCatchAll xmlns="67a0edcd-0de5-43ed-8c27-e32f38a00c91" xsi:nil="true"/>
@@ -25377,13 +24594,18 @@
 </p:properties>
 </file>
 
-<file path=customXml/item3.xml><?xml version="1.0" encoding="utf-8"?>
-<b:Sources xmlns:b="http://schemas.openxmlformats.org/officeDocument/2006/bibliography" xmlns="http://schemas.openxmlformats.org/officeDocument/2006/bibliography" SelectedStyle="\APASixthEditionOfficeOnline.xsl" StyleName="APA" Version="6"/>
+<file path=customXml/item2.xml><?xml version="1.0" encoding="utf-8"?>
+<?mso-contentType ?>
+<FormTemplates xmlns="http://schemas.microsoft.com/sharepoint/v3/contenttype/forms">
+  <Display>DocumentLibraryForm</Display>
+  <Edit>DocumentLibraryForm</Edit>
+  <New>DocumentLibraryForm</New>
+</FormTemplates>
 </file>
 
-<file path=customXml/item4.xml><?xml version="1.0" encoding="utf-8"?>
-<ct:contentTypeSchema xmlns:ct="http://schemas.microsoft.com/office/2006/metadata/contentType" xmlns:ma="http://schemas.microsoft.com/office/2006/metadata/properties/metaAttributes" ct:_="" ma:_="" ma:contentTypeName="Documento" ma:contentTypeID="0x01010005252A1EF3BD024F856B47B579AB5244" ma:contentTypeVersion="11" ma:contentTypeDescription="Crear nuevo documento." ma:contentTypeScope="" ma:versionID="92b81066167b779aaeee7a3d91bad2fd">
-  <xsd:schema xmlns:xsd="http://www.w3.org/2001/XMLSchema" xmlns:xs="http://www.w3.org/2001/XMLSchema" xmlns:p="http://schemas.microsoft.com/office/2006/metadata/properties" xmlns:ns2="42760c81-fd8e-4d59-8953-7cdb9f38b14f" xmlns:ns3="67a0edcd-0de5-43ed-8c27-e32f38a00c91" targetNamespace="http://schemas.microsoft.com/office/2006/metadata/properties" ma:root="true" ma:fieldsID="83cd6766d967e870b9368cac1ade74e6" ns2:_="" ns3:_="">
+<file path=customXml/item3.xml><?xml version="1.0" encoding="utf-8"?>
+<ct:contentTypeSchema xmlns:ct="http://schemas.microsoft.com/office/2006/metadata/contentType" xmlns:ma="http://schemas.microsoft.com/office/2006/metadata/properties/metaAttributes" ct:_="" ma:_="" ma:contentTypeName="Documento" ma:contentTypeID="0x01010005252A1EF3BD024F856B47B579AB5244" ma:contentTypeVersion="12" ma:contentTypeDescription="Crear nuevo documento." ma:contentTypeScope="" ma:versionID="32d0e18b85ac20c34eab62df21c0cf58">
+  <xsd:schema xmlns:xsd="http://www.w3.org/2001/XMLSchema" xmlns:xs="http://www.w3.org/2001/XMLSchema" xmlns:p="http://schemas.microsoft.com/office/2006/metadata/properties" xmlns:ns2="42760c81-fd8e-4d59-8953-7cdb9f38b14f" xmlns:ns3="67a0edcd-0de5-43ed-8c27-e32f38a00c91" targetNamespace="http://schemas.microsoft.com/office/2006/metadata/properties" ma:root="true" ma:fieldsID="cc2c149e99f10870fd5bc3964e5386d3" ns2:_="" ns3:_="">
     <xsd:import namespace="42760c81-fd8e-4d59-8953-7cdb9f38b14f"/>
     <xsd:import namespace="67a0edcd-0de5-43ed-8c27-e32f38a00c91"/>
     <xsd:element name="properties">
@@ -25402,6 +24624,7 @@
                 <xsd:element ref="ns2:lcf76f155ced4ddcb4097134ff3c332f" minOccurs="0"/>
                 <xsd:element ref="ns3:TaxCatchAll" minOccurs="0"/>
                 <xsd:element ref="ns2:MediaServiceOCR" minOccurs="0"/>
+                <xsd:element ref="ns2:MediaServiceLocation" minOccurs="0"/>
               </xsd:all>
             </xsd:complexType>
           </xsd:element>
@@ -25459,6 +24682,11 @@
         <xsd:restriction base="dms:Note">
           <xsd:maxLength value="255"/>
         </xsd:restriction>
+      </xsd:simpleType>
+    </xsd:element>
+    <xsd:element name="MediaServiceLocation" ma:index="19" nillable="true" ma:displayName="Location" ma:description="" ma:indexed="true" ma:internalName="MediaServiceLocation" ma:readOnly="true">
+      <xsd:simpleType>
+        <xsd:restriction base="dms:Text"/>
       </xsd:simpleType>
     </xsd:element>
   </xsd:schema>
@@ -25576,15 +24804,11 @@
 </ct:contentTypeSchema>
 </file>
 
-<file path=customXml/itemProps1.xml><?xml version="1.0" encoding="utf-8"?>
-<ds:datastoreItem xmlns:ds="http://schemas.openxmlformats.org/officeDocument/2006/customXml" ds:itemID="{81CBDEC1-3B00-44ED-AD36-0268077980BA}">
-  <ds:schemaRefs>
-    <ds:schemaRef ds:uri="http://schemas.microsoft.com/sharepoint/v3/contenttype/forms"/>
-  </ds:schemaRefs>
-</ds:datastoreItem>
+<file path=customXml/item4.xml><?xml version="1.0" encoding="utf-8"?>
+<b:Sources xmlns:b="http://schemas.openxmlformats.org/officeDocument/2006/bibliography" xmlns="http://schemas.openxmlformats.org/officeDocument/2006/bibliography" SelectedStyle="\APASixthEditionOfficeOnline.xsl" StyleName="APA" Version="6"/>
 </file>
 
-<file path=customXml/itemProps2.xml><?xml version="1.0" encoding="utf-8"?>
+<file path=customXml/itemProps1.xml><?xml version="1.0" encoding="utf-8"?>
 <ds:datastoreItem xmlns:ds="http://schemas.openxmlformats.org/officeDocument/2006/customXml" ds:itemID="{1145D752-ACC1-45E1-AB53-0C756F67FC7F}">
   <ds:schemaRefs>
     <ds:schemaRef ds:uri="http://schemas.microsoft.com/office/2006/metadata/properties"/>
@@ -25595,14 +24819,22 @@
 </ds:datastoreItem>
 </file>
 
+<file path=customXml/itemProps2.xml><?xml version="1.0" encoding="utf-8"?>
+<ds:datastoreItem xmlns:ds="http://schemas.openxmlformats.org/officeDocument/2006/customXml" ds:itemID="{81CBDEC1-3B00-44ED-AD36-0268077980BA}">
+  <ds:schemaRefs>
+    <ds:schemaRef ds:uri="http://schemas.microsoft.com/sharepoint/v3/contenttype/forms"/>
+  </ds:schemaRefs>
+</ds:datastoreItem>
+</file>
+
 <file path=customXml/itemProps3.xml><?xml version="1.0" encoding="utf-8"?>
+<ds:datastoreItem xmlns:ds="http://schemas.openxmlformats.org/officeDocument/2006/customXml" ds:itemID="{804CCF52-9C86-486F-9A1B-FB1F80903BBC}"/>
+</file>
+
+<file path=customXml/itemProps4.xml><?xml version="1.0" encoding="utf-8"?>
 <ds:datastoreItem xmlns:ds="http://schemas.openxmlformats.org/officeDocument/2006/customXml" ds:itemID="{E8AB44A3-7C62-4BD2-82ED-8ABC209970FA}">
   <ds:schemaRefs>
     <ds:schemaRef ds:uri="http://schemas.openxmlformats.org/officeDocument/2006/bibliography"/>
   </ds:schemaRefs>
 </ds:datastoreItem>
-</file>
-
-<file path=customXml/itemProps4.xml><?xml version="1.0" encoding="utf-8"?>
-<ds:datastoreItem xmlns:ds="http://schemas.openxmlformats.org/officeDocument/2006/customXml" ds:itemID="{D81AE79F-96BE-41AA-B09D-1631372AB30A}"/>
 </file>
--- a/fuentes/124108_CF07_DU.docx
+++ b/fuentes/124108_CF07_DU.docx
@@ -1,6 +1,6 @@
 
 <file path=word/document.xml><?xml version="1.0" encoding="utf-8"?>
-<w:document xmlns:wpc="http://schemas.microsoft.com/office/word/2010/wordprocessingCanvas" xmlns:cx="http://schemas.microsoft.com/office/drawing/2014/chartex" xmlns:cx1="http://schemas.microsoft.com/office/drawing/2015/9/8/chartex" xmlns:cx2="http://schemas.microsoft.com/office/drawing/2015/10/21/chartex" xmlns:cx3="http://schemas.microsoft.com/office/drawing/2016/5/9/chartex" xmlns:cx4="http://schemas.microsoft.com/office/drawing/2016/5/10/chartex" xmlns:cx5="http://schemas.microsoft.com/office/drawing/2016/5/11/chartex" xmlns:cx6="http://schemas.microsoft.com/office/drawing/2016/5/12/chartex" xmlns:cx7="http://schemas.microsoft.com/office/drawing/2016/5/13/chartex" xmlns:cx8="http://schemas.microsoft.com/office/drawing/2016/5/14/chartex" xmlns:mc="http://schemas.openxmlformats.org/markup-compatibility/2006" xmlns:aink="http://schemas.microsoft.com/office/drawing/2016/ink" xmlns:am3d="http://schemas.microsoft.com/office/drawing/2017/model3d" xmlns:o="urn:schemas-microsoft-com:office:office" xmlns:oel="http://schemas.microsoft.com/office/2019/extlst" xmlns:r="http://schemas.openxmlformats.org/officeDocument/2006/relationships" xmlns:m="http://schemas.openxmlformats.org/officeDocument/2006/math" xmlns:v="urn:schemas-microsoft-com:vml" xmlns:wp14="http://schemas.microsoft.com/office/word/2010/wordprocessingDrawing" xmlns:wp="http://schemas.openxmlformats.org/drawingml/2006/wordprocessingDrawing" xmlns:w10="urn:schemas-microsoft-com:office:word" xmlns:w="http://schemas.openxmlformats.org/wordprocessingml/2006/main" xmlns:w14="http://schemas.microsoft.com/office/word/2010/wordml" xmlns:w15="http://schemas.microsoft.com/office/word/2012/wordml" xmlns:w16cei="http://schemas.microsoft.com/office/word/2026/wordml/cei" xmlns:w16cex="http://schemas.microsoft.com/office/word/2018/wordml/cex" xmlns:w16cid="http://schemas.microsoft.com/office/word/2016/wordml/cid" xmlns:w16="http://schemas.microsoft.com/office/word/2018/wordml" xmlns:w16du="http://schemas.microsoft.com/office/word/2023/wordml/word16du" xmlns:w16sdtdh="http://schemas.microsoft.com/office/word/2020/wordml/sdtdatahash" xmlns:w16sdtfl="http://schemas.microsoft.com/office/word/2024/wordml/sdtformatlock" xmlns:w16se="http://schemas.microsoft.com/office/word/2015/wordml/symex" xmlns:wpg="http://schemas.microsoft.com/office/word/2010/wordprocessingGroup" xmlns:wpi="http://schemas.microsoft.com/office/word/2010/wordprocessingInk" xmlns:wne="http://schemas.microsoft.com/office/word/2006/wordml" xmlns:wps="http://schemas.microsoft.com/office/word/2010/wordprocessingShape" mc:Ignorable="w14 w15 w16se w16cid w16 w16cex w16sdtdh w16sdtfl w16du wp14">
+<w:document xmlns:wpc="http://schemas.microsoft.com/office/word/2010/wordprocessingCanvas" xmlns:cx="http://schemas.microsoft.com/office/drawing/2014/chartex" xmlns:cx1="http://schemas.microsoft.com/office/drawing/2015/9/8/chartex" xmlns:cx2="http://schemas.microsoft.com/office/drawing/2015/10/21/chartex" xmlns:cx3="http://schemas.microsoft.com/office/drawing/2016/5/9/chartex" xmlns:cx4="http://schemas.microsoft.com/office/drawing/2016/5/10/chartex" xmlns:cx5="http://schemas.microsoft.com/office/drawing/2016/5/11/chartex" xmlns:cx6="http://schemas.microsoft.com/office/drawing/2016/5/12/chartex" xmlns:cx7="http://schemas.microsoft.com/office/drawing/2016/5/13/chartex" xmlns:cx8="http://schemas.microsoft.com/office/drawing/2016/5/14/chartex" xmlns:mc="http://schemas.openxmlformats.org/markup-compatibility/2006" xmlns:aink="http://schemas.microsoft.com/office/drawing/2016/ink" xmlns:am3d="http://schemas.microsoft.com/office/drawing/2017/model3d" xmlns:o="urn:schemas-microsoft-com:office:office" xmlns:oel="http://schemas.microsoft.com/office/2019/extlst" xmlns:r="http://schemas.openxmlformats.org/officeDocument/2006/relationships" xmlns:m="http://schemas.openxmlformats.org/officeDocument/2006/math" xmlns:v="urn:schemas-microsoft-com:vml" xmlns:wp14="http://schemas.microsoft.com/office/word/2010/wordprocessingDrawing" xmlns:wp="http://schemas.openxmlformats.org/drawingml/2006/wordprocessingDrawing" xmlns:w10="urn:schemas-microsoft-com:office:word" xmlns:w="http://schemas.openxmlformats.org/wordprocessingml/2006/main" xmlns:w14="http://schemas.microsoft.com/office/word/2010/wordml" xmlns:w15="http://schemas.microsoft.com/office/word/2012/wordml" xmlns:w16cex="http://schemas.microsoft.com/office/word/2018/wordml/cex" xmlns:w16cid="http://schemas.microsoft.com/office/word/2016/wordml/cid" xmlns:w16="http://schemas.microsoft.com/office/word/2018/wordml" xmlns:w16du="http://schemas.microsoft.com/office/word/2023/wordml/word16du" xmlns:w16sdtdh="http://schemas.microsoft.com/office/word/2020/wordml/sdtdatahash" xmlns:w16sdtfl="http://schemas.microsoft.com/office/word/2024/wordml/sdtformatlock" xmlns:w16se="http://schemas.microsoft.com/office/word/2015/wordml/symex" xmlns:wpg="http://schemas.microsoft.com/office/word/2010/wordprocessingGroup" xmlns:wpi="http://schemas.microsoft.com/office/word/2010/wordprocessingInk" xmlns:wne="http://schemas.microsoft.com/office/word/2006/wordml" xmlns:wps="http://schemas.microsoft.com/office/word/2010/wordprocessingShape" mc:Ignorable="w14 w15 w16se w16cid w16 w16cex w16sdtdh w16sdtfl w16du wp14">
   <w:body>
     <w:p>
       <w:pPr>
@@ -220,7 +220,7 @@
               </wp:anchor>
             </w:drawing>
           </mc:Choice>
-          <mc:Fallback>
+          <mc:Fallback xmlns:w16cei="http://schemas.microsoft.com/office/word/2026/wordml/cei">
             <w:pict>
               <v:rect w14:anchorId="0C3E9EA3" id="Rectángulo 3" o:spid="_x0000_s1026" alt="&quot;&quot;" style="position:absolute;margin-left:0;margin-top:29.65pt;width:616.85pt;height:158.2pt;z-index:-251658752;visibility:visible;mso-wrap-style:square;mso-width-percent:0;mso-height-percent:0;mso-wrap-distance-left:9pt;mso-wrap-distance-top:0;mso-wrap-distance-right:9pt;mso-wrap-distance-bottom:0;mso-position-horizontal:left;mso-position-horizontal-relative:page;mso-position-vertical:absolute;mso-position-vertical-relative:text;mso-width-percent:0;mso-height-percent:0;mso-width-relative:margin;mso-height-relative:margin;v-text-anchor:middle" o:gfxdata="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" fillcolor="#00314d" stroked="f" strokeweight="1pt">
                 <w10:wrap anchorx="page"/>
@@ -325,7 +325,7 @@
               </wp:anchor>
             </w:drawing>
           </mc:Choice>
-          <mc:Fallback>
+          <mc:Fallback xmlns:w16cei="http://schemas.microsoft.com/office/word/2026/wordml/cei">
             <w:pict>
               <v:shapetype w14:anchorId="2E2DABF6" id="_x0000_t202" coordsize="21600,21600" o:spt="202" path="m,l,21600r21600,l21600,xe">
                 <v:stroke joinstyle="miter"/>
@@ -5411,7 +5411,15 @@
         <w:t>marketing</w:t>
       </w:r>
       <w:r>
-        <w:t xml:space="preserve"> digital y gestión de redes sociales. Este enfoque permite comprender el entorno competitivo actual y las dinámicas del consumidor en escenarios digitales y omnicanales.</w:t>
+        <w:t xml:space="preserve"> digital y gestión de redes sociales. Este enfoque permite comprender el entorno competitivo actual y las dinámicas del consumidor en escenarios digitales y </w:t>
+      </w:r>
+      <w:proofErr w:type="spellStart"/>
+      <w:r>
+        <w:t>omnicanales</w:t>
+      </w:r>
+      <w:proofErr w:type="spellEnd"/>
+      <w:r>
+        <w:t>.</w:t>
       </w:r>
     </w:p>
     <w:p>
@@ -5701,13 +5709,31 @@
         </w:rPr>
         <w:t xml:space="preserve">. Nike aplica diferenciación basada en innovación y propósito, en contraste, marcas </w:t>
       </w:r>
+      <w:proofErr w:type="spellStart"/>
       <w:r>
         <w:rPr>
           <w:rStyle w:val="Extranjerismo"/>
           <w:lang w:val="es-419" w:eastAsia="es-CO"/>
         </w:rPr>
-        <w:t>fast fashion</w:t>
-      </w:r>
+        <w:t>fast</w:t>
+      </w:r>
+      <w:proofErr w:type="spellEnd"/>
+      <w:r>
+        <w:rPr>
+          <w:rStyle w:val="Extranjerismo"/>
+          <w:lang w:val="es-419" w:eastAsia="es-CO"/>
+        </w:rPr>
+        <w:t xml:space="preserve"> </w:t>
+      </w:r>
+      <w:proofErr w:type="spellStart"/>
+      <w:r>
+        <w:rPr>
+          <w:rStyle w:val="Extranjerismo"/>
+          <w:lang w:val="es-419" w:eastAsia="es-CO"/>
+        </w:rPr>
+        <w:t>fashion</w:t>
+      </w:r>
+      <w:proofErr w:type="spellEnd"/>
       <w:r>
         <w:rPr>
           <w:lang w:val="es-419" w:eastAsia="es-CO"/>
@@ -5747,6 +5773,7 @@
         </w:rPr>
         <w:t xml:space="preserve"> </w:t>
       </w:r>
+      <w:proofErr w:type="spellStart"/>
       <w:r>
         <w:rPr>
           <w:rStyle w:val="Extranjerismo"/>
@@ -5756,6 +5783,7 @@
         </w:rPr>
         <w:t>Insight</w:t>
       </w:r>
+      <w:proofErr w:type="spellEnd"/>
       <w:r>
         <w:rPr>
           <w:lang w:val="es-419" w:eastAsia="es-CO"/>
@@ -5785,6 +5813,7 @@
         </w:rPr>
         <w:t xml:space="preserve">El consumidor es el eje del mercadeo contemporáneo, especialmente en el sistema moda donde la identidad simbólica influye en la decisión de compra. El análisis del consumidor permite identificar motivaciones, comportamientos y preferencias, conllevando a definir las personalidades de compra o </w:t>
       </w:r>
+      <w:proofErr w:type="spellStart"/>
       <w:r>
         <w:rPr>
           <w:rStyle w:val="Extranjerismo"/>
@@ -5792,11 +5821,26 @@
         </w:rPr>
         <w:t>buyer</w:t>
       </w:r>
-      <w:r>
-        <w:rPr>
-          <w:lang w:val="es-419" w:eastAsia="es-CO"/>
-        </w:rPr>
-        <w:t xml:space="preserve"> personas, los cuales representan perfiles semificticios basados en datos reales. Estos perfiles integran variables demográficas, psicográficas y digitales, comprenderlos facilita diseñar mensajes relevantes, con segmentos bien definidos, lo que permite optimizar recursos publicitarios. </w:t>
+      <w:proofErr w:type="spellEnd"/>
+      <w:r>
+        <w:rPr>
+          <w:lang w:val="es-419" w:eastAsia="es-CO"/>
+        </w:rPr>
+        <w:t xml:space="preserve"> personas, los cuales representan perfiles </w:t>
+      </w:r>
+      <w:proofErr w:type="spellStart"/>
+      <w:r>
+        <w:rPr>
+          <w:lang w:val="es-419" w:eastAsia="es-CO"/>
+        </w:rPr>
+        <w:t>semificticios</w:t>
+      </w:r>
+      <w:proofErr w:type="spellEnd"/>
+      <w:r>
+        <w:rPr>
+          <w:lang w:val="es-419" w:eastAsia="es-CO"/>
+        </w:rPr>
+        <w:t xml:space="preserve"> basados en datos reales. Estos perfiles integran variables demográficas, psicográficas y digitales, comprenderlos facilita diseñar mensajes relevantes, con segmentos bien definidos, lo que permite optimizar recursos publicitarios. </w:t>
       </w:r>
     </w:p>
     <w:p>
@@ -5832,6 +5876,7 @@
         </w:rPr>
         <w:t xml:space="preserve">. Empresas como Adidas utilizan analítica de comportamiento para personalizar experiencias en sus tiendas virtuales, las recomendaciones automáticas se basan en historial de navegación y compra. En el sector moda colombiano, marcas emergentes segmentan sus audiencias mediante Instagram </w:t>
       </w:r>
+      <w:proofErr w:type="spellStart"/>
       <w:r>
         <w:rPr>
           <w:rStyle w:val="Extranjerismo"/>
@@ -5839,6 +5884,7 @@
         </w:rPr>
         <w:t>Insights</w:t>
       </w:r>
+      <w:proofErr w:type="spellEnd"/>
       <w:r>
         <w:rPr>
           <w:lang w:val="es-419" w:eastAsia="es-CO"/>
@@ -6401,8 +6447,17 @@
           <w:rStyle w:val="Extranjerismo"/>
           <w:lang w:val="es-419" w:eastAsia="es-CO"/>
         </w:rPr>
-        <w:t>marketing mix</w:t>
-      </w:r>
+        <w:t xml:space="preserve">marketing </w:t>
+      </w:r>
+      <w:proofErr w:type="spellStart"/>
+      <w:r>
+        <w:rPr>
+          <w:rStyle w:val="Extranjerismo"/>
+          <w:lang w:val="es-419" w:eastAsia="es-CO"/>
+        </w:rPr>
+        <w:t>mix</w:t>
+      </w:r>
+      <w:proofErr w:type="spellEnd"/>
       <w:r>
         <w:rPr>
           <w:lang w:val="es-419" w:eastAsia="es-CO"/>
@@ -6706,6 +6761,7 @@
         </w:rPr>
         <w:t xml:space="preserve"> </w:t>
       </w:r>
+      <w:proofErr w:type="spellStart"/>
       <w:r>
         <w:rPr>
           <w:rStyle w:val="Extranjerismo"/>
@@ -6715,6 +6771,7 @@
         </w:rPr>
         <w:t>Insight</w:t>
       </w:r>
+      <w:proofErr w:type="spellEnd"/>
       <w:r>
         <w:rPr>
           <w:lang w:val="es-419" w:eastAsia="es-CO"/>
@@ -6797,6 +6854,7 @@
         </w:rPr>
         <w:t xml:space="preserve">La coherencia entre lo que la empresa se propone alcanzar y las acciones que ejecuta determina el éxito de la gestión digital. En el sistema moda, esta estrategia permite conectar el </w:t>
       </w:r>
+      <w:proofErr w:type="spellStart"/>
       <w:r>
         <w:rPr>
           <w:rStyle w:val="Extranjerismo"/>
@@ -6804,6 +6862,7 @@
         </w:rPr>
         <w:t>storytelling</w:t>
       </w:r>
+      <w:proofErr w:type="spellEnd"/>
       <w:r>
         <w:rPr>
           <w:lang w:val="es-419" w:eastAsia="es-CO"/>
@@ -6844,6 +6903,7 @@
         </w:rPr>
         <w:t xml:space="preserve">La estrategia digital incorpora la definición de indicadores clave de desempeño que permiten medir resultados y orientar decisiones. Métricas como alcance, </w:t>
       </w:r>
+      <w:proofErr w:type="spellStart"/>
       <w:r>
         <w:rPr>
           <w:rStyle w:val="Extranjerismo"/>
@@ -6851,6 +6911,7 @@
         </w:rPr>
         <w:t>engagement</w:t>
       </w:r>
+      <w:proofErr w:type="spellEnd"/>
       <w:r>
         <w:rPr>
           <w:lang w:val="es-419" w:eastAsia="es-CO"/>
@@ -7247,7 +7308,19 @@
         <w:rPr>
           <w:lang w:val="es-419" w:eastAsia="es-CO"/>
         </w:rPr>
-        <w:t>“La verdadera estrategia comienza cuando la integridad guía cada decisión empresarial.”</w:t>
+        <w:t>“La verdadera estrategia comienza cuando la integridad guía cada decisión empresarial</w:t>
+      </w:r>
+      <w:r>
+        <w:rPr>
+          <w:lang w:val="es-419" w:eastAsia="es-CO"/>
+        </w:rPr>
+        <w:t>”</w:t>
+      </w:r>
+      <w:r>
+        <w:rPr>
+          <w:lang w:val="es-419" w:eastAsia="es-CO"/>
+        </w:rPr>
+        <w:t>.</w:t>
       </w:r>
     </w:p>
     <w:p>
@@ -7936,6 +8009,7 @@
         </w:rPr>
         <w:t xml:space="preserve"> </w:t>
       </w:r>
+      <w:proofErr w:type="spellStart"/>
       <w:r>
         <w:rPr>
           <w:rStyle w:val="Extranjerismo"/>
@@ -7945,6 +8019,7 @@
         </w:rPr>
         <w:t>Insight</w:t>
       </w:r>
+      <w:proofErr w:type="spellEnd"/>
       <w:r>
         <w:rPr>
           <w:lang w:val="es-419" w:eastAsia="es-CO"/>
@@ -8711,6 +8786,7 @@
         </w:rPr>
         <w:t xml:space="preserve">En la práctica, muchas empresas consolidadas no se limitan a una sola modalidad, sino que operan en múltiples esquemas de manera simultánea. La digitalización ha facilitado esta convergencia de modelos, permitiendo integrar canales físicos y virtuales, </w:t>
       </w:r>
+      <w:proofErr w:type="spellStart"/>
       <w:r>
         <w:rPr>
           <w:rStyle w:val="Extranjerismo"/>
@@ -8718,6 +8794,7 @@
         </w:rPr>
         <w:t>marketplaces</w:t>
       </w:r>
+      <w:proofErr w:type="spellEnd"/>
       <w:r>
         <w:rPr>
           <w:lang w:val="es-419" w:eastAsia="es-CO"/>
@@ -8763,63 +8840,83 @@
           <w:bCs/>
           <w:lang w:val="es-419" w:eastAsia="es-CO"/>
         </w:rPr>
-        <w:t xml:space="preserve">Entre las más utilizadas se encuentran Shopify, WooCommerce y Magento, cada una diseñada para responder a distintos niveles de complejidad empresarial. </w:t>
-      </w:r>
-    </w:p>
-    <w:p>
-      <w:pPr>
-        <w:rPr>
-          <w:lang w:val="es-419" w:eastAsia="es-CO"/>
-        </w:rPr>
-      </w:pPr>
+        <w:t xml:space="preserve">Entre las más utilizadas se encuentran Shopify, </w:t>
+      </w:r>
+      <w:proofErr w:type="spellStart"/>
       <w:r>
         <w:rPr>
           <w:b/>
           <w:bCs/>
           <w:lang w:val="es-419" w:eastAsia="es-CO"/>
         </w:rPr>
-        <w:t>Shopify</w:t>
-      </w:r>
-      <w:r>
-        <w:rPr>
-          <w:lang w:val="es-419" w:eastAsia="es-CO"/>
-        </w:rPr>
-        <w:t xml:space="preserve"> </w:t>
-      </w:r>
-    </w:p>
-    <w:p>
-      <w:pPr>
-        <w:rPr>
-          <w:lang w:val="es-419" w:eastAsia="es-CO"/>
-        </w:rPr>
-      </w:pPr>
-      <w:r>
-        <w:rPr>
-          <w:lang w:val="es-419" w:eastAsia="es-CO"/>
-        </w:rPr>
-        <w:t>D</w:t>
-      </w:r>
-      <w:r>
-        <w:rPr>
-          <w:lang w:val="es-419" w:eastAsia="es-CO"/>
-        </w:rPr>
-        <w:t xml:space="preserve">estaca por su facilidad de implementación y rapidez de puesta en marcha, lo que la convierte en una alternativa adecuada para emprendedores y pequeñas empresas que buscan agilidad. </w:t>
-      </w:r>
-    </w:p>
-    <w:p>
-      <w:pPr>
-        <w:rPr>
-          <w:lang w:val="es-419" w:eastAsia="es-CO"/>
-        </w:rPr>
-      </w:pPr>
+        <w:t>WooCommerce</w:t>
+      </w:r>
+      <w:proofErr w:type="spellEnd"/>
       <w:r>
         <w:rPr>
           <w:b/>
           <w:bCs/>
           <w:lang w:val="es-419" w:eastAsia="es-CO"/>
         </w:rPr>
+        <w:t xml:space="preserve"> y Magento, cada una diseñada para responder a distintos niveles de complejidad empresarial. </w:t>
+      </w:r>
+    </w:p>
+    <w:p>
+      <w:pPr>
+        <w:rPr>
+          <w:lang w:val="es-419" w:eastAsia="es-CO"/>
+        </w:rPr>
+      </w:pPr>
+      <w:r>
+        <w:rPr>
+          <w:b/>
+          <w:bCs/>
+          <w:lang w:val="es-419" w:eastAsia="es-CO"/>
+        </w:rPr>
+        <w:t>Shopify</w:t>
+      </w:r>
+      <w:r>
+        <w:rPr>
+          <w:lang w:val="es-419" w:eastAsia="es-CO"/>
+        </w:rPr>
+        <w:t xml:space="preserve"> </w:t>
+      </w:r>
+    </w:p>
+    <w:p>
+      <w:pPr>
+        <w:rPr>
+          <w:lang w:val="es-419" w:eastAsia="es-CO"/>
+        </w:rPr>
+      </w:pPr>
+      <w:r>
+        <w:rPr>
+          <w:lang w:val="es-419" w:eastAsia="es-CO"/>
+        </w:rPr>
+        <w:t>D</w:t>
+      </w:r>
+      <w:r>
+        <w:rPr>
+          <w:lang w:val="es-419" w:eastAsia="es-CO"/>
+        </w:rPr>
+        <w:t xml:space="preserve">estaca por su facilidad de implementación y rapidez de puesta en marcha, lo que la convierte en una alternativa adecuada para emprendedores y pequeñas empresas que buscan agilidad. </w:t>
+      </w:r>
+    </w:p>
+    <w:p>
+      <w:pPr>
+        <w:rPr>
+          <w:lang w:val="es-419" w:eastAsia="es-CO"/>
+        </w:rPr>
+      </w:pPr>
+      <w:proofErr w:type="spellStart"/>
+      <w:r>
+        <w:rPr>
+          <w:b/>
+          <w:bCs/>
+          <w:lang w:val="es-419" w:eastAsia="es-CO"/>
+        </w:rPr>
         <w:t>WooCommerce</w:t>
       </w:r>
+      <w:proofErr w:type="spellEnd"/>
     </w:p>
     <w:p>
       <w:pPr>
@@ -8956,6 +9053,7 @@
         </w:rPr>
         <w:t>-</w:t>
       </w:r>
+      <w:proofErr w:type="spellStart"/>
       <w:r>
         <w:rPr>
           <w:rStyle w:val="Extranjerismo"/>
@@ -8965,6 +9063,7 @@
         </w:rPr>
         <w:t>commerce</w:t>
       </w:r>
+      <w:proofErr w:type="spellEnd"/>
       <w:r>
         <w:rPr>
           <w:b/>
@@ -9248,7 +9347,13 @@
         <w:rPr>
           <w:lang w:val="es-419" w:eastAsia="es-CO"/>
         </w:rPr>
-        <w:t>“La integridad empresarial comienza cuando la legalidad guía cada transacción.”</w:t>
+        <w:t>“La integridad empresarial comienza cuando la legalidad guía cada transacción”</w:t>
+      </w:r>
+      <w:r>
+        <w:rPr>
+          <w:lang w:val="es-419" w:eastAsia="es-CO"/>
+        </w:rPr>
+        <w:t>.</w:t>
       </w:r>
     </w:p>
     <w:p>
@@ -9772,7 +9877,15 @@
               <w:spacing w:line="360" w:lineRule="auto"/>
             </w:pPr>
             <w:r>
-              <w:t>Modelo económico basado en la integración de servicios digitales mediante APIs.</w:t>
+              <w:t xml:space="preserve">Modelo económico basado en la integración de servicios digitales mediante </w:t>
+            </w:r>
+            <w:proofErr w:type="spellStart"/>
+            <w:r>
+              <w:t>APIs</w:t>
+            </w:r>
+            <w:proofErr w:type="spellEnd"/>
+            <w:r>
+              <w:t>.</w:t>
             </w:r>
           </w:p>
         </w:tc>
@@ -10328,7 +10441,15 @@
               <w:spacing w:line="360" w:lineRule="auto"/>
             </w:pPr>
             <w:r>
-              <w:t>Posibilidad de lanzar NFTs asociados a colecciones exclusivas o comunidades digitales de marca.</w:t>
+              <w:t xml:space="preserve">Posibilidad de lanzar </w:t>
+            </w:r>
+            <w:proofErr w:type="spellStart"/>
+            <w:r>
+              <w:t>NFTs</w:t>
+            </w:r>
+            <w:proofErr w:type="spellEnd"/>
+            <w:r>
+              <w:t xml:space="preserve"> asociados a colecciones exclusivas o comunidades digitales de marca.</w:t>
             </w:r>
           </w:p>
         </w:tc>
@@ -10417,6 +10538,7 @@
         </w:rPr>
         <w:t xml:space="preserve">En el sistema moda, las empresas utilizan la web como plataforma principal de conversión comercial, articulándola estratégicamente con redes sociales y </w:t>
       </w:r>
+      <w:proofErr w:type="spellStart"/>
       <w:r>
         <w:rPr>
           <w:rStyle w:val="Extranjerismo"/>
@@ -10424,6 +10546,7 @@
         </w:rPr>
         <w:t>marketplaces</w:t>
       </w:r>
+      <w:proofErr w:type="spellEnd"/>
       <w:r>
         <w:rPr>
           <w:lang w:val="es-419" w:eastAsia="es-CO"/>
@@ -10471,7 +10594,21 @@
         <w:rPr>
           <w:lang w:val="es-419" w:eastAsia="es-CO"/>
         </w:rPr>
-        <w:t xml:space="preserve">Según Coiera (2013) las redes sociales son medios de comunicación, diferentes a los tradicionales, ya que utilizan un conjunto de tecnologías, con el fin de crear espacios virtuales para que los usuarios puedan interactuar entre sí. </w:t>
+        <w:t xml:space="preserve">Según </w:t>
+      </w:r>
+      <w:proofErr w:type="spellStart"/>
+      <w:r>
+        <w:rPr>
+          <w:lang w:val="es-419" w:eastAsia="es-CO"/>
+        </w:rPr>
+        <w:t>Coiera</w:t>
+      </w:r>
+      <w:proofErr w:type="spellEnd"/>
+      <w:r>
+        <w:rPr>
+          <w:lang w:val="es-419" w:eastAsia="es-CO"/>
+        </w:rPr>
+        <w:t xml:space="preserve"> (2013) las redes sociales son medios de comunicación, diferentes a los tradicionales, ya que utilizan un conjunto de tecnologías, con el fin de crear espacios virtuales para que los usuarios puedan interactuar entre sí. </w:t>
       </w:r>
       <w:r>
         <w:rPr>
@@ -10642,12 +10779,37 @@
         </w:rPr>
         <w:t>Cada categoría presenta características técnicas relacionadas con almacenamiento de datos, integraciones API (</w:t>
       </w:r>
+      <w:proofErr w:type="spellStart"/>
       <w:r>
         <w:rPr>
           <w:rStyle w:val="Extranjerismo"/>
           <w:lang w:val="es-419" w:eastAsia="es-CO"/>
         </w:rPr>
-        <w:t>Application Programming Interface</w:t>
+        <w:t>Application</w:t>
+      </w:r>
+      <w:proofErr w:type="spellEnd"/>
+      <w:r>
+        <w:rPr>
+          <w:rStyle w:val="Extranjerismo"/>
+          <w:lang w:val="es-419" w:eastAsia="es-CO"/>
+        </w:rPr>
+        <w:t xml:space="preserve"> </w:t>
+      </w:r>
+      <w:proofErr w:type="spellStart"/>
+      <w:r>
+        <w:rPr>
+          <w:rStyle w:val="Extranjerismo"/>
+          <w:lang w:val="es-419" w:eastAsia="es-CO"/>
+        </w:rPr>
+        <w:t>Programming</w:t>
+      </w:r>
+      <w:proofErr w:type="spellEnd"/>
+      <w:r>
+        <w:rPr>
+          <w:rStyle w:val="Extranjerismo"/>
+          <w:lang w:val="es-419" w:eastAsia="es-CO"/>
+        </w:rPr>
+        <w:t xml:space="preserve"> Interface</w:t>
       </w:r>
       <w:r>
         <w:rPr>
@@ -10823,6 +10985,7 @@
         </w:rPr>
         <w:t xml:space="preserve">Facilitan la gestión de campañas publicitarias, programación de contenidos y monitoreo de </w:t>
       </w:r>
+      <w:proofErr w:type="spellStart"/>
       <w:r>
         <w:rPr>
           <w:rStyle w:val="Extranjerismo"/>
@@ -10830,6 +10993,7 @@
         </w:rPr>
         <w:t>engagement</w:t>
       </w:r>
+      <w:proofErr w:type="spellEnd"/>
       <w:r>
         <w:rPr>
           <w:lang w:val="es-419" w:eastAsia="es-CO"/>
@@ -10954,6 +11118,7 @@
           <w:lang w:val="es-419" w:eastAsia="es-CO"/>
         </w:rPr>
       </w:pPr>
+      <w:proofErr w:type="spellStart"/>
       <w:r>
         <w:rPr>
           <w:rStyle w:val="Extranjerismo"/>
@@ -10963,6 +11128,7 @@
         </w:rPr>
         <w:t>Insight</w:t>
       </w:r>
+      <w:proofErr w:type="spellEnd"/>
     </w:p>
     <w:p>
       <w:pPr>
@@ -11495,7 +11661,21 @@
           <w:lang w:val="es-419" w:eastAsia="es-CO"/>
         </w:rPr>
         <w:lastRenderedPageBreak/>
-        <w:t xml:space="preserve">mediante archivos masivos como hojas de cálculo, a través de integraciones automáticas o usando APIs que sincronizan información en tiempo real. </w:t>
+        <w:t xml:space="preserve">mediante archivos masivos como hojas de cálculo, a través de integraciones automáticas o usando </w:t>
+      </w:r>
+      <w:proofErr w:type="spellStart"/>
+      <w:r>
+        <w:rPr>
+          <w:lang w:val="es-419" w:eastAsia="es-CO"/>
+        </w:rPr>
+        <w:t>APIs</w:t>
+      </w:r>
+      <w:proofErr w:type="spellEnd"/>
+      <w:r>
+        <w:rPr>
+          <w:lang w:val="es-419" w:eastAsia="es-CO"/>
+        </w:rPr>
+        <w:t xml:space="preserve"> que sincronizan información en tiempo real. </w:t>
       </w:r>
     </w:p>
     <w:p>
@@ -11700,6 +11880,7 @@
         </w:rPr>
         <w:t xml:space="preserve">. Las empresas que adoptan metodologías de </w:t>
       </w:r>
+      <w:proofErr w:type="spellStart"/>
       <w:r>
         <w:rPr>
           <w:rStyle w:val="Extranjerismo"/>
@@ -11707,6 +11888,7 @@
         </w:rPr>
         <w:t>testing</w:t>
       </w:r>
+      <w:proofErr w:type="spellEnd"/>
       <w:r>
         <w:rPr>
           <w:lang w:val="es-419" w:eastAsia="es-CO"/>
@@ -11776,6 +11958,7 @@
           <w:lang w:val="es-419" w:eastAsia="es-CO"/>
         </w:rPr>
       </w:pPr>
+      <w:proofErr w:type="spellStart"/>
       <w:r>
         <w:rPr>
           <w:rStyle w:val="Extranjerismo"/>
@@ -11785,6 +11968,7 @@
         </w:rPr>
         <w:t>Insight</w:t>
       </w:r>
+      <w:proofErr w:type="spellEnd"/>
       <w:r>
         <w:rPr>
           <w:lang w:val="es-419" w:eastAsia="es-CO"/>
@@ -13019,12 +13203,14 @@
             <w:r>
               <w:t xml:space="preserve"> (</w:t>
             </w:r>
+            <w:proofErr w:type="spellStart"/>
             <w:r>
               <w:rPr>
                 <w:rStyle w:val="Extranjerismo"/>
               </w:rPr>
               <w:t>mailchimp</w:t>
             </w:r>
+            <w:proofErr w:type="spellEnd"/>
             <w:r>
               <w:t>, etc.)</w:t>
             </w:r>
@@ -13073,8 +13259,21 @@
               <w:spacing w:line="360" w:lineRule="auto"/>
             </w:pPr>
             <w:r>
-              <w:t>Google Ads, Meta Ads</w:t>
-            </w:r>
+              <w:t xml:space="preserve">Google </w:t>
+            </w:r>
+            <w:proofErr w:type="spellStart"/>
+            <w:r>
+              <w:t>Ads</w:t>
+            </w:r>
+            <w:proofErr w:type="spellEnd"/>
+            <w:r>
+              <w:t xml:space="preserve">, Meta </w:t>
+            </w:r>
+            <w:proofErr w:type="spellStart"/>
+            <w:r>
+              <w:t>Ads</w:t>
+            </w:r>
+            <w:proofErr w:type="spellEnd"/>
           </w:p>
         </w:tc>
       </w:tr>
@@ -13425,8 +13624,39 @@
           <w:bCs/>
           <w:lang w:val="es-419" w:eastAsia="es-CO"/>
         </w:rPr>
-        <w:t>Search Engine Optimization</w:t>
-      </w:r>
+        <w:t xml:space="preserve">Search </w:t>
+      </w:r>
+      <w:proofErr w:type="spellStart"/>
+      <w:r>
+        <w:rPr>
+          <w:rStyle w:val="Extranjerismo"/>
+          <w:b/>
+          <w:bCs/>
+          <w:lang w:val="es-419" w:eastAsia="es-CO"/>
+        </w:rPr>
+        <w:t>Engine</w:t>
+      </w:r>
+      <w:proofErr w:type="spellEnd"/>
+      <w:r>
+        <w:rPr>
+          <w:rStyle w:val="Extranjerismo"/>
+          <w:b/>
+          <w:bCs/>
+          <w:lang w:val="es-419" w:eastAsia="es-CO"/>
+        </w:rPr>
+        <w:t xml:space="preserve"> </w:t>
+      </w:r>
+      <w:proofErr w:type="spellStart"/>
+      <w:r>
+        <w:rPr>
+          <w:rStyle w:val="Extranjerismo"/>
+          <w:b/>
+          <w:bCs/>
+          <w:lang w:val="es-419" w:eastAsia="es-CO"/>
+        </w:rPr>
+        <w:t>Optimization</w:t>
+      </w:r>
+      <w:proofErr w:type="spellEnd"/>
       <w:r>
         <w:rPr>
           <w:b/>
@@ -13497,7 +13727,27 @@
           <w:bCs/>
           <w:lang w:val="es-419" w:eastAsia="es-CO"/>
         </w:rPr>
-        <w:t>Search Engine Marketing</w:t>
+        <w:t xml:space="preserve">Search </w:t>
+      </w:r>
+      <w:proofErr w:type="spellStart"/>
+      <w:r>
+        <w:rPr>
+          <w:rStyle w:val="Extranjerismo"/>
+          <w:b/>
+          <w:bCs/>
+          <w:lang w:val="es-419" w:eastAsia="es-CO"/>
+        </w:rPr>
+        <w:t>Engine</w:t>
+      </w:r>
+      <w:proofErr w:type="spellEnd"/>
+      <w:r>
+        <w:rPr>
+          <w:rStyle w:val="Extranjerismo"/>
+          <w:b/>
+          <w:bCs/>
+          <w:lang w:val="es-419" w:eastAsia="es-CO"/>
+        </w:rPr>
+        <w:t xml:space="preserve"> Marketing</w:t>
       </w:r>
       <w:r>
         <w:rPr>
@@ -13839,13 +14089,41 @@
             <w:r>
               <w:t xml:space="preserve"> (</w:t>
             </w:r>
+            <w:proofErr w:type="spellStart"/>
             <w:r>
               <w:rPr>
                 <w:rStyle w:val="Extranjerismo"/>
                 <w:b/>
                 <w:lang w:val="es-CO"/>
               </w:rPr>
-              <w:t>Customer Relationship Management</w:t>
+              <w:t>Customer</w:t>
+            </w:r>
+            <w:proofErr w:type="spellEnd"/>
+            <w:r>
+              <w:rPr>
+                <w:rStyle w:val="Extranjerismo"/>
+                <w:b/>
+                <w:lang w:val="es-CO"/>
+              </w:rPr>
+              <w:t xml:space="preserve"> </w:t>
+            </w:r>
+            <w:proofErr w:type="spellStart"/>
+            <w:r>
+              <w:rPr>
+                <w:rStyle w:val="Extranjerismo"/>
+                <w:b/>
+                <w:lang w:val="es-CO"/>
+              </w:rPr>
+              <w:t>Relationship</w:t>
+            </w:r>
+            <w:proofErr w:type="spellEnd"/>
+            <w:r>
+              <w:rPr>
+                <w:rStyle w:val="Extranjerismo"/>
+                <w:b/>
+                <w:lang w:val="es-CO"/>
+              </w:rPr>
+              <w:t xml:space="preserve"> Management</w:t>
             </w:r>
             <w:r>
               <w:t>)</w:t>
@@ -14090,6 +14368,7 @@
               </w:rPr>
               <w:t xml:space="preserve">Una marca programa el lanzamiento de su nueva colección con contenidos coordinados en Instagram, TikTok y Facebook, midiendo </w:t>
             </w:r>
+            <w:proofErr w:type="spellStart"/>
             <w:r>
               <w:rPr>
                 <w:rStyle w:val="Extranjerismo"/>
@@ -14097,6 +14376,7 @@
               </w:rPr>
               <w:t>engagement</w:t>
             </w:r>
+            <w:proofErr w:type="spellEnd"/>
             <w:r>
               <w:rPr>
                 <w:bCs/>
@@ -14174,12 +14454,21 @@
         </w:rPr>
         <w:t>Entre los principales tipos de estrategias digitales se encuentran la estrategia de atracción (</w:t>
       </w:r>
+      <w:proofErr w:type="spellStart"/>
       <w:r>
         <w:rPr>
           <w:rStyle w:val="Extranjerismo"/>
           <w:lang w:val="es-419" w:eastAsia="es-CO"/>
         </w:rPr>
-        <w:t>inbound marketing</w:t>
+        <w:t>inbound</w:t>
+      </w:r>
+      <w:proofErr w:type="spellEnd"/>
+      <w:r>
+        <w:rPr>
+          <w:rStyle w:val="Extranjerismo"/>
+          <w:lang w:val="es-419" w:eastAsia="es-CO"/>
+        </w:rPr>
+        <w:t xml:space="preserve"> marketing</w:t>
       </w:r>
       <w:r>
         <w:rPr>
@@ -14315,6 +14604,7 @@
         </w:rPr>
         <w:t xml:space="preserve">Zara, marca del grupo Inditex, es uno de los referentes globales del sistema moda en integración de estrategias digitales con </w:t>
       </w:r>
+      <w:proofErr w:type="spellStart"/>
       <w:r>
         <w:rPr>
           <w:rStyle w:val="Extranjerismo"/>
@@ -14322,6 +14612,7 @@
         </w:rPr>
         <w:t>retail</w:t>
       </w:r>
+      <w:proofErr w:type="spellEnd"/>
       <w:r>
         <w:rPr>
           <w:lang w:val="es-419" w:eastAsia="es-CO"/>
@@ -14476,7 +14767,35 @@
         <w:rPr>
           <w:lang w:val="es-419" w:eastAsia="es-CO"/>
         </w:rPr>
-        <w:t xml:space="preserve"> en la temática. Este contenido de Edutin Academy explica los arquetipos publicitarios y cómo ayudan a crear historias coherentes que conectan emocionalmente con el público.</w:t>
+        <w:t xml:space="preserve"> en la temática. Este contenido de </w:t>
+      </w:r>
+      <w:proofErr w:type="spellStart"/>
+      <w:r>
+        <w:rPr>
+          <w:lang w:val="es-419" w:eastAsia="es-CO"/>
+        </w:rPr>
+        <w:t>Edutin</w:t>
+      </w:r>
+      <w:proofErr w:type="spellEnd"/>
+      <w:r>
+        <w:rPr>
+          <w:lang w:val="es-419" w:eastAsia="es-CO"/>
+        </w:rPr>
+        <w:t xml:space="preserve"> </w:t>
+      </w:r>
+      <w:proofErr w:type="spellStart"/>
+      <w:r>
+        <w:rPr>
+          <w:lang w:val="es-419" w:eastAsia="es-CO"/>
+        </w:rPr>
+        <w:t>Academy</w:t>
+      </w:r>
+      <w:proofErr w:type="spellEnd"/>
+      <w:r>
+        <w:rPr>
+          <w:lang w:val="es-419" w:eastAsia="es-CO"/>
+        </w:rPr>
+        <w:t xml:space="preserve"> explica los arquetipos publicitarios y cómo ayudan a crear historias coherentes que conectan emocionalmente con el público.</w:t>
       </w:r>
       <w:r>
         <w:rPr>
@@ -14588,6 +14907,7 @@
         </w:rPr>
         <w:t xml:space="preserve"> visual, </w:t>
       </w:r>
+      <w:proofErr w:type="spellStart"/>
       <w:r>
         <w:rPr>
           <w:rStyle w:val="Extranjerismo"/>
@@ -14595,6 +14915,7 @@
         </w:rPr>
         <w:t>storytelling</w:t>
       </w:r>
+      <w:proofErr w:type="spellEnd"/>
       <w:r>
         <w:rPr>
           <w:lang w:val="es-419" w:eastAsia="es-CO"/>
@@ -14614,6 +14935,7 @@
         </w:rPr>
         <w:t xml:space="preserve"> visual define la identidad gráfica; el </w:t>
       </w:r>
+      <w:proofErr w:type="spellStart"/>
       <w:r>
         <w:rPr>
           <w:rStyle w:val="Extranjerismo"/>
@@ -14621,6 +14943,7 @@
         </w:rPr>
         <w:t>storytelling</w:t>
       </w:r>
+      <w:proofErr w:type="spellEnd"/>
       <w:r>
         <w:rPr>
           <w:lang w:val="es-419" w:eastAsia="es-CO"/>
@@ -15051,6 +15374,7 @@
         </w:rPr>
         <w:t xml:space="preserve">Las técnicas publicitarias digitales comprenden los métodos utilizados para promocionar productos o servicios mediante anuncios en plataformas digitales, estas técnicas incluyen publicidad en buscadores, publicidad en redes sociales, </w:t>
       </w:r>
+      <w:proofErr w:type="spellStart"/>
       <w:r>
         <w:rPr>
           <w:rStyle w:val="Extranjerismo"/>
@@ -15058,6 +15382,7 @@
         </w:rPr>
         <w:t>remarketing</w:t>
       </w:r>
+      <w:proofErr w:type="spellEnd"/>
       <w:r>
         <w:rPr>
           <w:lang w:val="es-419" w:eastAsia="es-CO"/>
@@ -15212,7 +15537,15 @@
               <w:spacing w:line="360" w:lineRule="auto"/>
             </w:pPr>
             <w:r>
-              <w:t>Una marca de ropa deportiva invierte en Google Ads para aparecer cuando alguien busca “</w:t>
+              <w:t xml:space="preserve">Una marca de ropa deportiva invierte en Google </w:t>
+            </w:r>
+            <w:proofErr w:type="spellStart"/>
+            <w:r>
+              <w:t>Ads</w:t>
+            </w:r>
+            <w:proofErr w:type="spellEnd"/>
+            <w:r>
+              <w:t xml:space="preserve"> para aparecer cuando alguien busca “</w:t>
             </w:r>
             <w:r>
               <w:rPr>
@@ -15651,6 +15984,7 @@
         </w:rPr>
         <w:t xml:space="preserve"> de influencia, </w:t>
       </w:r>
+      <w:proofErr w:type="spellStart"/>
       <w:r>
         <w:rPr>
           <w:rStyle w:val="Extranjerismo"/>
@@ -15658,12 +15992,14 @@
         </w:rPr>
         <w:t>storytelling</w:t>
       </w:r>
+      <w:proofErr w:type="spellEnd"/>
       <w:r>
         <w:rPr>
           <w:lang w:val="es-419" w:eastAsia="es-CO"/>
         </w:rPr>
         <w:t xml:space="preserve"> (contar historias) visual y experiencias interactivas que fortalecen el reconocimiento de marca. La creación de comunidades digitales impulsa la fidelización y proporciona retroalimentación inmediata sobre productos y tendencias, mientras que la analítica social permite medir indicadores como </w:t>
       </w:r>
+      <w:proofErr w:type="spellStart"/>
       <w:r>
         <w:rPr>
           <w:rStyle w:val="Extranjerismo"/>
@@ -15671,6 +16007,7 @@
         </w:rPr>
         <w:t>engagement</w:t>
       </w:r>
+      <w:proofErr w:type="spellEnd"/>
       <w:r>
         <w:rPr>
           <w:lang w:val="es-419" w:eastAsia="es-CO"/>
@@ -15688,7 +16025,21 @@
         <w:rPr>
           <w:lang w:val="es-419" w:eastAsia="es-CO"/>
         </w:rPr>
-        <w:t>Además, posibilitan probar microcampañas con menor riesgo antes de realizar inversiones mayores, su integración con plataformas de comercio electrónico facilita compras directas desde publicaciones o transmisiones en vivo, reduciendo complicaciones en el proceso de compra. No obstante, su efectividad depende de una gestión profesional que incluya planificación editorial, automatización y monitoreo de reputación, consolidándolas como activos estratégicos de crecimiento empresarial.</w:t>
+        <w:t xml:space="preserve">Además, posibilitan probar </w:t>
+      </w:r>
+      <w:proofErr w:type="spellStart"/>
+      <w:r>
+        <w:rPr>
+          <w:lang w:val="es-419" w:eastAsia="es-CO"/>
+        </w:rPr>
+        <w:t>microcampañas</w:t>
+      </w:r>
+      <w:proofErr w:type="spellEnd"/>
+      <w:r>
+        <w:rPr>
+          <w:lang w:val="es-419" w:eastAsia="es-CO"/>
+        </w:rPr>
+        <w:t xml:space="preserve"> con menor riesgo antes de realizar inversiones mayores, su integración con plataformas de comercio electrónico facilita compras directas desde publicaciones o transmisiones en vivo, reduciendo complicaciones en el proceso de compra. No obstante, su efectividad depende de una gestión profesional que incluya planificación editorial, automatización y monitoreo de reputación, consolidándolas como activos estratégicos de crecimiento empresarial.</w:t>
       </w:r>
     </w:p>
     <w:p>
@@ -16020,6 +16371,7 @@
         </w:rPr>
         <w:t xml:space="preserve">Las expresiones en redes sociales corresponden a las formas comunicativas utilizadas para transmitir mensajes de marca, incluyendo lenguaje visual, tono comunicativo, estilo narrativo y formatos de contenido.  Estas expresiones determinan la personalidad digital de la marca y su capacidad para conectar emocionalmente con las audiencias. En el sistema moda, el uso de imágenes, videos cortos y </w:t>
       </w:r>
+      <w:proofErr w:type="spellStart"/>
       <w:r>
         <w:rPr>
           <w:rStyle w:val="Extranjerismo"/>
@@ -16027,6 +16379,7 @@
         </w:rPr>
         <w:t>storytelling</w:t>
       </w:r>
+      <w:proofErr w:type="spellEnd"/>
       <w:r>
         <w:rPr>
           <w:lang w:val="es-419" w:eastAsia="es-CO"/>
@@ -16890,8 +17243,19 @@
           <w:bCs/>
           <w:lang w:val="es-419" w:eastAsia="es-CO"/>
         </w:rPr>
-        <w:t>Social Ads</w:t>
-      </w:r>
+        <w:t xml:space="preserve">Social </w:t>
+      </w:r>
+      <w:proofErr w:type="spellStart"/>
+      <w:r>
+        <w:rPr>
+          <w:rStyle w:val="Extranjerismo"/>
+          <w:b/>
+          <w:bCs/>
+          <w:lang w:val="es-419" w:eastAsia="es-CO"/>
+        </w:rPr>
+        <w:t>Ads</w:t>
+      </w:r>
+      <w:proofErr w:type="spellEnd"/>
       <w:r>
         <w:rPr>
           <w:b/>
@@ -17500,7 +17864,15 @@
               <w:t>h</w:t>
             </w:r>
             <w:r>
-              <w:t xml:space="preserve">erramientas como la analítica de datos, la segmentación avanzada de audiencias y la gestión de campañas permiten interpretar métricas como el engagement, la conversión y la retención para comprender mejor el comportamiento del consumidor. </w:t>
+              <w:t xml:space="preserve">erramientas como la analítica de datos, la segmentación avanzada de audiencias y la gestión de campañas permiten interpretar métricas como el </w:t>
+            </w:r>
+            <w:proofErr w:type="spellStart"/>
+            <w:r>
+              <w:t>engagement</w:t>
+            </w:r>
+            <w:proofErr w:type="spellEnd"/>
+            <w:r>
+              <w:t xml:space="preserve">, la conversión y la retención para comprender mejor el comportamiento del consumidor. </w:t>
             </w:r>
           </w:p>
           <w:p>
@@ -18620,8 +18992,13 @@
                 <w:szCs w:val="24"/>
               </w:rPr>
             </w:pPr>
-            <w:r>
-              <w:t>Jesus Antonio Vecino Valero</w:t>
+            <w:proofErr w:type="spellStart"/>
+            <w:r>
+              <w:t>Jesus</w:t>
+            </w:r>
+            <w:proofErr w:type="spellEnd"/>
+            <w:r>
+              <w:t xml:space="preserve"> Antonio Vecino Valero</w:t>
             </w:r>
           </w:p>
         </w:tc>
@@ -19019,7 +19396,7 @@
 </file>
 
 <file path=word/endnotes.xml><?xml version="1.0" encoding="utf-8"?>
-<w:endnotes xmlns:wpc="http://schemas.microsoft.com/office/word/2010/wordprocessingCanvas" xmlns:cx="http://schemas.microsoft.com/office/drawing/2014/chartex" xmlns:cx1="http://schemas.microsoft.com/office/drawing/2015/9/8/chartex" xmlns:cx2="http://schemas.microsoft.com/office/drawing/2015/10/21/chartex" xmlns:cx3="http://schemas.microsoft.com/office/drawing/2016/5/9/chartex" xmlns:cx4="http://schemas.microsoft.com/office/drawing/2016/5/10/chartex" xmlns:cx5="http://schemas.microsoft.com/office/drawing/2016/5/11/chartex" xmlns:cx6="http://schemas.microsoft.com/office/drawing/2016/5/12/chartex" xmlns:cx7="http://schemas.microsoft.com/office/drawing/2016/5/13/chartex" xmlns:cx8="http://schemas.microsoft.com/office/drawing/2016/5/14/chartex" xmlns:mc="http://schemas.openxmlformats.org/markup-compatibility/2006" xmlns:aink="http://schemas.microsoft.com/office/drawing/2016/ink" xmlns:am3d="http://schemas.microsoft.com/office/drawing/2017/model3d" xmlns:o="urn:schemas-microsoft-com:office:office" xmlns:oel="http://schemas.microsoft.com/office/2019/extlst" xmlns:r="http://schemas.openxmlformats.org/officeDocument/2006/relationships" xmlns:m="http://schemas.openxmlformats.org/officeDocument/2006/math" xmlns:v="urn:schemas-microsoft-com:vml" xmlns:wp14="http://schemas.microsoft.com/office/word/2010/wordprocessingDrawing" xmlns:wp="http://schemas.openxmlformats.org/drawingml/2006/wordprocessingDrawing" xmlns:w10="urn:schemas-microsoft-com:office:word" xmlns:w="http://schemas.openxmlformats.org/wordprocessingml/2006/main" xmlns:w14="http://schemas.microsoft.com/office/word/2010/wordml" xmlns:w15="http://schemas.microsoft.com/office/word/2012/wordml" xmlns:w16cei="http://schemas.microsoft.com/office/word/2026/wordml/cei" xmlns:w16cex="http://schemas.microsoft.com/office/word/2018/wordml/cex" xmlns:w16cid="http://schemas.microsoft.com/office/word/2016/wordml/cid" xmlns:w16="http://schemas.microsoft.com/office/word/2018/wordml" xmlns:w16du="http://schemas.microsoft.com/office/word/2023/wordml/word16du" xmlns:w16sdtdh="http://schemas.microsoft.com/office/word/2020/wordml/sdtdatahash" xmlns:w16sdtfl="http://schemas.microsoft.com/office/word/2024/wordml/sdtformatlock" xmlns:w16se="http://schemas.microsoft.com/office/word/2015/wordml/symex" xmlns:wpg="http://schemas.microsoft.com/office/word/2010/wordprocessingGroup" xmlns:wpi="http://schemas.microsoft.com/office/word/2010/wordprocessingInk" xmlns:wne="http://schemas.microsoft.com/office/word/2006/wordml" xmlns:wps="http://schemas.microsoft.com/office/word/2010/wordprocessingShape" mc:Ignorable="w14 w15 w16se w16cid w16 w16cex w16sdtdh w16sdtfl w16du wp14">
+<w:endnotes xmlns:wpc="http://schemas.microsoft.com/office/word/2010/wordprocessingCanvas" xmlns:cx="http://schemas.microsoft.com/office/drawing/2014/chartex" xmlns:cx1="http://schemas.microsoft.com/office/drawing/2015/9/8/chartex" xmlns:cx2="http://schemas.microsoft.com/office/drawing/2015/10/21/chartex" xmlns:cx3="http://schemas.microsoft.com/office/drawing/2016/5/9/chartex" xmlns:cx4="http://schemas.microsoft.com/office/drawing/2016/5/10/chartex" xmlns:cx5="http://schemas.microsoft.com/office/drawing/2016/5/11/chartex" xmlns:cx6="http://schemas.microsoft.com/office/drawing/2016/5/12/chartex" xmlns:cx7="http://schemas.microsoft.com/office/drawing/2016/5/13/chartex" xmlns:cx8="http://schemas.microsoft.com/office/drawing/2016/5/14/chartex" xmlns:mc="http://schemas.openxmlformats.org/markup-compatibility/2006" xmlns:aink="http://schemas.microsoft.com/office/drawing/2016/ink" xmlns:am3d="http://schemas.microsoft.com/office/drawing/2017/model3d" xmlns:o="urn:schemas-microsoft-com:office:office" xmlns:oel="http://schemas.microsoft.com/office/2019/extlst" xmlns:r="http://schemas.openxmlformats.org/officeDocument/2006/relationships" xmlns:m="http://schemas.openxmlformats.org/officeDocument/2006/math" xmlns:v="urn:schemas-microsoft-com:vml" xmlns:wp14="http://schemas.microsoft.com/office/word/2010/wordprocessingDrawing" xmlns:wp="http://schemas.openxmlformats.org/drawingml/2006/wordprocessingDrawing" xmlns:w10="urn:schemas-microsoft-com:office:word" xmlns:w="http://schemas.openxmlformats.org/wordprocessingml/2006/main" xmlns:w14="http://schemas.microsoft.com/office/word/2010/wordml" xmlns:w15="http://schemas.microsoft.com/office/word/2012/wordml" xmlns:w16cex="http://schemas.microsoft.com/office/word/2018/wordml/cex" xmlns:w16cid="http://schemas.microsoft.com/office/word/2016/wordml/cid" xmlns:w16="http://schemas.microsoft.com/office/word/2018/wordml" xmlns:w16du="http://schemas.microsoft.com/office/word/2023/wordml/word16du" xmlns:w16sdtdh="http://schemas.microsoft.com/office/word/2020/wordml/sdtdatahash" xmlns:w16sdtfl="http://schemas.microsoft.com/office/word/2024/wordml/sdtformatlock" xmlns:w16se="http://schemas.microsoft.com/office/word/2015/wordml/symex" xmlns:wpg="http://schemas.microsoft.com/office/word/2010/wordprocessingGroup" xmlns:wpi="http://schemas.microsoft.com/office/word/2010/wordprocessingInk" xmlns:wne="http://schemas.microsoft.com/office/word/2006/wordml" xmlns:wps="http://schemas.microsoft.com/office/word/2010/wordprocessingShape" mc:Ignorable="w14 w15 w16se w16cid w16 w16cex w16sdtdh w16sdtfl w16du wp14">
   <w:endnote w:type="separator" w:id="-1">
     <w:p>
       <w:pPr>
@@ -19044,7 +19421,7 @@
 </file>
 
 <file path=word/footer1.xml><?xml version="1.0" encoding="utf-8"?>
-<w:ftr xmlns:wpc="http://schemas.microsoft.com/office/word/2010/wordprocessingCanvas" xmlns:cx="http://schemas.microsoft.com/office/drawing/2014/chartex" xmlns:cx1="http://schemas.microsoft.com/office/drawing/2015/9/8/chartex" xmlns:cx2="http://schemas.microsoft.com/office/drawing/2015/10/21/chartex" xmlns:cx3="http://schemas.microsoft.com/office/drawing/2016/5/9/chartex" xmlns:cx4="http://schemas.microsoft.com/office/drawing/2016/5/10/chartex" xmlns:cx5="http://schemas.microsoft.com/office/drawing/2016/5/11/chartex" xmlns:cx6="http://schemas.microsoft.com/office/drawing/2016/5/12/chartex" xmlns:cx7="http://schemas.microsoft.com/office/drawing/2016/5/13/chartex" xmlns:cx8="http://schemas.microsoft.com/office/drawing/2016/5/14/chartex" xmlns:mc="http://schemas.openxmlformats.org/markup-compatibility/2006" xmlns:aink="http://schemas.microsoft.com/office/drawing/2016/ink" xmlns:am3d="http://schemas.microsoft.com/office/drawing/2017/model3d" xmlns:o="urn:schemas-microsoft-com:office:office" xmlns:oel="http://schemas.microsoft.com/office/2019/extlst" xmlns:r="http://schemas.openxmlformats.org/officeDocument/2006/relationships" xmlns:m="http://schemas.openxmlformats.org/officeDocument/2006/math" xmlns:v="urn:schemas-microsoft-com:vml" xmlns:wp14="http://schemas.microsoft.com/office/word/2010/wordprocessingDrawing" xmlns:wp="http://schemas.openxmlformats.org/drawingml/2006/wordprocessingDrawing" xmlns:w10="urn:schemas-microsoft-com:office:word" xmlns:w="http://schemas.openxmlformats.org/wordprocessingml/2006/main" xmlns:w14="http://schemas.microsoft.com/office/word/2010/wordml" xmlns:w15="http://schemas.microsoft.com/office/word/2012/wordml" xmlns:w16cei="http://schemas.microsoft.com/office/word/2026/wordml/cei" xmlns:w16cex="http://schemas.microsoft.com/office/word/2018/wordml/cex" xmlns:w16cid="http://schemas.microsoft.com/office/word/2016/wordml/cid" xmlns:w16="http://schemas.microsoft.com/office/word/2018/wordml" xmlns:w16du="http://schemas.microsoft.com/office/word/2023/wordml/word16du" xmlns:w16sdtdh="http://schemas.microsoft.com/office/word/2020/wordml/sdtdatahash" xmlns:w16sdtfl="http://schemas.microsoft.com/office/word/2024/wordml/sdtformatlock" xmlns:w16se="http://schemas.microsoft.com/office/word/2015/wordml/symex" xmlns:wpg="http://schemas.microsoft.com/office/word/2010/wordprocessingGroup" xmlns:wpi="http://schemas.microsoft.com/office/word/2010/wordprocessingInk" xmlns:wne="http://schemas.microsoft.com/office/word/2006/wordml" xmlns:wps="http://schemas.microsoft.com/office/word/2010/wordprocessingShape" mc:Ignorable="w14 w15 w16se w16cid w16 w16cex w16sdtdh w16sdtfl w16du wp14">
+<w:ftr xmlns:wpc="http://schemas.microsoft.com/office/word/2010/wordprocessingCanvas" xmlns:cx="http://schemas.microsoft.com/office/drawing/2014/chartex" xmlns:cx1="http://schemas.microsoft.com/office/drawing/2015/9/8/chartex" xmlns:cx2="http://schemas.microsoft.com/office/drawing/2015/10/21/chartex" xmlns:cx3="http://schemas.microsoft.com/office/drawing/2016/5/9/chartex" xmlns:cx4="http://schemas.microsoft.com/office/drawing/2016/5/10/chartex" xmlns:cx5="http://schemas.microsoft.com/office/drawing/2016/5/11/chartex" xmlns:cx6="http://schemas.microsoft.com/office/drawing/2016/5/12/chartex" xmlns:cx7="http://schemas.microsoft.com/office/drawing/2016/5/13/chartex" xmlns:cx8="http://schemas.microsoft.com/office/drawing/2016/5/14/chartex" xmlns:mc="http://schemas.openxmlformats.org/markup-compatibility/2006" xmlns:aink="http://schemas.microsoft.com/office/drawing/2016/ink" xmlns:am3d="http://schemas.microsoft.com/office/drawing/2017/model3d" xmlns:o="urn:schemas-microsoft-com:office:office" xmlns:oel="http://schemas.microsoft.com/office/2019/extlst" xmlns:r="http://schemas.openxmlformats.org/officeDocument/2006/relationships" xmlns:m="http://schemas.openxmlformats.org/officeDocument/2006/math" xmlns:v="urn:schemas-microsoft-com:vml" xmlns:wp14="http://schemas.microsoft.com/office/word/2010/wordprocessingDrawing" xmlns:wp="http://schemas.openxmlformats.org/drawingml/2006/wordprocessingDrawing" xmlns:w10="urn:schemas-microsoft-com:office:word" xmlns:w="http://schemas.openxmlformats.org/wordprocessingml/2006/main" xmlns:w14="http://schemas.microsoft.com/office/word/2010/wordml" xmlns:w15="http://schemas.microsoft.com/office/word/2012/wordml" xmlns:w16cex="http://schemas.microsoft.com/office/word/2018/wordml/cex" xmlns:w16cid="http://schemas.microsoft.com/office/word/2016/wordml/cid" xmlns:w16="http://schemas.microsoft.com/office/word/2018/wordml" xmlns:w16du="http://schemas.microsoft.com/office/word/2023/wordml/word16du" xmlns:w16sdtdh="http://schemas.microsoft.com/office/word/2020/wordml/sdtdatahash" xmlns:w16sdtfl="http://schemas.microsoft.com/office/word/2024/wordml/sdtformatlock" xmlns:w16se="http://schemas.microsoft.com/office/word/2015/wordml/symex" xmlns:wpg="http://schemas.microsoft.com/office/word/2010/wordprocessingGroup" xmlns:wpi="http://schemas.microsoft.com/office/word/2010/wordprocessingInk" xmlns:wne="http://schemas.microsoft.com/office/word/2006/wordml" xmlns:wps="http://schemas.microsoft.com/office/word/2010/wordprocessingShape" mc:Ignorable="w14 w15 w16se w16cid w16 w16cex w16sdtdh w16sdtfl w16du wp14">
   <w:sdt>
     <w:sdtPr>
       <w:id w:val="-701017035"/>
@@ -19071,7 +19448,7 @@
 </file>
 
 <file path=word/footer2.xml><?xml version="1.0" encoding="utf-8"?>
-<w:ftr xmlns:wpc="http://schemas.microsoft.com/office/word/2010/wordprocessingCanvas" xmlns:cx="http://schemas.microsoft.com/office/drawing/2014/chartex" xmlns:cx1="http://schemas.microsoft.com/office/drawing/2015/9/8/chartex" xmlns:cx2="http://schemas.microsoft.com/office/drawing/2015/10/21/chartex" xmlns:cx3="http://schemas.microsoft.com/office/drawing/2016/5/9/chartex" xmlns:cx4="http://schemas.microsoft.com/office/drawing/2016/5/10/chartex" xmlns:cx5="http://schemas.microsoft.com/office/drawing/2016/5/11/chartex" xmlns:cx6="http://schemas.microsoft.com/office/drawing/2016/5/12/chartex" xmlns:cx7="http://schemas.microsoft.com/office/drawing/2016/5/13/chartex" xmlns:cx8="http://schemas.microsoft.com/office/drawing/2016/5/14/chartex" xmlns:mc="http://schemas.openxmlformats.org/markup-compatibility/2006" xmlns:aink="http://schemas.microsoft.com/office/drawing/2016/ink" xmlns:am3d="http://schemas.microsoft.com/office/drawing/2017/model3d" xmlns:o="urn:schemas-microsoft-com:office:office" xmlns:oel="http://schemas.microsoft.com/office/2019/extlst" xmlns:r="http://schemas.openxmlformats.org/officeDocument/2006/relationships" xmlns:m="http://schemas.openxmlformats.org/officeDocument/2006/math" xmlns:v="urn:schemas-microsoft-com:vml" xmlns:wp14="http://schemas.microsoft.com/office/word/2010/wordprocessingDrawing" xmlns:wp="http://schemas.openxmlformats.org/drawingml/2006/wordprocessingDrawing" xmlns:w10="urn:schemas-microsoft-com:office:word" xmlns:w="http://schemas.openxmlformats.org/wordprocessingml/2006/main" xmlns:w14="http://schemas.microsoft.com/office/word/2010/wordml" xmlns:w15="http://schemas.microsoft.com/office/word/2012/wordml" xmlns:w16cei="http://schemas.microsoft.com/office/word/2026/wordml/cei" xmlns:w16cex="http://schemas.microsoft.com/office/word/2018/wordml/cex" xmlns:w16cid="http://schemas.microsoft.com/office/word/2016/wordml/cid" xmlns:w16="http://schemas.microsoft.com/office/word/2018/wordml" xmlns:w16du="http://schemas.microsoft.com/office/word/2023/wordml/word16du" xmlns:w16sdtdh="http://schemas.microsoft.com/office/word/2020/wordml/sdtdatahash" xmlns:w16sdtfl="http://schemas.microsoft.com/office/word/2024/wordml/sdtformatlock" xmlns:w16se="http://schemas.microsoft.com/office/word/2015/wordml/symex" xmlns:wpg="http://schemas.microsoft.com/office/word/2010/wordprocessingGroup" xmlns:wpi="http://schemas.microsoft.com/office/word/2010/wordprocessingInk" xmlns:wne="http://schemas.microsoft.com/office/word/2006/wordml" xmlns:wps="http://schemas.microsoft.com/office/word/2010/wordprocessingShape" mc:Ignorable="w14 w15 w16se w16cid w16 w16cex w16sdtdh w16sdtfl w16du wp14">
+<w:ftr xmlns:wpc="http://schemas.microsoft.com/office/word/2010/wordprocessingCanvas" xmlns:cx="http://schemas.microsoft.com/office/drawing/2014/chartex" xmlns:cx1="http://schemas.microsoft.com/office/drawing/2015/9/8/chartex" xmlns:cx2="http://schemas.microsoft.com/office/drawing/2015/10/21/chartex" xmlns:cx3="http://schemas.microsoft.com/office/drawing/2016/5/9/chartex" xmlns:cx4="http://schemas.microsoft.com/office/drawing/2016/5/10/chartex" xmlns:cx5="http://schemas.microsoft.com/office/drawing/2016/5/11/chartex" xmlns:cx6="http://schemas.microsoft.com/office/drawing/2016/5/12/chartex" xmlns:cx7="http://schemas.microsoft.com/office/drawing/2016/5/13/chartex" xmlns:cx8="http://schemas.microsoft.com/office/drawing/2016/5/14/chartex" xmlns:mc="http://schemas.openxmlformats.org/markup-compatibility/2006" xmlns:aink="http://schemas.microsoft.com/office/drawing/2016/ink" xmlns:am3d="http://schemas.microsoft.com/office/drawing/2017/model3d" xmlns:o="urn:schemas-microsoft-com:office:office" xmlns:oel="http://schemas.microsoft.com/office/2019/extlst" xmlns:r="http://schemas.openxmlformats.org/officeDocument/2006/relationships" xmlns:m="http://schemas.openxmlformats.org/officeDocument/2006/math" xmlns:v="urn:schemas-microsoft-com:vml" xmlns:wp14="http://schemas.microsoft.com/office/word/2010/wordprocessingDrawing" xmlns:wp="http://schemas.openxmlformats.org/drawingml/2006/wordprocessingDrawing" xmlns:w10="urn:schemas-microsoft-com:office:word" xmlns:w="http://schemas.openxmlformats.org/wordprocessingml/2006/main" xmlns:w14="http://schemas.microsoft.com/office/word/2010/wordml" xmlns:w15="http://schemas.microsoft.com/office/word/2012/wordml" xmlns:w16cex="http://schemas.microsoft.com/office/word/2018/wordml/cex" xmlns:w16cid="http://schemas.microsoft.com/office/word/2016/wordml/cid" xmlns:w16="http://schemas.microsoft.com/office/word/2018/wordml" xmlns:w16du="http://schemas.microsoft.com/office/word/2023/wordml/word16du" xmlns:w16sdtdh="http://schemas.microsoft.com/office/word/2020/wordml/sdtdatahash" xmlns:w16sdtfl="http://schemas.microsoft.com/office/word/2024/wordml/sdtformatlock" xmlns:w16se="http://schemas.microsoft.com/office/word/2015/wordml/symex" xmlns:wpg="http://schemas.microsoft.com/office/word/2010/wordprocessingGroup" xmlns:wpi="http://schemas.microsoft.com/office/word/2010/wordprocessingInk" xmlns:wne="http://schemas.microsoft.com/office/word/2006/wordml" xmlns:wps="http://schemas.microsoft.com/office/word/2010/wordprocessingShape" mc:Ignorable="w14 w15 w16se w16cid w16 w16cex w16sdtdh w16sdtfl w16du wp14">
   <w:sdt>
     <w:sdtPr>
       <w:id w:val="-1465197936"/>
@@ -19116,7 +19493,7 @@
 </file>
 
 <file path=word/footnotes.xml><?xml version="1.0" encoding="utf-8"?>
-<w:footnotes xmlns:wpc="http://schemas.microsoft.com/office/word/2010/wordprocessingCanvas" xmlns:cx="http://schemas.microsoft.com/office/drawing/2014/chartex" xmlns:cx1="http://schemas.microsoft.com/office/drawing/2015/9/8/chartex" xmlns:cx2="http://schemas.microsoft.com/office/drawing/2015/10/21/chartex" xmlns:cx3="http://schemas.microsoft.com/office/drawing/2016/5/9/chartex" xmlns:cx4="http://schemas.microsoft.com/office/drawing/2016/5/10/chartex" xmlns:cx5="http://schemas.microsoft.com/office/drawing/2016/5/11/chartex" xmlns:cx6="http://schemas.microsoft.com/office/drawing/2016/5/12/chartex" xmlns:cx7="http://schemas.microsoft.com/office/drawing/2016/5/13/chartex" xmlns:cx8="http://schemas.microsoft.com/office/drawing/2016/5/14/chartex" xmlns:mc="http://schemas.openxmlformats.org/markup-compatibility/2006" xmlns:aink="http://schemas.microsoft.com/office/drawing/2016/ink" xmlns:am3d="http://schemas.microsoft.com/office/drawing/2017/model3d" xmlns:o="urn:schemas-microsoft-com:office:office" xmlns:oel="http://schemas.microsoft.com/office/2019/extlst" xmlns:r="http://schemas.openxmlformats.org/officeDocument/2006/relationships" xmlns:m="http://schemas.openxmlformats.org/officeDocument/2006/math" xmlns:v="urn:schemas-microsoft-com:vml" xmlns:wp14="http://schemas.microsoft.com/office/word/2010/wordprocessingDrawing" xmlns:wp="http://schemas.openxmlformats.org/drawingml/2006/wordprocessingDrawing" xmlns:w10="urn:schemas-microsoft-com:office:word" xmlns:w="http://schemas.openxmlformats.org/wordprocessingml/2006/main" xmlns:w14="http://schemas.microsoft.com/office/word/2010/wordml" xmlns:w15="http://schemas.microsoft.com/office/word/2012/wordml" xmlns:w16cei="http://schemas.microsoft.com/office/word/2026/wordml/cei" xmlns:w16cex="http://schemas.microsoft.com/office/word/2018/wordml/cex" xmlns:w16cid="http://schemas.microsoft.com/office/word/2016/wordml/cid" xmlns:w16="http://schemas.microsoft.com/office/word/2018/wordml" xmlns:w16du="http://schemas.microsoft.com/office/word/2023/wordml/word16du" xmlns:w16sdtdh="http://schemas.microsoft.com/office/word/2020/wordml/sdtdatahash" xmlns:w16sdtfl="http://schemas.microsoft.com/office/word/2024/wordml/sdtformatlock" xmlns:w16se="http://schemas.microsoft.com/office/word/2015/wordml/symex" xmlns:wpg="http://schemas.microsoft.com/office/word/2010/wordprocessingGroup" xmlns:wpi="http://schemas.microsoft.com/office/word/2010/wordprocessingInk" xmlns:wne="http://schemas.microsoft.com/office/word/2006/wordml" xmlns:wps="http://schemas.microsoft.com/office/word/2010/wordprocessingShape" mc:Ignorable="w14 w15 w16se w16cid w16 w16cex w16sdtdh w16sdtfl w16du wp14">
+<w:footnotes xmlns:wpc="http://schemas.microsoft.com/office/word/2010/wordprocessingCanvas" xmlns:cx="http://schemas.microsoft.com/office/drawing/2014/chartex" xmlns:cx1="http://schemas.microsoft.com/office/drawing/2015/9/8/chartex" xmlns:cx2="http://schemas.microsoft.com/office/drawing/2015/10/21/chartex" xmlns:cx3="http://schemas.microsoft.com/office/drawing/2016/5/9/chartex" xmlns:cx4="http://schemas.microsoft.com/office/drawing/2016/5/10/chartex" xmlns:cx5="http://schemas.microsoft.com/office/drawing/2016/5/11/chartex" xmlns:cx6="http://schemas.microsoft.com/office/drawing/2016/5/12/chartex" xmlns:cx7="http://schemas.microsoft.com/office/drawing/2016/5/13/chartex" xmlns:cx8="http://schemas.microsoft.com/office/drawing/2016/5/14/chartex" xmlns:mc="http://schemas.openxmlformats.org/markup-compatibility/2006" xmlns:aink="http://schemas.microsoft.com/office/drawing/2016/ink" xmlns:am3d="http://schemas.microsoft.com/office/drawing/2017/model3d" xmlns:o="urn:schemas-microsoft-com:office:office" xmlns:oel="http://schemas.microsoft.com/office/2019/extlst" xmlns:r="http://schemas.openxmlformats.org/officeDocument/2006/relationships" xmlns:m="http://schemas.openxmlformats.org/officeDocument/2006/math" xmlns:v="urn:schemas-microsoft-com:vml" xmlns:wp14="http://schemas.microsoft.com/office/word/2010/wordprocessingDrawing" xmlns:wp="http://schemas.openxmlformats.org/drawingml/2006/wordprocessingDrawing" xmlns:w10="urn:schemas-microsoft-com:office:word" xmlns:w="http://schemas.openxmlformats.org/wordprocessingml/2006/main" xmlns:w14="http://schemas.microsoft.com/office/word/2010/wordml" xmlns:w15="http://schemas.microsoft.com/office/word/2012/wordml" xmlns:w16cex="http://schemas.microsoft.com/office/word/2018/wordml/cex" xmlns:w16cid="http://schemas.microsoft.com/office/word/2016/wordml/cid" xmlns:w16="http://schemas.microsoft.com/office/word/2018/wordml" xmlns:w16du="http://schemas.microsoft.com/office/word/2023/wordml/word16du" xmlns:w16sdtdh="http://schemas.microsoft.com/office/word/2020/wordml/sdtdatahash" xmlns:w16sdtfl="http://schemas.microsoft.com/office/word/2024/wordml/sdtformatlock" xmlns:w16se="http://schemas.microsoft.com/office/word/2015/wordml/symex" xmlns:wpg="http://schemas.microsoft.com/office/word/2010/wordprocessingGroup" xmlns:wpi="http://schemas.microsoft.com/office/word/2010/wordprocessingInk" xmlns:wne="http://schemas.microsoft.com/office/word/2006/wordml" xmlns:wps="http://schemas.microsoft.com/office/word/2010/wordprocessingShape" mc:Ignorable="w14 w15 w16se w16cid w16 w16cex w16sdtdh w16sdtfl w16du wp14">
   <w:footnote w:type="separator" w:id="-1">
     <w:p>
       <w:pPr>
@@ -19141,7 +19518,7 @@
 </file>
 
 <file path=word/header1.xml><?xml version="1.0" encoding="utf-8"?>
-<w:hdr xmlns:wpc="http://schemas.microsoft.com/office/word/2010/wordprocessingCanvas" xmlns:cx="http://schemas.microsoft.com/office/drawing/2014/chartex" xmlns:cx1="http://schemas.microsoft.com/office/drawing/2015/9/8/chartex" xmlns:cx2="http://schemas.microsoft.com/office/drawing/2015/10/21/chartex" xmlns:cx3="http://schemas.microsoft.com/office/drawing/2016/5/9/chartex" xmlns:cx4="http://schemas.microsoft.com/office/drawing/2016/5/10/chartex" xmlns:cx5="http://schemas.microsoft.com/office/drawing/2016/5/11/chartex" xmlns:cx6="http://schemas.microsoft.com/office/drawing/2016/5/12/chartex" xmlns:cx7="http://schemas.microsoft.com/office/drawing/2016/5/13/chartex" xmlns:cx8="http://schemas.microsoft.com/office/drawing/2016/5/14/chartex" xmlns:mc="http://schemas.openxmlformats.org/markup-compatibility/2006" xmlns:aink="http://schemas.microsoft.com/office/drawing/2016/ink" xmlns:am3d="http://schemas.microsoft.com/office/drawing/2017/model3d" xmlns:o="urn:schemas-microsoft-com:office:office" xmlns:oel="http://schemas.microsoft.com/office/2019/extlst" xmlns:r="http://schemas.openxmlformats.org/officeDocument/2006/relationships" xmlns:m="http://schemas.openxmlformats.org/officeDocument/2006/math" xmlns:v="urn:schemas-microsoft-com:vml" xmlns:wp14="http://schemas.microsoft.com/office/word/2010/wordprocessingDrawing" xmlns:wp="http://schemas.openxmlformats.org/drawingml/2006/wordprocessingDrawing" xmlns:w10="urn:schemas-microsoft-com:office:word" xmlns:w="http://schemas.openxmlformats.org/wordprocessingml/2006/main" xmlns:w14="http://schemas.microsoft.com/office/word/2010/wordml" xmlns:w15="http://schemas.microsoft.com/office/word/2012/wordml" xmlns:w16cei="http://schemas.microsoft.com/office/word/2026/wordml/cei" xmlns:w16cex="http://schemas.microsoft.com/office/word/2018/wordml/cex" xmlns:w16cid="http://schemas.microsoft.com/office/word/2016/wordml/cid" xmlns:w16="http://schemas.microsoft.com/office/word/2018/wordml" xmlns:w16du="http://schemas.microsoft.com/office/word/2023/wordml/word16du" xmlns:w16sdtdh="http://schemas.microsoft.com/office/word/2020/wordml/sdtdatahash" xmlns:w16sdtfl="http://schemas.microsoft.com/office/word/2024/wordml/sdtformatlock" xmlns:w16se="http://schemas.microsoft.com/office/word/2015/wordml/symex" xmlns:wpg="http://schemas.microsoft.com/office/word/2010/wordprocessingGroup" xmlns:wpi="http://schemas.microsoft.com/office/word/2010/wordprocessingInk" xmlns:wne="http://schemas.microsoft.com/office/word/2006/wordml" xmlns:wps="http://schemas.microsoft.com/office/word/2010/wordprocessingShape" mc:Ignorable="w14 w15 w16se w16cid w16 w16cex w16sdtdh w16sdtfl w16du wp14">
+<w:hdr xmlns:wpc="http://schemas.microsoft.com/office/word/2010/wordprocessingCanvas" xmlns:cx="http://schemas.microsoft.com/office/drawing/2014/chartex" xmlns:cx1="http://schemas.microsoft.com/office/drawing/2015/9/8/chartex" xmlns:cx2="http://schemas.microsoft.com/office/drawing/2015/10/21/chartex" xmlns:cx3="http://schemas.microsoft.com/office/drawing/2016/5/9/chartex" xmlns:cx4="http://schemas.microsoft.com/office/drawing/2016/5/10/chartex" xmlns:cx5="http://schemas.microsoft.com/office/drawing/2016/5/11/chartex" xmlns:cx6="http://schemas.microsoft.com/office/drawing/2016/5/12/chartex" xmlns:cx7="http://schemas.microsoft.com/office/drawing/2016/5/13/chartex" xmlns:cx8="http://schemas.microsoft.com/office/drawing/2016/5/14/chartex" xmlns:mc="http://schemas.openxmlformats.org/markup-compatibility/2006" xmlns:aink="http://schemas.microsoft.com/office/drawing/2016/ink" xmlns:am3d="http://schemas.microsoft.com/office/drawing/2017/model3d" xmlns:o="urn:schemas-microsoft-com:office:office" xmlns:oel="http://schemas.microsoft.com/office/2019/extlst" xmlns:r="http://schemas.openxmlformats.org/officeDocument/2006/relationships" xmlns:m="http://schemas.openxmlformats.org/officeDocument/2006/math" xmlns:v="urn:schemas-microsoft-com:vml" xmlns:wp14="http://schemas.microsoft.com/office/word/2010/wordprocessingDrawing" xmlns:wp="http://schemas.openxmlformats.org/drawingml/2006/wordprocessingDrawing" xmlns:w10="urn:schemas-microsoft-com:office:word" xmlns:w="http://schemas.openxmlformats.org/wordprocessingml/2006/main" xmlns:w14="http://schemas.microsoft.com/office/word/2010/wordml" xmlns:w15="http://schemas.microsoft.com/office/word/2012/wordml" xmlns:w16cex="http://schemas.microsoft.com/office/word/2018/wordml/cex" xmlns:w16cid="http://schemas.microsoft.com/office/word/2016/wordml/cid" xmlns:w16="http://schemas.microsoft.com/office/word/2018/wordml" xmlns:w16du="http://schemas.microsoft.com/office/word/2023/wordml/word16du" xmlns:w16sdtdh="http://schemas.microsoft.com/office/word/2020/wordml/sdtdatahash" xmlns:w16sdtfl="http://schemas.microsoft.com/office/word/2024/wordml/sdtformatlock" xmlns:w16se="http://schemas.microsoft.com/office/word/2015/wordml/symex" xmlns:wpg="http://schemas.microsoft.com/office/word/2010/wordprocessingGroup" xmlns:wpi="http://schemas.microsoft.com/office/word/2010/wordprocessingInk" xmlns:wne="http://schemas.microsoft.com/office/word/2006/wordml" xmlns:wps="http://schemas.microsoft.com/office/word/2010/wordprocessingShape" mc:Ignorable="w14 w15 w16se w16cid w16 w16cex w16sdtdh w16sdtfl w16du wp14">
   <w:p>
     <w:pPr>
       <w:pStyle w:val="Encabezado"/>
@@ -19226,7 +19603,7 @@
 </file>
 
 <file path=word/numbering.xml><?xml version="1.0" encoding="utf-8"?>
-<w:numbering xmlns:wpc="http://schemas.microsoft.com/office/word/2010/wordprocessingCanvas" xmlns:cx="http://schemas.microsoft.com/office/drawing/2014/chartex" xmlns:cx1="http://schemas.microsoft.com/office/drawing/2015/9/8/chartex" xmlns:cx2="http://schemas.microsoft.com/office/drawing/2015/10/21/chartex" xmlns:cx3="http://schemas.microsoft.com/office/drawing/2016/5/9/chartex" xmlns:cx4="http://schemas.microsoft.com/office/drawing/2016/5/10/chartex" xmlns:cx5="http://schemas.microsoft.com/office/drawing/2016/5/11/chartex" xmlns:cx6="http://schemas.microsoft.com/office/drawing/2016/5/12/chartex" xmlns:cx7="http://schemas.microsoft.com/office/drawing/2016/5/13/chartex" xmlns:cx8="http://schemas.microsoft.com/office/drawing/2016/5/14/chartex" xmlns:mc="http://schemas.openxmlformats.org/markup-compatibility/2006" xmlns:aink="http://schemas.microsoft.com/office/drawing/2016/ink" xmlns:am3d="http://schemas.microsoft.com/office/drawing/2017/model3d" xmlns:o="urn:schemas-microsoft-com:office:office" xmlns:oel="http://schemas.microsoft.com/office/2019/extlst" xmlns:r="http://schemas.openxmlformats.org/officeDocument/2006/relationships" xmlns:m="http://schemas.openxmlformats.org/officeDocument/2006/math" xmlns:v="urn:schemas-microsoft-com:vml" xmlns:wp14="http://schemas.microsoft.com/office/word/2010/wordprocessingDrawing" xmlns:wp="http://schemas.openxmlformats.org/drawingml/2006/wordprocessingDrawing" xmlns:w10="urn:schemas-microsoft-com:office:word" xmlns:w="http://schemas.openxmlformats.org/wordprocessingml/2006/main" xmlns:w14="http://schemas.microsoft.com/office/word/2010/wordml" xmlns:w15="http://schemas.microsoft.com/office/word/2012/wordml" xmlns:w16cei="http://schemas.microsoft.com/office/word/2026/wordml/cei" xmlns:w16cex="http://schemas.microsoft.com/office/word/2018/wordml/cex" xmlns:w16cid="http://schemas.microsoft.com/office/word/2016/wordml/cid" xmlns:w16="http://schemas.microsoft.com/office/word/2018/wordml" xmlns:w16du="http://schemas.microsoft.com/office/word/2023/wordml/word16du" xmlns:w16sdtdh="http://schemas.microsoft.com/office/word/2020/wordml/sdtdatahash" xmlns:w16sdtfl="http://schemas.microsoft.com/office/word/2024/wordml/sdtformatlock" xmlns:w16se="http://schemas.microsoft.com/office/word/2015/wordml/symex" xmlns:wpg="http://schemas.microsoft.com/office/word/2010/wordprocessingGroup" xmlns:wpi="http://schemas.microsoft.com/office/word/2010/wordprocessingInk" xmlns:wne="http://schemas.microsoft.com/office/word/2006/wordml" xmlns:wps="http://schemas.microsoft.com/office/word/2010/wordprocessingShape" mc:Ignorable="w14 w15 w16se w16cid w16 w16cex w16sdtdh w16sdtfl w16du wp14">
+<w:numbering xmlns:wpc="http://schemas.microsoft.com/office/word/2010/wordprocessingCanvas" xmlns:cx="http://schemas.microsoft.com/office/drawing/2014/chartex" xmlns:cx1="http://schemas.microsoft.com/office/drawing/2015/9/8/chartex" xmlns:cx2="http://schemas.microsoft.com/office/drawing/2015/10/21/chartex" xmlns:cx3="http://schemas.microsoft.com/office/drawing/2016/5/9/chartex" xmlns:cx4="http://schemas.microsoft.com/office/drawing/2016/5/10/chartex" xmlns:cx5="http://schemas.microsoft.com/office/drawing/2016/5/11/chartex" xmlns:cx6="http://schemas.microsoft.com/office/drawing/2016/5/12/chartex" xmlns:cx7="http://schemas.microsoft.com/office/drawing/2016/5/13/chartex" xmlns:cx8="http://schemas.microsoft.com/office/drawing/2016/5/14/chartex" xmlns:mc="http://schemas.openxmlformats.org/markup-compatibility/2006" xmlns:aink="http://schemas.microsoft.com/office/drawing/2016/ink" xmlns:am3d="http://schemas.microsoft.com/office/drawing/2017/model3d" xmlns:o="urn:schemas-microsoft-com:office:office" xmlns:oel="http://schemas.microsoft.com/office/2019/extlst" xmlns:r="http://schemas.openxmlformats.org/officeDocument/2006/relationships" xmlns:m="http://schemas.openxmlformats.org/officeDocument/2006/math" xmlns:v="urn:schemas-microsoft-com:vml" xmlns:wp14="http://schemas.microsoft.com/office/word/2010/wordprocessingDrawing" xmlns:wp="http://schemas.openxmlformats.org/drawingml/2006/wordprocessingDrawing" xmlns:w10="urn:schemas-microsoft-com:office:word" xmlns:w="http://schemas.openxmlformats.org/wordprocessingml/2006/main" xmlns:w14="http://schemas.microsoft.com/office/word/2010/wordml" xmlns:w15="http://schemas.microsoft.com/office/word/2012/wordml" xmlns:w16cex="http://schemas.microsoft.com/office/word/2018/wordml/cex" xmlns:w16cid="http://schemas.microsoft.com/office/word/2016/wordml/cid" xmlns:w16="http://schemas.microsoft.com/office/word/2018/wordml" xmlns:w16du="http://schemas.microsoft.com/office/word/2023/wordml/word16du" xmlns:w16sdtdh="http://schemas.microsoft.com/office/word/2020/wordml/sdtdatahash" xmlns:w16sdtfl="http://schemas.microsoft.com/office/word/2024/wordml/sdtformatlock" xmlns:w16se="http://schemas.microsoft.com/office/word/2015/wordml/symex" xmlns:wpg="http://schemas.microsoft.com/office/word/2010/wordprocessingGroup" xmlns:wpi="http://schemas.microsoft.com/office/word/2010/wordprocessingInk" xmlns:wne="http://schemas.microsoft.com/office/word/2006/wordml" xmlns:wps="http://schemas.microsoft.com/office/word/2010/wordprocessingShape" mc:Ignorable="w14 w15 w16se w16cid w16 w16cex w16sdtdh w16sdtfl w16du wp14">
   <w:abstractNum w:abstractNumId="0" w15:restartNumberingAfterBreak="0">
     <w:nsid w:val="FFFFFF89"/>
     <w:multiLevelType w:val="singleLevel"/>
@@ -24584,6 +24961,15 @@
 </file>
 
 <file path=customXml/item1.xml><?xml version="1.0" encoding="utf-8"?>
+<?mso-contentType ?>
+<FormTemplates xmlns="http://schemas.microsoft.com/sharepoint/v3/contenttype/forms">
+  <Display>DocumentLibraryForm</Display>
+  <Edit>DocumentLibraryForm</Edit>
+  <New>DocumentLibraryForm</New>
+</FormTemplates>
+</file>
+
+<file path=customXml/item2.xml><?xml version="1.0" encoding="utf-8"?>
 <p:properties xmlns:p="http://schemas.microsoft.com/office/2006/metadata/properties" xmlns:xsi="http://www.w3.org/2001/XMLSchema-instance" xmlns:pc="http://schemas.microsoft.com/office/infopath/2007/PartnerControls">
   <documentManagement>
     <TaxCatchAll xmlns="67a0edcd-0de5-43ed-8c27-e32f38a00c91" xsi:nil="true"/>
@@ -24594,16 +24980,11 @@
 </p:properties>
 </file>
 
-<file path=customXml/item2.xml><?xml version="1.0" encoding="utf-8"?>
-<?mso-contentType ?>
-<FormTemplates xmlns="http://schemas.microsoft.com/sharepoint/v3/contenttype/forms">
-  <Display>DocumentLibraryForm</Display>
-  <Edit>DocumentLibraryForm</Edit>
-  <New>DocumentLibraryForm</New>
-</FormTemplates>
+<file path=customXml/item3.xml><?xml version="1.0" encoding="utf-8"?>
+<b:Sources xmlns:b="http://schemas.openxmlformats.org/officeDocument/2006/bibliography" xmlns="http://schemas.openxmlformats.org/officeDocument/2006/bibliography" SelectedStyle="\APASixthEditionOfficeOnline.xsl" StyleName="APA" Version="6"/>
 </file>
 
-<file path=customXml/item3.xml><?xml version="1.0" encoding="utf-8"?>
+<file path=customXml/item4.xml><?xml version="1.0" encoding="utf-8"?>
 <ct:contentTypeSchema xmlns:ct="http://schemas.microsoft.com/office/2006/metadata/contentType" xmlns:ma="http://schemas.microsoft.com/office/2006/metadata/properties/metaAttributes" ct:_="" ma:_="" ma:contentTypeName="Documento" ma:contentTypeID="0x01010005252A1EF3BD024F856B47B579AB5244" ma:contentTypeVersion="12" ma:contentTypeDescription="Crear nuevo documento." ma:contentTypeScope="" ma:versionID="32d0e18b85ac20c34eab62df21c0cf58">
   <xsd:schema xmlns:xsd="http://www.w3.org/2001/XMLSchema" xmlns:xs="http://www.w3.org/2001/XMLSchema" xmlns:p="http://schemas.microsoft.com/office/2006/metadata/properties" xmlns:ns2="42760c81-fd8e-4d59-8953-7cdb9f38b14f" xmlns:ns3="67a0edcd-0de5-43ed-8c27-e32f38a00c91" targetNamespace="http://schemas.microsoft.com/office/2006/metadata/properties" ma:root="true" ma:fieldsID="cc2c149e99f10870fd5bc3964e5386d3" ns2:_="" ns3:_="">
     <xsd:import namespace="42760c81-fd8e-4d59-8953-7cdb9f38b14f"/>
@@ -24804,11 +25185,15 @@
 </ct:contentTypeSchema>
 </file>
 
-<file path=customXml/item4.xml><?xml version="1.0" encoding="utf-8"?>
-<b:Sources xmlns:b="http://schemas.openxmlformats.org/officeDocument/2006/bibliography" xmlns="http://schemas.openxmlformats.org/officeDocument/2006/bibliography" SelectedStyle="\APASixthEditionOfficeOnline.xsl" StyleName="APA" Version="6"/>
+<file path=customXml/itemProps1.xml><?xml version="1.0" encoding="utf-8"?>
+<ds:datastoreItem xmlns:ds="http://schemas.openxmlformats.org/officeDocument/2006/customXml" ds:itemID="{81CBDEC1-3B00-44ED-AD36-0268077980BA}">
+  <ds:schemaRefs>
+    <ds:schemaRef ds:uri="http://schemas.microsoft.com/sharepoint/v3/contenttype/forms"/>
+  </ds:schemaRefs>
+</ds:datastoreItem>
 </file>
 
-<file path=customXml/itemProps1.xml><?xml version="1.0" encoding="utf-8"?>
+<file path=customXml/itemProps2.xml><?xml version="1.0" encoding="utf-8"?>
 <ds:datastoreItem xmlns:ds="http://schemas.openxmlformats.org/officeDocument/2006/customXml" ds:itemID="{1145D752-ACC1-45E1-AB53-0C756F67FC7F}">
   <ds:schemaRefs>
     <ds:schemaRef ds:uri="http://schemas.microsoft.com/office/2006/metadata/properties"/>
@@ -24819,22 +25204,14 @@
 </ds:datastoreItem>
 </file>
 
-<file path=customXml/itemProps2.xml><?xml version="1.0" encoding="utf-8"?>
-<ds:datastoreItem xmlns:ds="http://schemas.openxmlformats.org/officeDocument/2006/customXml" ds:itemID="{81CBDEC1-3B00-44ED-AD36-0268077980BA}">
-  <ds:schemaRefs>
-    <ds:schemaRef ds:uri="http://schemas.microsoft.com/sharepoint/v3/contenttype/forms"/>
-  </ds:schemaRefs>
-</ds:datastoreItem>
-</file>
-
 <file path=customXml/itemProps3.xml><?xml version="1.0" encoding="utf-8"?>
-<ds:datastoreItem xmlns:ds="http://schemas.openxmlformats.org/officeDocument/2006/customXml" ds:itemID="{804CCF52-9C86-486F-9A1B-FB1F80903BBC}"/>
-</file>
-
-<file path=customXml/itemProps4.xml><?xml version="1.0" encoding="utf-8"?>
 <ds:datastoreItem xmlns:ds="http://schemas.openxmlformats.org/officeDocument/2006/customXml" ds:itemID="{E8AB44A3-7C62-4BD2-82ED-8ABC209970FA}">
   <ds:schemaRefs>
     <ds:schemaRef ds:uri="http://schemas.openxmlformats.org/officeDocument/2006/bibliography"/>
   </ds:schemaRefs>
 </ds:datastoreItem>
+</file>
+
+<file path=customXml/itemProps4.xml><?xml version="1.0" encoding="utf-8"?>
+<ds:datastoreItem xmlns:ds="http://schemas.openxmlformats.org/officeDocument/2006/customXml" ds:itemID="{F5EE2328-F826-43CE-B4B0-145353EF5D98}"/>
 </file>